--- a/Documentation/VRS_Project_Logbook.docx
+++ b/Documentation/VRS_Project_Logbook.docx
@@ -20,8 +20,8 @@
           <w:noProof/>
         </w:rPr>
         <w:drawing>
-          <wp:inline distT="0" distB="0" distL="0" distR="0" wp14:anchorId="6347AA25" wp14:editId="4F5743C1">
-            <wp:extent cx="5334000" cy="1318260"/>
+          <wp:inline distT="0" distB="0" distL="0" distR="0" wp14:anchorId="6347AA25" wp14:editId="75E08A49">
+            <wp:extent cx="5448300" cy="1339850"/>
             <wp:effectExtent l="0" t="0" r="0" b="0"/>
             <wp:docPr id="1364310566" name="Picture 1"/>
             <wp:cNvGraphicFramePr>
@@ -52,7 +52,7 @@
                   <pic:spPr>
                     <a:xfrm>
                       <a:off x="0" y="0"/>
-                      <a:ext cx="5334000" cy="1318260"/>
+                      <a:ext cx="5450154" cy="1340306"/>
                     </a:xfrm>
                     <a:prstGeom prst="rect">
                       <a:avLst/>
@@ -476,70 +476,60 @@
         </w:rPr>
       </w:pPr>
     </w:p>
-    <w:p/>
+    <w:p>
+      <w:pPr>
+        <w:rPr>
+          <w:rFonts w:ascii="Times New Roman" w:hAnsi="Times New Roman" w:cs="Times New Roman"/>
+        </w:rPr>
+      </w:pPr>
+    </w:p>
+    <w:p>
+      <w:pPr>
+        <w:rPr>
+          <w:rFonts w:ascii="Times New Roman" w:hAnsi="Times New Roman" w:cs="Times New Roman"/>
+        </w:rPr>
+      </w:pPr>
+    </w:p>
     <w:p>
       <w:pPr>
         <w:pStyle w:val="Heading1"/>
         <w:rPr>
-          <w:rFonts w:ascii="Times New Roman" w:eastAsia="Times New Roman" w:hAnsi="Times New Roman" w:cs="Times New Roman"/>
-          <w:b/>
-          <w:bCs/>
-          <w:kern w:val="36"/>
-          <w:sz w:val="32"/>
-          <w:szCs w:val="32"/>
-        </w:rPr>
-      </w:pPr>
-      <w:r>
-        <w:rPr>
-          <w:rFonts w:ascii="Times New Roman" w:eastAsia="Times New Roman" w:hAnsi="Times New Roman" w:cs="Times New Roman"/>
-          <w:b/>
-          <w:bCs/>
-          <w:kern w:val="36"/>
-          <w:sz w:val="32"/>
-          <w:szCs w:val="32"/>
-        </w:rPr>
-        <w:lastRenderedPageBreak/>
-        <w:t>Week 1: Local Environment Setup</w:t>
-      </w:r>
-    </w:p>
-    <w:p>
-      <w:pPr>
-        <w:pStyle w:val="Heading2"/>
-        <w:rPr>
-          <w:rFonts w:ascii="Times New Roman" w:eastAsia="Times New Roman" w:hAnsi="Times New Roman" w:cs="Times New Roman"/>
+          <w:rFonts w:ascii="Times New Roman" w:hAnsi="Times New Roman" w:cs="Times New Roman"/>
           <w:sz w:val="28"/>
           <w:szCs w:val="28"/>
         </w:rPr>
       </w:pPr>
       <w:r>
         <w:rPr>
-          <w:rFonts w:ascii="Times New Roman" w:eastAsia="Times New Roman" w:hAnsi="Times New Roman" w:cs="Times New Roman"/>
+          <w:rFonts w:ascii="Times New Roman" w:hAnsi="Times New Roman" w:cs="Times New Roman"/>
           <w:sz w:val="28"/>
           <w:szCs w:val="28"/>
         </w:rPr>
-        <w:t>1.</w:t>
-      </w:r>
+        <w:t>Week 1: Local Environment Setup</w:t>
+      </w:r>
+    </w:p>
+    <w:p>
+      <w:pPr>
+        <w:pStyle w:val="Heading2"/>
+        <w:rPr>
+          <w:rFonts w:ascii="Times New Roman" w:hAnsi="Times New Roman" w:cs="Times New Roman"/>
+          <w:sz w:val="24"/>
+          <w:szCs w:val="24"/>
+        </w:rPr>
+      </w:pPr>
       <w:r>
         <w:rPr>
           <w:rFonts w:ascii="Times New Roman" w:eastAsia="Times New Roman" w:hAnsi="Times New Roman" w:cs="Times New Roman"/>
-          <w:sz w:val="28"/>
-          <w:szCs w:val="28"/>
-        </w:rPr>
-        <w:t>0</w:t>
+          <w:sz w:val="24"/>
+          <w:szCs w:val="24"/>
+        </w:rPr>
+        <w:t xml:space="preserve">1.1 </w:t>
       </w:r>
       <w:r>
         <w:rPr>
           <w:rFonts w:ascii="Times New Roman" w:eastAsia="Times New Roman" w:hAnsi="Times New Roman" w:cs="Times New Roman"/>
-          <w:sz w:val="28"/>
-          <w:szCs w:val="28"/>
-        </w:rPr>
-        <w:t xml:space="preserve"> </w:t>
-      </w:r>
-      <w:r>
-        <w:rPr>
-          <w:rFonts w:ascii="Times New Roman" w:eastAsia="Times New Roman" w:hAnsi="Times New Roman" w:cs="Times New Roman"/>
-          <w:sz w:val="28"/>
-          <w:szCs w:val="28"/>
+          <w:sz w:val="24"/>
+          <w:szCs w:val="24"/>
         </w:rPr>
         <w:t>Installation and Testing of Local Development Environment</w:t>
       </w:r>
@@ -608,24 +598,14 @@
       <w:r>
         <w:t xml:space="preserve">Figure </w:t>
       </w:r>
-      <w:r>
-        <w:fldChar w:fldCharType="begin"/>
-      </w:r>
-      <w:r>
-        <w:instrText xml:space="preserve"> SEQ Figure \* ARABIC </w:instrText>
-      </w:r>
-      <w:r>
-        <w:fldChar w:fldCharType="separate"/>
-      </w:r>
-      <w:r>
-        <w:rPr>
-          <w:noProof/>
-        </w:rPr>
-        <w:t>1</w:t>
-      </w:r>
-      <w:r>
-        <w:fldChar w:fldCharType="end"/>
-      </w:r>
+      <w:fldSimple w:instr=" SEQ Figure \* ARABIC ">
+        <w:r>
+          <w:rPr>
+            <w:noProof/>
+          </w:rPr>
+          <w:t>1</w:t>
+        </w:r>
+      </w:fldSimple>
       <w:r>
         <w:t>: Installation of XAMPP</w:t>
       </w:r>
@@ -722,24 +702,14 @@
       <w:r>
         <w:t xml:space="preserve">Figure </w:t>
       </w:r>
-      <w:r>
-        <w:fldChar w:fldCharType="begin"/>
-      </w:r>
-      <w:r>
-        <w:instrText xml:space="preserve"> SEQ Figure \* ARABIC </w:instrText>
-      </w:r>
-      <w:r>
-        <w:fldChar w:fldCharType="separate"/>
-      </w:r>
-      <w:r>
-        <w:rPr>
-          <w:noProof/>
-        </w:rPr>
-        <w:t>2</w:t>
-      </w:r>
-      <w:r>
-        <w:fldChar w:fldCharType="end"/>
-      </w:r>
+      <w:fldSimple w:instr=" SEQ Figure \* ARABIC ">
+        <w:r>
+          <w:rPr>
+            <w:noProof/>
+          </w:rPr>
+          <w:t>2</w:t>
+        </w:r>
+      </w:fldSimple>
       <w:r>
         <w:t>: Apache and MySQL Running</w:t>
       </w:r>
@@ -780,9 +750,9 @@
           <w14:ligatures w14:val="standardContextual"/>
         </w:rPr>
         <w:drawing>
-          <wp:inline distT="0" distB="0" distL="0" distR="0" wp14:anchorId="069361AB" wp14:editId="5F168342">
-            <wp:extent cx="4807327" cy="1866900"/>
-            <wp:effectExtent l="0" t="0" r="0" b="0"/>
+          <wp:inline distT="0" distB="0" distL="0" distR="0" wp14:anchorId="069361AB" wp14:editId="07382C65">
+            <wp:extent cx="4565325" cy="1562100"/>
+            <wp:effectExtent l="0" t="0" r="6985" b="0"/>
             <wp:docPr id="680512847" name="Picture 3"/>
             <wp:cNvGraphicFramePr>
               <a:graphicFrameLocks xmlns:a="http://schemas.openxmlformats.org/drawingml/2006/main" noChangeAspect="1"/>
@@ -809,7 +779,7 @@
                   <pic:spPr>
                     <a:xfrm>
                       <a:off x="0" y="0"/>
-                      <a:ext cx="4833416" cy="1877032"/>
+                      <a:ext cx="4599389" cy="1573756"/>
                     </a:xfrm>
                     <a:prstGeom prst="rect">
                       <a:avLst/>
@@ -829,24 +799,14 @@
       <w:r>
         <w:t xml:space="preserve">Figure </w:t>
       </w:r>
-      <w:r>
-        <w:fldChar w:fldCharType="begin"/>
-      </w:r>
-      <w:r>
-        <w:instrText xml:space="preserve"> SEQ Figure \* ARABIC </w:instrText>
-      </w:r>
-      <w:r>
-        <w:fldChar w:fldCharType="separate"/>
-      </w:r>
-      <w:r>
-        <w:rPr>
-          <w:noProof/>
-        </w:rPr>
-        <w:t>3</w:t>
-      </w:r>
-      <w:r>
-        <w:fldChar w:fldCharType="end"/>
-      </w:r>
+      <w:fldSimple w:instr=" SEQ Figure \* ARABIC ">
+        <w:r>
+          <w:rPr>
+            <w:noProof/>
+          </w:rPr>
+          <w:t>3</w:t>
+        </w:r>
+      </w:fldSimple>
       <w:r>
         <w:t>: Localhost Test Page</w:t>
       </w:r>
@@ -875,9 +835,9 @@
           <w14:ligatures w14:val="standardContextual"/>
         </w:rPr>
         <w:drawing>
-          <wp:inline distT="0" distB="0" distL="0" distR="0" wp14:anchorId="7DB66645" wp14:editId="0F3CCD84">
-            <wp:extent cx="2438021" cy="793750"/>
-            <wp:effectExtent l="19050" t="19050" r="19685" b="25400"/>
+          <wp:inline distT="0" distB="0" distL="0" distR="0" wp14:anchorId="7DB66645" wp14:editId="5246F52A">
+            <wp:extent cx="2317750" cy="790897"/>
+            <wp:effectExtent l="19050" t="19050" r="25400" b="28575"/>
             <wp:docPr id="44929668" name="Picture 4"/>
             <wp:cNvGraphicFramePr>
               <a:graphicFrameLocks xmlns:a="http://schemas.openxmlformats.org/drawingml/2006/main" noChangeAspect="1"/>
@@ -904,7 +864,7 @@
                   <pic:spPr>
                     <a:xfrm>
                       <a:off x="0" y="0"/>
-                      <a:ext cx="2473334" cy="805247"/>
+                      <a:ext cx="2358240" cy="804714"/>
                     </a:xfrm>
                     <a:prstGeom prst="rect">
                       <a:avLst/>
@@ -930,29 +890,18 @@
         <w:lastRenderedPageBreak/>
         <w:t xml:space="preserve">Figure </w:t>
       </w:r>
-      <w:r>
-        <w:fldChar w:fldCharType="begin"/>
-      </w:r>
-      <w:r>
-        <w:instrText xml:space="preserve"> SEQ Figure \* ARABIC </w:instrText>
-      </w:r>
-      <w:r>
-        <w:fldChar w:fldCharType="separate"/>
-      </w:r>
-      <w:r>
-        <w:rPr>
-          <w:noProof/>
-        </w:rPr>
-        <w:t>4</w:t>
-      </w:r>
-      <w:r>
-        <w:fldChar w:fldCharType="end"/>
-      </w:r>
+      <w:fldSimple w:instr=" SEQ Figure \* ARABIC ">
+        <w:r>
+          <w:rPr>
+            <w:noProof/>
+          </w:rPr>
+          <w:t>4</w:t>
+        </w:r>
+      </w:fldSimple>
       <w:r>
         <w:t>: Hello World Test</w:t>
       </w:r>
     </w:p>
-    <w:p/>
     <w:p>
       <w:pPr>
         <w:spacing w:before="100" w:beforeAutospacing="1" w:after="100" w:afterAutospacing="1" w:line="240" w:lineRule="auto"/>
@@ -976,7 +925,7 @@
           <w14:ligatures w14:val="standardContextual"/>
         </w:rPr>
         <w:drawing>
-          <wp:inline distT="0" distB="0" distL="0" distR="0" wp14:anchorId="61A0D292" wp14:editId="4F8A7F27">
+          <wp:inline distT="0" distB="0" distL="0" distR="0" wp14:anchorId="61A0D292" wp14:editId="73C47199">
             <wp:extent cx="2819400" cy="888292"/>
             <wp:effectExtent l="19050" t="19050" r="19050" b="26670"/>
             <wp:docPr id="1784515342" name="Picture 5"/>
@@ -1030,80 +979,134 @@
       <w:r>
         <w:t xml:space="preserve">Figure </w:t>
       </w:r>
-      <w:r>
-        <w:fldChar w:fldCharType="begin"/>
-      </w:r>
-      <w:r>
-        <w:instrText xml:space="preserve"> SEQ Figure \* ARABIC </w:instrText>
-      </w:r>
-      <w:r>
-        <w:fldChar w:fldCharType="separate"/>
-      </w:r>
-      <w:r>
-        <w:rPr>
-          <w:noProof/>
-        </w:rPr>
-        <w:t>5</w:t>
-      </w:r>
-      <w:r>
-        <w:fldChar w:fldCharType="end"/>
-      </w:r>
+      <w:fldSimple w:instr=" SEQ Figure \* ARABIC ">
+        <w:r>
+          <w:rPr>
+            <w:noProof/>
+          </w:rPr>
+          <w:t>5</w:t>
+        </w:r>
+      </w:fldSimple>
       <w:r>
         <w:t>: Database Connection Test</w:t>
       </w:r>
     </w:p>
     <w:p>
       <w:pPr>
+        <w:pStyle w:val="Heading2"/>
+        <w:rPr>
+          <w:rFonts w:ascii="Times New Roman" w:hAnsi="Times New Roman" w:cs="Times New Roman"/>
+          <w:sz w:val="24"/>
+          <w:szCs w:val="24"/>
+        </w:rPr>
+      </w:pPr>
+      <w:r>
+        <w:rPr>
+          <w:rFonts w:ascii="Times New Roman" w:hAnsi="Times New Roman" w:cs="Times New Roman"/>
+          <w:sz w:val="24"/>
+          <w:szCs w:val="24"/>
+        </w:rPr>
+        <w:t>1.2 Reflection</w:t>
+      </w:r>
+    </w:p>
+    <w:p>
+      <w:pPr>
+        <w:rPr>
+          <w:rFonts w:ascii="Times New Roman" w:hAnsi="Times New Roman" w:cs="Times New Roman"/>
+          <w:sz w:val="24"/>
+          <w:szCs w:val="24"/>
+        </w:rPr>
+      </w:pPr>
+      <w:r>
+        <w:rPr>
+          <w:rFonts w:ascii="Times New Roman" w:hAnsi="Times New Roman" w:cs="Times New Roman"/>
+          <w:sz w:val="24"/>
+          <w:szCs w:val="24"/>
+        </w:rPr>
+        <w:t>This week I learned the basics of web development and project planning. I created the initial structure of the system and designed the user interface. The activities helped me understand the importance of organizing files and building a strong foundation for future development</w:t>
+      </w:r>
+      <w:r>
+        <w:rPr>
+          <w:rFonts w:ascii="Times New Roman" w:hAnsi="Times New Roman" w:cs="Times New Roman"/>
+          <w:sz w:val="24"/>
+          <w:szCs w:val="24"/>
+        </w:rPr>
+        <w:t>.</w:t>
+      </w:r>
+    </w:p>
+    <w:p>
+      <w:pPr>
+        <w:rPr>
+          <w:rFonts w:ascii="Times New Roman" w:hAnsi="Times New Roman" w:cs="Times New Roman"/>
+          <w:sz w:val="24"/>
+          <w:szCs w:val="24"/>
+        </w:rPr>
+      </w:pPr>
+    </w:p>
+    <w:p>
+      <w:pPr>
         <w:pStyle w:val="Heading1"/>
         <w:rPr>
-          <w:rFonts w:ascii="Times New Roman" w:eastAsia="Times New Roman" w:hAnsi="Times New Roman" w:cs="Times New Roman"/>
-          <w:b/>
-          <w:bCs/>
-          <w:sz w:val="32"/>
-          <w:szCs w:val="32"/>
-        </w:rPr>
-      </w:pPr>
-      <w:r>
-        <w:rPr>
-          <w:rFonts w:ascii="Times New Roman" w:eastAsia="Times New Roman" w:hAnsi="Times New Roman" w:cs="Times New Roman"/>
-          <w:b/>
-          <w:bCs/>
-          <w:sz w:val="32"/>
-          <w:szCs w:val="32"/>
-        </w:rPr>
-        <w:t>Week 2: Wireframes and GUI Design</w:t>
-      </w:r>
-    </w:p>
-    <w:p>
-      <w:pPr>
-        <w:pStyle w:val="Heading2"/>
+          <w:rFonts w:ascii="Times New Roman" w:hAnsi="Times New Roman" w:cs="Times New Roman"/>
+          <w:sz w:val="28"/>
+          <w:szCs w:val="28"/>
+        </w:rPr>
+      </w:pPr>
+      <w:r>
+        <w:rPr>
+          <w:rFonts w:ascii="Times New Roman" w:hAnsi="Times New Roman" w:cs="Times New Roman"/>
+          <w:sz w:val="28"/>
+          <w:szCs w:val="28"/>
+        </w:rPr>
+        <w:t xml:space="preserve">Week 2: </w:t>
+      </w:r>
+      <w:r>
         <w:rPr>
           <w:rFonts w:ascii="Times New Roman" w:eastAsia="Times New Roman" w:hAnsi="Times New Roman" w:cs="Times New Roman"/>
           <w:sz w:val="28"/>
           <w:szCs w:val="28"/>
         </w:rPr>
-      </w:pPr>
-      <w:r>
-        <w:rPr>
-          <w:rFonts w:ascii="Times New Roman" w:eastAsia="Times New Roman" w:hAnsi="Times New Roman" w:cs="Times New Roman"/>
-          <w:sz w:val="28"/>
-          <w:szCs w:val="28"/>
+        <w:t>Wireframes and GUI Design</w:t>
+      </w:r>
+    </w:p>
+    <w:p>
+      <w:pPr>
+        <w:pStyle w:val="Heading2"/>
+        <w:rPr>
+          <w:rFonts w:ascii="Times New Roman" w:hAnsi="Times New Roman" w:cs="Times New Roman"/>
+          <w:sz w:val="24"/>
+          <w:szCs w:val="24"/>
+        </w:rPr>
+      </w:pPr>
+      <w:r>
+        <w:rPr>
+          <w:rFonts w:ascii="Times New Roman" w:hAnsi="Times New Roman" w:cs="Times New Roman"/>
+          <w:sz w:val="24"/>
+          <w:szCs w:val="24"/>
         </w:rPr>
         <w:t>2.</w:t>
       </w:r>
       <w:r>
         <w:rPr>
-          <w:rFonts w:ascii="Times New Roman" w:eastAsia="Times New Roman" w:hAnsi="Times New Roman" w:cs="Times New Roman"/>
-          <w:sz w:val="28"/>
-          <w:szCs w:val="28"/>
-        </w:rPr>
-        <w:t xml:space="preserve">0 </w:t>
-      </w:r>
-      <w:r>
-        <w:rPr>
-          <w:rFonts w:ascii="Times New Roman" w:eastAsia="Times New Roman" w:hAnsi="Times New Roman" w:cs="Times New Roman"/>
-          <w:sz w:val="28"/>
-          <w:szCs w:val="28"/>
+          <w:rFonts w:ascii="Times New Roman" w:hAnsi="Times New Roman" w:cs="Times New Roman"/>
+          <w:sz w:val="24"/>
+          <w:szCs w:val="24"/>
+        </w:rPr>
+        <w:t>1</w:t>
+      </w:r>
+      <w:r>
+        <w:rPr>
+          <w:rFonts w:ascii="Times New Roman" w:hAnsi="Times New Roman" w:cs="Times New Roman"/>
+          <w:sz w:val="24"/>
+          <w:szCs w:val="24"/>
+        </w:rPr>
+        <w:t xml:space="preserve"> </w:t>
+      </w:r>
+      <w:r>
+        <w:rPr>
+          <w:rFonts w:ascii="Times New Roman" w:hAnsi="Times New Roman" w:cs="Times New Roman"/>
+          <w:sz w:val="24"/>
+          <w:szCs w:val="24"/>
         </w:rPr>
         <w:t>User Interface Planning and System Design</w:t>
       </w:r>
@@ -1182,24 +1185,14 @@
       <w:r>
         <w:t xml:space="preserve">Figure </w:t>
       </w:r>
-      <w:r>
-        <w:fldChar w:fldCharType="begin"/>
-      </w:r>
-      <w:r>
-        <w:instrText xml:space="preserve"> SEQ Figure \* ARABIC </w:instrText>
-      </w:r>
-      <w:r>
-        <w:fldChar w:fldCharType="separate"/>
-      </w:r>
-      <w:r>
-        <w:rPr>
-          <w:noProof/>
-        </w:rPr>
-        <w:t>6</w:t>
-      </w:r>
-      <w:r>
-        <w:fldChar w:fldCharType="end"/>
-      </w:r>
+      <w:fldSimple w:instr=" SEQ Figure \* ARABIC ">
+        <w:r>
+          <w:rPr>
+            <w:noProof/>
+          </w:rPr>
+          <w:t>6</w:t>
+        </w:r>
+      </w:fldSimple>
       <w:r>
         <w:t>: Login/Homepage Wireframe</w:t>
       </w:r>
@@ -1223,6 +1216,7 @@
           <w:noProof/>
           <w14:ligatures w14:val="standardContextual"/>
         </w:rPr>
+        <w:lastRenderedPageBreak/>
         <w:drawing>
           <wp:inline distT="0" distB="0" distL="0" distR="0" wp14:anchorId="5C20D53C" wp14:editId="72A15255">
             <wp:extent cx="3770489" cy="2120900"/>
@@ -1271,27 +1265,16 @@
         <w:pStyle w:val="Caption"/>
       </w:pPr>
       <w:r>
-        <w:lastRenderedPageBreak/>
         <w:t xml:space="preserve">Figure </w:t>
       </w:r>
-      <w:r>
-        <w:fldChar w:fldCharType="begin"/>
-      </w:r>
-      <w:r>
-        <w:instrText xml:space="preserve"> SEQ Figure \* ARABIC </w:instrText>
-      </w:r>
-      <w:r>
-        <w:fldChar w:fldCharType="separate"/>
-      </w:r>
-      <w:r>
-        <w:rPr>
-          <w:noProof/>
-        </w:rPr>
-        <w:t>7</w:t>
-      </w:r>
-      <w:r>
-        <w:fldChar w:fldCharType="end"/>
-      </w:r>
+      <w:fldSimple w:instr=" SEQ Figure \* ARABIC ">
+        <w:r>
+          <w:rPr>
+            <w:noProof/>
+          </w:rPr>
+          <w:t>7</w:t>
+        </w:r>
+      </w:fldSimple>
       <w:r>
         <w:t>: Dashboard Layout Design</w:t>
       </w:r>
@@ -1359,24 +1342,14 @@
       <w:r>
         <w:t xml:space="preserve">Figure </w:t>
       </w:r>
-      <w:r>
-        <w:fldChar w:fldCharType="begin"/>
-      </w:r>
-      <w:r>
-        <w:instrText xml:space="preserve"> SEQ Figure \* ARABIC </w:instrText>
-      </w:r>
-      <w:r>
-        <w:fldChar w:fldCharType="separate"/>
-      </w:r>
-      <w:r>
-        <w:rPr>
-          <w:noProof/>
-        </w:rPr>
-        <w:t>8</w:t>
-      </w:r>
-      <w:r>
-        <w:fldChar w:fldCharType="end"/>
-      </w:r>
+      <w:fldSimple w:instr=" SEQ Figure \* ARABIC ">
+        <w:r>
+          <w:rPr>
+            <w:noProof/>
+          </w:rPr>
+          <w:t>8</w:t>
+        </w:r>
+      </w:fldSimple>
       <w:r>
         <w:t>: Mobile View Mockup</w:t>
       </w:r>
@@ -1441,26 +1414,17 @@
         <w:pStyle w:val="Caption"/>
       </w:pPr>
       <w:r>
+        <w:lastRenderedPageBreak/>
         <w:t xml:space="preserve">Figure </w:t>
       </w:r>
-      <w:r>
-        <w:fldChar w:fldCharType="begin"/>
-      </w:r>
-      <w:r>
-        <w:instrText xml:space="preserve"> SEQ Figure \* ARABIC </w:instrText>
-      </w:r>
-      <w:r>
-        <w:fldChar w:fldCharType="separate"/>
-      </w:r>
-      <w:r>
-        <w:rPr>
-          <w:noProof/>
-        </w:rPr>
-        <w:t>9</w:t>
-      </w:r>
-      <w:r>
-        <w:fldChar w:fldCharType="end"/>
-      </w:r>
+      <w:fldSimple w:instr=" SEQ Figure \* ARABIC ">
+        <w:r>
+          <w:rPr>
+            <w:noProof/>
+          </w:rPr>
+          <w:t>9</w:t>
+        </w:r>
+      </w:fldSimple>
       <w:r>
         <w:t>: Color Theme and Navigation Structure</w:t>
       </w:r>
@@ -1472,7 +1436,6 @@
           <w:noProof/>
           <w14:ligatures w14:val="standardContextual"/>
         </w:rPr>
-        <w:lastRenderedPageBreak/>
         <w:drawing>
           <wp:inline distT="0" distB="0" distL="0" distR="0" wp14:anchorId="484F0D05" wp14:editId="1BB34C84">
             <wp:extent cx="3939822" cy="2216150"/>
@@ -1523,24 +1486,14 @@
       <w:r>
         <w:t xml:space="preserve">Figure </w:t>
       </w:r>
-      <w:r>
-        <w:fldChar w:fldCharType="begin"/>
-      </w:r>
-      <w:r>
-        <w:instrText xml:space="preserve"> SEQ Figure \* ARABIC </w:instrText>
-      </w:r>
-      <w:r>
-        <w:fldChar w:fldCharType="separate"/>
-      </w:r>
-      <w:r>
-        <w:rPr>
-          <w:noProof/>
-        </w:rPr>
-        <w:t>10</w:t>
-      </w:r>
-      <w:r>
-        <w:fldChar w:fldCharType="end"/>
-      </w:r>
+      <w:fldSimple w:instr=" SEQ Figure \* ARABIC ">
+        <w:r>
+          <w:rPr>
+            <w:noProof/>
+          </w:rPr>
+          <w:t>10</w:t>
+        </w:r>
+      </w:fldSimple>
       <w:r>
         <w:t>: GUI Prototype in Canva</w:t>
       </w:r>
@@ -1548,6 +1501,405 @@
     <w:p>
       <w:pPr>
         <w:pStyle w:val="Heading2"/>
+        <w:rPr>
+          <w:rFonts w:ascii="Times New Roman" w:hAnsi="Times New Roman" w:cs="Times New Roman"/>
+          <w:sz w:val="24"/>
+          <w:szCs w:val="24"/>
+        </w:rPr>
+      </w:pPr>
+      <w:r>
+        <w:rPr>
+          <w:rFonts w:ascii="Times New Roman" w:hAnsi="Times New Roman" w:cs="Times New Roman"/>
+          <w:sz w:val="24"/>
+          <w:szCs w:val="24"/>
+        </w:rPr>
+        <w:t>2.</w:t>
+      </w:r>
+      <w:r>
+        <w:rPr>
+          <w:rFonts w:ascii="Times New Roman" w:hAnsi="Times New Roman" w:cs="Times New Roman"/>
+          <w:sz w:val="24"/>
+          <w:szCs w:val="24"/>
+        </w:rPr>
+        <w:t>2</w:t>
+      </w:r>
+      <w:r>
+        <w:rPr>
+          <w:rFonts w:ascii="Times New Roman" w:hAnsi="Times New Roman" w:cs="Times New Roman"/>
+          <w:sz w:val="24"/>
+          <w:szCs w:val="24"/>
+        </w:rPr>
+        <w:t xml:space="preserve"> </w:t>
+      </w:r>
+      <w:r>
+        <w:rPr>
+          <w:rFonts w:ascii="Times New Roman" w:hAnsi="Times New Roman" w:cs="Times New Roman"/>
+          <w:sz w:val="24"/>
+          <w:szCs w:val="24"/>
+        </w:rPr>
+        <w:t>Project theme</w:t>
+      </w:r>
+    </w:p>
+    <w:p>
+      <w:pPr>
+        <w:rPr>
+          <w:rFonts w:ascii="Times New Roman" w:hAnsi="Times New Roman" w:cs="Times New Roman"/>
+          <w:sz w:val="24"/>
+          <w:szCs w:val="24"/>
+        </w:rPr>
+      </w:pPr>
+      <w:r>
+        <w:rPr>
+          <w:rFonts w:ascii="Times New Roman" w:hAnsi="Times New Roman" w:cs="Times New Roman"/>
+          <w:sz w:val="24"/>
+          <w:szCs w:val="24"/>
+        </w:rPr>
+        <w:t>Online Voter Registration System</w:t>
+      </w:r>
+    </w:p>
+    <w:p>
+      <w:pPr>
+        <w:rPr>
+          <w:rFonts w:ascii="Times New Roman" w:hAnsi="Times New Roman" w:cs="Times New Roman"/>
+          <w:sz w:val="24"/>
+          <w:szCs w:val="24"/>
+        </w:rPr>
+      </w:pPr>
+    </w:p>
+    <w:p>
+      <w:pPr>
+        <w:pStyle w:val="Heading2"/>
+        <w:rPr>
+          <w:rFonts w:ascii="Times New Roman" w:hAnsi="Times New Roman" w:cs="Times New Roman"/>
+          <w:sz w:val="24"/>
+          <w:szCs w:val="24"/>
+        </w:rPr>
+      </w:pPr>
+      <w:r>
+        <w:rPr>
+          <w:rFonts w:ascii="Times New Roman" w:hAnsi="Times New Roman" w:cs="Times New Roman"/>
+          <w:sz w:val="24"/>
+          <w:szCs w:val="24"/>
+        </w:rPr>
+        <w:t>2.</w:t>
+      </w:r>
+      <w:r>
+        <w:rPr>
+          <w:rFonts w:ascii="Times New Roman" w:hAnsi="Times New Roman" w:cs="Times New Roman"/>
+          <w:sz w:val="24"/>
+          <w:szCs w:val="24"/>
+        </w:rPr>
+        <w:t xml:space="preserve">3 </w:t>
+      </w:r>
+      <w:r>
+        <w:rPr>
+          <w:rFonts w:ascii="Times New Roman" w:hAnsi="Times New Roman" w:cs="Times New Roman"/>
+          <w:sz w:val="24"/>
+          <w:szCs w:val="24"/>
+        </w:rPr>
+        <w:t>Choosen technologies</w:t>
+      </w:r>
+    </w:p>
+    <w:p>
+      <w:pPr>
+        <w:rPr>
+          <w:rFonts w:ascii="Times New Roman" w:hAnsi="Times New Roman" w:cs="Times New Roman"/>
+          <w:sz w:val="24"/>
+          <w:szCs w:val="24"/>
+        </w:rPr>
+      </w:pPr>
+      <w:r>
+        <w:rPr>
+          <w:rFonts w:ascii="Times New Roman" w:hAnsi="Times New Roman" w:cs="Times New Roman"/>
+          <w:sz w:val="24"/>
+          <w:szCs w:val="24"/>
+        </w:rPr>
+        <w:t>• PHP</w:t>
+      </w:r>
+    </w:p>
+    <w:p>
+      <w:pPr>
+        <w:rPr>
+          <w:rFonts w:ascii="Times New Roman" w:hAnsi="Times New Roman" w:cs="Times New Roman"/>
+          <w:sz w:val="24"/>
+          <w:szCs w:val="24"/>
+        </w:rPr>
+      </w:pPr>
+      <w:r>
+        <w:rPr>
+          <w:rFonts w:ascii="Times New Roman" w:hAnsi="Times New Roman" w:cs="Times New Roman"/>
+          <w:sz w:val="24"/>
+          <w:szCs w:val="24"/>
+        </w:rPr>
+        <w:t>• MySQL</w:t>
+      </w:r>
+    </w:p>
+    <w:p>
+      <w:pPr>
+        <w:rPr>
+          <w:rFonts w:ascii="Times New Roman" w:hAnsi="Times New Roman" w:cs="Times New Roman"/>
+          <w:sz w:val="24"/>
+          <w:szCs w:val="24"/>
+        </w:rPr>
+      </w:pPr>
+      <w:r>
+        <w:rPr>
+          <w:rFonts w:ascii="Times New Roman" w:hAnsi="Times New Roman" w:cs="Times New Roman"/>
+          <w:sz w:val="24"/>
+          <w:szCs w:val="24"/>
+        </w:rPr>
+        <w:t>• HTML</w:t>
+      </w:r>
+    </w:p>
+    <w:p>
+      <w:pPr>
+        <w:rPr>
+          <w:rFonts w:ascii="Times New Roman" w:hAnsi="Times New Roman" w:cs="Times New Roman"/>
+          <w:sz w:val="24"/>
+          <w:szCs w:val="24"/>
+        </w:rPr>
+      </w:pPr>
+      <w:r>
+        <w:rPr>
+          <w:rFonts w:ascii="Times New Roman" w:hAnsi="Times New Roman" w:cs="Times New Roman"/>
+          <w:sz w:val="24"/>
+          <w:szCs w:val="24"/>
+        </w:rPr>
+        <w:t>• CSS</w:t>
+      </w:r>
+    </w:p>
+    <w:p>
+      <w:pPr>
+        <w:rPr>
+          <w:rFonts w:ascii="Times New Roman" w:hAnsi="Times New Roman" w:cs="Times New Roman"/>
+          <w:sz w:val="24"/>
+          <w:szCs w:val="24"/>
+        </w:rPr>
+      </w:pPr>
+      <w:r>
+        <w:rPr>
+          <w:rFonts w:ascii="Times New Roman" w:hAnsi="Times New Roman" w:cs="Times New Roman"/>
+          <w:sz w:val="24"/>
+          <w:szCs w:val="24"/>
+        </w:rPr>
+        <w:t>• JavaScript</w:t>
+      </w:r>
+    </w:p>
+    <w:p>
+      <w:pPr>
+        <w:rPr>
+          <w:rFonts w:ascii="Times New Roman" w:hAnsi="Times New Roman" w:cs="Times New Roman"/>
+          <w:sz w:val="24"/>
+          <w:szCs w:val="24"/>
+        </w:rPr>
+      </w:pPr>
+      <w:r>
+        <w:rPr>
+          <w:rFonts w:ascii="Times New Roman" w:hAnsi="Times New Roman" w:cs="Times New Roman"/>
+          <w:sz w:val="24"/>
+          <w:szCs w:val="24"/>
+        </w:rPr>
+        <w:t>• XAMPP</w:t>
+      </w:r>
+    </w:p>
+    <w:p>
+      <w:pPr>
+        <w:rPr>
+          <w:rFonts w:ascii="Times New Roman" w:hAnsi="Times New Roman" w:cs="Times New Roman"/>
+          <w:sz w:val="24"/>
+          <w:szCs w:val="24"/>
+        </w:rPr>
+      </w:pPr>
+      <w:r>
+        <w:rPr>
+          <w:rFonts w:ascii="Times New Roman" w:hAnsi="Times New Roman" w:cs="Times New Roman"/>
+          <w:sz w:val="24"/>
+          <w:szCs w:val="24"/>
+        </w:rPr>
+        <w:t>• GitHub</w:t>
+      </w:r>
+    </w:p>
+    <w:p>
+      <w:pPr>
+        <w:rPr>
+          <w:rFonts w:ascii="Times New Roman" w:hAnsi="Times New Roman" w:cs="Times New Roman"/>
+          <w:sz w:val="24"/>
+          <w:szCs w:val="24"/>
+        </w:rPr>
+      </w:pPr>
+      <w:r>
+        <w:rPr>
+          <w:rFonts w:ascii="Times New Roman" w:hAnsi="Times New Roman" w:cs="Times New Roman"/>
+          <w:sz w:val="24"/>
+          <w:szCs w:val="24"/>
+        </w:rPr>
+        <w:t>• Canva</w:t>
+      </w:r>
+    </w:p>
+    <w:p>
+      <w:pPr>
+        <w:pStyle w:val="Heading2"/>
+        <w:rPr>
+          <w:rFonts w:ascii="Times New Roman" w:hAnsi="Times New Roman" w:cs="Times New Roman"/>
+          <w:sz w:val="24"/>
+          <w:szCs w:val="24"/>
+        </w:rPr>
+      </w:pPr>
+      <w:r>
+        <w:rPr>
+          <w:rFonts w:ascii="Times New Roman" w:hAnsi="Times New Roman" w:cs="Times New Roman"/>
+          <w:sz w:val="24"/>
+          <w:szCs w:val="24"/>
+        </w:rPr>
+        <w:t>2.</w:t>
+      </w:r>
+      <w:r>
+        <w:rPr>
+          <w:rFonts w:ascii="Times New Roman" w:hAnsi="Times New Roman" w:cs="Times New Roman"/>
+          <w:sz w:val="24"/>
+          <w:szCs w:val="24"/>
+        </w:rPr>
+        <w:t>4</w:t>
+      </w:r>
+      <w:r>
+        <w:rPr>
+          <w:rFonts w:ascii="Times New Roman" w:hAnsi="Times New Roman" w:cs="Times New Roman"/>
+          <w:sz w:val="24"/>
+          <w:szCs w:val="24"/>
+        </w:rPr>
+        <w:t xml:space="preserve"> </w:t>
+      </w:r>
+      <w:r>
+        <w:rPr>
+          <w:rFonts w:ascii="Times New Roman" w:hAnsi="Times New Roman" w:cs="Times New Roman"/>
+          <w:sz w:val="24"/>
+          <w:szCs w:val="24"/>
+        </w:rPr>
+        <w:t>Project Proposal Summary</w:t>
+      </w:r>
+    </w:p>
+    <w:p>
+      <w:pPr>
+        <w:rPr>
+          <w:rFonts w:ascii="Times New Roman" w:hAnsi="Times New Roman" w:cs="Times New Roman"/>
+          <w:sz w:val="24"/>
+          <w:szCs w:val="24"/>
+        </w:rPr>
+      </w:pPr>
+      <w:r>
+        <w:rPr>
+          <w:rFonts w:ascii="Times New Roman" w:hAnsi="Times New Roman" w:cs="Times New Roman"/>
+          <w:sz w:val="24"/>
+          <w:szCs w:val="24"/>
+        </w:rPr>
+        <w:t>I designed the</w:t>
+      </w:r>
+      <w:r>
+        <w:rPr>
+          <w:rFonts w:ascii="Times New Roman" w:hAnsi="Times New Roman" w:cs="Times New Roman"/>
+          <w:sz w:val="24"/>
+          <w:szCs w:val="24"/>
+        </w:rPr>
+        <w:t xml:space="preserve"> Online Voter Registration System to simplify voter registration and management processes through a digital platform. The system</w:t>
+      </w:r>
+      <w:r>
+        <w:rPr>
+          <w:rFonts w:ascii="Times New Roman" w:hAnsi="Times New Roman" w:cs="Times New Roman"/>
+          <w:sz w:val="24"/>
+          <w:szCs w:val="24"/>
+        </w:rPr>
+        <w:t xml:space="preserve"> </w:t>
+      </w:r>
+      <w:r>
+        <w:rPr>
+          <w:rFonts w:ascii="Times New Roman" w:hAnsi="Times New Roman" w:cs="Times New Roman"/>
+          <w:sz w:val="24"/>
+          <w:szCs w:val="24"/>
+        </w:rPr>
+        <w:t>allow</w:t>
+      </w:r>
+      <w:r>
+        <w:rPr>
+          <w:rFonts w:ascii="Times New Roman" w:hAnsi="Times New Roman" w:cs="Times New Roman"/>
+          <w:sz w:val="24"/>
+          <w:szCs w:val="24"/>
+        </w:rPr>
+        <w:t>s</w:t>
+      </w:r>
+      <w:r>
+        <w:rPr>
+          <w:rFonts w:ascii="Times New Roman" w:hAnsi="Times New Roman" w:cs="Times New Roman"/>
+          <w:sz w:val="24"/>
+          <w:szCs w:val="24"/>
+        </w:rPr>
+        <w:t xml:space="preserve"> administrators to register voters, manage records and generate reports efficiently.</w:t>
+      </w:r>
+    </w:p>
+    <w:p>
+      <w:pPr>
+        <w:pStyle w:val="Heading2"/>
+        <w:rPr>
+          <w:rFonts w:ascii="Times New Roman" w:hAnsi="Times New Roman" w:cs="Times New Roman"/>
+          <w:sz w:val="24"/>
+          <w:szCs w:val="24"/>
+        </w:rPr>
+      </w:pPr>
+      <w:r>
+        <w:rPr>
+          <w:rFonts w:ascii="Times New Roman" w:hAnsi="Times New Roman" w:cs="Times New Roman"/>
+          <w:sz w:val="24"/>
+          <w:szCs w:val="24"/>
+        </w:rPr>
+        <w:t>2.</w:t>
+      </w:r>
+      <w:r>
+        <w:rPr>
+          <w:rFonts w:ascii="Times New Roman" w:hAnsi="Times New Roman" w:cs="Times New Roman"/>
+          <w:sz w:val="24"/>
+          <w:szCs w:val="24"/>
+        </w:rPr>
+        <w:t>5</w:t>
+      </w:r>
+      <w:r>
+        <w:rPr>
+          <w:rFonts w:ascii="Times New Roman" w:hAnsi="Times New Roman" w:cs="Times New Roman"/>
+          <w:sz w:val="24"/>
+          <w:szCs w:val="24"/>
+        </w:rPr>
+        <w:t xml:space="preserve"> Reflection</w:t>
+      </w:r>
+    </w:p>
+    <w:p>
+      <w:pPr>
+        <w:rPr>
+          <w:rFonts w:ascii="Times New Roman" w:hAnsi="Times New Roman" w:cs="Times New Roman"/>
+          <w:sz w:val="24"/>
+          <w:szCs w:val="24"/>
+        </w:rPr>
+      </w:pPr>
+      <w:r>
+        <w:rPr>
+          <w:rFonts w:ascii="Times New Roman" w:hAnsi="Times New Roman" w:cs="Times New Roman"/>
+          <w:sz w:val="24"/>
+          <w:szCs w:val="24"/>
+        </w:rPr>
+        <w:t xml:space="preserve">The system design was selected to provide a clean and user-friendly interface for voter management. Green and white colors were used to create a professional government-style </w:t>
+      </w:r>
+      <w:r>
+        <w:rPr>
+          <w:rFonts w:ascii="Times New Roman" w:hAnsi="Times New Roman" w:cs="Times New Roman"/>
+          <w:sz w:val="24"/>
+          <w:szCs w:val="24"/>
+        </w:rPr>
+        <w:lastRenderedPageBreak/>
+        <w:t>appearance similar to official registration systems. The navigation structure was planned to reduce user clicks and improve accessibility by placing important modules within easy reach. Mobile responsiveness was also considered to ensure usability on smaller devices. The intended users of the system include election administrators and registration officers who require an organized and efficient platform for managing voter information and reports.</w:t>
+      </w:r>
+    </w:p>
+    <w:p/>
+    <w:p/>
+    <w:p>
+      <w:pPr>
+        <w:pStyle w:val="Heading1"/>
         <w:rPr>
           <w:rFonts w:ascii="Times New Roman" w:hAnsi="Times New Roman" w:cs="Times New Roman"/>
           <w:sz w:val="28"/>
@@ -1560,7 +1912,7 @@
           <w:sz w:val="28"/>
           <w:szCs w:val="28"/>
         </w:rPr>
-        <w:t>2.</w:t>
+        <w:t>Week 3</w:t>
       </w:r>
       <w:r>
         <w:rPr>
@@ -1568,445 +1920,34 @@
           <w:sz w:val="28"/>
           <w:szCs w:val="28"/>
         </w:rPr>
-        <w:t xml:space="preserve">1 </w:t>
-      </w:r>
-      <w:r>
-        <w:rPr>
-          <w:rFonts w:ascii="Times New Roman" w:hAnsi="Times New Roman" w:cs="Times New Roman"/>
-          <w:sz w:val="28"/>
-          <w:szCs w:val="28"/>
-        </w:rPr>
-        <w:t>P</w:t>
-      </w:r>
-      <w:r>
-        <w:rPr>
-          <w:rFonts w:ascii="Times New Roman" w:hAnsi="Times New Roman" w:cs="Times New Roman"/>
-          <w:sz w:val="28"/>
-          <w:szCs w:val="28"/>
-        </w:rPr>
-        <w:t>roject theme</w:t>
-      </w:r>
-    </w:p>
-    <w:p>
-      <w:pPr>
-        <w:rPr>
-          <w:rFonts w:ascii="Times New Roman" w:hAnsi="Times New Roman" w:cs="Times New Roman"/>
-          <w:sz w:val="24"/>
-          <w:szCs w:val="24"/>
-        </w:rPr>
-      </w:pPr>
-      <w:r>
-        <w:rPr>
-          <w:rFonts w:ascii="Times New Roman" w:hAnsi="Times New Roman" w:cs="Times New Roman"/>
-          <w:sz w:val="24"/>
-          <w:szCs w:val="24"/>
-        </w:rPr>
-        <w:t>Online Voter Registration System</w:t>
-      </w:r>
-    </w:p>
-    <w:p>
-      <w:pPr>
-        <w:rPr>
-          <w:rFonts w:ascii="Times New Roman" w:hAnsi="Times New Roman" w:cs="Times New Roman"/>
-          <w:sz w:val="24"/>
-          <w:szCs w:val="24"/>
-        </w:rPr>
-      </w:pPr>
+        <w:t>: Javascripts and PHP basics</w:t>
+      </w:r>
     </w:p>
     <w:p>
       <w:pPr>
         <w:pStyle w:val="Heading2"/>
         <w:rPr>
           <w:rFonts w:ascii="Times New Roman" w:hAnsi="Times New Roman" w:cs="Times New Roman"/>
-          <w:sz w:val="28"/>
-          <w:szCs w:val="28"/>
-        </w:rPr>
-      </w:pPr>
-      <w:r>
-        <w:rPr>
-          <w:rFonts w:ascii="Times New Roman" w:hAnsi="Times New Roman" w:cs="Times New Roman"/>
-          <w:sz w:val="28"/>
-          <w:szCs w:val="28"/>
-        </w:rPr>
-        <w:t>2.</w:t>
-      </w:r>
-      <w:r>
-        <w:rPr>
-          <w:rFonts w:ascii="Times New Roman" w:hAnsi="Times New Roman" w:cs="Times New Roman"/>
-          <w:sz w:val="28"/>
-          <w:szCs w:val="28"/>
-        </w:rPr>
-        <w:t xml:space="preserve">2 </w:t>
-      </w:r>
-      <w:r>
-        <w:rPr>
-          <w:rFonts w:ascii="Times New Roman" w:hAnsi="Times New Roman" w:cs="Times New Roman"/>
-          <w:sz w:val="28"/>
-          <w:szCs w:val="28"/>
-        </w:rPr>
-        <w:t>C</w:t>
-      </w:r>
-      <w:r>
-        <w:rPr>
-          <w:rFonts w:ascii="Times New Roman" w:hAnsi="Times New Roman" w:cs="Times New Roman"/>
-          <w:sz w:val="28"/>
-          <w:szCs w:val="28"/>
-        </w:rPr>
-        <w:t>hoosen technologies</w:t>
-      </w:r>
-    </w:p>
-    <w:p>
-      <w:pPr>
-        <w:rPr>
-          <w:rFonts w:ascii="Times New Roman" w:hAnsi="Times New Roman" w:cs="Times New Roman"/>
-          <w:sz w:val="24"/>
-          <w:szCs w:val="24"/>
-        </w:rPr>
-      </w:pPr>
-      <w:r>
-        <w:rPr>
-          <w:rFonts w:ascii="Times New Roman" w:hAnsi="Times New Roman" w:cs="Times New Roman"/>
-          <w:sz w:val="24"/>
-          <w:szCs w:val="24"/>
-        </w:rPr>
-        <w:t>• PHP</w:t>
-      </w:r>
-    </w:p>
-    <w:p>
-      <w:pPr>
-        <w:rPr>
-          <w:rFonts w:ascii="Times New Roman" w:hAnsi="Times New Roman" w:cs="Times New Roman"/>
-          <w:sz w:val="24"/>
-          <w:szCs w:val="24"/>
-        </w:rPr>
-      </w:pPr>
-      <w:r>
-        <w:rPr>
-          <w:rFonts w:ascii="Times New Roman" w:hAnsi="Times New Roman" w:cs="Times New Roman"/>
-          <w:sz w:val="24"/>
-          <w:szCs w:val="24"/>
-        </w:rPr>
-        <w:t>• MySQL</w:t>
-      </w:r>
-    </w:p>
-    <w:p>
-      <w:pPr>
-        <w:rPr>
-          <w:rFonts w:ascii="Times New Roman" w:hAnsi="Times New Roman" w:cs="Times New Roman"/>
-          <w:sz w:val="24"/>
-          <w:szCs w:val="24"/>
-        </w:rPr>
-      </w:pPr>
-      <w:r>
-        <w:rPr>
-          <w:rFonts w:ascii="Times New Roman" w:hAnsi="Times New Roman" w:cs="Times New Roman"/>
-          <w:sz w:val="24"/>
-          <w:szCs w:val="24"/>
-        </w:rPr>
-        <w:t>• HTML</w:t>
-      </w:r>
-    </w:p>
-    <w:p>
-      <w:pPr>
-        <w:rPr>
-          <w:rFonts w:ascii="Times New Roman" w:hAnsi="Times New Roman" w:cs="Times New Roman"/>
-          <w:sz w:val="24"/>
-          <w:szCs w:val="24"/>
-        </w:rPr>
-      </w:pPr>
-      <w:r>
-        <w:rPr>
-          <w:rFonts w:ascii="Times New Roman" w:hAnsi="Times New Roman" w:cs="Times New Roman"/>
-          <w:sz w:val="24"/>
-          <w:szCs w:val="24"/>
-        </w:rPr>
-        <w:t>• CSS</w:t>
-      </w:r>
-    </w:p>
-    <w:p>
-      <w:pPr>
-        <w:rPr>
-          <w:rFonts w:ascii="Times New Roman" w:hAnsi="Times New Roman" w:cs="Times New Roman"/>
-          <w:sz w:val="24"/>
-          <w:szCs w:val="24"/>
-        </w:rPr>
-      </w:pPr>
-      <w:r>
-        <w:rPr>
-          <w:rFonts w:ascii="Times New Roman" w:hAnsi="Times New Roman" w:cs="Times New Roman"/>
-          <w:sz w:val="24"/>
-          <w:szCs w:val="24"/>
-        </w:rPr>
-        <w:t>• JavaScript</w:t>
-      </w:r>
-    </w:p>
-    <w:p>
-      <w:pPr>
-        <w:rPr>
-          <w:rFonts w:ascii="Times New Roman" w:hAnsi="Times New Roman" w:cs="Times New Roman"/>
-          <w:sz w:val="24"/>
-          <w:szCs w:val="24"/>
-        </w:rPr>
-      </w:pPr>
-      <w:r>
-        <w:rPr>
-          <w:rFonts w:ascii="Times New Roman" w:hAnsi="Times New Roman" w:cs="Times New Roman"/>
-          <w:sz w:val="24"/>
-          <w:szCs w:val="24"/>
-        </w:rPr>
-        <w:t>• XAMPP</w:t>
-      </w:r>
-    </w:p>
-    <w:p>
-      <w:pPr>
-        <w:rPr>
-          <w:rFonts w:ascii="Times New Roman" w:hAnsi="Times New Roman" w:cs="Times New Roman"/>
-          <w:sz w:val="24"/>
-          <w:szCs w:val="24"/>
-        </w:rPr>
-      </w:pPr>
-      <w:r>
-        <w:rPr>
-          <w:rFonts w:ascii="Times New Roman" w:hAnsi="Times New Roman" w:cs="Times New Roman"/>
-          <w:sz w:val="24"/>
-          <w:szCs w:val="24"/>
-        </w:rPr>
-        <w:t>• GitHub</w:t>
-      </w:r>
-    </w:p>
-    <w:p>
-      <w:pPr>
-        <w:rPr>
-          <w:rFonts w:ascii="Times New Roman" w:hAnsi="Times New Roman" w:cs="Times New Roman"/>
-          <w:sz w:val="24"/>
-          <w:szCs w:val="24"/>
-        </w:rPr>
-      </w:pPr>
-      <w:r>
-        <w:rPr>
-          <w:rFonts w:ascii="Times New Roman" w:hAnsi="Times New Roman" w:cs="Times New Roman"/>
-          <w:sz w:val="24"/>
-          <w:szCs w:val="24"/>
-        </w:rPr>
-        <w:t>• Canva</w:t>
-      </w:r>
-    </w:p>
-    <w:p>
-      <w:pPr>
-        <w:pStyle w:val="Heading2"/>
-        <w:rPr>
-          <w:rFonts w:ascii="Times New Roman" w:hAnsi="Times New Roman" w:cs="Times New Roman"/>
-          <w:sz w:val="28"/>
-          <w:szCs w:val="28"/>
-        </w:rPr>
-      </w:pPr>
-      <w:r>
-        <w:rPr>
-          <w:rFonts w:ascii="Times New Roman" w:hAnsi="Times New Roman" w:cs="Times New Roman"/>
-          <w:sz w:val="28"/>
-          <w:szCs w:val="28"/>
-        </w:rPr>
-        <w:t>2.</w:t>
-      </w:r>
-      <w:r>
-        <w:rPr>
-          <w:rFonts w:ascii="Times New Roman" w:hAnsi="Times New Roman" w:cs="Times New Roman"/>
-          <w:sz w:val="28"/>
-          <w:szCs w:val="28"/>
-        </w:rPr>
-        <w:t xml:space="preserve">3 </w:t>
-      </w:r>
-      <w:r>
-        <w:rPr>
-          <w:rFonts w:ascii="Times New Roman" w:hAnsi="Times New Roman" w:cs="Times New Roman"/>
-          <w:sz w:val="28"/>
-          <w:szCs w:val="28"/>
-        </w:rPr>
-        <w:t>P</w:t>
-      </w:r>
-      <w:r>
-        <w:rPr>
-          <w:rFonts w:ascii="Times New Roman" w:hAnsi="Times New Roman" w:cs="Times New Roman"/>
-          <w:sz w:val="28"/>
-          <w:szCs w:val="28"/>
-        </w:rPr>
-        <w:t xml:space="preserve">roject </w:t>
-      </w:r>
-      <w:r>
-        <w:rPr>
-          <w:rFonts w:ascii="Times New Roman" w:hAnsi="Times New Roman" w:cs="Times New Roman"/>
-          <w:sz w:val="28"/>
-          <w:szCs w:val="28"/>
-        </w:rPr>
-        <w:t>P</w:t>
-      </w:r>
-      <w:r>
-        <w:rPr>
-          <w:rFonts w:ascii="Times New Roman" w:hAnsi="Times New Roman" w:cs="Times New Roman"/>
-          <w:sz w:val="28"/>
-          <w:szCs w:val="28"/>
-        </w:rPr>
-        <w:t xml:space="preserve">roposal </w:t>
-      </w:r>
-      <w:r>
-        <w:rPr>
-          <w:rFonts w:ascii="Times New Roman" w:hAnsi="Times New Roman" w:cs="Times New Roman"/>
-          <w:sz w:val="28"/>
-          <w:szCs w:val="28"/>
-        </w:rPr>
-        <w:t>S</w:t>
-      </w:r>
-      <w:r>
-        <w:rPr>
-          <w:rFonts w:ascii="Times New Roman" w:hAnsi="Times New Roman" w:cs="Times New Roman"/>
-          <w:sz w:val="28"/>
-          <w:szCs w:val="28"/>
-        </w:rPr>
-        <w:t>ummary</w:t>
-      </w:r>
-    </w:p>
-    <w:p>
-      <w:pPr>
-        <w:rPr>
-          <w:rFonts w:ascii="Times New Roman" w:hAnsi="Times New Roman" w:cs="Times New Roman"/>
-          <w:sz w:val="24"/>
-          <w:szCs w:val="24"/>
-        </w:rPr>
-      </w:pPr>
-      <w:r>
-        <w:rPr>
-          <w:rFonts w:ascii="Times New Roman" w:hAnsi="Times New Roman" w:cs="Times New Roman"/>
-          <w:sz w:val="24"/>
-          <w:szCs w:val="24"/>
-        </w:rPr>
-        <w:t>I designed the</w:t>
-      </w:r>
-      <w:r>
-        <w:rPr>
-          <w:rFonts w:ascii="Times New Roman" w:hAnsi="Times New Roman" w:cs="Times New Roman"/>
-          <w:sz w:val="24"/>
-          <w:szCs w:val="24"/>
-        </w:rPr>
-        <w:t xml:space="preserve"> Online Voter Registration System to simplify voter registration and management processes through a digital platform. The system</w:t>
-      </w:r>
-      <w:r>
-        <w:rPr>
-          <w:rFonts w:ascii="Times New Roman" w:hAnsi="Times New Roman" w:cs="Times New Roman"/>
-          <w:sz w:val="24"/>
-          <w:szCs w:val="24"/>
-        </w:rPr>
-        <w:t xml:space="preserve"> </w:t>
-      </w:r>
-      <w:r>
-        <w:rPr>
-          <w:rFonts w:ascii="Times New Roman" w:hAnsi="Times New Roman" w:cs="Times New Roman"/>
-          <w:sz w:val="24"/>
-          <w:szCs w:val="24"/>
-        </w:rPr>
-        <w:t>allow</w:t>
-      </w:r>
-      <w:r>
-        <w:rPr>
-          <w:rFonts w:ascii="Times New Roman" w:hAnsi="Times New Roman" w:cs="Times New Roman"/>
-          <w:sz w:val="24"/>
-          <w:szCs w:val="24"/>
-        </w:rPr>
-        <w:t>s</w:t>
-      </w:r>
-      <w:r>
-        <w:rPr>
-          <w:rFonts w:ascii="Times New Roman" w:hAnsi="Times New Roman" w:cs="Times New Roman"/>
-          <w:sz w:val="24"/>
-          <w:szCs w:val="24"/>
-        </w:rPr>
-        <w:t xml:space="preserve"> administrators to register voters, manage records and generate reports efficiently.</w:t>
-      </w:r>
-    </w:p>
-    <w:p>
-      <w:pPr>
-        <w:rPr>
-          <w:rFonts w:ascii="Times New Roman" w:hAnsi="Times New Roman" w:cs="Times New Roman"/>
-          <w:sz w:val="24"/>
-          <w:szCs w:val="24"/>
-        </w:rPr>
-      </w:pPr>
-      <w:r>
-        <w:rPr>
-          <w:rFonts w:ascii="Times New Roman" w:hAnsi="Times New Roman" w:cs="Times New Roman"/>
-          <w:sz w:val="24"/>
-          <w:szCs w:val="24"/>
-        </w:rPr>
-        <w:t>My</w:t>
-      </w:r>
-      <w:r>
-        <w:rPr>
-          <w:rFonts w:ascii="Times New Roman" w:hAnsi="Times New Roman" w:cs="Times New Roman"/>
-          <w:sz w:val="24"/>
-          <w:szCs w:val="24"/>
-        </w:rPr>
-        <w:t xml:space="preserve"> project uses PHP and MySQL for backend development and Canva for UI/UX planning and system prototyping.</w:t>
-      </w:r>
-    </w:p>
-    <w:p>
-      <w:pPr>
-        <w:pStyle w:val="Heading2"/>
-        <w:rPr>
-          <w:rFonts w:ascii="Times New Roman" w:hAnsi="Times New Roman" w:cs="Times New Roman"/>
-          <w:sz w:val="28"/>
-          <w:szCs w:val="28"/>
-        </w:rPr>
-      </w:pPr>
-      <w:r>
-        <w:rPr>
-          <w:rFonts w:ascii="Times New Roman" w:hAnsi="Times New Roman" w:cs="Times New Roman"/>
-          <w:sz w:val="28"/>
-          <w:szCs w:val="28"/>
-        </w:rPr>
-        <w:t xml:space="preserve">2.4 </w:t>
-      </w:r>
-      <w:r>
-        <w:rPr>
-          <w:rFonts w:ascii="Times New Roman" w:hAnsi="Times New Roman" w:cs="Times New Roman"/>
-          <w:sz w:val="28"/>
-          <w:szCs w:val="28"/>
-        </w:rPr>
-        <w:t>Reflection</w:t>
-      </w:r>
-    </w:p>
-    <w:p>
-      <w:pPr>
-        <w:rPr>
-          <w:rFonts w:ascii="Times New Roman" w:hAnsi="Times New Roman" w:cs="Times New Roman"/>
-          <w:sz w:val="24"/>
-          <w:szCs w:val="24"/>
-        </w:rPr>
-      </w:pPr>
-      <w:r>
-        <w:rPr>
-          <w:rFonts w:ascii="Times New Roman" w:hAnsi="Times New Roman" w:cs="Times New Roman"/>
-          <w:sz w:val="24"/>
-          <w:szCs w:val="24"/>
-        </w:rPr>
-        <w:t xml:space="preserve">The system design was selected to provide a clean and user-friendly interface for voter management. Green and white colors were used to create a professional government-style </w:t>
-      </w:r>
-      <w:r>
-        <w:rPr>
-          <w:rFonts w:ascii="Times New Roman" w:hAnsi="Times New Roman" w:cs="Times New Roman"/>
-          <w:sz w:val="24"/>
-          <w:szCs w:val="24"/>
-        </w:rPr>
-        <w:lastRenderedPageBreak/>
-        <w:t>appearance similar to official registration systems. The navigation structure was planned to reduce user clicks and improve accessibility by placing important modules within easy reach. Mobile responsiveness was also considered to ensure usability on smaller devices. The intended users of the system include election administrators and registration officers who require an organized and efficient platform for managing voter information and reports.</w:t>
-      </w:r>
-    </w:p>
-    <w:p>
-      <w:pPr>
-        <w:rPr>
-          <w:rFonts w:ascii="Times New Roman" w:hAnsi="Times New Roman" w:cs="Times New Roman"/>
-          <w:sz w:val="24"/>
-          <w:szCs w:val="24"/>
-        </w:rPr>
-      </w:pPr>
+          <w:sz w:val="24"/>
+          <w:szCs w:val="24"/>
+        </w:rPr>
+      </w:pPr>
+      <w:r>
+        <w:rPr>
+          <w:rFonts w:ascii="Times New Roman" w:hAnsi="Times New Roman" w:cs="Times New Roman"/>
+          <w:sz w:val="24"/>
+          <w:szCs w:val="24"/>
+        </w:rPr>
+        <w:t xml:space="preserve">3.1 </w:t>
+      </w:r>
+      <w:r>
+        <w:rPr>
+          <w:rFonts w:ascii="Times New Roman" w:hAnsi="Times New Roman" w:cs="Times New Roman"/>
+          <w:sz w:val="24"/>
+          <w:szCs w:val="24"/>
+        </w:rPr>
+        <w:t>Frontend Interection and Backend Foundations</w:t>
+      </w:r>
     </w:p>
     <w:p>
       <w:pPr>
@@ -2018,57 +1959,6 @@
           <w:szCs w:val="24"/>
         </w:rPr>
       </w:pPr>
-      <w:r>
-        <w:rPr>
-          <w:rFonts w:ascii="Times New Roman" w:hAnsi="Times New Roman" w:cs="Times New Roman"/>
-          <w:b/>
-          <w:bCs/>
-          <w:sz w:val="24"/>
-          <w:szCs w:val="24"/>
-        </w:rPr>
-        <w:t>Week 3</w:t>
-      </w:r>
-    </w:p>
-    <w:p>
-      <w:pPr>
-        <w:rPr>
-          <w:rFonts w:ascii="Times New Roman" w:hAnsi="Times New Roman" w:cs="Times New Roman"/>
-          <w:b/>
-          <w:bCs/>
-          <w:sz w:val="24"/>
-          <w:szCs w:val="24"/>
-        </w:rPr>
-      </w:pPr>
-      <w:r>
-        <w:rPr>
-          <w:rFonts w:ascii="Times New Roman" w:hAnsi="Times New Roman" w:cs="Times New Roman"/>
-          <w:b/>
-          <w:bCs/>
-          <w:sz w:val="24"/>
-          <w:szCs w:val="24"/>
-        </w:rPr>
-        <w:t>Fig 1</w:t>
-      </w:r>
-      <w:r>
-        <w:rPr>
-          <w:rFonts w:ascii="Times New Roman" w:hAnsi="Times New Roman" w:cs="Times New Roman"/>
-          <w:b/>
-          <w:bCs/>
-          <w:sz w:val="24"/>
-          <w:szCs w:val="24"/>
-        </w:rPr>
-        <w:t xml:space="preserve">: </w:t>
-      </w:r>
-      <w:r>
-        <w:rPr>
-          <w:rFonts w:ascii="Times New Roman" w:hAnsi="Times New Roman" w:cs="Times New Roman"/>
-          <w:b/>
-          <w:bCs/>
-          <w:sz w:val="24"/>
-          <w:szCs w:val="24"/>
-        </w:rPr>
-        <w:t>JavaScript Form Validation</w:t>
-      </w:r>
     </w:p>
     <w:p>
       <w:pPr>
@@ -2132,33 +2022,18 @@
     <w:p>
       <w:pPr>
         <w:pStyle w:val="Caption"/>
-        <w:rPr>
-          <w:rFonts w:ascii="Times New Roman" w:hAnsi="Times New Roman" w:cs="Times New Roman"/>
-          <w:sz w:val="24"/>
-          <w:szCs w:val="24"/>
-        </w:rPr>
       </w:pPr>
       <w:r>
         <w:t xml:space="preserve">Figure </w:t>
       </w:r>
-      <w:r>
-        <w:fldChar w:fldCharType="begin"/>
-      </w:r>
-      <w:r>
-        <w:instrText xml:space="preserve"> SEQ Figure \* ARABIC </w:instrText>
-      </w:r>
-      <w:r>
-        <w:fldChar w:fldCharType="separate"/>
-      </w:r>
-      <w:r>
-        <w:rPr>
-          <w:noProof/>
-        </w:rPr>
-        <w:t>11</w:t>
-      </w:r>
-      <w:r>
-        <w:fldChar w:fldCharType="end"/>
-      </w:r>
+      <w:fldSimple w:instr=" SEQ Figure \* ARABIC ">
+        <w:r>
+          <w:rPr>
+            <w:noProof/>
+          </w:rPr>
+          <w:t>11</w:t>
+        </w:r>
+      </w:fldSimple>
       <w:r>
         <w:t xml:space="preserve">: </w:t>
       </w:r>
@@ -2176,36 +2051,6 @@
           <w:szCs w:val="24"/>
         </w:rPr>
       </w:pPr>
-      <w:r>
-        <w:rPr>
-          <w:rFonts w:ascii="Times New Roman" w:hAnsi="Times New Roman" w:cs="Times New Roman"/>
-          <w:b/>
-          <w:bCs/>
-          <w:sz w:val="24"/>
-          <w:szCs w:val="24"/>
-        </w:rPr>
-        <w:t>Fig 2</w:t>
-      </w:r>
-      <w:r>
-        <w:rPr>
-          <w:rFonts w:ascii="Times New Roman" w:hAnsi="Times New Roman" w:cs="Times New Roman"/>
-          <w:b/>
-          <w:bCs/>
-          <w:sz w:val="24"/>
-          <w:szCs w:val="24"/>
-        </w:rPr>
-        <w:t xml:space="preserve">: </w:t>
-      </w:r>
-      <w:r>
-        <w:rPr>
-          <w:rFonts w:ascii="Times New Roman" w:hAnsi="Times New Roman" w:cs="Times New Roman"/>
-          <w:b/>
-          <w:bCs/>
-          <w:sz w:val="24"/>
-          <w:szCs w:val="24"/>
-        </w:rPr>
-        <w:t>Password Strength Checker</w:t>
-      </w:r>
     </w:p>
     <w:p>
       <w:pPr>
@@ -2228,9 +2073,9 @@
           <w14:ligatures w14:val="standardContextual"/>
         </w:rPr>
         <w:drawing>
-          <wp:inline distT="0" distB="0" distL="0" distR="0" wp14:anchorId="15373CC8" wp14:editId="25225592">
-            <wp:extent cx="4141613" cy="2044700"/>
-            <wp:effectExtent l="0" t="0" r="0" b="0"/>
+          <wp:inline distT="0" distB="0" distL="0" distR="0" wp14:anchorId="15373CC8" wp14:editId="1324994D">
+            <wp:extent cx="3784044" cy="1695450"/>
+            <wp:effectExtent l="0" t="0" r="6985" b="0"/>
             <wp:docPr id="1320728528" name="Picture 2"/>
             <wp:cNvGraphicFramePr>
               <a:graphicFrameLocks xmlns:a="http://schemas.openxmlformats.org/drawingml/2006/main" noChangeAspect="1"/>
@@ -2257,7 +2102,7 @@
                   <pic:spPr>
                     <a:xfrm>
                       <a:off x="0" y="0"/>
-                      <a:ext cx="4147667" cy="2047689"/>
+                      <a:ext cx="3794638" cy="1700197"/>
                     </a:xfrm>
                     <a:prstGeom prst="rect">
                       <a:avLst/>
@@ -2277,72 +2122,33 @@
       <w:r>
         <w:t xml:space="preserve">Figure </w:t>
       </w:r>
-      <w:r>
-        <w:fldChar w:fldCharType="begin"/>
-      </w:r>
-      <w:r>
-        <w:instrText xml:space="preserve"> SEQ Figure \* ARABIC </w:instrText>
-      </w:r>
-      <w:r>
-        <w:fldChar w:fldCharType="separate"/>
-      </w:r>
-      <w:r>
-        <w:rPr>
-          <w:noProof/>
-        </w:rPr>
-        <w:t>12</w:t>
-      </w:r>
-      <w:r>
-        <w:fldChar w:fldCharType="end"/>
-      </w:r>
+      <w:fldSimple w:instr=" SEQ Figure \* ARABIC ">
+        <w:r>
+          <w:rPr>
+            <w:noProof/>
+          </w:rPr>
+          <w:t>12</w:t>
+        </w:r>
+      </w:fldSimple>
       <w:r>
         <w:t>: Password Strength Checker</w:t>
       </w:r>
     </w:p>
-    <w:p/>
-    <w:p/>
-    <w:p/>
-    <w:p/>
-    <w:p>
-      <w:pPr>
-        <w:rPr>
-          <w:rFonts w:ascii="Times New Roman" w:hAnsi="Times New Roman" w:cs="Times New Roman"/>
-          <w:b/>
-          <w:bCs/>
-          <w:sz w:val="24"/>
-          <w:szCs w:val="24"/>
-        </w:rPr>
-      </w:pPr>
-      <w:r>
-        <w:rPr>
-          <w:rFonts w:ascii="Times New Roman" w:hAnsi="Times New Roman" w:cs="Times New Roman"/>
-          <w:b/>
-          <w:bCs/>
-          <w:sz w:val="24"/>
-          <w:szCs w:val="24"/>
-        </w:rPr>
-        <w:lastRenderedPageBreak/>
-        <w:t>Fig 3</w:t>
-      </w:r>
-      <w:r>
-        <w:rPr>
-          <w:rFonts w:ascii="Times New Roman" w:hAnsi="Times New Roman" w:cs="Times New Roman"/>
-          <w:b/>
-          <w:bCs/>
-          <w:sz w:val="24"/>
-          <w:szCs w:val="24"/>
-        </w:rPr>
-        <w:t xml:space="preserve">: </w:t>
-      </w:r>
-      <w:r>
-        <w:rPr>
-          <w:rFonts w:ascii="Times New Roman" w:hAnsi="Times New Roman" w:cs="Times New Roman"/>
-          <w:b/>
-          <w:bCs/>
-          <w:sz w:val="24"/>
-          <w:szCs w:val="24"/>
-        </w:rPr>
-        <w:t>PHP Syntax Practice</w:t>
+    <w:p>
+      <w:pPr>
+        <w:rPr>
+          <w:rFonts w:ascii="Times New Roman" w:hAnsi="Times New Roman" w:cs="Times New Roman"/>
+          <w:sz w:val="24"/>
+          <w:szCs w:val="24"/>
+        </w:rPr>
+      </w:pPr>
+      <w:r>
+        <w:rPr>
+          <w:rFonts w:ascii="Times New Roman" w:hAnsi="Times New Roman" w:cs="Times New Roman"/>
+          <w:sz w:val="24"/>
+          <w:szCs w:val="24"/>
+        </w:rPr>
+        <w:t>The password I used was 1234 and it was identified as a weak password.</w:t>
       </w:r>
     </w:p>
     <w:p>
@@ -2365,6 +2171,7 @@
           <w:szCs w:val="24"/>
           <w14:ligatures w14:val="standardContextual"/>
         </w:rPr>
+        <w:lastRenderedPageBreak/>
         <w:drawing>
           <wp:inline distT="0" distB="0" distL="0" distR="0" wp14:anchorId="104613EA" wp14:editId="22475205">
             <wp:extent cx="4229100" cy="1955959"/>
@@ -2422,78 +2229,16 @@
       <w:r>
         <w:t xml:space="preserve">Figure </w:t>
       </w:r>
-      <w:r>
-        <w:fldChar w:fldCharType="begin"/>
-      </w:r>
-      <w:r>
-        <w:instrText xml:space="preserve"> SEQ Figure \* ARABIC </w:instrText>
-      </w:r>
-      <w:r>
-        <w:fldChar w:fldCharType="separate"/>
-      </w:r>
-      <w:r>
-        <w:rPr>
-          <w:noProof/>
-        </w:rPr>
-        <w:t>13</w:t>
-      </w:r>
-      <w:r>
-        <w:fldChar w:fldCharType="end"/>
-      </w:r>
+      <w:fldSimple w:instr=" SEQ Figure \* ARABIC ">
+        <w:r>
+          <w:rPr>
+            <w:noProof/>
+          </w:rPr>
+          <w:t>13</w:t>
+        </w:r>
+      </w:fldSimple>
       <w:r>
         <w:t>: PHP Syntax Practice</w:t>
-      </w:r>
-    </w:p>
-    <w:p>
-      <w:pPr>
-        <w:rPr>
-          <w:rFonts w:ascii="Times New Roman" w:hAnsi="Times New Roman" w:cs="Times New Roman"/>
-          <w:b/>
-          <w:bCs/>
-          <w:sz w:val="24"/>
-          <w:szCs w:val="24"/>
-        </w:rPr>
-      </w:pPr>
-    </w:p>
-    <w:p>
-      <w:pPr>
-        <w:rPr>
-          <w:rFonts w:ascii="Times New Roman" w:hAnsi="Times New Roman" w:cs="Times New Roman"/>
-          <w:b/>
-          <w:bCs/>
-          <w:sz w:val="24"/>
-          <w:szCs w:val="24"/>
-        </w:rPr>
-      </w:pPr>
-      <w:r>
-        <w:rPr>
-          <w:rFonts w:ascii="Times New Roman" w:hAnsi="Times New Roman" w:cs="Times New Roman"/>
-          <w:b/>
-          <w:bCs/>
-          <w:sz w:val="24"/>
-          <w:szCs w:val="24"/>
-        </w:rPr>
-        <w:t>Fig 4</w:t>
-      </w:r>
-      <w:r>
-        <w:rPr>
-          <w:rFonts w:ascii="Times New Roman" w:hAnsi="Times New Roman" w:cs="Times New Roman"/>
-          <w:b/>
-          <w:bCs/>
-          <w:sz w:val="24"/>
-          <w:szCs w:val="24"/>
-        </w:rPr>
-        <w:t xml:space="preserve">: </w:t>
-      </w:r>
-      <w:r>
-        <w:rPr>
-          <w:rFonts w:ascii="Times New Roman" w:hAnsi="Times New Roman" w:cs="Times New Roman"/>
-          <w:b/>
-          <w:bCs/>
-          <w:sz w:val="24"/>
-          <w:szCs w:val="24"/>
-        </w:rPr>
-        <w:t>Database Connection Script</w:t>
       </w:r>
     </w:p>
     <w:p>
@@ -2566,29 +2311,18 @@
       <w:r>
         <w:t xml:space="preserve">Figure </w:t>
       </w:r>
-      <w:r>
-        <w:fldChar w:fldCharType="begin"/>
-      </w:r>
-      <w:r>
-        <w:instrText xml:space="preserve"> SEQ Figure \* ARABIC </w:instrText>
-      </w:r>
-      <w:r>
-        <w:fldChar w:fldCharType="separate"/>
-      </w:r>
-      <w:r>
-        <w:rPr>
-          <w:noProof/>
-        </w:rPr>
-        <w:t>14</w:t>
-      </w:r>
-      <w:r>
-        <w:fldChar w:fldCharType="end"/>
-      </w:r>
+      <w:fldSimple w:instr=" SEQ Figure \* ARABIC ">
+        <w:r>
+          <w:rPr>
+            <w:noProof/>
+          </w:rPr>
+          <w:t>14</w:t>
+        </w:r>
+      </w:fldSimple>
       <w:r>
         <w:t>: Database Connection Script</w:t>
       </w:r>
     </w:p>
-    <w:p/>
     <w:p>
       <w:pPr>
         <w:rPr>
@@ -2599,36 +2333,6 @@
           <w:szCs w:val="24"/>
         </w:rPr>
       </w:pPr>
-      <w:r>
-        <w:rPr>
-          <w:rFonts w:ascii="Times New Roman" w:hAnsi="Times New Roman" w:cs="Times New Roman"/>
-          <w:b/>
-          <w:bCs/>
-          <w:sz w:val="24"/>
-          <w:szCs w:val="24"/>
-        </w:rPr>
-        <w:t>Fig 5</w:t>
-      </w:r>
-      <w:r>
-        <w:rPr>
-          <w:rFonts w:ascii="Times New Roman" w:hAnsi="Times New Roman" w:cs="Times New Roman"/>
-          <w:b/>
-          <w:bCs/>
-          <w:sz w:val="24"/>
-          <w:szCs w:val="24"/>
-        </w:rPr>
-        <w:t xml:space="preserve">: </w:t>
-      </w:r>
-      <w:r>
-        <w:rPr>
-          <w:rFonts w:ascii="Times New Roman" w:hAnsi="Times New Roman" w:cs="Times New Roman"/>
-          <w:b/>
-          <w:bCs/>
-          <w:sz w:val="24"/>
-          <w:szCs w:val="24"/>
-        </w:rPr>
-        <w:t>Dynamic User Input Handling</w:t>
-      </w:r>
     </w:p>
     <w:p>
       <w:pPr>
@@ -2650,7 +2354,6 @@
           <w:szCs w:val="24"/>
           <w14:ligatures w14:val="standardContextual"/>
         </w:rPr>
-        <w:lastRenderedPageBreak/>
         <w:drawing>
           <wp:inline distT="0" distB="0" distL="0" distR="0" wp14:anchorId="51704FD4" wp14:editId="13EA0E40">
             <wp:extent cx="4362450" cy="2149066"/>
@@ -2697,87 +2400,1018 @@
     <w:p>
       <w:pPr>
         <w:pStyle w:val="Caption"/>
-        <w:rPr>
-          <w:rFonts w:ascii="Times New Roman" w:hAnsi="Times New Roman" w:cs="Times New Roman"/>
-          <w:b/>
-          <w:bCs/>
-          <w:sz w:val="24"/>
-          <w:szCs w:val="24"/>
-        </w:rPr>
       </w:pPr>
       <w:r>
         <w:t xml:space="preserve">Figure </w:t>
       </w:r>
-      <w:r>
-        <w:fldChar w:fldCharType="begin"/>
-      </w:r>
-      <w:r>
-        <w:instrText xml:space="preserve"> SEQ Figure \* ARABIC </w:instrText>
-      </w:r>
-      <w:r>
-        <w:fldChar w:fldCharType="separate"/>
-      </w:r>
+      <w:fldSimple w:instr=" SEQ Figure \* ARABIC ">
+        <w:r>
+          <w:rPr>
+            <w:noProof/>
+          </w:rPr>
+          <w:t>15</w:t>
+        </w:r>
+      </w:fldSimple>
+      <w:r>
+        <w:t>: Dynamic User Input Handling</w:t>
+      </w:r>
+    </w:p>
+    <w:p/>
+    <w:p>
+      <w:pPr>
+        <w:pStyle w:val="Heading2"/>
+        <w:rPr>
+          <w:rFonts w:ascii="Times New Roman" w:hAnsi="Times New Roman" w:cs="Times New Roman"/>
+          <w:sz w:val="24"/>
+          <w:szCs w:val="24"/>
+        </w:rPr>
+      </w:pPr>
+      <w:r>
+        <w:rPr>
+          <w:rFonts w:ascii="Times New Roman" w:hAnsi="Times New Roman" w:cs="Times New Roman"/>
+          <w:sz w:val="24"/>
+          <w:szCs w:val="24"/>
+        </w:rPr>
+        <w:lastRenderedPageBreak/>
+        <w:t>3.2 Reflection</w:t>
+      </w:r>
+    </w:p>
+    <w:p>
+      <w:pPr>
+        <w:rPr>
+          <w:rFonts w:ascii="Times New Roman" w:hAnsi="Times New Roman" w:cs="Times New Roman"/>
+          <w:sz w:val="24"/>
+          <w:szCs w:val="24"/>
+        </w:rPr>
+      </w:pPr>
+      <w:r>
+        <w:rPr>
+          <w:rFonts w:ascii="Times New Roman" w:hAnsi="Times New Roman" w:cs="Times New Roman"/>
+          <w:sz w:val="24"/>
+          <w:szCs w:val="24"/>
+        </w:rPr>
+        <w:t>The system used JavaScript for validation and dynamic user interaction. PHP was used for backend scripting and database connection testing. Validation helps prevent empty or incorrect user input. The database connection allows communication between the system and MySQL database. Technologies used include HTML, CSS, JavaScript, PHP, MySQL, XAMPP, and VS Code.</w:t>
+      </w:r>
+    </w:p>
+    <w:p>
+      <w:pPr>
+        <w:rPr>
+          <w:rFonts w:ascii="Times New Roman" w:hAnsi="Times New Roman" w:cs="Times New Roman"/>
+          <w:sz w:val="24"/>
+          <w:szCs w:val="24"/>
+        </w:rPr>
+      </w:pPr>
+    </w:p>
+    <w:p>
+      <w:pPr>
+        <w:rPr>
+          <w:rFonts w:ascii="Times New Roman" w:hAnsi="Times New Roman" w:cs="Times New Roman"/>
+          <w:sz w:val="24"/>
+          <w:szCs w:val="24"/>
+        </w:rPr>
+      </w:pPr>
+    </w:p>
+    <w:p>
+      <w:pPr>
+        <w:pStyle w:val="Heading1"/>
+        <w:rPr>
+          <w:rFonts w:ascii="Times New Roman" w:hAnsi="Times New Roman" w:cs="Times New Roman"/>
+          <w:sz w:val="28"/>
+          <w:szCs w:val="28"/>
+        </w:rPr>
+      </w:pPr>
+      <w:r>
+        <w:rPr>
+          <w:rFonts w:ascii="Times New Roman" w:hAnsi="Times New Roman" w:cs="Times New Roman"/>
+          <w:sz w:val="28"/>
+          <w:szCs w:val="28"/>
+        </w:rPr>
+        <w:t>Week 4: Backend Processing and User Authentication</w:t>
+      </w:r>
+    </w:p>
+    <w:p>
+      <w:pPr>
+        <w:pStyle w:val="Heading2"/>
+        <w:rPr>
+          <w:rFonts w:ascii="Times New Roman" w:eastAsia="Times New Roman" w:hAnsi="Times New Roman" w:cs="Times New Roman"/>
+          <w:sz w:val="24"/>
+          <w:szCs w:val="24"/>
+        </w:rPr>
+      </w:pPr>
+      <w:r>
+        <w:rPr>
+          <w:rFonts w:ascii="Times New Roman" w:eastAsia="Times New Roman" w:hAnsi="Times New Roman" w:cs="Times New Roman"/>
+          <w:sz w:val="24"/>
+          <w:szCs w:val="24"/>
+        </w:rPr>
+        <w:t xml:space="preserve">4.1 </w:t>
+      </w:r>
+      <w:r>
+        <w:rPr>
+          <w:rFonts w:ascii="Times New Roman" w:eastAsia="Times New Roman" w:hAnsi="Times New Roman" w:cs="Times New Roman"/>
+          <w:sz w:val="24"/>
+          <w:szCs w:val="24"/>
+        </w:rPr>
+        <w:t>Server-Side Components and Backend Development Foundations</w:t>
+      </w:r>
+    </w:p>
+    <w:p/>
+    <w:p>
       <w:r>
         <w:rPr>
           <w:noProof/>
-        </w:rPr>
-        <w:t>15</w:t>
-      </w:r>
-      <w:r>
-        <w:fldChar w:fldCharType="end"/>
-      </w:r>
-      <w:r>
-        <w:t>: Dynamic User Input Handling</w:t>
-      </w:r>
-    </w:p>
-    <w:p>
-      <w:pPr>
-        <w:rPr>
-          <w:rFonts w:ascii="Times New Roman" w:hAnsi="Times New Roman" w:cs="Times New Roman"/>
-          <w:b/>
-          <w:bCs/>
-          <w:sz w:val="24"/>
-          <w:szCs w:val="24"/>
-        </w:rPr>
-      </w:pPr>
-    </w:p>
-    <w:p>
-      <w:pPr>
-        <w:rPr>
-          <w:rFonts w:ascii="Times New Roman" w:hAnsi="Times New Roman" w:cs="Times New Roman"/>
-          <w:sz w:val="24"/>
-          <w:szCs w:val="24"/>
-        </w:rPr>
-      </w:pPr>
+          <w14:ligatures w14:val="standardContextual"/>
+        </w:rPr>
+        <w:drawing>
+          <wp:inline distT="0" distB="0" distL="0" distR="0" wp14:anchorId="25EC6091" wp14:editId="332F40B9">
+            <wp:extent cx="4464050" cy="2348865"/>
+            <wp:effectExtent l="0" t="0" r="0" b="0"/>
+            <wp:docPr id="590002883" name="Picture 6"/>
+            <wp:cNvGraphicFramePr>
+              <a:graphicFrameLocks xmlns:a="http://schemas.openxmlformats.org/drawingml/2006/main" noChangeAspect="1"/>
+            </wp:cNvGraphicFramePr>
+            <a:graphic xmlns:a="http://schemas.openxmlformats.org/drawingml/2006/main">
+              <a:graphicData uri="http://schemas.openxmlformats.org/drawingml/2006/picture">
+                <pic:pic xmlns:pic="http://schemas.openxmlformats.org/drawingml/2006/picture">
+                  <pic:nvPicPr>
+                    <pic:cNvPr id="590002883" name="Picture 590002883"/>
+                    <pic:cNvPicPr/>
+                  </pic:nvPicPr>
+                  <pic:blipFill>
+                    <a:blip r:embed="rId23" cstate="print">
+                      <a:extLst>
+                        <a:ext uri="{28A0092B-C50C-407E-A947-70E740481C1C}">
+                          <a14:useLocalDpi xmlns:a14="http://schemas.microsoft.com/office/drawing/2010/main" val="0"/>
+                        </a:ext>
+                      </a:extLst>
+                    </a:blip>
+                    <a:stretch>
+                      <a:fillRect/>
+                    </a:stretch>
+                  </pic:blipFill>
+                  <pic:spPr>
+                    <a:xfrm>
+                      <a:off x="0" y="0"/>
+                      <a:ext cx="4471945" cy="2353019"/>
+                    </a:xfrm>
+                    <a:prstGeom prst="rect">
+                      <a:avLst/>
+                    </a:prstGeom>
+                  </pic:spPr>
+                </pic:pic>
+              </a:graphicData>
+            </a:graphic>
+          </wp:inline>
+        </w:drawing>
+      </w:r>
+    </w:p>
+    <w:p>
+      <w:pPr>
+        <w:pStyle w:val="Caption"/>
+      </w:pPr>
+      <w:r>
+        <w:t xml:space="preserve">Figure </w:t>
+      </w:r>
+      <w:fldSimple w:instr=" SEQ Figure \* ARABIC ">
+        <w:r>
+          <w:rPr>
+            <w:noProof/>
+          </w:rPr>
+          <w:t>16</w:t>
+        </w:r>
+      </w:fldSimple>
+      <w:r>
+        <w:t>: Admin Login Page</w:t>
+      </w:r>
+    </w:p>
+    <w:p/>
+    <w:p>
+      <w:r>
+        <w:rPr>
+          <w:noProof/>
+          <w14:ligatures w14:val="standardContextual"/>
+        </w:rPr>
+        <w:drawing>
+          <wp:inline distT="0" distB="0" distL="0" distR="0" wp14:anchorId="556CD787" wp14:editId="3F5ECEC5">
+            <wp:extent cx="4705350" cy="2310950"/>
+            <wp:effectExtent l="0" t="0" r="0" b="0"/>
+            <wp:docPr id="1554267889" name="Picture 7"/>
+            <wp:cNvGraphicFramePr>
+              <a:graphicFrameLocks xmlns:a="http://schemas.openxmlformats.org/drawingml/2006/main" noChangeAspect="1"/>
+            </wp:cNvGraphicFramePr>
+            <a:graphic xmlns:a="http://schemas.openxmlformats.org/drawingml/2006/main">
+              <a:graphicData uri="http://schemas.openxmlformats.org/drawingml/2006/picture">
+                <pic:pic xmlns:pic="http://schemas.openxmlformats.org/drawingml/2006/picture">
+                  <pic:nvPicPr>
+                    <pic:cNvPr id="1554267889" name="Picture 1554267889"/>
+                    <pic:cNvPicPr/>
+                  </pic:nvPicPr>
+                  <pic:blipFill>
+                    <a:blip r:embed="rId24" cstate="print">
+                      <a:extLst>
+                        <a:ext uri="{28A0092B-C50C-407E-A947-70E740481C1C}">
+                          <a14:useLocalDpi xmlns:a14="http://schemas.microsoft.com/office/drawing/2010/main" val="0"/>
+                        </a:ext>
+                      </a:extLst>
+                    </a:blip>
+                    <a:stretch>
+                      <a:fillRect/>
+                    </a:stretch>
+                  </pic:blipFill>
+                  <pic:spPr>
+                    <a:xfrm>
+                      <a:off x="0" y="0"/>
+                      <a:ext cx="4713039" cy="2314726"/>
+                    </a:xfrm>
+                    <a:prstGeom prst="rect">
+                      <a:avLst/>
+                    </a:prstGeom>
+                  </pic:spPr>
+                </pic:pic>
+              </a:graphicData>
+            </a:graphic>
+          </wp:inline>
+        </w:drawing>
+      </w:r>
+    </w:p>
+    <w:p>
+      <w:pPr>
+        <w:pStyle w:val="Caption"/>
+      </w:pPr>
+      <w:r>
+        <w:lastRenderedPageBreak/>
+        <w:t xml:space="preserve">Figure </w:t>
+      </w:r>
+      <w:fldSimple w:instr=" SEQ Figure \* ARABIC ">
+        <w:r>
+          <w:rPr>
+            <w:noProof/>
+          </w:rPr>
+          <w:t>17</w:t>
+        </w:r>
+      </w:fldSimple>
+      <w:r>
+        <w:t>: Form Validation System</w:t>
+      </w:r>
+    </w:p>
+    <w:p/>
+    <w:p>
+      <w:r>
+        <w:rPr>
+          <w:noProof/>
+          <w14:ligatures w14:val="standardContextual"/>
+        </w:rPr>
+        <w:drawing>
+          <wp:inline distT="0" distB="0" distL="0" distR="0" wp14:anchorId="6F21E037" wp14:editId="640DF5DC">
+            <wp:extent cx="4533723" cy="1562100"/>
+            <wp:effectExtent l="0" t="0" r="635" b="0"/>
+            <wp:docPr id="1720435517" name="Picture 10"/>
+            <wp:cNvGraphicFramePr>
+              <a:graphicFrameLocks xmlns:a="http://schemas.openxmlformats.org/drawingml/2006/main" noChangeAspect="1"/>
+            </wp:cNvGraphicFramePr>
+            <a:graphic xmlns:a="http://schemas.openxmlformats.org/drawingml/2006/main">
+              <a:graphicData uri="http://schemas.openxmlformats.org/drawingml/2006/picture">
+                <pic:pic xmlns:pic="http://schemas.openxmlformats.org/drawingml/2006/picture">
+                  <pic:nvPicPr>
+                    <pic:cNvPr id="1720435517" name="Picture 1720435517"/>
+                    <pic:cNvPicPr/>
+                  </pic:nvPicPr>
+                  <pic:blipFill>
+                    <a:blip r:embed="rId25" cstate="print">
+                      <a:extLst>
+                        <a:ext uri="{28A0092B-C50C-407E-A947-70E740481C1C}">
+                          <a14:useLocalDpi xmlns:a14="http://schemas.microsoft.com/office/drawing/2010/main" val="0"/>
+                        </a:ext>
+                      </a:extLst>
+                    </a:blip>
+                    <a:stretch>
+                      <a:fillRect/>
+                    </a:stretch>
+                  </pic:blipFill>
+                  <pic:spPr>
+                    <a:xfrm>
+                      <a:off x="0" y="0"/>
+                      <a:ext cx="4543632" cy="1565514"/>
+                    </a:xfrm>
+                    <a:prstGeom prst="rect">
+                      <a:avLst/>
+                    </a:prstGeom>
+                  </pic:spPr>
+                </pic:pic>
+              </a:graphicData>
+            </a:graphic>
+          </wp:inline>
+        </w:drawing>
+      </w:r>
+    </w:p>
+    <w:p>
+      <w:pPr>
+        <w:pStyle w:val="Caption"/>
+      </w:pPr>
+      <w:r>
+        <w:t xml:space="preserve">Figure </w:t>
+      </w:r>
+      <w:fldSimple w:instr=" SEQ Figure \* ARABIC ">
+        <w:r>
+          <w:rPr>
+            <w:noProof/>
+          </w:rPr>
+          <w:t>18</w:t>
+        </w:r>
+      </w:fldSimple>
+      <w:r>
+        <w:t>: PHP Processing Page</w:t>
+      </w:r>
+    </w:p>
+    <w:p/>
+    <w:p>
+      <w:r>
+        <w:rPr>
+          <w:noProof/>
+          <w14:ligatures w14:val="standardContextual"/>
+        </w:rPr>
+        <w:drawing>
+          <wp:inline distT="0" distB="0" distL="0" distR="0" wp14:anchorId="13C63DDA" wp14:editId="6C0576B3">
+            <wp:extent cx="4546600" cy="2387936"/>
+            <wp:effectExtent l="0" t="0" r="6350" b="0"/>
+            <wp:docPr id="1789296747" name="Picture 9"/>
+            <wp:cNvGraphicFramePr>
+              <a:graphicFrameLocks xmlns:a="http://schemas.openxmlformats.org/drawingml/2006/main" noChangeAspect="1"/>
+            </wp:cNvGraphicFramePr>
+            <a:graphic xmlns:a="http://schemas.openxmlformats.org/drawingml/2006/main">
+              <a:graphicData uri="http://schemas.openxmlformats.org/drawingml/2006/picture">
+                <pic:pic xmlns:pic="http://schemas.openxmlformats.org/drawingml/2006/picture">
+                  <pic:nvPicPr>
+                    <pic:cNvPr id="1789296747" name="Picture 1789296747"/>
+                    <pic:cNvPicPr/>
+                  </pic:nvPicPr>
+                  <pic:blipFill>
+                    <a:blip r:embed="rId26" cstate="print">
+                      <a:extLst>
+                        <a:ext uri="{28A0092B-C50C-407E-A947-70E740481C1C}">
+                          <a14:useLocalDpi xmlns:a14="http://schemas.microsoft.com/office/drawing/2010/main" val="0"/>
+                        </a:ext>
+                      </a:extLst>
+                    </a:blip>
+                    <a:stretch>
+                      <a:fillRect/>
+                    </a:stretch>
+                  </pic:blipFill>
+                  <pic:spPr>
+                    <a:xfrm>
+                      <a:off x="0" y="0"/>
+                      <a:ext cx="4557273" cy="2393542"/>
+                    </a:xfrm>
+                    <a:prstGeom prst="rect">
+                      <a:avLst/>
+                    </a:prstGeom>
+                  </pic:spPr>
+                </pic:pic>
+              </a:graphicData>
+            </a:graphic>
+          </wp:inline>
+        </w:drawing>
+      </w:r>
+    </w:p>
+    <w:p>
+      <w:pPr>
+        <w:pStyle w:val="Caption"/>
+      </w:pPr>
+      <w:r>
+        <w:t xml:space="preserve">Figure </w:t>
+      </w:r>
+      <w:fldSimple w:instr=" SEQ Figure \* ARABIC ">
+        <w:r>
+          <w:rPr>
+            <w:noProof/>
+          </w:rPr>
+          <w:t>19</w:t>
+        </w:r>
+      </w:fldSimple>
+      <w:r>
+        <w:t>: Backend Folder Structure</w:t>
+      </w:r>
+    </w:p>
+    <w:p/>
+    <w:p>
+      <w:r>
+        <w:rPr>
+          <w:noProof/>
+          <w14:ligatures w14:val="standardContextual"/>
+        </w:rPr>
+        <w:drawing>
+          <wp:inline distT="0" distB="0" distL="0" distR="0" wp14:anchorId="205A466E" wp14:editId="0699E0F0">
+            <wp:extent cx="4425950" cy="2065495"/>
+            <wp:effectExtent l="0" t="0" r="0" b="0"/>
+            <wp:docPr id="160909079" name="Picture 8"/>
+            <wp:cNvGraphicFramePr>
+              <a:graphicFrameLocks xmlns:a="http://schemas.openxmlformats.org/drawingml/2006/main" noChangeAspect="1"/>
+            </wp:cNvGraphicFramePr>
+            <a:graphic xmlns:a="http://schemas.openxmlformats.org/drawingml/2006/main">
+              <a:graphicData uri="http://schemas.openxmlformats.org/drawingml/2006/picture">
+                <pic:pic xmlns:pic="http://schemas.openxmlformats.org/drawingml/2006/picture">
+                  <pic:nvPicPr>
+                    <pic:cNvPr id="160909079" name="Picture 160909079"/>
+                    <pic:cNvPicPr/>
+                  </pic:nvPicPr>
+                  <pic:blipFill>
+                    <a:blip r:embed="rId27" cstate="print">
+                      <a:extLst>
+                        <a:ext uri="{28A0092B-C50C-407E-A947-70E740481C1C}">
+                          <a14:useLocalDpi xmlns:a14="http://schemas.microsoft.com/office/drawing/2010/main" val="0"/>
+                        </a:ext>
+                      </a:extLst>
+                    </a:blip>
+                    <a:stretch>
+                      <a:fillRect/>
+                    </a:stretch>
+                  </pic:blipFill>
+                  <pic:spPr>
+                    <a:xfrm>
+                      <a:off x="0" y="0"/>
+                      <a:ext cx="4446080" cy="2074889"/>
+                    </a:xfrm>
+                    <a:prstGeom prst="rect">
+                      <a:avLst/>
+                    </a:prstGeom>
+                  </pic:spPr>
+                </pic:pic>
+              </a:graphicData>
+            </a:graphic>
+          </wp:inline>
+        </w:drawing>
+      </w:r>
+    </w:p>
+    <w:p>
+      <w:pPr>
+        <w:pStyle w:val="Caption"/>
+      </w:pPr>
+      <w:r>
+        <w:t xml:space="preserve">Figure </w:t>
+      </w:r>
+      <w:fldSimple w:instr=" SEQ Figure \* ARABIC ">
+        <w:r>
+          <w:rPr>
+            <w:noProof/>
+          </w:rPr>
+          <w:t>20</w:t>
+        </w:r>
+      </w:fldSimple>
+      <w:r>
+        <w:t>: Session Welcome Page</w:t>
+      </w:r>
+    </w:p>
+    <w:p/>
+    <w:p>
+      <w:pPr>
+        <w:pStyle w:val="Heading2"/>
+        <w:rPr>
+          <w:rFonts w:ascii="Times New Roman" w:hAnsi="Times New Roman" w:cs="Times New Roman"/>
+          <w:sz w:val="24"/>
+          <w:szCs w:val="24"/>
+        </w:rPr>
+      </w:pPr>
+      <w:r>
+        <w:rPr>
+          <w:rFonts w:ascii="Times New Roman" w:hAnsi="Times New Roman" w:cs="Times New Roman"/>
+          <w:sz w:val="24"/>
+          <w:szCs w:val="24"/>
+        </w:rPr>
+        <w:t>4.</w:t>
+      </w:r>
+      <w:r>
+        <w:rPr>
+          <w:rFonts w:ascii="Times New Roman" w:hAnsi="Times New Roman" w:cs="Times New Roman"/>
+          <w:sz w:val="24"/>
+          <w:szCs w:val="24"/>
+        </w:rPr>
+        <w:t>2</w:t>
+      </w:r>
+      <w:r>
+        <w:rPr>
+          <w:rFonts w:ascii="Times New Roman" w:hAnsi="Times New Roman" w:cs="Times New Roman"/>
+          <w:sz w:val="24"/>
+          <w:szCs w:val="24"/>
+        </w:rPr>
+        <w:t xml:space="preserve"> </w:t>
+      </w:r>
+      <w:r>
+        <w:rPr>
+          <w:rFonts w:ascii="Times New Roman" w:hAnsi="Times New Roman" w:cs="Times New Roman"/>
+          <w:sz w:val="24"/>
+          <w:szCs w:val="24"/>
+        </w:rPr>
+        <w:t>Reflection</w:t>
+      </w:r>
+    </w:p>
+    <w:p>
+      <w:pPr>
+        <w:rPr>
+          <w:rFonts w:ascii="Times New Roman" w:hAnsi="Times New Roman" w:cs="Times New Roman"/>
+          <w:sz w:val="24"/>
+          <w:szCs w:val="24"/>
+        </w:rPr>
+      </w:pPr>
+      <w:r>
+        <w:rPr>
+          <w:rFonts w:ascii="Times New Roman" w:hAnsi="Times New Roman" w:cs="Times New Roman"/>
+          <w:sz w:val="24"/>
+          <w:szCs w:val="24"/>
+        </w:rPr>
+        <w:t>This week I learned how frontend and backend components work together in a web application. I created HTML forms and used PHP to process user input and handle login requests. I also learned the basics of sessions and how they help manage user access after logging in. Organizing project files into folders improved the structure of my system and made development easier. These activities helped me understand the flow of data between users and the server.</w:t>
+      </w:r>
+    </w:p>
+    <w:p>
+      <w:pPr>
+        <w:rPr>
+          <w:rFonts w:ascii="Times New Roman" w:hAnsi="Times New Roman" w:cs="Times New Roman"/>
+          <w:sz w:val="24"/>
+          <w:szCs w:val="24"/>
+        </w:rPr>
+      </w:pPr>
+    </w:p>
+    <w:p>
+      <w:pPr>
+        <w:rPr>
+          <w:rFonts w:ascii="Times New Roman" w:hAnsi="Times New Roman" w:cs="Times New Roman"/>
+          <w:sz w:val="24"/>
+          <w:szCs w:val="24"/>
+        </w:rPr>
+      </w:pPr>
+    </w:p>
+    <w:p>
+      <w:pPr>
+        <w:pStyle w:val="Heading1"/>
+        <w:rPr>
+          <w:rFonts w:ascii="Times New Roman" w:eastAsia="Times New Roman" w:hAnsi="Times New Roman" w:cs="Times New Roman"/>
+          <w:sz w:val="28"/>
+          <w:szCs w:val="28"/>
+        </w:rPr>
+      </w:pPr>
+      <w:r>
+        <w:rPr>
+          <w:rFonts w:ascii="Times New Roman" w:hAnsi="Times New Roman" w:cs="Times New Roman"/>
+          <w:sz w:val="28"/>
+          <w:szCs w:val="28"/>
+        </w:rPr>
+        <w:t>Week 5</w:t>
+      </w:r>
+      <w:r>
+        <w:rPr>
+          <w:rFonts w:ascii="Times New Roman" w:hAnsi="Times New Roman" w:cs="Times New Roman"/>
+          <w:sz w:val="28"/>
+          <w:szCs w:val="28"/>
+        </w:rPr>
+        <w:t xml:space="preserve">: </w:t>
+      </w:r>
+      <w:r>
+        <w:rPr>
+          <w:rFonts w:ascii="Times New Roman" w:eastAsia="Times New Roman" w:hAnsi="Times New Roman" w:cs="Times New Roman"/>
+          <w:sz w:val="28"/>
+          <w:szCs w:val="28"/>
+        </w:rPr>
+        <w:t>Database Components and CRUD Operations</w:t>
+      </w:r>
+    </w:p>
+    <w:p>
+      <w:pPr>
+        <w:pStyle w:val="Heading2"/>
+        <w:rPr>
+          <w:rFonts w:ascii="Times New Roman" w:hAnsi="Times New Roman" w:cs="Times New Roman"/>
+          <w:sz w:val="24"/>
+          <w:szCs w:val="24"/>
+        </w:rPr>
+      </w:pPr>
+      <w:r>
+        <w:rPr>
+          <w:rFonts w:ascii="Times New Roman" w:hAnsi="Times New Roman" w:cs="Times New Roman"/>
+          <w:sz w:val="24"/>
+          <w:szCs w:val="24"/>
+        </w:rPr>
+        <w:t xml:space="preserve">5.1 </w:t>
+      </w:r>
+      <w:r>
+        <w:rPr>
+          <w:rFonts w:ascii="Times New Roman" w:hAnsi="Times New Roman" w:cs="Times New Roman"/>
+          <w:sz w:val="24"/>
+          <w:szCs w:val="24"/>
+        </w:rPr>
+        <w:t>Building Database-Driven Web Applications</w:t>
+      </w:r>
+    </w:p>
+    <w:p/>
+    <w:p>
+      <w:r>
+        <w:rPr>
+          <w:noProof/>
+          <w14:ligatures w14:val="standardContextual"/>
+        </w:rPr>
+        <w:drawing>
+          <wp:inline distT="0" distB="0" distL="0" distR="0" wp14:anchorId="11F3F01C" wp14:editId="1799E95A">
+            <wp:extent cx="4692650" cy="2241550"/>
+            <wp:effectExtent l="0" t="0" r="0" b="6350"/>
+            <wp:docPr id="1068193590" name="Picture 1"/>
+            <wp:cNvGraphicFramePr>
+              <a:graphicFrameLocks xmlns:a="http://schemas.openxmlformats.org/drawingml/2006/main" noChangeAspect="1"/>
+            </wp:cNvGraphicFramePr>
+            <a:graphic xmlns:a="http://schemas.openxmlformats.org/drawingml/2006/main">
+              <a:graphicData uri="http://schemas.openxmlformats.org/drawingml/2006/picture">
+                <pic:pic xmlns:pic="http://schemas.openxmlformats.org/drawingml/2006/picture">
+                  <pic:nvPicPr>
+                    <pic:cNvPr id="1068193590" name="Picture 1068193590"/>
+                    <pic:cNvPicPr/>
+                  </pic:nvPicPr>
+                  <pic:blipFill>
+                    <a:blip r:embed="rId28" cstate="print">
+                      <a:extLst>
+                        <a:ext uri="{28A0092B-C50C-407E-A947-70E740481C1C}">
+                          <a14:useLocalDpi xmlns:a14="http://schemas.microsoft.com/office/drawing/2010/main" val="0"/>
+                        </a:ext>
+                      </a:extLst>
+                    </a:blip>
+                    <a:stretch>
+                      <a:fillRect/>
+                    </a:stretch>
+                  </pic:blipFill>
+                  <pic:spPr>
+                    <a:xfrm>
+                      <a:off x="0" y="0"/>
+                      <a:ext cx="4706117" cy="2247983"/>
+                    </a:xfrm>
+                    <a:prstGeom prst="rect">
+                      <a:avLst/>
+                    </a:prstGeom>
+                  </pic:spPr>
+                </pic:pic>
+              </a:graphicData>
+            </a:graphic>
+          </wp:inline>
+        </w:drawing>
+      </w:r>
+    </w:p>
+    <w:p>
+      <w:pPr>
+        <w:pStyle w:val="Caption"/>
+      </w:pPr>
+      <w:r>
+        <w:t xml:space="preserve">Figure </w:t>
+      </w:r>
+      <w:fldSimple w:instr=" SEQ Figure \* ARABIC ">
+        <w:r>
+          <w:rPr>
+            <w:noProof/>
+          </w:rPr>
+          <w:t>21</w:t>
+        </w:r>
+      </w:fldSimple>
+      <w:r>
+        <w:t>:</w:t>
+      </w:r>
+      <w:r>
+        <w:t xml:space="preserve"> Users Table Creation</w:t>
+      </w:r>
+    </w:p>
+    <w:p>
+      <w:r>
+        <w:rPr>
+          <w:noProof/>
+          <w14:ligatures w14:val="standardContextual"/>
+        </w:rPr>
+        <w:drawing>
+          <wp:inline distT="0" distB="0" distL="0" distR="0" wp14:anchorId="3E267EA5" wp14:editId="4A3969BA">
+            <wp:extent cx="4559300" cy="2208700"/>
+            <wp:effectExtent l="0" t="0" r="0" b="1270"/>
+            <wp:docPr id="1946111023" name="Picture 9"/>
+            <wp:cNvGraphicFramePr>
+              <a:graphicFrameLocks xmlns:a="http://schemas.openxmlformats.org/drawingml/2006/main" noChangeAspect="1"/>
+            </wp:cNvGraphicFramePr>
+            <a:graphic xmlns:a="http://schemas.openxmlformats.org/drawingml/2006/main">
+              <a:graphicData uri="http://schemas.openxmlformats.org/drawingml/2006/picture">
+                <pic:pic xmlns:pic="http://schemas.openxmlformats.org/drawingml/2006/picture">
+                  <pic:nvPicPr>
+                    <pic:cNvPr id="1946111023" name="Picture 1946111023"/>
+                    <pic:cNvPicPr/>
+                  </pic:nvPicPr>
+                  <pic:blipFill>
+                    <a:blip r:embed="rId29" cstate="print">
+                      <a:extLst>
+                        <a:ext uri="{28A0092B-C50C-407E-A947-70E740481C1C}">
+                          <a14:useLocalDpi xmlns:a14="http://schemas.microsoft.com/office/drawing/2010/main" val="0"/>
+                        </a:ext>
+                      </a:extLst>
+                    </a:blip>
+                    <a:stretch>
+                      <a:fillRect/>
+                    </a:stretch>
+                  </pic:blipFill>
+                  <pic:spPr>
+                    <a:xfrm>
+                      <a:off x="0" y="0"/>
+                      <a:ext cx="4575136" cy="2216372"/>
+                    </a:xfrm>
+                    <a:prstGeom prst="rect">
+                      <a:avLst/>
+                    </a:prstGeom>
+                  </pic:spPr>
+                </pic:pic>
+              </a:graphicData>
+            </a:graphic>
+          </wp:inline>
+        </w:drawing>
+      </w:r>
+    </w:p>
+    <w:p>
+      <w:pPr>
+        <w:pStyle w:val="Caption"/>
+      </w:pPr>
+      <w:r>
+        <w:lastRenderedPageBreak/>
+        <w:t xml:space="preserve">Figure </w:t>
+      </w:r>
+      <w:fldSimple w:instr=" SEQ Figure \* ARABIC ">
+        <w:r>
+          <w:rPr>
+            <w:noProof/>
+          </w:rPr>
+          <w:t>22</w:t>
+        </w:r>
+      </w:fldSimple>
+      <w:r>
+        <w:t>: User Record Insertion</w:t>
+      </w:r>
+      <w:r>
+        <w:br/>
+      </w:r>
+    </w:p>
+    <w:p>
+      <w:r>
+        <w:rPr>
+          <w:noProof/>
+          <w14:ligatures w14:val="standardContextual"/>
+        </w:rPr>
+        <w:drawing>
+          <wp:inline distT="0" distB="0" distL="0" distR="0" wp14:anchorId="44AF6436" wp14:editId="04539ECA">
+            <wp:extent cx="4902200" cy="2573655"/>
+            <wp:effectExtent l="0" t="0" r="0" b="0"/>
+            <wp:docPr id="1024911312" name="Picture 5"/>
+            <wp:cNvGraphicFramePr>
+              <a:graphicFrameLocks xmlns:a="http://schemas.openxmlformats.org/drawingml/2006/main" noChangeAspect="1"/>
+            </wp:cNvGraphicFramePr>
+            <a:graphic xmlns:a="http://schemas.openxmlformats.org/drawingml/2006/main">
+              <a:graphicData uri="http://schemas.openxmlformats.org/drawingml/2006/picture">
+                <pic:pic xmlns:pic="http://schemas.openxmlformats.org/drawingml/2006/picture">
+                  <pic:nvPicPr>
+                    <pic:cNvPr id="1948603006" name="Picture 1948603006"/>
+                    <pic:cNvPicPr/>
+                  </pic:nvPicPr>
+                  <pic:blipFill>
+                    <a:blip r:embed="rId30" cstate="print">
+                      <a:extLst>
+                        <a:ext uri="{28A0092B-C50C-407E-A947-70E740481C1C}">
+                          <a14:useLocalDpi xmlns:a14="http://schemas.microsoft.com/office/drawing/2010/main" val="0"/>
+                        </a:ext>
+                      </a:extLst>
+                    </a:blip>
+                    <a:stretch>
+                      <a:fillRect/>
+                    </a:stretch>
+                  </pic:blipFill>
+                  <pic:spPr>
+                    <a:xfrm>
+                      <a:off x="0" y="0"/>
+                      <a:ext cx="4908577" cy="2577003"/>
+                    </a:xfrm>
+                    <a:prstGeom prst="rect">
+                      <a:avLst/>
+                    </a:prstGeom>
+                  </pic:spPr>
+                </pic:pic>
+              </a:graphicData>
+            </a:graphic>
+          </wp:inline>
+        </w:drawing>
+      </w:r>
+    </w:p>
+    <w:p>
+      <w:pPr>
+        <w:pStyle w:val="Caption"/>
+      </w:pPr>
+      <w:r>
+        <w:t xml:space="preserve">Figure </w:t>
+      </w:r>
+      <w:fldSimple w:instr=" SEQ Figure \* ARABIC ">
+        <w:r>
+          <w:rPr>
+            <w:noProof/>
+          </w:rPr>
+          <w:t>23</w:t>
+        </w:r>
+      </w:fldSimple>
+      <w:r>
+        <w:t>: Displaying Database Records</w:t>
+      </w:r>
+    </w:p>
+    <w:p/>
+    <w:p>
+      <w:r>
+        <w:rPr>
+          <w:noProof/>
+          <w14:ligatures w14:val="standardContextual"/>
+        </w:rPr>
+        <w:drawing>
+          <wp:inline distT="0" distB="0" distL="0" distR="0" wp14:anchorId="0C577CE4" wp14:editId="024AA2C9">
+            <wp:extent cx="4768850" cy="2503647"/>
+            <wp:effectExtent l="0" t="0" r="0" b="0"/>
+            <wp:docPr id="83206586" name="Picture 7"/>
+            <wp:cNvGraphicFramePr>
+              <a:graphicFrameLocks xmlns:a="http://schemas.openxmlformats.org/drawingml/2006/main" noChangeAspect="1"/>
+            </wp:cNvGraphicFramePr>
+            <a:graphic xmlns:a="http://schemas.openxmlformats.org/drawingml/2006/main">
+              <a:graphicData uri="http://schemas.openxmlformats.org/drawingml/2006/picture">
+                <pic:pic xmlns:pic="http://schemas.openxmlformats.org/drawingml/2006/picture">
+                  <pic:nvPicPr>
+                    <pic:cNvPr id="88396994" name="Picture 88396994"/>
+                    <pic:cNvPicPr/>
+                  </pic:nvPicPr>
+                  <pic:blipFill>
+                    <a:blip r:embed="rId31" cstate="print">
+                      <a:extLst>
+                        <a:ext uri="{28A0092B-C50C-407E-A947-70E740481C1C}">
+                          <a14:useLocalDpi xmlns:a14="http://schemas.microsoft.com/office/drawing/2010/main" val="0"/>
+                        </a:ext>
+                      </a:extLst>
+                    </a:blip>
+                    <a:stretch>
+                      <a:fillRect/>
+                    </a:stretch>
+                  </pic:blipFill>
+                  <pic:spPr>
+                    <a:xfrm>
+                      <a:off x="0" y="0"/>
+                      <a:ext cx="4777976" cy="2508438"/>
+                    </a:xfrm>
+                    <a:prstGeom prst="rect">
+                      <a:avLst/>
+                    </a:prstGeom>
+                  </pic:spPr>
+                </pic:pic>
+              </a:graphicData>
+            </a:graphic>
+          </wp:inline>
+        </w:drawing>
+      </w:r>
+    </w:p>
+    <w:p>
+      <w:pPr>
+        <w:pStyle w:val="Caption"/>
+      </w:pPr>
+      <w:r>
+        <w:t xml:space="preserve">Figure </w:t>
+      </w:r>
+      <w:fldSimple w:instr=" SEQ Figure \* ARABIC ">
+        <w:r>
+          <w:rPr>
+            <w:noProof/>
+          </w:rPr>
+          <w:t>24</w:t>
+        </w:r>
+      </w:fldSimple>
+      <w:r>
+        <w:t>: Updating User Records</w:t>
+      </w:r>
     </w:p>
     <w:p/>
     <w:p/>
     <w:p/>
-    <w:p>
-      <w:r>
-        <w:t>PASSWORD</w:t>
-      </w:r>
-    </w:p>
-    <w:p>
-      <w:r>
-        <w:t>Weak 12345</w:t>
-      </w:r>
-    </w:p>
-    <w:p>
-      <w:r>
-        <w:t>Medium kali123</w:t>
-      </w:r>
-    </w:p>
-    <w:p>
-      <w:pPr>
-        <w:rPr>
-          <w:rFonts w:ascii="Times New Roman" w:hAnsi="Times New Roman" w:cs="Times New Roman"/>
-        </w:rPr>
-      </w:pPr>
-      <w:r>
-        <w:t>Strong lns851W@90</w:t>
-      </w:r>
-    </w:p>
+    <w:p/>
+    <w:p/>
+    <w:p/>
+    <w:p/>
+    <w:p/>
+    <w:p>
+      <w:r>
+        <w:rPr>
+          <w:noProof/>
+          <w14:ligatures w14:val="standardContextual"/>
+        </w:rPr>
+        <w:drawing>
+          <wp:inline distT="0" distB="0" distL="0" distR="0" wp14:anchorId="2D268702" wp14:editId="394AB691">
+            <wp:extent cx="5022850" cy="2636996"/>
+            <wp:effectExtent l="0" t="0" r="6350" b="0"/>
+            <wp:docPr id="1708114260" name="Picture 8"/>
+            <wp:cNvGraphicFramePr>
+              <a:graphicFrameLocks xmlns:a="http://schemas.openxmlformats.org/drawingml/2006/main" noChangeAspect="1"/>
+            </wp:cNvGraphicFramePr>
+            <a:graphic xmlns:a="http://schemas.openxmlformats.org/drawingml/2006/main">
+              <a:graphicData uri="http://schemas.openxmlformats.org/drawingml/2006/picture">
+                <pic:pic xmlns:pic="http://schemas.openxmlformats.org/drawingml/2006/picture">
+                  <pic:nvPicPr>
+                    <pic:cNvPr id="1708114260" name="Picture 1708114260"/>
+                    <pic:cNvPicPr/>
+                  </pic:nvPicPr>
+                  <pic:blipFill>
+                    <a:blip r:embed="rId32" cstate="print">
+                      <a:extLst>
+                        <a:ext uri="{28A0092B-C50C-407E-A947-70E740481C1C}">
+                          <a14:useLocalDpi xmlns:a14="http://schemas.microsoft.com/office/drawing/2010/main" val="0"/>
+                        </a:ext>
+                      </a:extLst>
+                    </a:blip>
+                    <a:stretch>
+                      <a:fillRect/>
+                    </a:stretch>
+                  </pic:blipFill>
+                  <pic:spPr>
+                    <a:xfrm>
+                      <a:off x="0" y="0"/>
+                      <a:ext cx="5026683" cy="2639008"/>
+                    </a:xfrm>
+                    <a:prstGeom prst="rect">
+                      <a:avLst/>
+                    </a:prstGeom>
+                  </pic:spPr>
+                </pic:pic>
+              </a:graphicData>
+            </a:graphic>
+          </wp:inline>
+        </w:drawing>
+      </w:r>
+    </w:p>
+    <w:p>
+      <w:pPr>
+        <w:pStyle w:val="Caption"/>
+      </w:pPr>
+      <w:r>
+        <w:t xml:space="preserve">Figure </w:t>
+      </w:r>
+      <w:fldSimple w:instr=" SEQ Figure \* ARABIC ">
+        <w:r>
+          <w:rPr>
+            <w:noProof/>
+          </w:rPr>
+          <w:t>25</w:t>
+        </w:r>
+      </w:fldSimple>
+      <w:r>
+        <w:t>: Deleting User Records</w:t>
+      </w:r>
+    </w:p>
+    <w:p>
+      <w:pPr>
+        <w:pStyle w:val="Heading2"/>
+        <w:rPr>
+          <w:rFonts w:ascii="Times New Roman" w:hAnsi="Times New Roman" w:cs="Times New Roman"/>
+          <w:sz w:val="24"/>
+          <w:szCs w:val="24"/>
+        </w:rPr>
+      </w:pPr>
+      <w:r>
+        <w:t xml:space="preserve"> </w:t>
+      </w:r>
+      <w:r>
+        <w:rPr>
+          <w:rFonts w:ascii="Times New Roman" w:hAnsi="Times New Roman" w:cs="Times New Roman"/>
+          <w:sz w:val="24"/>
+          <w:szCs w:val="24"/>
+        </w:rPr>
+        <w:t>5.</w:t>
+      </w:r>
+      <w:r>
+        <w:rPr>
+          <w:rFonts w:ascii="Times New Roman" w:hAnsi="Times New Roman" w:cs="Times New Roman"/>
+          <w:sz w:val="24"/>
+          <w:szCs w:val="24"/>
+        </w:rPr>
+        <w:t>2</w:t>
+      </w:r>
+      <w:r>
+        <w:rPr>
+          <w:rFonts w:ascii="Times New Roman" w:hAnsi="Times New Roman" w:cs="Times New Roman"/>
+          <w:sz w:val="24"/>
+          <w:szCs w:val="24"/>
+        </w:rPr>
+        <w:t xml:space="preserve"> Reflection</w:t>
+      </w:r>
+    </w:p>
+    <w:p>
+      <w:pPr>
+        <w:rPr>
+          <w:rFonts w:ascii="Times New Roman" w:hAnsi="Times New Roman" w:cs="Times New Roman"/>
+          <w:sz w:val="24"/>
+          <w:szCs w:val="24"/>
+        </w:rPr>
+      </w:pPr>
+      <w:r>
+        <w:rPr>
+          <w:rFonts w:ascii="Times New Roman" w:hAnsi="Times New Roman" w:cs="Times New Roman"/>
+          <w:sz w:val="24"/>
+          <w:szCs w:val="24"/>
+        </w:rPr>
+        <w:t>This week I learned the importance of databases in web development and how they store and manage information. I created a database and table, then practiced CRUD operations by adding, viewing, updating, and deleting records. I also connected PHP to MySQL to display dynamic data from the database. These practical activities helped me understand how backend systems interact with databases and how data-driven web applications are built.</w:t>
+      </w:r>
+    </w:p>
+    <w:p/>
+    <w:p/>
     <w:sectPr>
       <w:pgSz w:w="12240" w:h="15840"/>
       <w:pgMar w:top="1440" w:right="1440" w:bottom="1440" w:left="1440" w:header="720" w:footer="720" w:gutter="0"/>

--- a/Documentation/VRS_Project_Logbook.docx
+++ b/Documentation/VRS_Project_Logbook.docx
@@ -14,6 +14,7 @@
           <w:szCs w:val="36"/>
         </w:rPr>
       </w:pPr>
+      <w:bookmarkStart w:id="0" w:name="_Toc231556127"/>
       <w:r>
         <w:rPr>
           <w:rFonts w:ascii="Times New Roman" w:hAnsi="Times New Roman" w:cs="Times New Roman"/>
@@ -68,6 +69,7 @@
           </wp:inline>
         </w:drawing>
       </w:r>
+      <w:bookmarkEnd w:id="0"/>
     </w:p>
     <w:p>
       <w:pPr>
@@ -301,125 +303,109 @@
           <w:sz w:val="24"/>
           <w:szCs w:val="24"/>
         </w:rPr>
-        <w:t>• PHP</w:t>
-      </w:r>
-      <w:r>
-        <w:rPr>
-          <w:rFonts w:ascii="Times New Roman" w:hAnsi="Times New Roman" w:cs="Times New Roman"/>
-          <w:sz w:val="24"/>
-          <w:szCs w:val="24"/>
-        </w:rPr>
-        <w:t xml:space="preserve"> +</w:t>
-      </w:r>
-      <w:r>
-        <w:rPr>
-          <w:rFonts w:ascii="Times New Roman" w:hAnsi="Times New Roman" w:cs="Times New Roman"/>
-          <w:sz w:val="24"/>
-          <w:szCs w:val="24"/>
-        </w:rPr>
-        <w:t xml:space="preserve"> MySQL</w:t>
-      </w:r>
-    </w:p>
-    <w:p>
-      <w:pPr>
-        <w:rPr>
-          <w:rFonts w:ascii="Times New Roman" w:hAnsi="Times New Roman" w:cs="Times New Roman"/>
-          <w:sz w:val="24"/>
-          <w:szCs w:val="24"/>
-        </w:rPr>
-      </w:pPr>
-      <w:r>
-        <w:rPr>
-          <w:rFonts w:ascii="Times New Roman" w:hAnsi="Times New Roman" w:cs="Times New Roman"/>
-          <w:sz w:val="24"/>
-          <w:szCs w:val="24"/>
-        </w:rPr>
-        <w:t>• HTML</w:t>
-      </w:r>
-    </w:p>
-    <w:p>
-      <w:pPr>
-        <w:rPr>
-          <w:rFonts w:ascii="Times New Roman" w:hAnsi="Times New Roman" w:cs="Times New Roman"/>
-          <w:sz w:val="24"/>
-          <w:szCs w:val="24"/>
-        </w:rPr>
-      </w:pPr>
-      <w:r>
-        <w:rPr>
-          <w:rFonts w:ascii="Times New Roman" w:hAnsi="Times New Roman" w:cs="Times New Roman"/>
-          <w:sz w:val="24"/>
-          <w:szCs w:val="24"/>
-        </w:rPr>
-        <w:t>• CSS</w:t>
-      </w:r>
-    </w:p>
-    <w:p>
-      <w:pPr>
-        <w:rPr>
-          <w:rFonts w:ascii="Times New Roman" w:hAnsi="Times New Roman" w:cs="Times New Roman"/>
-          <w:sz w:val="24"/>
-          <w:szCs w:val="24"/>
-        </w:rPr>
-      </w:pPr>
-      <w:r>
-        <w:rPr>
-          <w:rFonts w:ascii="Times New Roman" w:hAnsi="Times New Roman" w:cs="Times New Roman"/>
-          <w:sz w:val="24"/>
-          <w:szCs w:val="24"/>
-        </w:rPr>
-        <w:t>• JavaScript</w:t>
-      </w:r>
-    </w:p>
-    <w:p>
-      <w:pPr>
-        <w:rPr>
-          <w:rFonts w:ascii="Times New Roman" w:hAnsi="Times New Roman" w:cs="Times New Roman"/>
-          <w:sz w:val="24"/>
-          <w:szCs w:val="24"/>
-        </w:rPr>
-      </w:pPr>
-      <w:r>
-        <w:rPr>
-          <w:rFonts w:ascii="Times New Roman" w:hAnsi="Times New Roman" w:cs="Times New Roman"/>
-          <w:sz w:val="24"/>
-          <w:szCs w:val="24"/>
-        </w:rPr>
-        <w:t>• XAMPP</w:t>
-      </w:r>
-    </w:p>
-    <w:p>
-      <w:pPr>
-        <w:rPr>
-          <w:rFonts w:ascii="Times New Roman" w:hAnsi="Times New Roman" w:cs="Times New Roman"/>
-          <w:sz w:val="24"/>
-          <w:szCs w:val="24"/>
-        </w:rPr>
-      </w:pPr>
-      <w:r>
-        <w:rPr>
-          <w:rFonts w:ascii="Times New Roman" w:hAnsi="Times New Roman" w:cs="Times New Roman"/>
-          <w:sz w:val="24"/>
-          <w:szCs w:val="24"/>
-        </w:rPr>
-        <w:t>• GitHub</w:t>
-      </w:r>
-    </w:p>
-    <w:p>
-      <w:pPr>
-        <w:rPr>
-          <w:rFonts w:ascii="Times New Roman" w:hAnsi="Times New Roman" w:cs="Times New Roman"/>
-          <w:sz w:val="24"/>
-          <w:szCs w:val="24"/>
-        </w:rPr>
-      </w:pPr>
-      <w:r>
-        <w:rPr>
-          <w:rFonts w:ascii="Times New Roman" w:hAnsi="Times New Roman" w:cs="Times New Roman"/>
-          <w:sz w:val="24"/>
-          <w:szCs w:val="24"/>
-        </w:rPr>
-        <w:t>• Canva</w:t>
+        <w:t>PHP + MySQL</w:t>
+      </w:r>
+    </w:p>
+    <w:p>
+      <w:pPr>
+        <w:rPr>
+          <w:rFonts w:ascii="Times New Roman" w:hAnsi="Times New Roman" w:cs="Times New Roman"/>
+          <w:sz w:val="24"/>
+          <w:szCs w:val="24"/>
+        </w:rPr>
+      </w:pPr>
+      <w:r>
+        <w:rPr>
+          <w:rFonts w:ascii="Times New Roman" w:hAnsi="Times New Roman" w:cs="Times New Roman"/>
+          <w:sz w:val="24"/>
+          <w:szCs w:val="24"/>
+        </w:rPr>
+        <w:t>HTML</w:t>
+      </w:r>
+    </w:p>
+    <w:p>
+      <w:pPr>
+        <w:rPr>
+          <w:rFonts w:ascii="Times New Roman" w:hAnsi="Times New Roman" w:cs="Times New Roman"/>
+          <w:sz w:val="24"/>
+          <w:szCs w:val="24"/>
+        </w:rPr>
+      </w:pPr>
+      <w:r>
+        <w:rPr>
+          <w:rFonts w:ascii="Times New Roman" w:hAnsi="Times New Roman" w:cs="Times New Roman"/>
+          <w:sz w:val="24"/>
+          <w:szCs w:val="24"/>
+        </w:rPr>
+        <w:t>CSS</w:t>
+      </w:r>
+    </w:p>
+    <w:p>
+      <w:pPr>
+        <w:rPr>
+          <w:rFonts w:ascii="Times New Roman" w:hAnsi="Times New Roman" w:cs="Times New Roman"/>
+          <w:sz w:val="24"/>
+          <w:szCs w:val="24"/>
+        </w:rPr>
+      </w:pPr>
+      <w:r>
+        <w:rPr>
+          <w:rFonts w:ascii="Times New Roman" w:hAnsi="Times New Roman" w:cs="Times New Roman"/>
+          <w:sz w:val="24"/>
+          <w:szCs w:val="24"/>
+        </w:rPr>
+        <w:t>JavaScript</w:t>
+      </w:r>
+    </w:p>
+    <w:p>
+      <w:pPr>
+        <w:rPr>
+          <w:rFonts w:ascii="Times New Roman" w:hAnsi="Times New Roman" w:cs="Times New Roman"/>
+          <w:sz w:val="24"/>
+          <w:szCs w:val="24"/>
+        </w:rPr>
+      </w:pPr>
+      <w:r>
+        <w:rPr>
+          <w:rFonts w:ascii="Times New Roman" w:hAnsi="Times New Roman" w:cs="Times New Roman"/>
+          <w:sz w:val="24"/>
+          <w:szCs w:val="24"/>
+        </w:rPr>
+        <w:t>XAMPP</w:t>
+      </w:r>
+    </w:p>
+    <w:p>
+      <w:pPr>
+        <w:rPr>
+          <w:rFonts w:ascii="Times New Roman" w:hAnsi="Times New Roman" w:cs="Times New Roman"/>
+          <w:sz w:val="24"/>
+          <w:szCs w:val="24"/>
+        </w:rPr>
+      </w:pPr>
+      <w:r>
+        <w:rPr>
+          <w:rFonts w:ascii="Times New Roman" w:hAnsi="Times New Roman" w:cs="Times New Roman"/>
+          <w:sz w:val="24"/>
+          <w:szCs w:val="24"/>
+        </w:rPr>
+        <w:t>GitHub</w:t>
+      </w:r>
+    </w:p>
+    <w:p>
+      <w:pPr>
+        <w:rPr>
+          <w:rFonts w:ascii="Times New Roman" w:hAnsi="Times New Roman" w:cs="Times New Roman"/>
+          <w:sz w:val="24"/>
+          <w:szCs w:val="24"/>
+        </w:rPr>
+      </w:pPr>
+      <w:r>
+        <w:rPr>
+          <w:rFonts w:ascii="Times New Roman" w:hAnsi="Times New Roman" w:cs="Times New Roman"/>
+          <w:sz w:val="24"/>
+          <w:szCs w:val="24"/>
+        </w:rPr>
+        <w:t>Canva</w:t>
       </w:r>
     </w:p>
     <w:p>
@@ -483,6 +469,3819 @@
         </w:rPr>
       </w:pPr>
     </w:p>
+    <w:sdt>
+      <w:sdtPr>
+        <w:rPr>
+          <w:rFonts w:ascii="Times New Roman" w:eastAsiaTheme="minorHAnsi" w:hAnsi="Times New Roman" w:cs="Times New Roman"/>
+          <w:color w:val="auto"/>
+          <w:sz w:val="22"/>
+          <w:szCs w:val="22"/>
+        </w:rPr>
+        <w:id w:val="1261190323"/>
+        <w:docPartObj>
+          <w:docPartGallery w:val="Table of Contents"/>
+          <w:docPartUnique/>
+        </w:docPartObj>
+      </w:sdtPr>
+      <w:sdtEndPr>
+        <w:rPr>
+          <w:b/>
+          <w:bCs/>
+          <w:noProof/>
+        </w:rPr>
+      </w:sdtEndPr>
+      <w:sdtContent>
+        <w:p>
+          <w:pPr>
+            <w:pStyle w:val="TOCHeading"/>
+            <w:rPr>
+              <w:rFonts w:ascii="Times New Roman" w:hAnsi="Times New Roman" w:cs="Times New Roman"/>
+            </w:rPr>
+          </w:pPr>
+          <w:r>
+            <w:rPr>
+              <w:rFonts w:ascii="Times New Roman" w:hAnsi="Times New Roman" w:cs="Times New Roman"/>
+            </w:rPr>
+            <w:t>Table of Contents</w:t>
+          </w:r>
+          <w:r>
+            <w:rPr>
+              <w:rFonts w:ascii="Times New Roman" w:hAnsi="Times New Roman" w:cs="Times New Roman"/>
+            </w:rPr>
+            <w:fldChar w:fldCharType="begin"/>
+          </w:r>
+          <w:r>
+            <w:rPr>
+              <w:rFonts w:ascii="Times New Roman" w:hAnsi="Times New Roman" w:cs="Times New Roman"/>
+            </w:rPr>
+            <w:instrText xml:space="preserve"> TOC \o "1-3" \h \z \u </w:instrText>
+          </w:r>
+          <w:r>
+            <w:rPr>
+              <w:rFonts w:ascii="Times New Roman" w:hAnsi="Times New Roman" w:cs="Times New Roman"/>
+            </w:rPr>
+            <w:fldChar w:fldCharType="separate"/>
+          </w:r>
+        </w:p>
+        <w:p>
+          <w:pPr>
+            <w:pStyle w:val="TOC1"/>
+            <w:tabs>
+              <w:tab w:val="right" w:leader="dot" w:pos="9350"/>
+            </w:tabs>
+            <w:rPr>
+              <w:rFonts w:ascii="Times New Roman" w:eastAsiaTheme="minorEastAsia" w:hAnsi="Times New Roman" w:cs="Times New Roman"/>
+              <w:noProof/>
+              <w:kern w:val="2"/>
+              <w:sz w:val="24"/>
+              <w:szCs w:val="24"/>
+              <w14:ligatures w14:val="standardContextual"/>
+            </w:rPr>
+          </w:pPr>
+          <w:hyperlink w:anchor="_Toc231556128" w:history="1">
+            <w:r>
+              <w:rPr>
+                <w:rStyle w:val="Hyperlink"/>
+                <w:rFonts w:ascii="Times New Roman" w:hAnsi="Times New Roman" w:cs="Times New Roman"/>
+                <w:noProof/>
+              </w:rPr>
+              <w:t>Week 1: Local Environment Setup</w:t>
+            </w:r>
+            <w:r>
+              <w:rPr>
+                <w:rFonts w:ascii="Times New Roman" w:hAnsi="Times New Roman" w:cs="Times New Roman"/>
+                <w:noProof/>
+                <w:webHidden/>
+              </w:rPr>
+              <w:tab/>
+            </w:r>
+            <w:r>
+              <w:rPr>
+                <w:rFonts w:ascii="Times New Roman" w:hAnsi="Times New Roman" w:cs="Times New Roman"/>
+                <w:noProof/>
+                <w:webHidden/>
+              </w:rPr>
+              <w:fldChar w:fldCharType="begin"/>
+            </w:r>
+            <w:r>
+              <w:rPr>
+                <w:rFonts w:ascii="Times New Roman" w:hAnsi="Times New Roman" w:cs="Times New Roman"/>
+                <w:noProof/>
+                <w:webHidden/>
+              </w:rPr>
+              <w:instrText xml:space="preserve"> PAGEREF _Toc231556128 \h </w:instrText>
+            </w:r>
+            <w:r>
+              <w:rPr>
+                <w:rFonts w:ascii="Times New Roman" w:hAnsi="Times New Roman" w:cs="Times New Roman"/>
+                <w:noProof/>
+                <w:webHidden/>
+              </w:rPr>
+            </w:r>
+            <w:r>
+              <w:rPr>
+                <w:rFonts w:ascii="Times New Roman" w:hAnsi="Times New Roman" w:cs="Times New Roman"/>
+                <w:noProof/>
+                <w:webHidden/>
+              </w:rPr>
+              <w:fldChar w:fldCharType="separate"/>
+            </w:r>
+            <w:r>
+              <w:rPr>
+                <w:rFonts w:ascii="Times New Roman" w:hAnsi="Times New Roman" w:cs="Times New Roman"/>
+                <w:noProof/>
+                <w:webHidden/>
+              </w:rPr>
+              <w:t>3</w:t>
+            </w:r>
+            <w:r>
+              <w:rPr>
+                <w:rFonts w:ascii="Times New Roman" w:hAnsi="Times New Roman" w:cs="Times New Roman"/>
+                <w:noProof/>
+                <w:webHidden/>
+              </w:rPr>
+              <w:fldChar w:fldCharType="end"/>
+            </w:r>
+          </w:hyperlink>
+          <w:hyperlink w:anchor="_Toc231556133" w:history="1">
+            <w:r>
+              <w:rPr>
+                <w:rFonts w:ascii="Times New Roman" w:hAnsi="Times New Roman" w:cs="Times New Roman"/>
+                <w:noProof/>
+                <w:webHidden/>
+              </w:rPr>
+              <w:tab/>
+            </w:r>
+            <w:r>
+              <w:rPr>
+                <w:rFonts w:ascii="Times New Roman" w:hAnsi="Times New Roman" w:cs="Times New Roman"/>
+                <w:noProof/>
+                <w:webHidden/>
+              </w:rPr>
+              <w:fldChar w:fldCharType="begin"/>
+            </w:r>
+            <w:r>
+              <w:rPr>
+                <w:rFonts w:ascii="Times New Roman" w:hAnsi="Times New Roman" w:cs="Times New Roman"/>
+                <w:noProof/>
+                <w:webHidden/>
+              </w:rPr>
+              <w:instrText xml:space="preserve"> PAGEREF _Toc231556133 \h </w:instrText>
+            </w:r>
+            <w:r>
+              <w:rPr>
+                <w:rFonts w:ascii="Times New Roman" w:hAnsi="Times New Roman" w:cs="Times New Roman"/>
+                <w:noProof/>
+                <w:webHidden/>
+              </w:rPr>
+            </w:r>
+            <w:r>
+              <w:rPr>
+                <w:rFonts w:ascii="Times New Roman" w:hAnsi="Times New Roman" w:cs="Times New Roman"/>
+                <w:noProof/>
+                <w:webHidden/>
+              </w:rPr>
+              <w:fldChar w:fldCharType="separate"/>
+            </w:r>
+            <w:r>
+              <w:rPr>
+                <w:rFonts w:ascii="Times New Roman" w:hAnsi="Times New Roman" w:cs="Times New Roman"/>
+                <w:noProof/>
+                <w:webHidden/>
+              </w:rPr>
+              <w:t>4</w:t>
+            </w:r>
+            <w:r>
+              <w:rPr>
+                <w:rFonts w:ascii="Times New Roman" w:hAnsi="Times New Roman" w:cs="Times New Roman"/>
+                <w:noProof/>
+                <w:webHidden/>
+              </w:rPr>
+              <w:fldChar w:fldCharType="end"/>
+            </w:r>
+          </w:hyperlink>
+        </w:p>
+        <w:p>
+          <w:pPr>
+            <w:pStyle w:val="TOC2"/>
+            <w:tabs>
+              <w:tab w:val="right" w:leader="dot" w:pos="9350"/>
+            </w:tabs>
+            <w:rPr>
+              <w:rFonts w:ascii="Times New Roman" w:eastAsiaTheme="minorEastAsia" w:hAnsi="Times New Roman" w:cs="Times New Roman"/>
+              <w:noProof/>
+              <w:kern w:val="2"/>
+              <w:sz w:val="24"/>
+              <w:szCs w:val="24"/>
+              <w14:ligatures w14:val="standardContextual"/>
+            </w:rPr>
+          </w:pPr>
+          <w:hyperlink w:anchor="_Toc231556134" w:history="1">
+            <w:r>
+              <w:rPr>
+                <w:rStyle w:val="Hyperlink"/>
+                <w:rFonts w:ascii="Times New Roman" w:hAnsi="Times New Roman" w:cs="Times New Roman"/>
+                <w:noProof/>
+              </w:rPr>
+              <w:t>1.2 Reflection</w:t>
+            </w:r>
+            <w:r>
+              <w:rPr>
+                <w:rFonts w:ascii="Times New Roman" w:hAnsi="Times New Roman" w:cs="Times New Roman"/>
+                <w:noProof/>
+                <w:webHidden/>
+              </w:rPr>
+              <w:tab/>
+            </w:r>
+            <w:r>
+              <w:rPr>
+                <w:rFonts w:ascii="Times New Roman" w:hAnsi="Times New Roman" w:cs="Times New Roman"/>
+                <w:noProof/>
+                <w:webHidden/>
+              </w:rPr>
+              <w:fldChar w:fldCharType="begin"/>
+            </w:r>
+            <w:r>
+              <w:rPr>
+                <w:rFonts w:ascii="Times New Roman" w:hAnsi="Times New Roman" w:cs="Times New Roman"/>
+                <w:noProof/>
+                <w:webHidden/>
+              </w:rPr>
+              <w:instrText xml:space="preserve"> PAGEREF _Toc231556134 \h </w:instrText>
+            </w:r>
+            <w:r>
+              <w:rPr>
+                <w:rFonts w:ascii="Times New Roman" w:hAnsi="Times New Roman" w:cs="Times New Roman"/>
+                <w:noProof/>
+                <w:webHidden/>
+              </w:rPr>
+            </w:r>
+            <w:r>
+              <w:rPr>
+                <w:rFonts w:ascii="Times New Roman" w:hAnsi="Times New Roman" w:cs="Times New Roman"/>
+                <w:noProof/>
+                <w:webHidden/>
+              </w:rPr>
+              <w:fldChar w:fldCharType="separate"/>
+            </w:r>
+            <w:r>
+              <w:rPr>
+                <w:rFonts w:ascii="Times New Roman" w:hAnsi="Times New Roman" w:cs="Times New Roman"/>
+                <w:noProof/>
+                <w:webHidden/>
+              </w:rPr>
+              <w:t>4</w:t>
+            </w:r>
+            <w:r>
+              <w:rPr>
+                <w:rFonts w:ascii="Times New Roman" w:hAnsi="Times New Roman" w:cs="Times New Roman"/>
+                <w:noProof/>
+                <w:webHidden/>
+              </w:rPr>
+              <w:fldChar w:fldCharType="end"/>
+            </w:r>
+          </w:hyperlink>
+        </w:p>
+        <w:p>
+          <w:pPr>
+            <w:pStyle w:val="TOC1"/>
+            <w:tabs>
+              <w:tab w:val="right" w:leader="dot" w:pos="9350"/>
+            </w:tabs>
+            <w:rPr>
+              <w:rFonts w:ascii="Times New Roman" w:eastAsiaTheme="minorEastAsia" w:hAnsi="Times New Roman" w:cs="Times New Roman"/>
+              <w:noProof/>
+              <w:kern w:val="2"/>
+              <w:sz w:val="24"/>
+              <w:szCs w:val="24"/>
+              <w14:ligatures w14:val="standardContextual"/>
+            </w:rPr>
+          </w:pPr>
+          <w:hyperlink w:anchor="_Toc231556135" w:history="1">
+            <w:r>
+              <w:rPr>
+                <w:rStyle w:val="Hyperlink"/>
+                <w:rFonts w:ascii="Times New Roman" w:hAnsi="Times New Roman" w:cs="Times New Roman"/>
+                <w:noProof/>
+              </w:rPr>
+              <w:t xml:space="preserve">Week 2: </w:t>
+            </w:r>
+            <w:r>
+              <w:rPr>
+                <w:rStyle w:val="Hyperlink"/>
+                <w:rFonts w:ascii="Times New Roman" w:eastAsia="Times New Roman" w:hAnsi="Times New Roman" w:cs="Times New Roman"/>
+                <w:noProof/>
+              </w:rPr>
+              <w:t>Wireframes and GUI Design</w:t>
+            </w:r>
+            <w:r>
+              <w:rPr>
+                <w:rFonts w:ascii="Times New Roman" w:hAnsi="Times New Roman" w:cs="Times New Roman"/>
+                <w:noProof/>
+                <w:webHidden/>
+              </w:rPr>
+              <w:tab/>
+            </w:r>
+            <w:r>
+              <w:rPr>
+                <w:rFonts w:ascii="Times New Roman" w:hAnsi="Times New Roman" w:cs="Times New Roman"/>
+                <w:noProof/>
+                <w:webHidden/>
+              </w:rPr>
+              <w:fldChar w:fldCharType="begin"/>
+            </w:r>
+            <w:r>
+              <w:rPr>
+                <w:rFonts w:ascii="Times New Roman" w:hAnsi="Times New Roman" w:cs="Times New Roman"/>
+                <w:noProof/>
+                <w:webHidden/>
+              </w:rPr>
+              <w:instrText xml:space="preserve"> PAGEREF _Toc231556135 \h </w:instrText>
+            </w:r>
+            <w:r>
+              <w:rPr>
+                <w:rFonts w:ascii="Times New Roman" w:hAnsi="Times New Roman" w:cs="Times New Roman"/>
+                <w:noProof/>
+                <w:webHidden/>
+              </w:rPr>
+            </w:r>
+            <w:r>
+              <w:rPr>
+                <w:rFonts w:ascii="Times New Roman" w:hAnsi="Times New Roman" w:cs="Times New Roman"/>
+                <w:noProof/>
+                <w:webHidden/>
+              </w:rPr>
+              <w:fldChar w:fldCharType="separate"/>
+            </w:r>
+            <w:r>
+              <w:rPr>
+                <w:rFonts w:ascii="Times New Roman" w:hAnsi="Times New Roman" w:cs="Times New Roman"/>
+                <w:noProof/>
+                <w:webHidden/>
+              </w:rPr>
+              <w:t>4</w:t>
+            </w:r>
+            <w:r>
+              <w:rPr>
+                <w:rFonts w:ascii="Times New Roman" w:hAnsi="Times New Roman" w:cs="Times New Roman"/>
+                <w:noProof/>
+                <w:webHidden/>
+              </w:rPr>
+              <w:fldChar w:fldCharType="end"/>
+            </w:r>
+          </w:hyperlink>
+        </w:p>
+        <w:p>
+          <w:pPr>
+            <w:pStyle w:val="TOC2"/>
+            <w:tabs>
+              <w:tab w:val="right" w:leader="dot" w:pos="9350"/>
+            </w:tabs>
+            <w:rPr>
+              <w:rFonts w:ascii="Times New Roman" w:eastAsiaTheme="minorEastAsia" w:hAnsi="Times New Roman" w:cs="Times New Roman"/>
+              <w:noProof/>
+              <w:kern w:val="2"/>
+              <w:sz w:val="24"/>
+              <w:szCs w:val="24"/>
+              <w14:ligatures w14:val="standardContextual"/>
+            </w:rPr>
+          </w:pPr>
+          <w:hyperlink w:anchor="_Toc231556136" w:history="1">
+            <w:r>
+              <w:rPr>
+                <w:rStyle w:val="Hyperlink"/>
+                <w:rFonts w:ascii="Times New Roman" w:hAnsi="Times New Roman" w:cs="Times New Roman"/>
+                <w:noProof/>
+              </w:rPr>
+              <w:t>2.1 User Interface Planning and System Design</w:t>
+            </w:r>
+            <w:r>
+              <w:rPr>
+                <w:rFonts w:ascii="Times New Roman" w:hAnsi="Times New Roman" w:cs="Times New Roman"/>
+                <w:noProof/>
+                <w:webHidden/>
+              </w:rPr>
+              <w:tab/>
+            </w:r>
+            <w:r>
+              <w:rPr>
+                <w:rFonts w:ascii="Times New Roman" w:hAnsi="Times New Roman" w:cs="Times New Roman"/>
+                <w:noProof/>
+                <w:webHidden/>
+              </w:rPr>
+              <w:fldChar w:fldCharType="begin"/>
+            </w:r>
+            <w:r>
+              <w:rPr>
+                <w:rFonts w:ascii="Times New Roman" w:hAnsi="Times New Roman" w:cs="Times New Roman"/>
+                <w:noProof/>
+                <w:webHidden/>
+              </w:rPr>
+              <w:instrText xml:space="preserve"> PAGEREF _Toc231556136 \h </w:instrText>
+            </w:r>
+            <w:r>
+              <w:rPr>
+                <w:rFonts w:ascii="Times New Roman" w:hAnsi="Times New Roman" w:cs="Times New Roman"/>
+                <w:noProof/>
+                <w:webHidden/>
+              </w:rPr>
+            </w:r>
+            <w:r>
+              <w:rPr>
+                <w:rFonts w:ascii="Times New Roman" w:hAnsi="Times New Roman" w:cs="Times New Roman"/>
+                <w:noProof/>
+                <w:webHidden/>
+              </w:rPr>
+              <w:fldChar w:fldCharType="separate"/>
+            </w:r>
+            <w:r>
+              <w:rPr>
+                <w:rFonts w:ascii="Times New Roman" w:hAnsi="Times New Roman" w:cs="Times New Roman"/>
+                <w:noProof/>
+                <w:webHidden/>
+              </w:rPr>
+              <w:t>4</w:t>
+            </w:r>
+            <w:r>
+              <w:rPr>
+                <w:rFonts w:ascii="Times New Roman" w:hAnsi="Times New Roman" w:cs="Times New Roman"/>
+                <w:noProof/>
+                <w:webHidden/>
+              </w:rPr>
+              <w:fldChar w:fldCharType="end"/>
+            </w:r>
+          </w:hyperlink>
+          <w:hyperlink w:anchor="_Toc231556137" w:history="1">
+            <w:r>
+              <w:rPr>
+                <w:rFonts w:ascii="Times New Roman" w:hAnsi="Times New Roman" w:cs="Times New Roman"/>
+                <w:noProof/>
+                <w:webHidden/>
+              </w:rPr>
+              <w:tab/>
+            </w:r>
+            <w:r>
+              <w:rPr>
+                <w:rFonts w:ascii="Times New Roman" w:hAnsi="Times New Roman" w:cs="Times New Roman"/>
+                <w:noProof/>
+                <w:webHidden/>
+              </w:rPr>
+              <w:fldChar w:fldCharType="begin"/>
+            </w:r>
+            <w:r>
+              <w:rPr>
+                <w:rFonts w:ascii="Times New Roman" w:hAnsi="Times New Roman" w:cs="Times New Roman"/>
+                <w:noProof/>
+                <w:webHidden/>
+              </w:rPr>
+              <w:instrText xml:space="preserve"> PAGEREF _Toc231556137 \h </w:instrText>
+            </w:r>
+            <w:r>
+              <w:rPr>
+                <w:rFonts w:ascii="Times New Roman" w:hAnsi="Times New Roman" w:cs="Times New Roman"/>
+                <w:noProof/>
+                <w:webHidden/>
+              </w:rPr>
+            </w:r>
+            <w:r>
+              <w:rPr>
+                <w:rFonts w:ascii="Times New Roman" w:hAnsi="Times New Roman" w:cs="Times New Roman"/>
+                <w:noProof/>
+                <w:webHidden/>
+              </w:rPr>
+              <w:fldChar w:fldCharType="separate"/>
+            </w:r>
+            <w:r>
+              <w:rPr>
+                <w:rFonts w:ascii="Times New Roman" w:hAnsi="Times New Roman" w:cs="Times New Roman"/>
+                <w:noProof/>
+                <w:webHidden/>
+              </w:rPr>
+              <w:t>4</w:t>
+            </w:r>
+            <w:r>
+              <w:rPr>
+                <w:rFonts w:ascii="Times New Roman" w:hAnsi="Times New Roman" w:cs="Times New Roman"/>
+                <w:noProof/>
+                <w:webHidden/>
+              </w:rPr>
+              <w:fldChar w:fldCharType="end"/>
+            </w:r>
+          </w:hyperlink>
+        </w:p>
+        <w:p>
+          <w:pPr>
+            <w:pStyle w:val="TOC2"/>
+            <w:tabs>
+              <w:tab w:val="right" w:leader="dot" w:pos="9350"/>
+            </w:tabs>
+            <w:rPr>
+              <w:rFonts w:ascii="Times New Roman" w:eastAsiaTheme="minorEastAsia" w:hAnsi="Times New Roman" w:cs="Times New Roman"/>
+              <w:noProof/>
+              <w:kern w:val="2"/>
+              <w:sz w:val="24"/>
+              <w:szCs w:val="24"/>
+              <w14:ligatures w14:val="standardContextual"/>
+            </w:rPr>
+          </w:pPr>
+          <w:hyperlink w:anchor="_Toc231556138" w:history="1">
+            <w:r>
+              <w:rPr>
+                <w:rStyle w:val="Hyperlink"/>
+                <w:rFonts w:ascii="Times New Roman" w:hAnsi="Times New Roman" w:cs="Times New Roman"/>
+                <w:noProof/>
+              </w:rPr>
+              <w:t>2.2 Project theme</w:t>
+            </w:r>
+            <w:r>
+              <w:rPr>
+                <w:rFonts w:ascii="Times New Roman" w:hAnsi="Times New Roman" w:cs="Times New Roman"/>
+                <w:noProof/>
+                <w:webHidden/>
+              </w:rPr>
+              <w:tab/>
+            </w:r>
+            <w:r>
+              <w:rPr>
+                <w:rFonts w:ascii="Times New Roman" w:hAnsi="Times New Roman" w:cs="Times New Roman"/>
+                <w:noProof/>
+                <w:webHidden/>
+              </w:rPr>
+              <w:fldChar w:fldCharType="begin"/>
+            </w:r>
+            <w:r>
+              <w:rPr>
+                <w:rFonts w:ascii="Times New Roman" w:hAnsi="Times New Roman" w:cs="Times New Roman"/>
+                <w:noProof/>
+                <w:webHidden/>
+              </w:rPr>
+              <w:instrText xml:space="preserve"> PAGEREF _Toc231556138 \h </w:instrText>
+            </w:r>
+            <w:r>
+              <w:rPr>
+                <w:rFonts w:ascii="Times New Roman" w:hAnsi="Times New Roman" w:cs="Times New Roman"/>
+                <w:noProof/>
+                <w:webHidden/>
+              </w:rPr>
+            </w:r>
+            <w:r>
+              <w:rPr>
+                <w:rFonts w:ascii="Times New Roman" w:hAnsi="Times New Roman" w:cs="Times New Roman"/>
+                <w:noProof/>
+                <w:webHidden/>
+              </w:rPr>
+              <w:fldChar w:fldCharType="separate"/>
+            </w:r>
+            <w:r>
+              <w:rPr>
+                <w:rFonts w:ascii="Times New Roman" w:hAnsi="Times New Roman" w:cs="Times New Roman"/>
+                <w:noProof/>
+                <w:webHidden/>
+              </w:rPr>
+              <w:t>6</w:t>
+            </w:r>
+            <w:r>
+              <w:rPr>
+                <w:rFonts w:ascii="Times New Roman" w:hAnsi="Times New Roman" w:cs="Times New Roman"/>
+                <w:noProof/>
+                <w:webHidden/>
+              </w:rPr>
+              <w:fldChar w:fldCharType="end"/>
+            </w:r>
+          </w:hyperlink>
+        </w:p>
+        <w:p>
+          <w:pPr>
+            <w:pStyle w:val="TOC2"/>
+            <w:tabs>
+              <w:tab w:val="right" w:leader="dot" w:pos="9350"/>
+            </w:tabs>
+            <w:rPr>
+              <w:rFonts w:ascii="Times New Roman" w:eastAsiaTheme="minorEastAsia" w:hAnsi="Times New Roman" w:cs="Times New Roman"/>
+              <w:noProof/>
+              <w:kern w:val="2"/>
+              <w:sz w:val="24"/>
+              <w:szCs w:val="24"/>
+              <w14:ligatures w14:val="standardContextual"/>
+            </w:rPr>
+          </w:pPr>
+          <w:hyperlink w:anchor="_Toc231556139" w:history="1">
+            <w:r>
+              <w:rPr>
+                <w:rStyle w:val="Hyperlink"/>
+                <w:rFonts w:ascii="Times New Roman" w:hAnsi="Times New Roman" w:cs="Times New Roman"/>
+                <w:noProof/>
+              </w:rPr>
+              <w:t>2.3 Choosen technologies</w:t>
+            </w:r>
+            <w:r>
+              <w:rPr>
+                <w:rFonts w:ascii="Times New Roman" w:hAnsi="Times New Roman" w:cs="Times New Roman"/>
+                <w:noProof/>
+                <w:webHidden/>
+              </w:rPr>
+              <w:tab/>
+            </w:r>
+            <w:r>
+              <w:rPr>
+                <w:rFonts w:ascii="Times New Roman" w:hAnsi="Times New Roman" w:cs="Times New Roman"/>
+                <w:noProof/>
+                <w:webHidden/>
+              </w:rPr>
+              <w:fldChar w:fldCharType="begin"/>
+            </w:r>
+            <w:r>
+              <w:rPr>
+                <w:rFonts w:ascii="Times New Roman" w:hAnsi="Times New Roman" w:cs="Times New Roman"/>
+                <w:noProof/>
+                <w:webHidden/>
+              </w:rPr>
+              <w:instrText xml:space="preserve"> PAGEREF _Toc231556139 \h </w:instrText>
+            </w:r>
+            <w:r>
+              <w:rPr>
+                <w:rFonts w:ascii="Times New Roman" w:hAnsi="Times New Roman" w:cs="Times New Roman"/>
+                <w:noProof/>
+                <w:webHidden/>
+              </w:rPr>
+            </w:r>
+            <w:r>
+              <w:rPr>
+                <w:rFonts w:ascii="Times New Roman" w:hAnsi="Times New Roman" w:cs="Times New Roman"/>
+                <w:noProof/>
+                <w:webHidden/>
+              </w:rPr>
+              <w:fldChar w:fldCharType="separate"/>
+            </w:r>
+            <w:r>
+              <w:rPr>
+                <w:rFonts w:ascii="Times New Roman" w:hAnsi="Times New Roman" w:cs="Times New Roman"/>
+                <w:noProof/>
+                <w:webHidden/>
+              </w:rPr>
+              <w:t>6</w:t>
+            </w:r>
+            <w:r>
+              <w:rPr>
+                <w:rFonts w:ascii="Times New Roman" w:hAnsi="Times New Roman" w:cs="Times New Roman"/>
+                <w:noProof/>
+                <w:webHidden/>
+              </w:rPr>
+              <w:fldChar w:fldCharType="end"/>
+            </w:r>
+          </w:hyperlink>
+        </w:p>
+        <w:p>
+          <w:pPr>
+            <w:pStyle w:val="TOC2"/>
+            <w:tabs>
+              <w:tab w:val="right" w:leader="dot" w:pos="9350"/>
+            </w:tabs>
+            <w:rPr>
+              <w:rFonts w:ascii="Times New Roman" w:eastAsiaTheme="minorEastAsia" w:hAnsi="Times New Roman" w:cs="Times New Roman"/>
+              <w:noProof/>
+              <w:kern w:val="2"/>
+              <w:sz w:val="24"/>
+              <w:szCs w:val="24"/>
+              <w14:ligatures w14:val="standardContextual"/>
+            </w:rPr>
+          </w:pPr>
+          <w:hyperlink w:anchor="_Toc231556140" w:history="1">
+            <w:r>
+              <w:rPr>
+                <w:rStyle w:val="Hyperlink"/>
+                <w:rFonts w:ascii="Times New Roman" w:hAnsi="Times New Roman" w:cs="Times New Roman"/>
+                <w:noProof/>
+              </w:rPr>
+              <w:t>2.4 Project Proposal Summary</w:t>
+            </w:r>
+            <w:r>
+              <w:rPr>
+                <w:rFonts w:ascii="Times New Roman" w:hAnsi="Times New Roman" w:cs="Times New Roman"/>
+                <w:noProof/>
+                <w:webHidden/>
+              </w:rPr>
+              <w:tab/>
+            </w:r>
+            <w:r>
+              <w:rPr>
+                <w:rFonts w:ascii="Times New Roman" w:hAnsi="Times New Roman" w:cs="Times New Roman"/>
+                <w:noProof/>
+                <w:webHidden/>
+              </w:rPr>
+              <w:fldChar w:fldCharType="begin"/>
+            </w:r>
+            <w:r>
+              <w:rPr>
+                <w:rFonts w:ascii="Times New Roman" w:hAnsi="Times New Roman" w:cs="Times New Roman"/>
+                <w:noProof/>
+                <w:webHidden/>
+              </w:rPr>
+              <w:instrText xml:space="preserve"> PAGEREF _Toc231556140 \h </w:instrText>
+            </w:r>
+            <w:r>
+              <w:rPr>
+                <w:rFonts w:ascii="Times New Roman" w:hAnsi="Times New Roman" w:cs="Times New Roman"/>
+                <w:noProof/>
+                <w:webHidden/>
+              </w:rPr>
+            </w:r>
+            <w:r>
+              <w:rPr>
+                <w:rFonts w:ascii="Times New Roman" w:hAnsi="Times New Roman" w:cs="Times New Roman"/>
+                <w:noProof/>
+                <w:webHidden/>
+              </w:rPr>
+              <w:fldChar w:fldCharType="separate"/>
+            </w:r>
+            <w:r>
+              <w:rPr>
+                <w:rFonts w:ascii="Times New Roman" w:hAnsi="Times New Roman" w:cs="Times New Roman"/>
+                <w:noProof/>
+                <w:webHidden/>
+              </w:rPr>
+              <w:t>6</w:t>
+            </w:r>
+            <w:r>
+              <w:rPr>
+                <w:rFonts w:ascii="Times New Roman" w:hAnsi="Times New Roman" w:cs="Times New Roman"/>
+                <w:noProof/>
+                <w:webHidden/>
+              </w:rPr>
+              <w:fldChar w:fldCharType="end"/>
+            </w:r>
+          </w:hyperlink>
+        </w:p>
+        <w:p>
+          <w:pPr>
+            <w:pStyle w:val="TOC2"/>
+            <w:tabs>
+              <w:tab w:val="right" w:leader="dot" w:pos="9350"/>
+            </w:tabs>
+            <w:rPr>
+              <w:rFonts w:ascii="Times New Roman" w:eastAsiaTheme="minorEastAsia" w:hAnsi="Times New Roman" w:cs="Times New Roman"/>
+              <w:noProof/>
+              <w:kern w:val="2"/>
+              <w:sz w:val="24"/>
+              <w:szCs w:val="24"/>
+              <w14:ligatures w14:val="standardContextual"/>
+            </w:rPr>
+          </w:pPr>
+          <w:hyperlink w:anchor="_Toc231556141" w:history="1">
+            <w:r>
+              <w:rPr>
+                <w:rStyle w:val="Hyperlink"/>
+                <w:rFonts w:ascii="Times New Roman" w:hAnsi="Times New Roman" w:cs="Times New Roman"/>
+                <w:noProof/>
+              </w:rPr>
+              <w:t>2.5 Reflection</w:t>
+            </w:r>
+            <w:r>
+              <w:rPr>
+                <w:rFonts w:ascii="Times New Roman" w:hAnsi="Times New Roman" w:cs="Times New Roman"/>
+                <w:noProof/>
+                <w:webHidden/>
+              </w:rPr>
+              <w:tab/>
+            </w:r>
+            <w:r>
+              <w:rPr>
+                <w:rFonts w:ascii="Times New Roman" w:hAnsi="Times New Roman" w:cs="Times New Roman"/>
+                <w:noProof/>
+                <w:webHidden/>
+              </w:rPr>
+              <w:fldChar w:fldCharType="begin"/>
+            </w:r>
+            <w:r>
+              <w:rPr>
+                <w:rFonts w:ascii="Times New Roman" w:hAnsi="Times New Roman" w:cs="Times New Roman"/>
+                <w:noProof/>
+                <w:webHidden/>
+              </w:rPr>
+              <w:instrText xml:space="preserve"> PAGEREF _Toc231556141 \h </w:instrText>
+            </w:r>
+            <w:r>
+              <w:rPr>
+                <w:rFonts w:ascii="Times New Roman" w:hAnsi="Times New Roman" w:cs="Times New Roman"/>
+                <w:noProof/>
+                <w:webHidden/>
+              </w:rPr>
+            </w:r>
+            <w:r>
+              <w:rPr>
+                <w:rFonts w:ascii="Times New Roman" w:hAnsi="Times New Roman" w:cs="Times New Roman"/>
+                <w:noProof/>
+                <w:webHidden/>
+              </w:rPr>
+              <w:fldChar w:fldCharType="separate"/>
+            </w:r>
+            <w:r>
+              <w:rPr>
+                <w:rFonts w:ascii="Times New Roman" w:hAnsi="Times New Roman" w:cs="Times New Roman"/>
+                <w:noProof/>
+                <w:webHidden/>
+              </w:rPr>
+              <w:t>6</w:t>
+            </w:r>
+            <w:r>
+              <w:rPr>
+                <w:rFonts w:ascii="Times New Roman" w:hAnsi="Times New Roman" w:cs="Times New Roman"/>
+                <w:noProof/>
+                <w:webHidden/>
+              </w:rPr>
+              <w:fldChar w:fldCharType="end"/>
+            </w:r>
+          </w:hyperlink>
+        </w:p>
+        <w:p>
+          <w:pPr>
+            <w:pStyle w:val="TOC1"/>
+            <w:tabs>
+              <w:tab w:val="right" w:leader="dot" w:pos="9350"/>
+            </w:tabs>
+            <w:rPr>
+              <w:rFonts w:ascii="Times New Roman" w:eastAsiaTheme="minorEastAsia" w:hAnsi="Times New Roman" w:cs="Times New Roman"/>
+              <w:noProof/>
+              <w:kern w:val="2"/>
+              <w:sz w:val="24"/>
+              <w:szCs w:val="24"/>
+              <w14:ligatures w14:val="standardContextual"/>
+            </w:rPr>
+          </w:pPr>
+          <w:hyperlink w:anchor="_Toc231556142" w:history="1">
+            <w:r>
+              <w:rPr>
+                <w:rStyle w:val="Hyperlink"/>
+                <w:rFonts w:ascii="Times New Roman" w:hAnsi="Times New Roman" w:cs="Times New Roman"/>
+                <w:noProof/>
+              </w:rPr>
+              <w:t>Week 3: Javascripts and PHP basics</w:t>
+            </w:r>
+            <w:r>
+              <w:rPr>
+                <w:rFonts w:ascii="Times New Roman" w:hAnsi="Times New Roman" w:cs="Times New Roman"/>
+                <w:noProof/>
+                <w:webHidden/>
+              </w:rPr>
+              <w:tab/>
+            </w:r>
+            <w:r>
+              <w:rPr>
+                <w:rFonts w:ascii="Times New Roman" w:hAnsi="Times New Roman" w:cs="Times New Roman"/>
+                <w:noProof/>
+                <w:webHidden/>
+              </w:rPr>
+              <w:fldChar w:fldCharType="begin"/>
+            </w:r>
+            <w:r>
+              <w:rPr>
+                <w:rFonts w:ascii="Times New Roman" w:hAnsi="Times New Roman" w:cs="Times New Roman"/>
+                <w:noProof/>
+                <w:webHidden/>
+              </w:rPr>
+              <w:instrText xml:space="preserve"> PAGEREF _Toc231556142 \h </w:instrText>
+            </w:r>
+            <w:r>
+              <w:rPr>
+                <w:rFonts w:ascii="Times New Roman" w:hAnsi="Times New Roman" w:cs="Times New Roman"/>
+                <w:noProof/>
+                <w:webHidden/>
+              </w:rPr>
+            </w:r>
+            <w:r>
+              <w:rPr>
+                <w:rFonts w:ascii="Times New Roman" w:hAnsi="Times New Roman" w:cs="Times New Roman"/>
+                <w:noProof/>
+                <w:webHidden/>
+              </w:rPr>
+              <w:fldChar w:fldCharType="separate"/>
+            </w:r>
+            <w:r>
+              <w:rPr>
+                <w:rFonts w:ascii="Times New Roman" w:hAnsi="Times New Roman" w:cs="Times New Roman"/>
+                <w:noProof/>
+                <w:webHidden/>
+              </w:rPr>
+              <w:t>7</w:t>
+            </w:r>
+            <w:r>
+              <w:rPr>
+                <w:rFonts w:ascii="Times New Roman" w:hAnsi="Times New Roman" w:cs="Times New Roman"/>
+                <w:noProof/>
+                <w:webHidden/>
+              </w:rPr>
+              <w:fldChar w:fldCharType="end"/>
+            </w:r>
+          </w:hyperlink>
+        </w:p>
+        <w:p>
+          <w:pPr>
+            <w:pStyle w:val="TOC2"/>
+            <w:tabs>
+              <w:tab w:val="right" w:leader="dot" w:pos="9350"/>
+            </w:tabs>
+            <w:rPr>
+              <w:rFonts w:ascii="Times New Roman" w:eastAsiaTheme="minorEastAsia" w:hAnsi="Times New Roman" w:cs="Times New Roman"/>
+              <w:noProof/>
+              <w:kern w:val="2"/>
+              <w:sz w:val="24"/>
+              <w:szCs w:val="24"/>
+              <w14:ligatures w14:val="standardContextual"/>
+            </w:rPr>
+          </w:pPr>
+          <w:hyperlink w:anchor="_Toc231556143" w:history="1">
+            <w:r>
+              <w:rPr>
+                <w:rStyle w:val="Hyperlink"/>
+                <w:rFonts w:ascii="Times New Roman" w:hAnsi="Times New Roman" w:cs="Times New Roman"/>
+                <w:noProof/>
+              </w:rPr>
+              <w:t>3.1 Frontend Interection and Backend Foundations</w:t>
+            </w:r>
+            <w:r>
+              <w:rPr>
+                <w:rFonts w:ascii="Times New Roman" w:hAnsi="Times New Roman" w:cs="Times New Roman"/>
+                <w:noProof/>
+                <w:webHidden/>
+              </w:rPr>
+              <w:tab/>
+            </w:r>
+            <w:r>
+              <w:rPr>
+                <w:rFonts w:ascii="Times New Roman" w:hAnsi="Times New Roman" w:cs="Times New Roman"/>
+                <w:noProof/>
+                <w:webHidden/>
+              </w:rPr>
+              <w:fldChar w:fldCharType="begin"/>
+            </w:r>
+            <w:r>
+              <w:rPr>
+                <w:rFonts w:ascii="Times New Roman" w:hAnsi="Times New Roman" w:cs="Times New Roman"/>
+                <w:noProof/>
+                <w:webHidden/>
+              </w:rPr>
+              <w:instrText xml:space="preserve"> PAGEREF _Toc231556143 \h </w:instrText>
+            </w:r>
+            <w:r>
+              <w:rPr>
+                <w:rFonts w:ascii="Times New Roman" w:hAnsi="Times New Roman" w:cs="Times New Roman"/>
+                <w:noProof/>
+                <w:webHidden/>
+              </w:rPr>
+            </w:r>
+            <w:r>
+              <w:rPr>
+                <w:rFonts w:ascii="Times New Roman" w:hAnsi="Times New Roman" w:cs="Times New Roman"/>
+                <w:noProof/>
+                <w:webHidden/>
+              </w:rPr>
+              <w:fldChar w:fldCharType="separate"/>
+            </w:r>
+            <w:r>
+              <w:rPr>
+                <w:rFonts w:ascii="Times New Roman" w:hAnsi="Times New Roman" w:cs="Times New Roman"/>
+                <w:noProof/>
+                <w:webHidden/>
+              </w:rPr>
+              <w:t>7</w:t>
+            </w:r>
+            <w:r>
+              <w:rPr>
+                <w:rFonts w:ascii="Times New Roman" w:hAnsi="Times New Roman" w:cs="Times New Roman"/>
+                <w:noProof/>
+                <w:webHidden/>
+              </w:rPr>
+              <w:fldChar w:fldCharType="end"/>
+            </w:r>
+          </w:hyperlink>
+        </w:p>
+        <w:p>
+          <w:pPr>
+            <w:pStyle w:val="TOC2"/>
+            <w:tabs>
+              <w:tab w:val="right" w:leader="dot" w:pos="9350"/>
+            </w:tabs>
+            <w:rPr>
+              <w:rFonts w:ascii="Times New Roman" w:eastAsiaTheme="minorEastAsia" w:hAnsi="Times New Roman" w:cs="Times New Roman"/>
+              <w:noProof/>
+              <w:kern w:val="2"/>
+              <w:sz w:val="24"/>
+              <w:szCs w:val="24"/>
+              <w14:ligatures w14:val="standardContextual"/>
+            </w:rPr>
+          </w:pPr>
+          <w:hyperlink w:anchor="_Toc231556144" w:history="1">
+            <w:r>
+              <w:rPr>
+                <w:rStyle w:val="Hyperlink"/>
+                <w:rFonts w:ascii="Times New Roman" w:hAnsi="Times New Roman" w:cs="Times New Roman"/>
+                <w:noProof/>
+              </w:rPr>
+              <w:t>3.2 Reflection</w:t>
+            </w:r>
+            <w:r>
+              <w:rPr>
+                <w:rFonts w:ascii="Times New Roman" w:hAnsi="Times New Roman" w:cs="Times New Roman"/>
+                <w:noProof/>
+                <w:webHidden/>
+              </w:rPr>
+              <w:tab/>
+            </w:r>
+            <w:r>
+              <w:rPr>
+                <w:rFonts w:ascii="Times New Roman" w:hAnsi="Times New Roman" w:cs="Times New Roman"/>
+                <w:noProof/>
+                <w:webHidden/>
+              </w:rPr>
+              <w:fldChar w:fldCharType="begin"/>
+            </w:r>
+            <w:r>
+              <w:rPr>
+                <w:rFonts w:ascii="Times New Roman" w:hAnsi="Times New Roman" w:cs="Times New Roman"/>
+                <w:noProof/>
+                <w:webHidden/>
+              </w:rPr>
+              <w:instrText xml:space="preserve"> PAGEREF _Toc231556144 \h </w:instrText>
+            </w:r>
+            <w:r>
+              <w:rPr>
+                <w:rFonts w:ascii="Times New Roman" w:hAnsi="Times New Roman" w:cs="Times New Roman"/>
+                <w:noProof/>
+                <w:webHidden/>
+              </w:rPr>
+            </w:r>
+            <w:r>
+              <w:rPr>
+                <w:rFonts w:ascii="Times New Roman" w:hAnsi="Times New Roman" w:cs="Times New Roman"/>
+                <w:noProof/>
+                <w:webHidden/>
+              </w:rPr>
+              <w:fldChar w:fldCharType="separate"/>
+            </w:r>
+            <w:r>
+              <w:rPr>
+                <w:rFonts w:ascii="Times New Roman" w:hAnsi="Times New Roman" w:cs="Times New Roman"/>
+                <w:noProof/>
+                <w:webHidden/>
+              </w:rPr>
+              <w:t>9</w:t>
+            </w:r>
+            <w:r>
+              <w:rPr>
+                <w:rFonts w:ascii="Times New Roman" w:hAnsi="Times New Roman" w:cs="Times New Roman"/>
+                <w:noProof/>
+                <w:webHidden/>
+              </w:rPr>
+              <w:fldChar w:fldCharType="end"/>
+            </w:r>
+          </w:hyperlink>
+        </w:p>
+        <w:p>
+          <w:pPr>
+            <w:pStyle w:val="TOC1"/>
+            <w:tabs>
+              <w:tab w:val="right" w:leader="dot" w:pos="9350"/>
+            </w:tabs>
+            <w:rPr>
+              <w:rFonts w:ascii="Times New Roman" w:eastAsiaTheme="minorEastAsia" w:hAnsi="Times New Roman" w:cs="Times New Roman"/>
+              <w:noProof/>
+              <w:kern w:val="2"/>
+              <w:sz w:val="24"/>
+              <w:szCs w:val="24"/>
+              <w14:ligatures w14:val="standardContextual"/>
+            </w:rPr>
+          </w:pPr>
+          <w:hyperlink w:anchor="_Toc231556145" w:history="1">
+            <w:r>
+              <w:rPr>
+                <w:rStyle w:val="Hyperlink"/>
+                <w:rFonts w:ascii="Times New Roman" w:hAnsi="Times New Roman" w:cs="Times New Roman"/>
+                <w:noProof/>
+              </w:rPr>
+              <w:t>Week 4: Backend Processing and User Authentication</w:t>
+            </w:r>
+            <w:r>
+              <w:rPr>
+                <w:rFonts w:ascii="Times New Roman" w:hAnsi="Times New Roman" w:cs="Times New Roman"/>
+                <w:noProof/>
+                <w:webHidden/>
+              </w:rPr>
+              <w:tab/>
+            </w:r>
+            <w:r>
+              <w:rPr>
+                <w:rFonts w:ascii="Times New Roman" w:hAnsi="Times New Roman" w:cs="Times New Roman"/>
+                <w:noProof/>
+                <w:webHidden/>
+              </w:rPr>
+              <w:fldChar w:fldCharType="begin"/>
+            </w:r>
+            <w:r>
+              <w:rPr>
+                <w:rFonts w:ascii="Times New Roman" w:hAnsi="Times New Roman" w:cs="Times New Roman"/>
+                <w:noProof/>
+                <w:webHidden/>
+              </w:rPr>
+              <w:instrText xml:space="preserve"> PAGEREF _Toc231556145 \h </w:instrText>
+            </w:r>
+            <w:r>
+              <w:rPr>
+                <w:rFonts w:ascii="Times New Roman" w:hAnsi="Times New Roman" w:cs="Times New Roman"/>
+                <w:noProof/>
+                <w:webHidden/>
+              </w:rPr>
+            </w:r>
+            <w:r>
+              <w:rPr>
+                <w:rFonts w:ascii="Times New Roman" w:hAnsi="Times New Roman" w:cs="Times New Roman"/>
+                <w:noProof/>
+                <w:webHidden/>
+              </w:rPr>
+              <w:fldChar w:fldCharType="separate"/>
+            </w:r>
+            <w:r>
+              <w:rPr>
+                <w:rFonts w:ascii="Times New Roman" w:hAnsi="Times New Roman" w:cs="Times New Roman"/>
+                <w:noProof/>
+                <w:webHidden/>
+              </w:rPr>
+              <w:t>9</w:t>
+            </w:r>
+            <w:r>
+              <w:rPr>
+                <w:rFonts w:ascii="Times New Roman" w:hAnsi="Times New Roman" w:cs="Times New Roman"/>
+                <w:noProof/>
+                <w:webHidden/>
+              </w:rPr>
+              <w:fldChar w:fldCharType="end"/>
+            </w:r>
+          </w:hyperlink>
+        </w:p>
+        <w:p>
+          <w:pPr>
+            <w:pStyle w:val="TOC2"/>
+            <w:tabs>
+              <w:tab w:val="right" w:leader="dot" w:pos="9350"/>
+            </w:tabs>
+            <w:rPr>
+              <w:rFonts w:ascii="Times New Roman" w:eastAsiaTheme="minorEastAsia" w:hAnsi="Times New Roman" w:cs="Times New Roman"/>
+              <w:noProof/>
+              <w:kern w:val="2"/>
+              <w:sz w:val="24"/>
+              <w:szCs w:val="24"/>
+              <w14:ligatures w14:val="standardContextual"/>
+            </w:rPr>
+          </w:pPr>
+          <w:hyperlink w:anchor="_Toc231556146" w:history="1">
+            <w:r>
+              <w:rPr>
+                <w:rStyle w:val="Hyperlink"/>
+                <w:rFonts w:ascii="Times New Roman" w:eastAsia="Times New Roman" w:hAnsi="Times New Roman" w:cs="Times New Roman"/>
+                <w:noProof/>
+              </w:rPr>
+              <w:t>4.1 Server-Side Components and Backend Development Foundations</w:t>
+            </w:r>
+            <w:r>
+              <w:rPr>
+                <w:rFonts w:ascii="Times New Roman" w:hAnsi="Times New Roman" w:cs="Times New Roman"/>
+                <w:noProof/>
+                <w:webHidden/>
+              </w:rPr>
+              <w:tab/>
+            </w:r>
+            <w:r>
+              <w:rPr>
+                <w:rFonts w:ascii="Times New Roman" w:hAnsi="Times New Roman" w:cs="Times New Roman"/>
+                <w:noProof/>
+                <w:webHidden/>
+              </w:rPr>
+              <w:fldChar w:fldCharType="begin"/>
+            </w:r>
+            <w:r>
+              <w:rPr>
+                <w:rFonts w:ascii="Times New Roman" w:hAnsi="Times New Roman" w:cs="Times New Roman"/>
+                <w:noProof/>
+                <w:webHidden/>
+              </w:rPr>
+              <w:instrText xml:space="preserve"> PAGEREF _Toc231556146 \h </w:instrText>
+            </w:r>
+            <w:r>
+              <w:rPr>
+                <w:rFonts w:ascii="Times New Roman" w:hAnsi="Times New Roman" w:cs="Times New Roman"/>
+                <w:noProof/>
+                <w:webHidden/>
+              </w:rPr>
+            </w:r>
+            <w:r>
+              <w:rPr>
+                <w:rFonts w:ascii="Times New Roman" w:hAnsi="Times New Roman" w:cs="Times New Roman"/>
+                <w:noProof/>
+                <w:webHidden/>
+              </w:rPr>
+              <w:fldChar w:fldCharType="separate"/>
+            </w:r>
+            <w:r>
+              <w:rPr>
+                <w:rFonts w:ascii="Times New Roman" w:hAnsi="Times New Roman" w:cs="Times New Roman"/>
+                <w:noProof/>
+                <w:webHidden/>
+              </w:rPr>
+              <w:t>9</w:t>
+            </w:r>
+            <w:r>
+              <w:rPr>
+                <w:rFonts w:ascii="Times New Roman" w:hAnsi="Times New Roman" w:cs="Times New Roman"/>
+                <w:noProof/>
+                <w:webHidden/>
+              </w:rPr>
+              <w:fldChar w:fldCharType="end"/>
+            </w:r>
+          </w:hyperlink>
+        </w:p>
+        <w:p>
+          <w:pPr>
+            <w:pStyle w:val="TOC2"/>
+            <w:tabs>
+              <w:tab w:val="right" w:leader="dot" w:pos="9350"/>
+            </w:tabs>
+            <w:rPr>
+              <w:rFonts w:ascii="Times New Roman" w:eastAsiaTheme="minorEastAsia" w:hAnsi="Times New Roman" w:cs="Times New Roman"/>
+              <w:noProof/>
+              <w:kern w:val="2"/>
+              <w:sz w:val="24"/>
+              <w:szCs w:val="24"/>
+              <w14:ligatures w14:val="standardContextual"/>
+            </w:rPr>
+          </w:pPr>
+          <w:hyperlink w:anchor="_Toc231556147" w:history="1">
+            <w:r>
+              <w:rPr>
+                <w:rStyle w:val="Hyperlink"/>
+                <w:rFonts w:ascii="Times New Roman" w:hAnsi="Times New Roman" w:cs="Times New Roman"/>
+                <w:noProof/>
+              </w:rPr>
+              <w:t>4.2 Reflection</w:t>
+            </w:r>
+            <w:r>
+              <w:rPr>
+                <w:rFonts w:ascii="Times New Roman" w:hAnsi="Times New Roman" w:cs="Times New Roman"/>
+                <w:noProof/>
+                <w:webHidden/>
+              </w:rPr>
+              <w:tab/>
+            </w:r>
+            <w:r>
+              <w:rPr>
+                <w:rFonts w:ascii="Times New Roman" w:hAnsi="Times New Roman" w:cs="Times New Roman"/>
+                <w:noProof/>
+                <w:webHidden/>
+              </w:rPr>
+              <w:fldChar w:fldCharType="begin"/>
+            </w:r>
+            <w:r>
+              <w:rPr>
+                <w:rFonts w:ascii="Times New Roman" w:hAnsi="Times New Roman" w:cs="Times New Roman"/>
+                <w:noProof/>
+                <w:webHidden/>
+              </w:rPr>
+              <w:instrText xml:space="preserve"> PAGEREF _Toc231556147 \h </w:instrText>
+            </w:r>
+            <w:r>
+              <w:rPr>
+                <w:rFonts w:ascii="Times New Roman" w:hAnsi="Times New Roman" w:cs="Times New Roman"/>
+                <w:noProof/>
+                <w:webHidden/>
+              </w:rPr>
+            </w:r>
+            <w:r>
+              <w:rPr>
+                <w:rFonts w:ascii="Times New Roman" w:hAnsi="Times New Roman" w:cs="Times New Roman"/>
+                <w:noProof/>
+                <w:webHidden/>
+              </w:rPr>
+              <w:fldChar w:fldCharType="separate"/>
+            </w:r>
+            <w:r>
+              <w:rPr>
+                <w:rFonts w:ascii="Times New Roman" w:hAnsi="Times New Roman" w:cs="Times New Roman"/>
+                <w:noProof/>
+                <w:webHidden/>
+              </w:rPr>
+              <w:t>11</w:t>
+            </w:r>
+            <w:r>
+              <w:rPr>
+                <w:rFonts w:ascii="Times New Roman" w:hAnsi="Times New Roman" w:cs="Times New Roman"/>
+                <w:noProof/>
+                <w:webHidden/>
+              </w:rPr>
+              <w:fldChar w:fldCharType="end"/>
+            </w:r>
+          </w:hyperlink>
+        </w:p>
+        <w:p>
+          <w:pPr>
+            <w:pStyle w:val="TOC1"/>
+            <w:tabs>
+              <w:tab w:val="right" w:leader="dot" w:pos="9350"/>
+            </w:tabs>
+            <w:rPr>
+              <w:rFonts w:ascii="Times New Roman" w:eastAsiaTheme="minorEastAsia" w:hAnsi="Times New Roman" w:cs="Times New Roman"/>
+              <w:noProof/>
+              <w:kern w:val="2"/>
+              <w:sz w:val="24"/>
+              <w:szCs w:val="24"/>
+              <w14:ligatures w14:val="standardContextual"/>
+            </w:rPr>
+          </w:pPr>
+          <w:hyperlink w:anchor="_Toc231556148" w:history="1">
+            <w:r>
+              <w:rPr>
+                <w:rStyle w:val="Hyperlink"/>
+                <w:rFonts w:ascii="Times New Roman" w:hAnsi="Times New Roman" w:cs="Times New Roman"/>
+                <w:noProof/>
+              </w:rPr>
+              <w:t xml:space="preserve">Week 5: </w:t>
+            </w:r>
+            <w:r>
+              <w:rPr>
+                <w:rStyle w:val="Hyperlink"/>
+                <w:rFonts w:ascii="Times New Roman" w:eastAsia="Times New Roman" w:hAnsi="Times New Roman" w:cs="Times New Roman"/>
+                <w:noProof/>
+              </w:rPr>
+              <w:t>Database Components and CRUD Operations</w:t>
+            </w:r>
+            <w:r>
+              <w:rPr>
+                <w:rFonts w:ascii="Times New Roman" w:hAnsi="Times New Roman" w:cs="Times New Roman"/>
+                <w:noProof/>
+                <w:webHidden/>
+              </w:rPr>
+              <w:tab/>
+            </w:r>
+            <w:r>
+              <w:rPr>
+                <w:rFonts w:ascii="Times New Roman" w:hAnsi="Times New Roman" w:cs="Times New Roman"/>
+                <w:noProof/>
+                <w:webHidden/>
+              </w:rPr>
+              <w:fldChar w:fldCharType="begin"/>
+            </w:r>
+            <w:r>
+              <w:rPr>
+                <w:rFonts w:ascii="Times New Roman" w:hAnsi="Times New Roman" w:cs="Times New Roman"/>
+                <w:noProof/>
+                <w:webHidden/>
+              </w:rPr>
+              <w:instrText xml:space="preserve"> PAGEREF _Toc231556148 \h </w:instrText>
+            </w:r>
+            <w:r>
+              <w:rPr>
+                <w:rFonts w:ascii="Times New Roman" w:hAnsi="Times New Roman" w:cs="Times New Roman"/>
+                <w:noProof/>
+                <w:webHidden/>
+              </w:rPr>
+            </w:r>
+            <w:r>
+              <w:rPr>
+                <w:rFonts w:ascii="Times New Roman" w:hAnsi="Times New Roman" w:cs="Times New Roman"/>
+                <w:noProof/>
+                <w:webHidden/>
+              </w:rPr>
+              <w:fldChar w:fldCharType="separate"/>
+            </w:r>
+            <w:r>
+              <w:rPr>
+                <w:rFonts w:ascii="Times New Roman" w:hAnsi="Times New Roman" w:cs="Times New Roman"/>
+                <w:noProof/>
+                <w:webHidden/>
+              </w:rPr>
+              <w:t>11</w:t>
+            </w:r>
+            <w:r>
+              <w:rPr>
+                <w:rFonts w:ascii="Times New Roman" w:hAnsi="Times New Roman" w:cs="Times New Roman"/>
+                <w:noProof/>
+                <w:webHidden/>
+              </w:rPr>
+              <w:fldChar w:fldCharType="end"/>
+            </w:r>
+          </w:hyperlink>
+        </w:p>
+        <w:p>
+          <w:pPr>
+            <w:pStyle w:val="TOC2"/>
+            <w:tabs>
+              <w:tab w:val="right" w:leader="dot" w:pos="9350"/>
+            </w:tabs>
+            <w:rPr>
+              <w:rFonts w:ascii="Times New Roman" w:eastAsiaTheme="minorEastAsia" w:hAnsi="Times New Roman" w:cs="Times New Roman"/>
+              <w:noProof/>
+              <w:kern w:val="2"/>
+              <w:sz w:val="24"/>
+              <w:szCs w:val="24"/>
+              <w14:ligatures w14:val="standardContextual"/>
+            </w:rPr>
+          </w:pPr>
+          <w:hyperlink w:anchor="_Toc231556149" w:history="1">
+            <w:r>
+              <w:rPr>
+                <w:rStyle w:val="Hyperlink"/>
+                <w:rFonts w:ascii="Times New Roman" w:hAnsi="Times New Roman" w:cs="Times New Roman"/>
+                <w:noProof/>
+              </w:rPr>
+              <w:t>5.1 Building Database-Driven Web Applications</w:t>
+            </w:r>
+            <w:r>
+              <w:rPr>
+                <w:rFonts w:ascii="Times New Roman" w:hAnsi="Times New Roman" w:cs="Times New Roman"/>
+                <w:noProof/>
+                <w:webHidden/>
+              </w:rPr>
+              <w:tab/>
+            </w:r>
+            <w:r>
+              <w:rPr>
+                <w:rFonts w:ascii="Times New Roman" w:hAnsi="Times New Roman" w:cs="Times New Roman"/>
+                <w:noProof/>
+                <w:webHidden/>
+              </w:rPr>
+              <w:fldChar w:fldCharType="begin"/>
+            </w:r>
+            <w:r>
+              <w:rPr>
+                <w:rFonts w:ascii="Times New Roman" w:hAnsi="Times New Roman" w:cs="Times New Roman"/>
+                <w:noProof/>
+                <w:webHidden/>
+              </w:rPr>
+              <w:instrText xml:space="preserve"> PAGEREF _Toc231556149 \h </w:instrText>
+            </w:r>
+            <w:r>
+              <w:rPr>
+                <w:rFonts w:ascii="Times New Roman" w:hAnsi="Times New Roman" w:cs="Times New Roman"/>
+                <w:noProof/>
+                <w:webHidden/>
+              </w:rPr>
+            </w:r>
+            <w:r>
+              <w:rPr>
+                <w:rFonts w:ascii="Times New Roman" w:hAnsi="Times New Roman" w:cs="Times New Roman"/>
+                <w:noProof/>
+                <w:webHidden/>
+              </w:rPr>
+              <w:fldChar w:fldCharType="separate"/>
+            </w:r>
+            <w:r>
+              <w:rPr>
+                <w:rFonts w:ascii="Times New Roman" w:hAnsi="Times New Roman" w:cs="Times New Roman"/>
+                <w:noProof/>
+                <w:webHidden/>
+              </w:rPr>
+              <w:t>11</w:t>
+            </w:r>
+            <w:r>
+              <w:rPr>
+                <w:rFonts w:ascii="Times New Roman" w:hAnsi="Times New Roman" w:cs="Times New Roman"/>
+                <w:noProof/>
+                <w:webHidden/>
+              </w:rPr>
+              <w:fldChar w:fldCharType="end"/>
+            </w:r>
+          </w:hyperlink>
+        </w:p>
+        <w:p>
+          <w:pPr>
+            <w:pStyle w:val="TOC2"/>
+            <w:tabs>
+              <w:tab w:val="right" w:leader="dot" w:pos="9350"/>
+            </w:tabs>
+            <w:rPr>
+              <w:rFonts w:ascii="Times New Roman" w:eastAsiaTheme="minorEastAsia" w:hAnsi="Times New Roman" w:cs="Times New Roman"/>
+              <w:noProof/>
+              <w:kern w:val="2"/>
+              <w:sz w:val="24"/>
+              <w:szCs w:val="24"/>
+              <w14:ligatures w14:val="standardContextual"/>
+            </w:rPr>
+          </w:pPr>
+          <w:hyperlink w:anchor="_Toc231556150" w:history="1">
+            <w:r>
+              <w:rPr>
+                <w:rStyle w:val="Hyperlink"/>
+                <w:rFonts w:ascii="Times New Roman" w:hAnsi="Times New Roman" w:cs="Times New Roman"/>
+                <w:noProof/>
+              </w:rPr>
+              <w:t>5.2 Reflection</w:t>
+            </w:r>
+            <w:r>
+              <w:rPr>
+                <w:rFonts w:ascii="Times New Roman" w:hAnsi="Times New Roman" w:cs="Times New Roman"/>
+                <w:noProof/>
+                <w:webHidden/>
+              </w:rPr>
+              <w:tab/>
+            </w:r>
+            <w:r>
+              <w:rPr>
+                <w:rFonts w:ascii="Times New Roman" w:hAnsi="Times New Roman" w:cs="Times New Roman"/>
+                <w:noProof/>
+                <w:webHidden/>
+              </w:rPr>
+              <w:fldChar w:fldCharType="begin"/>
+            </w:r>
+            <w:r>
+              <w:rPr>
+                <w:rFonts w:ascii="Times New Roman" w:hAnsi="Times New Roman" w:cs="Times New Roman"/>
+                <w:noProof/>
+                <w:webHidden/>
+              </w:rPr>
+              <w:instrText xml:space="preserve"> PAGEREF _Toc231556150 \h </w:instrText>
+            </w:r>
+            <w:r>
+              <w:rPr>
+                <w:rFonts w:ascii="Times New Roman" w:hAnsi="Times New Roman" w:cs="Times New Roman"/>
+                <w:noProof/>
+                <w:webHidden/>
+              </w:rPr>
+            </w:r>
+            <w:r>
+              <w:rPr>
+                <w:rFonts w:ascii="Times New Roman" w:hAnsi="Times New Roman" w:cs="Times New Roman"/>
+                <w:noProof/>
+                <w:webHidden/>
+              </w:rPr>
+              <w:fldChar w:fldCharType="separate"/>
+            </w:r>
+            <w:r>
+              <w:rPr>
+                <w:rFonts w:ascii="Times New Roman" w:hAnsi="Times New Roman" w:cs="Times New Roman"/>
+                <w:noProof/>
+                <w:webHidden/>
+              </w:rPr>
+              <w:t>13</w:t>
+            </w:r>
+            <w:r>
+              <w:rPr>
+                <w:rFonts w:ascii="Times New Roman" w:hAnsi="Times New Roman" w:cs="Times New Roman"/>
+                <w:noProof/>
+                <w:webHidden/>
+              </w:rPr>
+              <w:fldChar w:fldCharType="end"/>
+            </w:r>
+          </w:hyperlink>
+        </w:p>
+        <w:p>
+          <w:pPr>
+            <w:rPr>
+              <w:rFonts w:ascii="Times New Roman" w:hAnsi="Times New Roman" w:cs="Times New Roman"/>
+              <w:b/>
+              <w:bCs/>
+              <w:noProof/>
+            </w:rPr>
+          </w:pPr>
+          <w:r>
+            <w:rPr>
+              <w:rFonts w:ascii="Times New Roman" w:hAnsi="Times New Roman" w:cs="Times New Roman"/>
+              <w:b/>
+              <w:bCs/>
+              <w:noProof/>
+            </w:rPr>
+            <w:fldChar w:fldCharType="end"/>
+          </w:r>
+        </w:p>
+      </w:sdtContent>
+    </w:sdt>
+    <w:p>
+      <w:pPr>
+        <w:rPr>
+          <w:rFonts w:ascii="Times New Roman" w:hAnsi="Times New Roman" w:cs="Times New Roman"/>
+        </w:rPr>
+      </w:pPr>
+    </w:p>
+    <w:p>
+      <w:pPr>
+        <w:rPr>
+          <w:rFonts w:ascii="Times New Roman" w:hAnsi="Times New Roman" w:cs="Times New Roman"/>
+          <w:b/>
+          <w:bCs/>
+          <w:sz w:val="24"/>
+          <w:szCs w:val="24"/>
+        </w:rPr>
+      </w:pPr>
+      <w:r>
+        <w:rPr>
+          <w:rFonts w:ascii="Times New Roman" w:hAnsi="Times New Roman" w:cs="Times New Roman"/>
+          <w:b/>
+          <w:bCs/>
+          <w:sz w:val="24"/>
+          <w:szCs w:val="24"/>
+        </w:rPr>
+        <w:t>Table of figures</w:t>
+      </w:r>
+    </w:p>
+    <w:p>
+      <w:pPr>
+        <w:pStyle w:val="TableofFigures"/>
+        <w:tabs>
+          <w:tab w:val="right" w:leader="dot" w:pos="9350"/>
+        </w:tabs>
+        <w:rPr>
+          <w:rFonts w:ascii="Times New Roman" w:eastAsiaTheme="minorEastAsia" w:hAnsi="Times New Roman" w:cs="Times New Roman"/>
+          <w:noProof/>
+          <w:kern w:val="2"/>
+          <w:sz w:val="24"/>
+          <w:szCs w:val="24"/>
+          <w14:ligatures w14:val="standardContextual"/>
+        </w:rPr>
+      </w:pPr>
+      <w:r>
+        <w:rPr>
+          <w:rFonts w:ascii="Times New Roman" w:hAnsi="Times New Roman" w:cs="Times New Roman"/>
+        </w:rPr>
+        <w:fldChar w:fldCharType="begin"/>
+      </w:r>
+      <w:r>
+        <w:rPr>
+          <w:rFonts w:ascii="Times New Roman" w:hAnsi="Times New Roman" w:cs="Times New Roman"/>
+        </w:rPr>
+        <w:instrText xml:space="preserve"> TOC \h \z \c "Figure" </w:instrText>
+      </w:r>
+      <w:r>
+        <w:rPr>
+          <w:rFonts w:ascii="Times New Roman" w:hAnsi="Times New Roman" w:cs="Times New Roman"/>
+        </w:rPr>
+        <w:fldChar w:fldCharType="separate"/>
+      </w:r>
+      <w:hyperlink w:anchor="_Toc231556151" w:history="1">
+        <w:r>
+          <w:rPr>
+            <w:rStyle w:val="Hyperlink"/>
+            <w:rFonts w:ascii="Times New Roman" w:hAnsi="Times New Roman" w:cs="Times New Roman"/>
+            <w:noProof/>
+          </w:rPr>
+          <w:t>Figure 1: Installation of XAMPP</w:t>
+        </w:r>
+        <w:r>
+          <w:rPr>
+            <w:rFonts w:ascii="Times New Roman" w:hAnsi="Times New Roman" w:cs="Times New Roman"/>
+            <w:noProof/>
+            <w:webHidden/>
+          </w:rPr>
+          <w:tab/>
+        </w:r>
+        <w:r>
+          <w:rPr>
+            <w:rFonts w:ascii="Times New Roman" w:hAnsi="Times New Roman" w:cs="Times New Roman"/>
+            <w:noProof/>
+            <w:webHidden/>
+          </w:rPr>
+          <w:fldChar w:fldCharType="begin"/>
+        </w:r>
+        <w:r>
+          <w:rPr>
+            <w:rFonts w:ascii="Times New Roman" w:hAnsi="Times New Roman" w:cs="Times New Roman"/>
+            <w:noProof/>
+            <w:webHidden/>
+          </w:rPr>
+          <w:instrText xml:space="preserve"> PAGEREF _Toc231556151 \h </w:instrText>
+        </w:r>
+        <w:r>
+          <w:rPr>
+            <w:rFonts w:ascii="Times New Roman" w:hAnsi="Times New Roman" w:cs="Times New Roman"/>
+            <w:noProof/>
+            <w:webHidden/>
+          </w:rPr>
+        </w:r>
+        <w:r>
+          <w:rPr>
+            <w:rFonts w:ascii="Times New Roman" w:hAnsi="Times New Roman" w:cs="Times New Roman"/>
+            <w:noProof/>
+            <w:webHidden/>
+          </w:rPr>
+          <w:fldChar w:fldCharType="separate"/>
+        </w:r>
+        <w:r>
+          <w:rPr>
+            <w:rFonts w:ascii="Times New Roman" w:hAnsi="Times New Roman" w:cs="Times New Roman"/>
+            <w:noProof/>
+            <w:webHidden/>
+          </w:rPr>
+          <w:t>5</w:t>
+        </w:r>
+        <w:r>
+          <w:rPr>
+            <w:rFonts w:ascii="Times New Roman" w:hAnsi="Times New Roman" w:cs="Times New Roman"/>
+            <w:noProof/>
+            <w:webHidden/>
+          </w:rPr>
+          <w:fldChar w:fldCharType="end"/>
+        </w:r>
+      </w:hyperlink>
+    </w:p>
+    <w:p>
+      <w:pPr>
+        <w:pStyle w:val="TableofFigures"/>
+        <w:tabs>
+          <w:tab w:val="right" w:leader="dot" w:pos="9350"/>
+        </w:tabs>
+        <w:rPr>
+          <w:rFonts w:ascii="Times New Roman" w:eastAsiaTheme="minorEastAsia" w:hAnsi="Times New Roman" w:cs="Times New Roman"/>
+          <w:noProof/>
+          <w:kern w:val="2"/>
+          <w:sz w:val="24"/>
+          <w:szCs w:val="24"/>
+          <w14:ligatures w14:val="standardContextual"/>
+        </w:rPr>
+      </w:pPr>
+      <w:hyperlink w:anchor="_Toc231556152" w:history="1">
+        <w:r>
+          <w:rPr>
+            <w:rStyle w:val="Hyperlink"/>
+            <w:rFonts w:ascii="Times New Roman" w:hAnsi="Times New Roman" w:cs="Times New Roman"/>
+            <w:noProof/>
+          </w:rPr>
+          <w:t>Figure 2: Apache and MySQL Running</w:t>
+        </w:r>
+        <w:r>
+          <w:rPr>
+            <w:rFonts w:ascii="Times New Roman" w:hAnsi="Times New Roman" w:cs="Times New Roman"/>
+            <w:noProof/>
+            <w:webHidden/>
+          </w:rPr>
+          <w:tab/>
+        </w:r>
+        <w:r>
+          <w:rPr>
+            <w:rFonts w:ascii="Times New Roman" w:hAnsi="Times New Roman" w:cs="Times New Roman"/>
+            <w:noProof/>
+            <w:webHidden/>
+          </w:rPr>
+          <w:fldChar w:fldCharType="begin"/>
+        </w:r>
+        <w:r>
+          <w:rPr>
+            <w:rFonts w:ascii="Times New Roman" w:hAnsi="Times New Roman" w:cs="Times New Roman"/>
+            <w:noProof/>
+            <w:webHidden/>
+          </w:rPr>
+          <w:instrText xml:space="preserve"> PAGEREF _Toc231556152 \h </w:instrText>
+        </w:r>
+        <w:r>
+          <w:rPr>
+            <w:rFonts w:ascii="Times New Roman" w:hAnsi="Times New Roman" w:cs="Times New Roman"/>
+            <w:noProof/>
+            <w:webHidden/>
+          </w:rPr>
+        </w:r>
+        <w:r>
+          <w:rPr>
+            <w:rFonts w:ascii="Times New Roman" w:hAnsi="Times New Roman" w:cs="Times New Roman"/>
+            <w:noProof/>
+            <w:webHidden/>
+          </w:rPr>
+          <w:fldChar w:fldCharType="separate"/>
+        </w:r>
+        <w:r>
+          <w:rPr>
+            <w:rFonts w:ascii="Times New Roman" w:hAnsi="Times New Roman" w:cs="Times New Roman"/>
+            <w:noProof/>
+            <w:webHidden/>
+          </w:rPr>
+          <w:t>5</w:t>
+        </w:r>
+        <w:r>
+          <w:rPr>
+            <w:rFonts w:ascii="Times New Roman" w:hAnsi="Times New Roman" w:cs="Times New Roman"/>
+            <w:noProof/>
+            <w:webHidden/>
+          </w:rPr>
+          <w:fldChar w:fldCharType="end"/>
+        </w:r>
+      </w:hyperlink>
+    </w:p>
+    <w:p>
+      <w:pPr>
+        <w:pStyle w:val="TableofFigures"/>
+        <w:tabs>
+          <w:tab w:val="right" w:leader="dot" w:pos="9350"/>
+        </w:tabs>
+        <w:rPr>
+          <w:rFonts w:ascii="Times New Roman" w:eastAsiaTheme="minorEastAsia" w:hAnsi="Times New Roman" w:cs="Times New Roman"/>
+          <w:noProof/>
+          <w:kern w:val="2"/>
+          <w:sz w:val="24"/>
+          <w:szCs w:val="24"/>
+          <w14:ligatures w14:val="standardContextual"/>
+        </w:rPr>
+      </w:pPr>
+      <w:hyperlink w:anchor="_Toc231556153" w:history="1">
+        <w:r>
+          <w:rPr>
+            <w:rStyle w:val="Hyperlink"/>
+            <w:rFonts w:ascii="Times New Roman" w:hAnsi="Times New Roman" w:cs="Times New Roman"/>
+            <w:noProof/>
+          </w:rPr>
+          <w:t>Figure 3: Localhost Test Page</w:t>
+        </w:r>
+        <w:r>
+          <w:rPr>
+            <w:rFonts w:ascii="Times New Roman" w:hAnsi="Times New Roman" w:cs="Times New Roman"/>
+            <w:noProof/>
+            <w:webHidden/>
+          </w:rPr>
+          <w:tab/>
+        </w:r>
+        <w:r>
+          <w:rPr>
+            <w:rFonts w:ascii="Times New Roman" w:hAnsi="Times New Roman" w:cs="Times New Roman"/>
+            <w:noProof/>
+            <w:webHidden/>
+          </w:rPr>
+          <w:fldChar w:fldCharType="begin"/>
+        </w:r>
+        <w:r>
+          <w:rPr>
+            <w:rFonts w:ascii="Times New Roman" w:hAnsi="Times New Roman" w:cs="Times New Roman"/>
+            <w:noProof/>
+            <w:webHidden/>
+          </w:rPr>
+          <w:instrText xml:space="preserve"> PAGEREF _Toc231556153 \h </w:instrText>
+        </w:r>
+        <w:r>
+          <w:rPr>
+            <w:rFonts w:ascii="Times New Roman" w:hAnsi="Times New Roman" w:cs="Times New Roman"/>
+            <w:noProof/>
+            <w:webHidden/>
+          </w:rPr>
+        </w:r>
+        <w:r>
+          <w:rPr>
+            <w:rFonts w:ascii="Times New Roman" w:hAnsi="Times New Roman" w:cs="Times New Roman"/>
+            <w:noProof/>
+            <w:webHidden/>
+          </w:rPr>
+          <w:fldChar w:fldCharType="separate"/>
+        </w:r>
+        <w:r>
+          <w:rPr>
+            <w:rFonts w:ascii="Times New Roman" w:hAnsi="Times New Roman" w:cs="Times New Roman"/>
+            <w:noProof/>
+            <w:webHidden/>
+          </w:rPr>
+          <w:t>5</w:t>
+        </w:r>
+        <w:r>
+          <w:rPr>
+            <w:rFonts w:ascii="Times New Roman" w:hAnsi="Times New Roman" w:cs="Times New Roman"/>
+            <w:noProof/>
+            <w:webHidden/>
+          </w:rPr>
+          <w:fldChar w:fldCharType="end"/>
+        </w:r>
+      </w:hyperlink>
+    </w:p>
+    <w:p>
+      <w:pPr>
+        <w:pStyle w:val="TableofFigures"/>
+        <w:tabs>
+          <w:tab w:val="right" w:leader="dot" w:pos="9350"/>
+        </w:tabs>
+        <w:rPr>
+          <w:rFonts w:ascii="Times New Roman" w:eastAsiaTheme="minorEastAsia" w:hAnsi="Times New Roman" w:cs="Times New Roman"/>
+          <w:noProof/>
+          <w:kern w:val="2"/>
+          <w:sz w:val="24"/>
+          <w:szCs w:val="24"/>
+          <w14:ligatures w14:val="standardContextual"/>
+        </w:rPr>
+      </w:pPr>
+      <w:hyperlink w:anchor="_Toc231556154" w:history="1">
+        <w:r>
+          <w:rPr>
+            <w:rStyle w:val="Hyperlink"/>
+            <w:rFonts w:ascii="Times New Roman" w:hAnsi="Times New Roman" w:cs="Times New Roman"/>
+            <w:noProof/>
+          </w:rPr>
+          <w:t>Figure 4: Hello World Test</w:t>
+        </w:r>
+        <w:r>
+          <w:rPr>
+            <w:rFonts w:ascii="Times New Roman" w:hAnsi="Times New Roman" w:cs="Times New Roman"/>
+            <w:noProof/>
+            <w:webHidden/>
+          </w:rPr>
+          <w:tab/>
+        </w:r>
+        <w:r>
+          <w:rPr>
+            <w:rFonts w:ascii="Times New Roman" w:hAnsi="Times New Roman" w:cs="Times New Roman"/>
+            <w:noProof/>
+            <w:webHidden/>
+          </w:rPr>
+          <w:fldChar w:fldCharType="begin"/>
+        </w:r>
+        <w:r>
+          <w:rPr>
+            <w:rFonts w:ascii="Times New Roman" w:hAnsi="Times New Roman" w:cs="Times New Roman"/>
+            <w:noProof/>
+            <w:webHidden/>
+          </w:rPr>
+          <w:instrText xml:space="preserve"> PAGEREF _Toc231556154 \h </w:instrText>
+        </w:r>
+        <w:r>
+          <w:rPr>
+            <w:rFonts w:ascii="Times New Roman" w:hAnsi="Times New Roman" w:cs="Times New Roman"/>
+            <w:noProof/>
+            <w:webHidden/>
+          </w:rPr>
+        </w:r>
+        <w:r>
+          <w:rPr>
+            <w:rFonts w:ascii="Times New Roman" w:hAnsi="Times New Roman" w:cs="Times New Roman"/>
+            <w:noProof/>
+            <w:webHidden/>
+          </w:rPr>
+          <w:fldChar w:fldCharType="separate"/>
+        </w:r>
+        <w:r>
+          <w:rPr>
+            <w:rFonts w:ascii="Times New Roman" w:hAnsi="Times New Roman" w:cs="Times New Roman"/>
+            <w:noProof/>
+            <w:webHidden/>
+          </w:rPr>
+          <w:t>6</w:t>
+        </w:r>
+        <w:r>
+          <w:rPr>
+            <w:rFonts w:ascii="Times New Roman" w:hAnsi="Times New Roman" w:cs="Times New Roman"/>
+            <w:noProof/>
+            <w:webHidden/>
+          </w:rPr>
+          <w:fldChar w:fldCharType="end"/>
+        </w:r>
+      </w:hyperlink>
+    </w:p>
+    <w:p>
+      <w:pPr>
+        <w:pStyle w:val="TableofFigures"/>
+        <w:tabs>
+          <w:tab w:val="right" w:leader="dot" w:pos="9350"/>
+        </w:tabs>
+        <w:rPr>
+          <w:rFonts w:ascii="Times New Roman" w:eastAsiaTheme="minorEastAsia" w:hAnsi="Times New Roman" w:cs="Times New Roman"/>
+          <w:noProof/>
+          <w:kern w:val="2"/>
+          <w:sz w:val="24"/>
+          <w:szCs w:val="24"/>
+          <w14:ligatures w14:val="standardContextual"/>
+        </w:rPr>
+      </w:pPr>
+      <w:hyperlink w:anchor="_Toc231556155" w:history="1">
+        <w:r>
+          <w:rPr>
+            <w:rStyle w:val="Hyperlink"/>
+            <w:rFonts w:ascii="Times New Roman" w:hAnsi="Times New Roman" w:cs="Times New Roman"/>
+            <w:noProof/>
+          </w:rPr>
+          <w:t>Figure 5: Database Connection Test</w:t>
+        </w:r>
+        <w:r>
+          <w:rPr>
+            <w:rFonts w:ascii="Times New Roman" w:hAnsi="Times New Roman" w:cs="Times New Roman"/>
+            <w:noProof/>
+            <w:webHidden/>
+          </w:rPr>
+          <w:tab/>
+        </w:r>
+        <w:r>
+          <w:rPr>
+            <w:rFonts w:ascii="Times New Roman" w:hAnsi="Times New Roman" w:cs="Times New Roman"/>
+            <w:noProof/>
+            <w:webHidden/>
+          </w:rPr>
+          <w:fldChar w:fldCharType="begin"/>
+        </w:r>
+        <w:r>
+          <w:rPr>
+            <w:rFonts w:ascii="Times New Roman" w:hAnsi="Times New Roman" w:cs="Times New Roman"/>
+            <w:noProof/>
+            <w:webHidden/>
+          </w:rPr>
+          <w:instrText xml:space="preserve"> PAGEREF _Toc231556155 \h </w:instrText>
+        </w:r>
+        <w:r>
+          <w:rPr>
+            <w:rFonts w:ascii="Times New Roman" w:hAnsi="Times New Roman" w:cs="Times New Roman"/>
+            <w:noProof/>
+            <w:webHidden/>
+          </w:rPr>
+        </w:r>
+        <w:r>
+          <w:rPr>
+            <w:rFonts w:ascii="Times New Roman" w:hAnsi="Times New Roman" w:cs="Times New Roman"/>
+            <w:noProof/>
+            <w:webHidden/>
+          </w:rPr>
+          <w:fldChar w:fldCharType="separate"/>
+        </w:r>
+        <w:r>
+          <w:rPr>
+            <w:rFonts w:ascii="Times New Roman" w:hAnsi="Times New Roman" w:cs="Times New Roman"/>
+            <w:noProof/>
+            <w:webHidden/>
+          </w:rPr>
+          <w:t>6</w:t>
+        </w:r>
+        <w:r>
+          <w:rPr>
+            <w:rFonts w:ascii="Times New Roman" w:hAnsi="Times New Roman" w:cs="Times New Roman"/>
+            <w:noProof/>
+            <w:webHidden/>
+          </w:rPr>
+          <w:fldChar w:fldCharType="end"/>
+        </w:r>
+      </w:hyperlink>
+    </w:p>
+    <w:p>
+      <w:pPr>
+        <w:pStyle w:val="TableofFigures"/>
+        <w:tabs>
+          <w:tab w:val="right" w:leader="dot" w:pos="9350"/>
+        </w:tabs>
+        <w:rPr>
+          <w:rFonts w:ascii="Times New Roman" w:eastAsiaTheme="minorEastAsia" w:hAnsi="Times New Roman" w:cs="Times New Roman"/>
+          <w:noProof/>
+          <w:kern w:val="2"/>
+          <w:sz w:val="24"/>
+          <w:szCs w:val="24"/>
+          <w14:ligatures w14:val="standardContextual"/>
+        </w:rPr>
+      </w:pPr>
+      <w:hyperlink w:anchor="_Toc231556156" w:history="1">
+        <w:r>
+          <w:rPr>
+            <w:rStyle w:val="Hyperlink"/>
+            <w:rFonts w:ascii="Times New Roman" w:hAnsi="Times New Roman" w:cs="Times New Roman"/>
+            <w:noProof/>
+          </w:rPr>
+          <w:t>Figure 6: Login/Homepage Wireframe</w:t>
+        </w:r>
+        <w:r>
+          <w:rPr>
+            <w:rFonts w:ascii="Times New Roman" w:hAnsi="Times New Roman" w:cs="Times New Roman"/>
+            <w:noProof/>
+            <w:webHidden/>
+          </w:rPr>
+          <w:tab/>
+        </w:r>
+        <w:r>
+          <w:rPr>
+            <w:rFonts w:ascii="Times New Roman" w:hAnsi="Times New Roman" w:cs="Times New Roman"/>
+            <w:noProof/>
+            <w:webHidden/>
+          </w:rPr>
+          <w:fldChar w:fldCharType="begin"/>
+        </w:r>
+        <w:r>
+          <w:rPr>
+            <w:rFonts w:ascii="Times New Roman" w:hAnsi="Times New Roman" w:cs="Times New Roman"/>
+            <w:noProof/>
+            <w:webHidden/>
+          </w:rPr>
+          <w:instrText xml:space="preserve"> PAGEREF _Toc231556156 \h </w:instrText>
+        </w:r>
+        <w:r>
+          <w:rPr>
+            <w:rFonts w:ascii="Times New Roman" w:hAnsi="Times New Roman" w:cs="Times New Roman"/>
+            <w:noProof/>
+            <w:webHidden/>
+          </w:rPr>
+        </w:r>
+        <w:r>
+          <w:rPr>
+            <w:rFonts w:ascii="Times New Roman" w:hAnsi="Times New Roman" w:cs="Times New Roman"/>
+            <w:noProof/>
+            <w:webHidden/>
+          </w:rPr>
+          <w:fldChar w:fldCharType="separate"/>
+        </w:r>
+        <w:r>
+          <w:rPr>
+            <w:rFonts w:ascii="Times New Roman" w:hAnsi="Times New Roman" w:cs="Times New Roman"/>
+            <w:noProof/>
+            <w:webHidden/>
+          </w:rPr>
+          <w:t>6</w:t>
+        </w:r>
+        <w:r>
+          <w:rPr>
+            <w:rFonts w:ascii="Times New Roman" w:hAnsi="Times New Roman" w:cs="Times New Roman"/>
+            <w:noProof/>
+            <w:webHidden/>
+          </w:rPr>
+          <w:fldChar w:fldCharType="end"/>
+        </w:r>
+      </w:hyperlink>
+    </w:p>
+    <w:p>
+      <w:pPr>
+        <w:pStyle w:val="TableofFigures"/>
+        <w:tabs>
+          <w:tab w:val="right" w:leader="dot" w:pos="9350"/>
+        </w:tabs>
+        <w:rPr>
+          <w:rFonts w:ascii="Times New Roman" w:eastAsiaTheme="minorEastAsia" w:hAnsi="Times New Roman" w:cs="Times New Roman"/>
+          <w:noProof/>
+          <w:kern w:val="2"/>
+          <w:sz w:val="24"/>
+          <w:szCs w:val="24"/>
+          <w14:ligatures w14:val="standardContextual"/>
+        </w:rPr>
+      </w:pPr>
+      <w:hyperlink w:anchor="_Toc231556157" w:history="1">
+        <w:r>
+          <w:rPr>
+            <w:rStyle w:val="Hyperlink"/>
+            <w:rFonts w:ascii="Times New Roman" w:hAnsi="Times New Roman" w:cs="Times New Roman"/>
+            <w:noProof/>
+          </w:rPr>
+          <w:t>Figure 7: Dashboard Layout Design</w:t>
+        </w:r>
+        <w:r>
+          <w:rPr>
+            <w:rFonts w:ascii="Times New Roman" w:hAnsi="Times New Roman" w:cs="Times New Roman"/>
+            <w:noProof/>
+            <w:webHidden/>
+          </w:rPr>
+          <w:tab/>
+        </w:r>
+        <w:r>
+          <w:rPr>
+            <w:rFonts w:ascii="Times New Roman" w:hAnsi="Times New Roman" w:cs="Times New Roman"/>
+            <w:noProof/>
+            <w:webHidden/>
+          </w:rPr>
+          <w:fldChar w:fldCharType="begin"/>
+        </w:r>
+        <w:r>
+          <w:rPr>
+            <w:rFonts w:ascii="Times New Roman" w:hAnsi="Times New Roman" w:cs="Times New Roman"/>
+            <w:noProof/>
+            <w:webHidden/>
+          </w:rPr>
+          <w:instrText xml:space="preserve"> PAGEREF _Toc231556157 \h </w:instrText>
+        </w:r>
+        <w:r>
+          <w:rPr>
+            <w:rFonts w:ascii="Times New Roman" w:hAnsi="Times New Roman" w:cs="Times New Roman"/>
+            <w:noProof/>
+            <w:webHidden/>
+          </w:rPr>
+        </w:r>
+        <w:r>
+          <w:rPr>
+            <w:rFonts w:ascii="Times New Roman" w:hAnsi="Times New Roman" w:cs="Times New Roman"/>
+            <w:noProof/>
+            <w:webHidden/>
+          </w:rPr>
+          <w:fldChar w:fldCharType="separate"/>
+        </w:r>
+        <w:r>
+          <w:rPr>
+            <w:rFonts w:ascii="Times New Roman" w:hAnsi="Times New Roman" w:cs="Times New Roman"/>
+            <w:noProof/>
+            <w:webHidden/>
+          </w:rPr>
+          <w:t>7</w:t>
+        </w:r>
+        <w:r>
+          <w:rPr>
+            <w:rFonts w:ascii="Times New Roman" w:hAnsi="Times New Roman" w:cs="Times New Roman"/>
+            <w:noProof/>
+            <w:webHidden/>
+          </w:rPr>
+          <w:fldChar w:fldCharType="end"/>
+        </w:r>
+      </w:hyperlink>
+    </w:p>
+    <w:p>
+      <w:pPr>
+        <w:pStyle w:val="TableofFigures"/>
+        <w:tabs>
+          <w:tab w:val="right" w:leader="dot" w:pos="9350"/>
+        </w:tabs>
+        <w:rPr>
+          <w:rFonts w:ascii="Times New Roman" w:eastAsiaTheme="minorEastAsia" w:hAnsi="Times New Roman" w:cs="Times New Roman"/>
+          <w:noProof/>
+          <w:kern w:val="2"/>
+          <w:sz w:val="24"/>
+          <w:szCs w:val="24"/>
+          <w14:ligatures w14:val="standardContextual"/>
+        </w:rPr>
+      </w:pPr>
+      <w:hyperlink w:anchor="_Toc231556158" w:history="1">
+        <w:r>
+          <w:rPr>
+            <w:rStyle w:val="Hyperlink"/>
+            <w:rFonts w:ascii="Times New Roman" w:hAnsi="Times New Roman" w:cs="Times New Roman"/>
+            <w:noProof/>
+          </w:rPr>
+          <w:t>Figure 8: Mobile View Mockup</w:t>
+        </w:r>
+        <w:r>
+          <w:rPr>
+            <w:rFonts w:ascii="Times New Roman" w:hAnsi="Times New Roman" w:cs="Times New Roman"/>
+            <w:noProof/>
+            <w:webHidden/>
+          </w:rPr>
+          <w:tab/>
+        </w:r>
+        <w:r>
+          <w:rPr>
+            <w:rFonts w:ascii="Times New Roman" w:hAnsi="Times New Roman" w:cs="Times New Roman"/>
+            <w:noProof/>
+            <w:webHidden/>
+          </w:rPr>
+          <w:fldChar w:fldCharType="begin"/>
+        </w:r>
+        <w:r>
+          <w:rPr>
+            <w:rFonts w:ascii="Times New Roman" w:hAnsi="Times New Roman" w:cs="Times New Roman"/>
+            <w:noProof/>
+            <w:webHidden/>
+          </w:rPr>
+          <w:instrText xml:space="preserve"> PAGEREF _Toc231556158 \h </w:instrText>
+        </w:r>
+        <w:r>
+          <w:rPr>
+            <w:rFonts w:ascii="Times New Roman" w:hAnsi="Times New Roman" w:cs="Times New Roman"/>
+            <w:noProof/>
+            <w:webHidden/>
+          </w:rPr>
+        </w:r>
+        <w:r>
+          <w:rPr>
+            <w:rFonts w:ascii="Times New Roman" w:hAnsi="Times New Roman" w:cs="Times New Roman"/>
+            <w:noProof/>
+            <w:webHidden/>
+          </w:rPr>
+          <w:fldChar w:fldCharType="separate"/>
+        </w:r>
+        <w:r>
+          <w:rPr>
+            <w:rFonts w:ascii="Times New Roman" w:hAnsi="Times New Roman" w:cs="Times New Roman"/>
+            <w:noProof/>
+            <w:webHidden/>
+          </w:rPr>
+          <w:t>7</w:t>
+        </w:r>
+        <w:r>
+          <w:rPr>
+            <w:rFonts w:ascii="Times New Roman" w:hAnsi="Times New Roman" w:cs="Times New Roman"/>
+            <w:noProof/>
+            <w:webHidden/>
+          </w:rPr>
+          <w:fldChar w:fldCharType="end"/>
+        </w:r>
+      </w:hyperlink>
+    </w:p>
+    <w:p>
+      <w:pPr>
+        <w:pStyle w:val="TableofFigures"/>
+        <w:tabs>
+          <w:tab w:val="right" w:leader="dot" w:pos="9350"/>
+        </w:tabs>
+        <w:rPr>
+          <w:rFonts w:ascii="Times New Roman" w:eastAsiaTheme="minorEastAsia" w:hAnsi="Times New Roman" w:cs="Times New Roman"/>
+          <w:noProof/>
+          <w:kern w:val="2"/>
+          <w:sz w:val="24"/>
+          <w:szCs w:val="24"/>
+          <w14:ligatures w14:val="standardContextual"/>
+        </w:rPr>
+      </w:pPr>
+      <w:hyperlink w:anchor="_Toc231556159" w:history="1">
+        <w:r>
+          <w:rPr>
+            <w:rStyle w:val="Hyperlink"/>
+            <w:rFonts w:ascii="Times New Roman" w:hAnsi="Times New Roman" w:cs="Times New Roman"/>
+            <w:noProof/>
+          </w:rPr>
+          <w:t>Figure 9: Color Theme and Navigation Structure</w:t>
+        </w:r>
+        <w:r>
+          <w:rPr>
+            <w:rFonts w:ascii="Times New Roman" w:hAnsi="Times New Roman" w:cs="Times New Roman"/>
+            <w:noProof/>
+            <w:webHidden/>
+          </w:rPr>
+          <w:tab/>
+        </w:r>
+        <w:r>
+          <w:rPr>
+            <w:rFonts w:ascii="Times New Roman" w:hAnsi="Times New Roman" w:cs="Times New Roman"/>
+            <w:noProof/>
+            <w:webHidden/>
+          </w:rPr>
+          <w:fldChar w:fldCharType="begin"/>
+        </w:r>
+        <w:r>
+          <w:rPr>
+            <w:rFonts w:ascii="Times New Roman" w:hAnsi="Times New Roman" w:cs="Times New Roman"/>
+            <w:noProof/>
+            <w:webHidden/>
+          </w:rPr>
+          <w:instrText xml:space="preserve"> PAGEREF _Toc231556159 \h </w:instrText>
+        </w:r>
+        <w:r>
+          <w:rPr>
+            <w:rFonts w:ascii="Times New Roman" w:hAnsi="Times New Roman" w:cs="Times New Roman"/>
+            <w:noProof/>
+            <w:webHidden/>
+          </w:rPr>
+        </w:r>
+        <w:r>
+          <w:rPr>
+            <w:rFonts w:ascii="Times New Roman" w:hAnsi="Times New Roman" w:cs="Times New Roman"/>
+            <w:noProof/>
+            <w:webHidden/>
+          </w:rPr>
+          <w:fldChar w:fldCharType="separate"/>
+        </w:r>
+        <w:r>
+          <w:rPr>
+            <w:rFonts w:ascii="Times New Roman" w:hAnsi="Times New Roman" w:cs="Times New Roman"/>
+            <w:noProof/>
+            <w:webHidden/>
+          </w:rPr>
+          <w:t>8</w:t>
+        </w:r>
+        <w:r>
+          <w:rPr>
+            <w:rFonts w:ascii="Times New Roman" w:hAnsi="Times New Roman" w:cs="Times New Roman"/>
+            <w:noProof/>
+            <w:webHidden/>
+          </w:rPr>
+          <w:fldChar w:fldCharType="end"/>
+        </w:r>
+      </w:hyperlink>
+    </w:p>
+    <w:p>
+      <w:pPr>
+        <w:pStyle w:val="TableofFigures"/>
+        <w:tabs>
+          <w:tab w:val="right" w:leader="dot" w:pos="9350"/>
+        </w:tabs>
+        <w:rPr>
+          <w:rFonts w:ascii="Times New Roman" w:eastAsiaTheme="minorEastAsia" w:hAnsi="Times New Roman" w:cs="Times New Roman"/>
+          <w:noProof/>
+          <w:kern w:val="2"/>
+          <w:sz w:val="24"/>
+          <w:szCs w:val="24"/>
+          <w14:ligatures w14:val="standardContextual"/>
+        </w:rPr>
+      </w:pPr>
+      <w:hyperlink w:anchor="_Toc231556160" w:history="1">
+        <w:r>
+          <w:rPr>
+            <w:rStyle w:val="Hyperlink"/>
+            <w:rFonts w:ascii="Times New Roman" w:hAnsi="Times New Roman" w:cs="Times New Roman"/>
+            <w:noProof/>
+          </w:rPr>
+          <w:t>Figure 10: GUI Prototype in Canva</w:t>
+        </w:r>
+        <w:r>
+          <w:rPr>
+            <w:rFonts w:ascii="Times New Roman" w:hAnsi="Times New Roman" w:cs="Times New Roman"/>
+            <w:noProof/>
+            <w:webHidden/>
+          </w:rPr>
+          <w:tab/>
+        </w:r>
+        <w:r>
+          <w:rPr>
+            <w:rFonts w:ascii="Times New Roman" w:hAnsi="Times New Roman" w:cs="Times New Roman"/>
+            <w:noProof/>
+            <w:webHidden/>
+          </w:rPr>
+          <w:fldChar w:fldCharType="begin"/>
+        </w:r>
+        <w:r>
+          <w:rPr>
+            <w:rFonts w:ascii="Times New Roman" w:hAnsi="Times New Roman" w:cs="Times New Roman"/>
+            <w:noProof/>
+            <w:webHidden/>
+          </w:rPr>
+          <w:instrText xml:space="preserve"> PAGEREF _Toc231556160 \h </w:instrText>
+        </w:r>
+        <w:r>
+          <w:rPr>
+            <w:rFonts w:ascii="Times New Roman" w:hAnsi="Times New Roman" w:cs="Times New Roman"/>
+            <w:noProof/>
+            <w:webHidden/>
+          </w:rPr>
+        </w:r>
+        <w:r>
+          <w:rPr>
+            <w:rFonts w:ascii="Times New Roman" w:hAnsi="Times New Roman" w:cs="Times New Roman"/>
+            <w:noProof/>
+            <w:webHidden/>
+          </w:rPr>
+          <w:fldChar w:fldCharType="separate"/>
+        </w:r>
+        <w:r>
+          <w:rPr>
+            <w:rFonts w:ascii="Times New Roman" w:hAnsi="Times New Roman" w:cs="Times New Roman"/>
+            <w:noProof/>
+            <w:webHidden/>
+          </w:rPr>
+          <w:t>8</w:t>
+        </w:r>
+        <w:r>
+          <w:rPr>
+            <w:rFonts w:ascii="Times New Roman" w:hAnsi="Times New Roman" w:cs="Times New Roman"/>
+            <w:noProof/>
+            <w:webHidden/>
+          </w:rPr>
+          <w:fldChar w:fldCharType="end"/>
+        </w:r>
+      </w:hyperlink>
+    </w:p>
+    <w:p>
+      <w:pPr>
+        <w:pStyle w:val="TableofFigures"/>
+        <w:tabs>
+          <w:tab w:val="right" w:leader="dot" w:pos="9350"/>
+        </w:tabs>
+        <w:rPr>
+          <w:rFonts w:ascii="Times New Roman" w:eastAsiaTheme="minorEastAsia" w:hAnsi="Times New Roman" w:cs="Times New Roman"/>
+          <w:noProof/>
+          <w:kern w:val="2"/>
+          <w:sz w:val="24"/>
+          <w:szCs w:val="24"/>
+          <w14:ligatures w14:val="standardContextual"/>
+        </w:rPr>
+      </w:pPr>
+      <w:hyperlink w:anchor="_Toc231556161" w:history="1">
+        <w:r>
+          <w:rPr>
+            <w:rStyle w:val="Hyperlink"/>
+            <w:rFonts w:ascii="Times New Roman" w:hAnsi="Times New Roman" w:cs="Times New Roman"/>
+            <w:noProof/>
+          </w:rPr>
+          <w:t>Figure 11: JavaScript Form Validation</w:t>
+        </w:r>
+        <w:r>
+          <w:rPr>
+            <w:rFonts w:ascii="Times New Roman" w:hAnsi="Times New Roman" w:cs="Times New Roman"/>
+            <w:noProof/>
+            <w:webHidden/>
+          </w:rPr>
+          <w:tab/>
+        </w:r>
+        <w:r>
+          <w:rPr>
+            <w:rFonts w:ascii="Times New Roman" w:hAnsi="Times New Roman" w:cs="Times New Roman"/>
+            <w:noProof/>
+            <w:webHidden/>
+          </w:rPr>
+          <w:fldChar w:fldCharType="begin"/>
+        </w:r>
+        <w:r>
+          <w:rPr>
+            <w:rFonts w:ascii="Times New Roman" w:hAnsi="Times New Roman" w:cs="Times New Roman"/>
+            <w:noProof/>
+            <w:webHidden/>
+          </w:rPr>
+          <w:instrText xml:space="preserve"> PAGEREF _Toc231556161 \h </w:instrText>
+        </w:r>
+        <w:r>
+          <w:rPr>
+            <w:rFonts w:ascii="Times New Roman" w:hAnsi="Times New Roman" w:cs="Times New Roman"/>
+            <w:noProof/>
+            <w:webHidden/>
+          </w:rPr>
+        </w:r>
+        <w:r>
+          <w:rPr>
+            <w:rFonts w:ascii="Times New Roman" w:hAnsi="Times New Roman" w:cs="Times New Roman"/>
+            <w:noProof/>
+            <w:webHidden/>
+          </w:rPr>
+          <w:fldChar w:fldCharType="separate"/>
+        </w:r>
+        <w:r>
+          <w:rPr>
+            <w:rFonts w:ascii="Times New Roman" w:hAnsi="Times New Roman" w:cs="Times New Roman"/>
+            <w:noProof/>
+            <w:webHidden/>
+          </w:rPr>
+          <w:t>9</w:t>
+        </w:r>
+        <w:r>
+          <w:rPr>
+            <w:rFonts w:ascii="Times New Roman" w:hAnsi="Times New Roman" w:cs="Times New Roman"/>
+            <w:noProof/>
+            <w:webHidden/>
+          </w:rPr>
+          <w:fldChar w:fldCharType="end"/>
+        </w:r>
+      </w:hyperlink>
+    </w:p>
+    <w:p>
+      <w:pPr>
+        <w:pStyle w:val="TableofFigures"/>
+        <w:tabs>
+          <w:tab w:val="right" w:leader="dot" w:pos="9350"/>
+        </w:tabs>
+        <w:rPr>
+          <w:rFonts w:ascii="Times New Roman" w:eastAsiaTheme="minorEastAsia" w:hAnsi="Times New Roman" w:cs="Times New Roman"/>
+          <w:noProof/>
+          <w:kern w:val="2"/>
+          <w:sz w:val="24"/>
+          <w:szCs w:val="24"/>
+          <w14:ligatures w14:val="standardContextual"/>
+        </w:rPr>
+      </w:pPr>
+      <w:hyperlink w:anchor="_Toc231556162" w:history="1">
+        <w:r>
+          <w:rPr>
+            <w:rStyle w:val="Hyperlink"/>
+            <w:rFonts w:ascii="Times New Roman" w:hAnsi="Times New Roman" w:cs="Times New Roman"/>
+            <w:noProof/>
+          </w:rPr>
+          <w:t>Figure 12: Password Strength Checker</w:t>
+        </w:r>
+        <w:r>
+          <w:rPr>
+            <w:rFonts w:ascii="Times New Roman" w:hAnsi="Times New Roman" w:cs="Times New Roman"/>
+            <w:noProof/>
+            <w:webHidden/>
+          </w:rPr>
+          <w:tab/>
+        </w:r>
+        <w:r>
+          <w:rPr>
+            <w:rFonts w:ascii="Times New Roman" w:hAnsi="Times New Roman" w:cs="Times New Roman"/>
+            <w:noProof/>
+            <w:webHidden/>
+          </w:rPr>
+          <w:fldChar w:fldCharType="begin"/>
+        </w:r>
+        <w:r>
+          <w:rPr>
+            <w:rFonts w:ascii="Times New Roman" w:hAnsi="Times New Roman" w:cs="Times New Roman"/>
+            <w:noProof/>
+            <w:webHidden/>
+          </w:rPr>
+          <w:instrText xml:space="preserve"> PAGEREF _Toc231556162 \h </w:instrText>
+        </w:r>
+        <w:r>
+          <w:rPr>
+            <w:rFonts w:ascii="Times New Roman" w:hAnsi="Times New Roman" w:cs="Times New Roman"/>
+            <w:noProof/>
+            <w:webHidden/>
+          </w:rPr>
+        </w:r>
+        <w:r>
+          <w:rPr>
+            <w:rFonts w:ascii="Times New Roman" w:hAnsi="Times New Roman" w:cs="Times New Roman"/>
+            <w:noProof/>
+            <w:webHidden/>
+          </w:rPr>
+          <w:fldChar w:fldCharType="separate"/>
+        </w:r>
+        <w:r>
+          <w:rPr>
+            <w:rFonts w:ascii="Times New Roman" w:hAnsi="Times New Roman" w:cs="Times New Roman"/>
+            <w:noProof/>
+            <w:webHidden/>
+          </w:rPr>
+          <w:t>9</w:t>
+        </w:r>
+        <w:r>
+          <w:rPr>
+            <w:rFonts w:ascii="Times New Roman" w:hAnsi="Times New Roman" w:cs="Times New Roman"/>
+            <w:noProof/>
+            <w:webHidden/>
+          </w:rPr>
+          <w:fldChar w:fldCharType="end"/>
+        </w:r>
+      </w:hyperlink>
+    </w:p>
+    <w:p>
+      <w:pPr>
+        <w:pStyle w:val="TableofFigures"/>
+        <w:tabs>
+          <w:tab w:val="right" w:leader="dot" w:pos="9350"/>
+        </w:tabs>
+        <w:rPr>
+          <w:rFonts w:ascii="Times New Roman" w:eastAsiaTheme="minorEastAsia" w:hAnsi="Times New Roman" w:cs="Times New Roman"/>
+          <w:noProof/>
+          <w:kern w:val="2"/>
+          <w:sz w:val="24"/>
+          <w:szCs w:val="24"/>
+          <w14:ligatures w14:val="standardContextual"/>
+        </w:rPr>
+      </w:pPr>
+      <w:hyperlink w:anchor="_Toc231556163" w:history="1">
+        <w:r>
+          <w:rPr>
+            <w:rStyle w:val="Hyperlink"/>
+            <w:rFonts w:ascii="Times New Roman" w:hAnsi="Times New Roman" w:cs="Times New Roman"/>
+            <w:noProof/>
+          </w:rPr>
+          <w:t>Figure 13: PHP Syntax Practice</w:t>
+        </w:r>
+        <w:r>
+          <w:rPr>
+            <w:rFonts w:ascii="Times New Roman" w:hAnsi="Times New Roman" w:cs="Times New Roman"/>
+            <w:noProof/>
+            <w:webHidden/>
+          </w:rPr>
+          <w:tab/>
+        </w:r>
+        <w:r>
+          <w:rPr>
+            <w:rFonts w:ascii="Times New Roman" w:hAnsi="Times New Roman" w:cs="Times New Roman"/>
+            <w:noProof/>
+            <w:webHidden/>
+          </w:rPr>
+          <w:fldChar w:fldCharType="begin"/>
+        </w:r>
+        <w:r>
+          <w:rPr>
+            <w:rFonts w:ascii="Times New Roman" w:hAnsi="Times New Roman" w:cs="Times New Roman"/>
+            <w:noProof/>
+            <w:webHidden/>
+          </w:rPr>
+          <w:instrText xml:space="preserve"> PAGEREF _Toc231556163 \h </w:instrText>
+        </w:r>
+        <w:r>
+          <w:rPr>
+            <w:rFonts w:ascii="Times New Roman" w:hAnsi="Times New Roman" w:cs="Times New Roman"/>
+            <w:noProof/>
+            <w:webHidden/>
+          </w:rPr>
+        </w:r>
+        <w:r>
+          <w:rPr>
+            <w:rFonts w:ascii="Times New Roman" w:hAnsi="Times New Roman" w:cs="Times New Roman"/>
+            <w:noProof/>
+            <w:webHidden/>
+          </w:rPr>
+          <w:fldChar w:fldCharType="separate"/>
+        </w:r>
+        <w:r>
+          <w:rPr>
+            <w:rFonts w:ascii="Times New Roman" w:hAnsi="Times New Roman" w:cs="Times New Roman"/>
+            <w:noProof/>
+            <w:webHidden/>
+          </w:rPr>
+          <w:t>10</w:t>
+        </w:r>
+        <w:r>
+          <w:rPr>
+            <w:rFonts w:ascii="Times New Roman" w:hAnsi="Times New Roman" w:cs="Times New Roman"/>
+            <w:noProof/>
+            <w:webHidden/>
+          </w:rPr>
+          <w:fldChar w:fldCharType="end"/>
+        </w:r>
+      </w:hyperlink>
+    </w:p>
+    <w:p>
+      <w:pPr>
+        <w:pStyle w:val="TableofFigures"/>
+        <w:tabs>
+          <w:tab w:val="right" w:leader="dot" w:pos="9350"/>
+        </w:tabs>
+        <w:rPr>
+          <w:rFonts w:ascii="Times New Roman" w:eastAsiaTheme="minorEastAsia" w:hAnsi="Times New Roman" w:cs="Times New Roman"/>
+          <w:noProof/>
+          <w:kern w:val="2"/>
+          <w:sz w:val="24"/>
+          <w:szCs w:val="24"/>
+          <w14:ligatures w14:val="standardContextual"/>
+        </w:rPr>
+      </w:pPr>
+      <w:hyperlink w:anchor="_Toc231556164" w:history="1">
+        <w:r>
+          <w:rPr>
+            <w:rStyle w:val="Hyperlink"/>
+            <w:rFonts w:ascii="Times New Roman" w:hAnsi="Times New Roman" w:cs="Times New Roman"/>
+            <w:noProof/>
+          </w:rPr>
+          <w:t>Figure 14: Database Connection Script</w:t>
+        </w:r>
+        <w:r>
+          <w:rPr>
+            <w:rFonts w:ascii="Times New Roman" w:hAnsi="Times New Roman" w:cs="Times New Roman"/>
+            <w:noProof/>
+            <w:webHidden/>
+          </w:rPr>
+          <w:tab/>
+        </w:r>
+        <w:r>
+          <w:rPr>
+            <w:rFonts w:ascii="Times New Roman" w:hAnsi="Times New Roman" w:cs="Times New Roman"/>
+            <w:noProof/>
+            <w:webHidden/>
+          </w:rPr>
+          <w:fldChar w:fldCharType="begin"/>
+        </w:r>
+        <w:r>
+          <w:rPr>
+            <w:rFonts w:ascii="Times New Roman" w:hAnsi="Times New Roman" w:cs="Times New Roman"/>
+            <w:noProof/>
+            <w:webHidden/>
+          </w:rPr>
+          <w:instrText xml:space="preserve"> PAGEREF _Toc231556164 \h </w:instrText>
+        </w:r>
+        <w:r>
+          <w:rPr>
+            <w:rFonts w:ascii="Times New Roman" w:hAnsi="Times New Roman" w:cs="Times New Roman"/>
+            <w:noProof/>
+            <w:webHidden/>
+          </w:rPr>
+        </w:r>
+        <w:r>
+          <w:rPr>
+            <w:rFonts w:ascii="Times New Roman" w:hAnsi="Times New Roman" w:cs="Times New Roman"/>
+            <w:noProof/>
+            <w:webHidden/>
+          </w:rPr>
+          <w:fldChar w:fldCharType="separate"/>
+        </w:r>
+        <w:r>
+          <w:rPr>
+            <w:rFonts w:ascii="Times New Roman" w:hAnsi="Times New Roman" w:cs="Times New Roman"/>
+            <w:noProof/>
+            <w:webHidden/>
+          </w:rPr>
+          <w:t>10</w:t>
+        </w:r>
+        <w:r>
+          <w:rPr>
+            <w:rFonts w:ascii="Times New Roman" w:hAnsi="Times New Roman" w:cs="Times New Roman"/>
+            <w:noProof/>
+            <w:webHidden/>
+          </w:rPr>
+          <w:fldChar w:fldCharType="end"/>
+        </w:r>
+      </w:hyperlink>
+    </w:p>
+    <w:p>
+      <w:pPr>
+        <w:pStyle w:val="TableofFigures"/>
+        <w:tabs>
+          <w:tab w:val="right" w:leader="dot" w:pos="9350"/>
+        </w:tabs>
+        <w:rPr>
+          <w:rFonts w:ascii="Times New Roman" w:eastAsiaTheme="minorEastAsia" w:hAnsi="Times New Roman" w:cs="Times New Roman"/>
+          <w:noProof/>
+          <w:kern w:val="2"/>
+          <w:sz w:val="24"/>
+          <w:szCs w:val="24"/>
+          <w14:ligatures w14:val="standardContextual"/>
+        </w:rPr>
+      </w:pPr>
+      <w:hyperlink w:anchor="_Toc231556165" w:history="1">
+        <w:r>
+          <w:rPr>
+            <w:rStyle w:val="Hyperlink"/>
+            <w:rFonts w:ascii="Times New Roman" w:hAnsi="Times New Roman" w:cs="Times New Roman"/>
+            <w:noProof/>
+          </w:rPr>
+          <w:t>Figure 15: Dynamic User Input Handling</w:t>
+        </w:r>
+        <w:r>
+          <w:rPr>
+            <w:rFonts w:ascii="Times New Roman" w:hAnsi="Times New Roman" w:cs="Times New Roman"/>
+            <w:noProof/>
+            <w:webHidden/>
+          </w:rPr>
+          <w:tab/>
+        </w:r>
+        <w:r>
+          <w:rPr>
+            <w:rFonts w:ascii="Times New Roman" w:hAnsi="Times New Roman" w:cs="Times New Roman"/>
+            <w:noProof/>
+            <w:webHidden/>
+          </w:rPr>
+          <w:fldChar w:fldCharType="begin"/>
+        </w:r>
+        <w:r>
+          <w:rPr>
+            <w:rFonts w:ascii="Times New Roman" w:hAnsi="Times New Roman" w:cs="Times New Roman"/>
+            <w:noProof/>
+            <w:webHidden/>
+          </w:rPr>
+          <w:instrText xml:space="preserve"> PAGEREF _Toc231556165 \h </w:instrText>
+        </w:r>
+        <w:r>
+          <w:rPr>
+            <w:rFonts w:ascii="Times New Roman" w:hAnsi="Times New Roman" w:cs="Times New Roman"/>
+            <w:noProof/>
+            <w:webHidden/>
+          </w:rPr>
+        </w:r>
+        <w:r>
+          <w:rPr>
+            <w:rFonts w:ascii="Times New Roman" w:hAnsi="Times New Roman" w:cs="Times New Roman"/>
+            <w:noProof/>
+            <w:webHidden/>
+          </w:rPr>
+          <w:fldChar w:fldCharType="separate"/>
+        </w:r>
+        <w:r>
+          <w:rPr>
+            <w:rFonts w:ascii="Times New Roman" w:hAnsi="Times New Roman" w:cs="Times New Roman"/>
+            <w:noProof/>
+            <w:webHidden/>
+          </w:rPr>
+          <w:t>10</w:t>
+        </w:r>
+        <w:r>
+          <w:rPr>
+            <w:rFonts w:ascii="Times New Roman" w:hAnsi="Times New Roman" w:cs="Times New Roman"/>
+            <w:noProof/>
+            <w:webHidden/>
+          </w:rPr>
+          <w:fldChar w:fldCharType="end"/>
+        </w:r>
+      </w:hyperlink>
+    </w:p>
+    <w:p>
+      <w:pPr>
+        <w:pStyle w:val="TableofFigures"/>
+        <w:tabs>
+          <w:tab w:val="right" w:leader="dot" w:pos="9350"/>
+        </w:tabs>
+        <w:rPr>
+          <w:rFonts w:ascii="Times New Roman" w:eastAsiaTheme="minorEastAsia" w:hAnsi="Times New Roman" w:cs="Times New Roman"/>
+          <w:noProof/>
+          <w:kern w:val="2"/>
+          <w:sz w:val="24"/>
+          <w:szCs w:val="24"/>
+          <w14:ligatures w14:val="standardContextual"/>
+        </w:rPr>
+      </w:pPr>
+      <w:hyperlink w:anchor="_Toc231556166" w:history="1">
+        <w:r>
+          <w:rPr>
+            <w:rStyle w:val="Hyperlink"/>
+            <w:rFonts w:ascii="Times New Roman" w:hAnsi="Times New Roman" w:cs="Times New Roman"/>
+            <w:noProof/>
+          </w:rPr>
+          <w:t>Figure 16: Admin Login Page</w:t>
+        </w:r>
+        <w:r>
+          <w:rPr>
+            <w:rFonts w:ascii="Times New Roman" w:hAnsi="Times New Roman" w:cs="Times New Roman"/>
+            <w:noProof/>
+            <w:webHidden/>
+          </w:rPr>
+          <w:tab/>
+        </w:r>
+        <w:r>
+          <w:rPr>
+            <w:rFonts w:ascii="Times New Roman" w:hAnsi="Times New Roman" w:cs="Times New Roman"/>
+            <w:noProof/>
+            <w:webHidden/>
+          </w:rPr>
+          <w:fldChar w:fldCharType="begin"/>
+        </w:r>
+        <w:r>
+          <w:rPr>
+            <w:rFonts w:ascii="Times New Roman" w:hAnsi="Times New Roman" w:cs="Times New Roman"/>
+            <w:noProof/>
+            <w:webHidden/>
+          </w:rPr>
+          <w:instrText xml:space="preserve"> PAGEREF _Toc231556166 \h </w:instrText>
+        </w:r>
+        <w:r>
+          <w:rPr>
+            <w:rFonts w:ascii="Times New Roman" w:hAnsi="Times New Roman" w:cs="Times New Roman"/>
+            <w:noProof/>
+            <w:webHidden/>
+          </w:rPr>
+        </w:r>
+        <w:r>
+          <w:rPr>
+            <w:rFonts w:ascii="Times New Roman" w:hAnsi="Times New Roman" w:cs="Times New Roman"/>
+            <w:noProof/>
+            <w:webHidden/>
+          </w:rPr>
+          <w:fldChar w:fldCharType="separate"/>
+        </w:r>
+        <w:r>
+          <w:rPr>
+            <w:rFonts w:ascii="Times New Roman" w:hAnsi="Times New Roman" w:cs="Times New Roman"/>
+            <w:noProof/>
+            <w:webHidden/>
+          </w:rPr>
+          <w:t>11</w:t>
+        </w:r>
+        <w:r>
+          <w:rPr>
+            <w:rFonts w:ascii="Times New Roman" w:hAnsi="Times New Roman" w:cs="Times New Roman"/>
+            <w:noProof/>
+            <w:webHidden/>
+          </w:rPr>
+          <w:fldChar w:fldCharType="end"/>
+        </w:r>
+      </w:hyperlink>
+    </w:p>
+    <w:p>
+      <w:pPr>
+        <w:pStyle w:val="TableofFigures"/>
+        <w:tabs>
+          <w:tab w:val="right" w:leader="dot" w:pos="9350"/>
+        </w:tabs>
+        <w:rPr>
+          <w:rFonts w:ascii="Times New Roman" w:eastAsiaTheme="minorEastAsia" w:hAnsi="Times New Roman" w:cs="Times New Roman"/>
+          <w:noProof/>
+          <w:kern w:val="2"/>
+          <w:sz w:val="24"/>
+          <w:szCs w:val="24"/>
+          <w14:ligatures w14:val="standardContextual"/>
+        </w:rPr>
+      </w:pPr>
+      <w:hyperlink w:anchor="_Toc231556167" w:history="1">
+        <w:r>
+          <w:rPr>
+            <w:rStyle w:val="Hyperlink"/>
+            <w:rFonts w:ascii="Times New Roman" w:hAnsi="Times New Roman" w:cs="Times New Roman"/>
+            <w:noProof/>
+          </w:rPr>
+          <w:t>Figure 17: Form Validation System</w:t>
+        </w:r>
+        <w:r>
+          <w:rPr>
+            <w:rFonts w:ascii="Times New Roman" w:hAnsi="Times New Roman" w:cs="Times New Roman"/>
+            <w:noProof/>
+            <w:webHidden/>
+          </w:rPr>
+          <w:tab/>
+        </w:r>
+        <w:r>
+          <w:rPr>
+            <w:rFonts w:ascii="Times New Roman" w:hAnsi="Times New Roman" w:cs="Times New Roman"/>
+            <w:noProof/>
+            <w:webHidden/>
+          </w:rPr>
+          <w:fldChar w:fldCharType="begin"/>
+        </w:r>
+        <w:r>
+          <w:rPr>
+            <w:rFonts w:ascii="Times New Roman" w:hAnsi="Times New Roman" w:cs="Times New Roman"/>
+            <w:noProof/>
+            <w:webHidden/>
+          </w:rPr>
+          <w:instrText xml:space="preserve"> PAGEREF _Toc231556167 \h </w:instrText>
+        </w:r>
+        <w:r>
+          <w:rPr>
+            <w:rFonts w:ascii="Times New Roman" w:hAnsi="Times New Roman" w:cs="Times New Roman"/>
+            <w:noProof/>
+            <w:webHidden/>
+          </w:rPr>
+        </w:r>
+        <w:r>
+          <w:rPr>
+            <w:rFonts w:ascii="Times New Roman" w:hAnsi="Times New Roman" w:cs="Times New Roman"/>
+            <w:noProof/>
+            <w:webHidden/>
+          </w:rPr>
+          <w:fldChar w:fldCharType="separate"/>
+        </w:r>
+        <w:r>
+          <w:rPr>
+            <w:rFonts w:ascii="Times New Roman" w:hAnsi="Times New Roman" w:cs="Times New Roman"/>
+            <w:noProof/>
+            <w:webHidden/>
+          </w:rPr>
+          <w:t>12</w:t>
+        </w:r>
+        <w:r>
+          <w:rPr>
+            <w:rFonts w:ascii="Times New Roman" w:hAnsi="Times New Roman" w:cs="Times New Roman"/>
+            <w:noProof/>
+            <w:webHidden/>
+          </w:rPr>
+          <w:fldChar w:fldCharType="end"/>
+        </w:r>
+      </w:hyperlink>
+    </w:p>
+    <w:p>
+      <w:pPr>
+        <w:pStyle w:val="TableofFigures"/>
+        <w:tabs>
+          <w:tab w:val="right" w:leader="dot" w:pos="9350"/>
+        </w:tabs>
+        <w:rPr>
+          <w:rFonts w:ascii="Times New Roman" w:eastAsiaTheme="minorEastAsia" w:hAnsi="Times New Roman" w:cs="Times New Roman"/>
+          <w:noProof/>
+          <w:kern w:val="2"/>
+          <w:sz w:val="24"/>
+          <w:szCs w:val="24"/>
+          <w14:ligatures w14:val="standardContextual"/>
+        </w:rPr>
+      </w:pPr>
+      <w:hyperlink w:anchor="_Toc231556168" w:history="1">
+        <w:r>
+          <w:rPr>
+            <w:rStyle w:val="Hyperlink"/>
+            <w:rFonts w:ascii="Times New Roman" w:hAnsi="Times New Roman" w:cs="Times New Roman"/>
+            <w:noProof/>
+          </w:rPr>
+          <w:t>Figure 18: PHP Processing Page</w:t>
+        </w:r>
+        <w:r>
+          <w:rPr>
+            <w:rFonts w:ascii="Times New Roman" w:hAnsi="Times New Roman" w:cs="Times New Roman"/>
+            <w:noProof/>
+            <w:webHidden/>
+          </w:rPr>
+          <w:tab/>
+        </w:r>
+        <w:r>
+          <w:rPr>
+            <w:rFonts w:ascii="Times New Roman" w:hAnsi="Times New Roman" w:cs="Times New Roman"/>
+            <w:noProof/>
+            <w:webHidden/>
+          </w:rPr>
+          <w:fldChar w:fldCharType="begin"/>
+        </w:r>
+        <w:r>
+          <w:rPr>
+            <w:rFonts w:ascii="Times New Roman" w:hAnsi="Times New Roman" w:cs="Times New Roman"/>
+            <w:noProof/>
+            <w:webHidden/>
+          </w:rPr>
+          <w:instrText xml:space="preserve"> PAGEREF _Toc231556168 \h </w:instrText>
+        </w:r>
+        <w:r>
+          <w:rPr>
+            <w:rFonts w:ascii="Times New Roman" w:hAnsi="Times New Roman" w:cs="Times New Roman"/>
+            <w:noProof/>
+            <w:webHidden/>
+          </w:rPr>
+        </w:r>
+        <w:r>
+          <w:rPr>
+            <w:rFonts w:ascii="Times New Roman" w:hAnsi="Times New Roman" w:cs="Times New Roman"/>
+            <w:noProof/>
+            <w:webHidden/>
+          </w:rPr>
+          <w:fldChar w:fldCharType="separate"/>
+        </w:r>
+        <w:r>
+          <w:rPr>
+            <w:rFonts w:ascii="Times New Roman" w:hAnsi="Times New Roman" w:cs="Times New Roman"/>
+            <w:noProof/>
+            <w:webHidden/>
+          </w:rPr>
+          <w:t>12</w:t>
+        </w:r>
+        <w:r>
+          <w:rPr>
+            <w:rFonts w:ascii="Times New Roman" w:hAnsi="Times New Roman" w:cs="Times New Roman"/>
+            <w:noProof/>
+            <w:webHidden/>
+          </w:rPr>
+          <w:fldChar w:fldCharType="end"/>
+        </w:r>
+      </w:hyperlink>
+    </w:p>
+    <w:p>
+      <w:pPr>
+        <w:pStyle w:val="TableofFigures"/>
+        <w:tabs>
+          <w:tab w:val="right" w:leader="dot" w:pos="9350"/>
+        </w:tabs>
+        <w:rPr>
+          <w:rFonts w:ascii="Times New Roman" w:eastAsiaTheme="minorEastAsia" w:hAnsi="Times New Roman" w:cs="Times New Roman"/>
+          <w:noProof/>
+          <w:kern w:val="2"/>
+          <w:sz w:val="24"/>
+          <w:szCs w:val="24"/>
+          <w14:ligatures w14:val="standardContextual"/>
+        </w:rPr>
+      </w:pPr>
+      <w:hyperlink w:anchor="_Toc231556169" w:history="1">
+        <w:r>
+          <w:rPr>
+            <w:rStyle w:val="Hyperlink"/>
+            <w:rFonts w:ascii="Times New Roman" w:hAnsi="Times New Roman" w:cs="Times New Roman"/>
+            <w:noProof/>
+          </w:rPr>
+          <w:t>Figure 19: Backend Folder Structure</w:t>
+        </w:r>
+        <w:r>
+          <w:rPr>
+            <w:rFonts w:ascii="Times New Roman" w:hAnsi="Times New Roman" w:cs="Times New Roman"/>
+            <w:noProof/>
+            <w:webHidden/>
+          </w:rPr>
+          <w:tab/>
+        </w:r>
+        <w:r>
+          <w:rPr>
+            <w:rFonts w:ascii="Times New Roman" w:hAnsi="Times New Roman" w:cs="Times New Roman"/>
+            <w:noProof/>
+            <w:webHidden/>
+          </w:rPr>
+          <w:fldChar w:fldCharType="begin"/>
+        </w:r>
+        <w:r>
+          <w:rPr>
+            <w:rFonts w:ascii="Times New Roman" w:hAnsi="Times New Roman" w:cs="Times New Roman"/>
+            <w:noProof/>
+            <w:webHidden/>
+          </w:rPr>
+          <w:instrText xml:space="preserve"> PAGEREF _Toc231556169 \h </w:instrText>
+        </w:r>
+        <w:r>
+          <w:rPr>
+            <w:rFonts w:ascii="Times New Roman" w:hAnsi="Times New Roman" w:cs="Times New Roman"/>
+            <w:noProof/>
+            <w:webHidden/>
+          </w:rPr>
+        </w:r>
+        <w:r>
+          <w:rPr>
+            <w:rFonts w:ascii="Times New Roman" w:hAnsi="Times New Roman" w:cs="Times New Roman"/>
+            <w:noProof/>
+            <w:webHidden/>
+          </w:rPr>
+          <w:fldChar w:fldCharType="separate"/>
+        </w:r>
+        <w:r>
+          <w:rPr>
+            <w:rFonts w:ascii="Times New Roman" w:hAnsi="Times New Roman" w:cs="Times New Roman"/>
+            <w:noProof/>
+            <w:webHidden/>
+          </w:rPr>
+          <w:t>12</w:t>
+        </w:r>
+        <w:r>
+          <w:rPr>
+            <w:rFonts w:ascii="Times New Roman" w:hAnsi="Times New Roman" w:cs="Times New Roman"/>
+            <w:noProof/>
+            <w:webHidden/>
+          </w:rPr>
+          <w:fldChar w:fldCharType="end"/>
+        </w:r>
+      </w:hyperlink>
+    </w:p>
+    <w:p>
+      <w:pPr>
+        <w:pStyle w:val="TableofFigures"/>
+        <w:tabs>
+          <w:tab w:val="right" w:leader="dot" w:pos="9350"/>
+        </w:tabs>
+        <w:rPr>
+          <w:rFonts w:ascii="Times New Roman" w:eastAsiaTheme="minorEastAsia" w:hAnsi="Times New Roman" w:cs="Times New Roman"/>
+          <w:noProof/>
+          <w:kern w:val="2"/>
+          <w:sz w:val="24"/>
+          <w:szCs w:val="24"/>
+          <w14:ligatures w14:val="standardContextual"/>
+        </w:rPr>
+      </w:pPr>
+      <w:hyperlink w:anchor="_Toc231556170" w:history="1">
+        <w:r>
+          <w:rPr>
+            <w:rStyle w:val="Hyperlink"/>
+            <w:rFonts w:ascii="Times New Roman" w:hAnsi="Times New Roman" w:cs="Times New Roman"/>
+            <w:noProof/>
+          </w:rPr>
+          <w:t>Figure 20: Session Welcome Page</w:t>
+        </w:r>
+        <w:r>
+          <w:rPr>
+            <w:rFonts w:ascii="Times New Roman" w:hAnsi="Times New Roman" w:cs="Times New Roman"/>
+            <w:noProof/>
+            <w:webHidden/>
+          </w:rPr>
+          <w:tab/>
+        </w:r>
+        <w:r>
+          <w:rPr>
+            <w:rFonts w:ascii="Times New Roman" w:hAnsi="Times New Roman" w:cs="Times New Roman"/>
+            <w:noProof/>
+            <w:webHidden/>
+          </w:rPr>
+          <w:fldChar w:fldCharType="begin"/>
+        </w:r>
+        <w:r>
+          <w:rPr>
+            <w:rFonts w:ascii="Times New Roman" w:hAnsi="Times New Roman" w:cs="Times New Roman"/>
+            <w:noProof/>
+            <w:webHidden/>
+          </w:rPr>
+          <w:instrText xml:space="preserve"> PAGEREF _Toc231556170 \h </w:instrText>
+        </w:r>
+        <w:r>
+          <w:rPr>
+            <w:rFonts w:ascii="Times New Roman" w:hAnsi="Times New Roman" w:cs="Times New Roman"/>
+            <w:noProof/>
+            <w:webHidden/>
+          </w:rPr>
+        </w:r>
+        <w:r>
+          <w:rPr>
+            <w:rFonts w:ascii="Times New Roman" w:hAnsi="Times New Roman" w:cs="Times New Roman"/>
+            <w:noProof/>
+            <w:webHidden/>
+          </w:rPr>
+          <w:fldChar w:fldCharType="separate"/>
+        </w:r>
+        <w:r>
+          <w:rPr>
+            <w:rFonts w:ascii="Times New Roman" w:hAnsi="Times New Roman" w:cs="Times New Roman"/>
+            <w:noProof/>
+            <w:webHidden/>
+          </w:rPr>
+          <w:t>12</w:t>
+        </w:r>
+        <w:r>
+          <w:rPr>
+            <w:rFonts w:ascii="Times New Roman" w:hAnsi="Times New Roman" w:cs="Times New Roman"/>
+            <w:noProof/>
+            <w:webHidden/>
+          </w:rPr>
+          <w:fldChar w:fldCharType="end"/>
+        </w:r>
+      </w:hyperlink>
+    </w:p>
+    <w:p>
+      <w:pPr>
+        <w:pStyle w:val="TableofFigures"/>
+        <w:tabs>
+          <w:tab w:val="right" w:leader="dot" w:pos="9350"/>
+        </w:tabs>
+        <w:rPr>
+          <w:rFonts w:ascii="Times New Roman" w:eastAsiaTheme="minorEastAsia" w:hAnsi="Times New Roman" w:cs="Times New Roman"/>
+          <w:noProof/>
+          <w:kern w:val="2"/>
+          <w:sz w:val="24"/>
+          <w:szCs w:val="24"/>
+          <w14:ligatures w14:val="standardContextual"/>
+        </w:rPr>
+      </w:pPr>
+      <w:hyperlink w:anchor="_Toc231556171" w:history="1">
+        <w:r>
+          <w:rPr>
+            <w:rStyle w:val="Hyperlink"/>
+            <w:rFonts w:ascii="Times New Roman" w:hAnsi="Times New Roman" w:cs="Times New Roman"/>
+            <w:noProof/>
+          </w:rPr>
+          <w:t>Figure 21: Users Table Creation</w:t>
+        </w:r>
+        <w:r>
+          <w:rPr>
+            <w:rFonts w:ascii="Times New Roman" w:hAnsi="Times New Roman" w:cs="Times New Roman"/>
+            <w:noProof/>
+            <w:webHidden/>
+          </w:rPr>
+          <w:tab/>
+        </w:r>
+        <w:r>
+          <w:rPr>
+            <w:rFonts w:ascii="Times New Roman" w:hAnsi="Times New Roman" w:cs="Times New Roman"/>
+            <w:noProof/>
+            <w:webHidden/>
+          </w:rPr>
+          <w:fldChar w:fldCharType="begin"/>
+        </w:r>
+        <w:r>
+          <w:rPr>
+            <w:rFonts w:ascii="Times New Roman" w:hAnsi="Times New Roman" w:cs="Times New Roman"/>
+            <w:noProof/>
+            <w:webHidden/>
+          </w:rPr>
+          <w:instrText xml:space="preserve"> PAGEREF _Toc231556171 \h </w:instrText>
+        </w:r>
+        <w:r>
+          <w:rPr>
+            <w:rFonts w:ascii="Times New Roman" w:hAnsi="Times New Roman" w:cs="Times New Roman"/>
+            <w:noProof/>
+            <w:webHidden/>
+          </w:rPr>
+        </w:r>
+        <w:r>
+          <w:rPr>
+            <w:rFonts w:ascii="Times New Roman" w:hAnsi="Times New Roman" w:cs="Times New Roman"/>
+            <w:noProof/>
+            <w:webHidden/>
+          </w:rPr>
+          <w:fldChar w:fldCharType="separate"/>
+        </w:r>
+        <w:r>
+          <w:rPr>
+            <w:rFonts w:ascii="Times New Roman" w:hAnsi="Times New Roman" w:cs="Times New Roman"/>
+            <w:noProof/>
+            <w:webHidden/>
+          </w:rPr>
+          <w:t>13</w:t>
+        </w:r>
+        <w:r>
+          <w:rPr>
+            <w:rFonts w:ascii="Times New Roman" w:hAnsi="Times New Roman" w:cs="Times New Roman"/>
+            <w:noProof/>
+            <w:webHidden/>
+          </w:rPr>
+          <w:fldChar w:fldCharType="end"/>
+        </w:r>
+      </w:hyperlink>
+    </w:p>
+    <w:p>
+      <w:pPr>
+        <w:pStyle w:val="TableofFigures"/>
+        <w:tabs>
+          <w:tab w:val="right" w:leader="dot" w:pos="9350"/>
+        </w:tabs>
+        <w:rPr>
+          <w:rFonts w:ascii="Times New Roman" w:eastAsiaTheme="minorEastAsia" w:hAnsi="Times New Roman" w:cs="Times New Roman"/>
+          <w:noProof/>
+          <w:kern w:val="2"/>
+          <w:sz w:val="24"/>
+          <w:szCs w:val="24"/>
+          <w14:ligatures w14:val="standardContextual"/>
+        </w:rPr>
+      </w:pPr>
+      <w:hyperlink w:anchor="_Toc231556172" w:history="1">
+        <w:r>
+          <w:rPr>
+            <w:rStyle w:val="Hyperlink"/>
+            <w:rFonts w:ascii="Times New Roman" w:hAnsi="Times New Roman" w:cs="Times New Roman"/>
+            <w:noProof/>
+          </w:rPr>
+          <w:t>Figure 22: User Record Insertion</w:t>
+        </w:r>
+        <w:r>
+          <w:rPr>
+            <w:rFonts w:ascii="Times New Roman" w:hAnsi="Times New Roman" w:cs="Times New Roman"/>
+            <w:noProof/>
+            <w:webHidden/>
+          </w:rPr>
+          <w:tab/>
+        </w:r>
+        <w:r>
+          <w:rPr>
+            <w:rFonts w:ascii="Times New Roman" w:hAnsi="Times New Roman" w:cs="Times New Roman"/>
+            <w:noProof/>
+            <w:webHidden/>
+          </w:rPr>
+          <w:fldChar w:fldCharType="begin"/>
+        </w:r>
+        <w:r>
+          <w:rPr>
+            <w:rFonts w:ascii="Times New Roman" w:hAnsi="Times New Roman" w:cs="Times New Roman"/>
+            <w:noProof/>
+            <w:webHidden/>
+          </w:rPr>
+          <w:instrText xml:space="preserve"> PAGEREF _Toc231556172 \h </w:instrText>
+        </w:r>
+        <w:r>
+          <w:rPr>
+            <w:rFonts w:ascii="Times New Roman" w:hAnsi="Times New Roman" w:cs="Times New Roman"/>
+            <w:noProof/>
+            <w:webHidden/>
+          </w:rPr>
+        </w:r>
+        <w:r>
+          <w:rPr>
+            <w:rFonts w:ascii="Times New Roman" w:hAnsi="Times New Roman" w:cs="Times New Roman"/>
+            <w:noProof/>
+            <w:webHidden/>
+          </w:rPr>
+          <w:fldChar w:fldCharType="separate"/>
+        </w:r>
+        <w:r>
+          <w:rPr>
+            <w:rFonts w:ascii="Times New Roman" w:hAnsi="Times New Roman" w:cs="Times New Roman"/>
+            <w:noProof/>
+            <w:webHidden/>
+          </w:rPr>
+          <w:t>14</w:t>
+        </w:r>
+        <w:r>
+          <w:rPr>
+            <w:rFonts w:ascii="Times New Roman" w:hAnsi="Times New Roman" w:cs="Times New Roman"/>
+            <w:noProof/>
+            <w:webHidden/>
+          </w:rPr>
+          <w:fldChar w:fldCharType="end"/>
+        </w:r>
+      </w:hyperlink>
+    </w:p>
+    <w:p>
+      <w:pPr>
+        <w:pStyle w:val="TableofFigures"/>
+        <w:tabs>
+          <w:tab w:val="right" w:leader="dot" w:pos="9350"/>
+        </w:tabs>
+        <w:rPr>
+          <w:rFonts w:ascii="Times New Roman" w:eastAsiaTheme="minorEastAsia" w:hAnsi="Times New Roman" w:cs="Times New Roman"/>
+          <w:noProof/>
+          <w:kern w:val="2"/>
+          <w:sz w:val="24"/>
+          <w:szCs w:val="24"/>
+          <w14:ligatures w14:val="standardContextual"/>
+        </w:rPr>
+      </w:pPr>
+      <w:hyperlink w:anchor="_Toc231556173" w:history="1">
+        <w:r>
+          <w:rPr>
+            <w:rStyle w:val="Hyperlink"/>
+            <w:rFonts w:ascii="Times New Roman" w:hAnsi="Times New Roman" w:cs="Times New Roman"/>
+            <w:noProof/>
+          </w:rPr>
+          <w:t>Figure 23: Displaying Database Records</w:t>
+        </w:r>
+        <w:r>
+          <w:rPr>
+            <w:rFonts w:ascii="Times New Roman" w:hAnsi="Times New Roman" w:cs="Times New Roman"/>
+            <w:noProof/>
+            <w:webHidden/>
+          </w:rPr>
+          <w:tab/>
+        </w:r>
+        <w:r>
+          <w:rPr>
+            <w:rFonts w:ascii="Times New Roman" w:hAnsi="Times New Roman" w:cs="Times New Roman"/>
+            <w:noProof/>
+            <w:webHidden/>
+          </w:rPr>
+          <w:fldChar w:fldCharType="begin"/>
+        </w:r>
+        <w:r>
+          <w:rPr>
+            <w:rFonts w:ascii="Times New Roman" w:hAnsi="Times New Roman" w:cs="Times New Roman"/>
+            <w:noProof/>
+            <w:webHidden/>
+          </w:rPr>
+          <w:instrText xml:space="preserve"> PAGEREF _Toc231556173 \h </w:instrText>
+        </w:r>
+        <w:r>
+          <w:rPr>
+            <w:rFonts w:ascii="Times New Roman" w:hAnsi="Times New Roman" w:cs="Times New Roman"/>
+            <w:noProof/>
+            <w:webHidden/>
+          </w:rPr>
+        </w:r>
+        <w:r>
+          <w:rPr>
+            <w:rFonts w:ascii="Times New Roman" w:hAnsi="Times New Roman" w:cs="Times New Roman"/>
+            <w:noProof/>
+            <w:webHidden/>
+          </w:rPr>
+          <w:fldChar w:fldCharType="separate"/>
+        </w:r>
+        <w:r>
+          <w:rPr>
+            <w:rFonts w:ascii="Times New Roman" w:hAnsi="Times New Roman" w:cs="Times New Roman"/>
+            <w:noProof/>
+            <w:webHidden/>
+          </w:rPr>
+          <w:t>14</w:t>
+        </w:r>
+        <w:r>
+          <w:rPr>
+            <w:rFonts w:ascii="Times New Roman" w:hAnsi="Times New Roman" w:cs="Times New Roman"/>
+            <w:noProof/>
+            <w:webHidden/>
+          </w:rPr>
+          <w:fldChar w:fldCharType="end"/>
+        </w:r>
+      </w:hyperlink>
+    </w:p>
+    <w:p>
+      <w:pPr>
+        <w:pStyle w:val="TableofFigures"/>
+        <w:tabs>
+          <w:tab w:val="right" w:leader="dot" w:pos="9350"/>
+        </w:tabs>
+        <w:rPr>
+          <w:rFonts w:ascii="Times New Roman" w:eastAsiaTheme="minorEastAsia" w:hAnsi="Times New Roman" w:cs="Times New Roman"/>
+          <w:noProof/>
+          <w:kern w:val="2"/>
+          <w:sz w:val="24"/>
+          <w:szCs w:val="24"/>
+          <w14:ligatures w14:val="standardContextual"/>
+        </w:rPr>
+      </w:pPr>
+      <w:hyperlink w:anchor="_Toc231556174" w:history="1">
+        <w:r>
+          <w:rPr>
+            <w:rStyle w:val="Hyperlink"/>
+            <w:rFonts w:ascii="Times New Roman" w:hAnsi="Times New Roman" w:cs="Times New Roman"/>
+            <w:noProof/>
+          </w:rPr>
+          <w:t>Figure 24: Updating User Records</w:t>
+        </w:r>
+        <w:r>
+          <w:rPr>
+            <w:rFonts w:ascii="Times New Roman" w:hAnsi="Times New Roman" w:cs="Times New Roman"/>
+            <w:noProof/>
+            <w:webHidden/>
+          </w:rPr>
+          <w:tab/>
+        </w:r>
+        <w:r>
+          <w:rPr>
+            <w:rFonts w:ascii="Times New Roman" w:hAnsi="Times New Roman" w:cs="Times New Roman"/>
+            <w:noProof/>
+            <w:webHidden/>
+          </w:rPr>
+          <w:fldChar w:fldCharType="begin"/>
+        </w:r>
+        <w:r>
+          <w:rPr>
+            <w:rFonts w:ascii="Times New Roman" w:hAnsi="Times New Roman" w:cs="Times New Roman"/>
+            <w:noProof/>
+            <w:webHidden/>
+          </w:rPr>
+          <w:instrText xml:space="preserve"> PAGEREF _Toc231556174 \h </w:instrText>
+        </w:r>
+        <w:r>
+          <w:rPr>
+            <w:rFonts w:ascii="Times New Roman" w:hAnsi="Times New Roman" w:cs="Times New Roman"/>
+            <w:noProof/>
+            <w:webHidden/>
+          </w:rPr>
+        </w:r>
+        <w:r>
+          <w:rPr>
+            <w:rFonts w:ascii="Times New Roman" w:hAnsi="Times New Roman" w:cs="Times New Roman"/>
+            <w:noProof/>
+            <w:webHidden/>
+          </w:rPr>
+          <w:fldChar w:fldCharType="separate"/>
+        </w:r>
+        <w:r>
+          <w:rPr>
+            <w:rFonts w:ascii="Times New Roman" w:hAnsi="Times New Roman" w:cs="Times New Roman"/>
+            <w:noProof/>
+            <w:webHidden/>
+          </w:rPr>
+          <w:t>14</w:t>
+        </w:r>
+        <w:r>
+          <w:rPr>
+            <w:rFonts w:ascii="Times New Roman" w:hAnsi="Times New Roman" w:cs="Times New Roman"/>
+            <w:noProof/>
+            <w:webHidden/>
+          </w:rPr>
+          <w:fldChar w:fldCharType="end"/>
+        </w:r>
+      </w:hyperlink>
+    </w:p>
+    <w:p>
+      <w:pPr>
+        <w:pStyle w:val="TableofFigures"/>
+        <w:tabs>
+          <w:tab w:val="right" w:leader="dot" w:pos="9350"/>
+        </w:tabs>
+        <w:rPr>
+          <w:rFonts w:ascii="Times New Roman" w:eastAsiaTheme="minorEastAsia" w:hAnsi="Times New Roman" w:cs="Times New Roman"/>
+          <w:noProof/>
+          <w:kern w:val="2"/>
+          <w:sz w:val="24"/>
+          <w:szCs w:val="24"/>
+          <w14:ligatures w14:val="standardContextual"/>
+        </w:rPr>
+      </w:pPr>
+      <w:hyperlink w:anchor="_Toc231556175" w:history="1">
+        <w:r>
+          <w:rPr>
+            <w:rStyle w:val="Hyperlink"/>
+            <w:rFonts w:ascii="Times New Roman" w:hAnsi="Times New Roman" w:cs="Times New Roman"/>
+            <w:noProof/>
+          </w:rPr>
+          <w:t>Figure 25: Deleting User Records</w:t>
+        </w:r>
+        <w:r>
+          <w:rPr>
+            <w:rFonts w:ascii="Times New Roman" w:hAnsi="Times New Roman" w:cs="Times New Roman"/>
+            <w:noProof/>
+            <w:webHidden/>
+          </w:rPr>
+          <w:tab/>
+        </w:r>
+        <w:r>
+          <w:rPr>
+            <w:rFonts w:ascii="Times New Roman" w:hAnsi="Times New Roman" w:cs="Times New Roman"/>
+            <w:noProof/>
+            <w:webHidden/>
+          </w:rPr>
+          <w:fldChar w:fldCharType="begin"/>
+        </w:r>
+        <w:r>
+          <w:rPr>
+            <w:rFonts w:ascii="Times New Roman" w:hAnsi="Times New Roman" w:cs="Times New Roman"/>
+            <w:noProof/>
+            <w:webHidden/>
+          </w:rPr>
+          <w:instrText xml:space="preserve"> PAGEREF _Toc231556175 \h </w:instrText>
+        </w:r>
+        <w:r>
+          <w:rPr>
+            <w:rFonts w:ascii="Times New Roman" w:hAnsi="Times New Roman" w:cs="Times New Roman"/>
+            <w:noProof/>
+            <w:webHidden/>
+          </w:rPr>
+        </w:r>
+        <w:r>
+          <w:rPr>
+            <w:rFonts w:ascii="Times New Roman" w:hAnsi="Times New Roman" w:cs="Times New Roman"/>
+            <w:noProof/>
+            <w:webHidden/>
+          </w:rPr>
+          <w:fldChar w:fldCharType="separate"/>
+        </w:r>
+        <w:r>
+          <w:rPr>
+            <w:rFonts w:ascii="Times New Roman" w:hAnsi="Times New Roman" w:cs="Times New Roman"/>
+            <w:noProof/>
+            <w:webHidden/>
+          </w:rPr>
+          <w:t>15</w:t>
+        </w:r>
+        <w:r>
+          <w:rPr>
+            <w:rFonts w:ascii="Times New Roman" w:hAnsi="Times New Roman" w:cs="Times New Roman"/>
+            <w:noProof/>
+            <w:webHidden/>
+          </w:rPr>
+          <w:fldChar w:fldCharType="end"/>
+        </w:r>
+      </w:hyperlink>
+    </w:p>
+    <w:p>
+      <w:pPr>
+        <w:rPr>
+          <w:rFonts w:ascii="Times New Roman" w:hAnsi="Times New Roman" w:cs="Times New Roman"/>
+        </w:rPr>
+      </w:pPr>
+      <w:r>
+        <w:rPr>
+          <w:rFonts w:ascii="Times New Roman" w:hAnsi="Times New Roman" w:cs="Times New Roman"/>
+        </w:rPr>
+        <w:fldChar w:fldCharType="end"/>
+      </w:r>
+    </w:p>
+    <w:p>
+      <w:pPr>
+        <w:rPr>
+          <w:rFonts w:ascii="Times New Roman" w:hAnsi="Times New Roman" w:cs="Times New Roman"/>
+        </w:rPr>
+      </w:pPr>
+    </w:p>
+    <w:p>
+      <w:pPr>
+        <w:rPr>
+          <w:rFonts w:ascii="Times New Roman" w:hAnsi="Times New Roman" w:cs="Times New Roman"/>
+        </w:rPr>
+      </w:pPr>
+    </w:p>
+    <w:p>
+      <w:pPr>
+        <w:rPr>
+          <w:rFonts w:ascii="Times New Roman" w:hAnsi="Times New Roman" w:cs="Times New Roman"/>
+        </w:rPr>
+      </w:pPr>
+    </w:p>
+    <w:p>
+      <w:pPr>
+        <w:rPr>
+          <w:rFonts w:ascii="Times New Roman" w:hAnsi="Times New Roman" w:cs="Times New Roman"/>
+        </w:rPr>
+      </w:pPr>
+    </w:p>
+    <w:p>
+      <w:pPr>
+        <w:rPr>
+          <w:rFonts w:ascii="Times New Roman" w:hAnsi="Times New Roman" w:cs="Times New Roman"/>
+        </w:rPr>
+      </w:pPr>
+    </w:p>
+    <w:p>
+      <w:pPr>
+        <w:rPr>
+          <w:rFonts w:ascii="Times New Roman" w:hAnsi="Times New Roman" w:cs="Times New Roman"/>
+        </w:rPr>
+      </w:pPr>
+    </w:p>
+    <w:p>
+      <w:pPr>
+        <w:rPr>
+          <w:rFonts w:ascii="Times New Roman" w:hAnsi="Times New Roman" w:cs="Times New Roman"/>
+        </w:rPr>
+      </w:pPr>
+    </w:p>
+    <w:p>
+      <w:pPr>
+        <w:rPr>
+          <w:rFonts w:ascii="Times New Roman" w:hAnsi="Times New Roman" w:cs="Times New Roman"/>
+        </w:rPr>
+      </w:pPr>
+    </w:p>
+    <w:p>
+      <w:pPr>
+        <w:rPr>
+          <w:rFonts w:ascii="Times New Roman" w:hAnsi="Times New Roman" w:cs="Times New Roman"/>
+        </w:rPr>
+      </w:pPr>
+    </w:p>
+    <w:p>
+      <w:pPr>
+        <w:rPr>
+          <w:rFonts w:ascii="Times New Roman" w:hAnsi="Times New Roman" w:cs="Times New Roman"/>
+        </w:rPr>
+      </w:pPr>
+    </w:p>
+    <w:p>
+      <w:pPr>
+        <w:rPr>
+          <w:rFonts w:ascii="Times New Roman" w:hAnsi="Times New Roman" w:cs="Times New Roman"/>
+        </w:rPr>
+      </w:pPr>
+    </w:p>
+    <w:p>
+      <w:pPr>
+        <w:rPr>
+          <w:rFonts w:ascii="Times New Roman" w:hAnsi="Times New Roman" w:cs="Times New Roman"/>
+        </w:rPr>
+      </w:pPr>
+    </w:p>
+    <w:p>
+      <w:pPr>
+        <w:rPr>
+          <w:rFonts w:ascii="Times New Roman" w:hAnsi="Times New Roman" w:cs="Times New Roman"/>
+        </w:rPr>
+      </w:pPr>
+    </w:p>
+    <w:p>
+      <w:pPr>
+        <w:rPr>
+          <w:rFonts w:ascii="Times New Roman" w:hAnsi="Times New Roman" w:cs="Times New Roman"/>
+        </w:rPr>
+      </w:pPr>
+    </w:p>
+    <w:p>
+      <w:pPr>
+        <w:rPr>
+          <w:rFonts w:ascii="Times New Roman" w:hAnsi="Times New Roman" w:cs="Times New Roman"/>
+        </w:rPr>
+      </w:pPr>
+    </w:p>
+    <w:p>
+      <w:pPr>
+        <w:rPr>
+          <w:rFonts w:ascii="Times New Roman" w:hAnsi="Times New Roman" w:cs="Times New Roman"/>
+        </w:rPr>
+      </w:pPr>
+    </w:p>
+    <w:p>
+      <w:pPr>
+        <w:rPr>
+          <w:rFonts w:ascii="Times New Roman" w:hAnsi="Times New Roman" w:cs="Times New Roman"/>
+        </w:rPr>
+      </w:pPr>
+    </w:p>
+    <w:p>
+      <w:pPr>
+        <w:rPr>
+          <w:rFonts w:ascii="Times New Roman" w:hAnsi="Times New Roman" w:cs="Times New Roman"/>
+        </w:rPr>
+      </w:pPr>
+    </w:p>
+    <w:p>
+      <w:pPr>
+        <w:rPr>
+          <w:rFonts w:ascii="Times New Roman" w:hAnsi="Times New Roman" w:cs="Times New Roman"/>
+        </w:rPr>
+      </w:pPr>
+    </w:p>
+    <w:p>
+      <w:pPr>
+        <w:rPr>
+          <w:rFonts w:ascii="Times New Roman" w:hAnsi="Times New Roman" w:cs="Times New Roman"/>
+        </w:rPr>
+      </w:pPr>
+    </w:p>
+    <w:p>
+      <w:pPr>
+        <w:rPr>
+          <w:rFonts w:ascii="Times New Roman" w:hAnsi="Times New Roman" w:cs="Times New Roman"/>
+        </w:rPr>
+      </w:pPr>
+    </w:p>
     <w:p>
       <w:pPr>
         <w:rPr>
@@ -499,14 +4298,17 @@
           <w:szCs w:val="28"/>
         </w:rPr>
       </w:pPr>
+      <w:bookmarkStart w:id="1" w:name="_Toc231556128"/>
       <w:r>
         <w:rPr>
           <w:rFonts w:ascii="Times New Roman" w:hAnsi="Times New Roman" w:cs="Times New Roman"/>
           <w:sz w:val="28"/>
           <w:szCs w:val="28"/>
         </w:rPr>
+        <w:lastRenderedPageBreak/>
         <w:t>Week 1: Local Environment Setup</w:t>
       </w:r>
+      <w:bookmarkEnd w:id="1"/>
     </w:p>
     <w:p>
       <w:pPr>
@@ -517,26 +4319,23 @@
           <w:szCs w:val="24"/>
         </w:rPr>
       </w:pPr>
+      <w:bookmarkStart w:id="2" w:name="_Toc231556129"/>
       <w:r>
         <w:rPr>
           <w:rFonts w:ascii="Times New Roman" w:eastAsia="Times New Roman" w:hAnsi="Times New Roman" w:cs="Times New Roman"/>
           <w:sz w:val="24"/>
           <w:szCs w:val="24"/>
         </w:rPr>
-        <w:t xml:space="preserve">1.1 </w:t>
-      </w:r>
-      <w:r>
-        <w:rPr>
-          <w:rFonts w:ascii="Times New Roman" w:eastAsia="Times New Roman" w:hAnsi="Times New Roman" w:cs="Times New Roman"/>
-          <w:sz w:val="24"/>
-          <w:szCs w:val="24"/>
-        </w:rPr>
-        <w:t>Installation and Testing of Local Development Environment</w:t>
-      </w:r>
+        <w:t>1.1 Installation and Testing of Local Development Environment</w:t>
+      </w:r>
+      <w:bookmarkEnd w:id="2"/>
     </w:p>
     <w:p>
       <w:pPr>
         <w:pStyle w:val="Caption"/>
+        <w:rPr>
+          <w:rFonts w:ascii="Times New Roman" w:hAnsi="Times New Roman" w:cs="Times New Roman"/>
+        </w:rPr>
       </w:pPr>
       <w:r>
         <w:rPr>
@@ -594,21 +4393,56 @@
     <w:p>
       <w:pPr>
         <w:pStyle w:val="Caption"/>
-      </w:pPr>
-      <w:r>
+        <w:rPr>
+          <w:rFonts w:ascii="Times New Roman" w:hAnsi="Times New Roman" w:cs="Times New Roman"/>
+        </w:rPr>
+      </w:pPr>
+      <w:bookmarkStart w:id="3" w:name="_Toc231556151"/>
+      <w:r>
+        <w:rPr>
+          <w:rFonts w:ascii="Times New Roman" w:hAnsi="Times New Roman" w:cs="Times New Roman"/>
+        </w:rPr>
         <w:t xml:space="preserve">Figure </w:t>
       </w:r>
-      <w:fldSimple w:instr=" SEQ Figure \* ARABIC ">
-        <w:r>
-          <w:rPr>
-            <w:noProof/>
-          </w:rPr>
-          <w:t>1</w:t>
-        </w:r>
-      </w:fldSimple>
-      <w:r>
+      <w:r>
+        <w:rPr>
+          <w:rFonts w:ascii="Times New Roman" w:hAnsi="Times New Roman" w:cs="Times New Roman"/>
+        </w:rPr>
+        <w:fldChar w:fldCharType="begin"/>
+      </w:r>
+      <w:r>
+        <w:rPr>
+          <w:rFonts w:ascii="Times New Roman" w:hAnsi="Times New Roman" w:cs="Times New Roman"/>
+        </w:rPr>
+        <w:instrText xml:space="preserve"> SEQ Figure \* ARABIC </w:instrText>
+      </w:r>
+      <w:r>
+        <w:rPr>
+          <w:rFonts w:ascii="Times New Roman" w:hAnsi="Times New Roman" w:cs="Times New Roman"/>
+        </w:rPr>
+        <w:fldChar w:fldCharType="separate"/>
+      </w:r>
+      <w:r>
+        <w:rPr>
+          <w:rFonts w:ascii="Times New Roman" w:hAnsi="Times New Roman" w:cs="Times New Roman"/>
+          <w:noProof/>
+        </w:rPr>
+        <w:t>1</w:t>
+      </w:r>
+      <w:r>
+        <w:rPr>
+          <w:rFonts w:ascii="Times New Roman" w:hAnsi="Times New Roman" w:cs="Times New Roman"/>
+          <w:noProof/>
+        </w:rPr>
+        <w:fldChar w:fldCharType="end"/>
+      </w:r>
+      <w:r>
+        <w:rPr>
+          <w:rFonts w:ascii="Times New Roman" w:hAnsi="Times New Roman" w:cs="Times New Roman"/>
+        </w:rPr>
         <w:t>: Installation of XAMPP</w:t>
       </w:r>
+      <w:bookmarkEnd w:id="3"/>
     </w:p>
     <w:p>
       <w:pPr>
@@ -635,6 +4469,7 @@
           <w:szCs w:val="27"/>
         </w:rPr>
       </w:pPr>
+      <w:bookmarkStart w:id="4" w:name="_Toc231556130"/>
       <w:r>
         <w:rPr>
           <w:rFonts w:ascii="Times New Roman" w:eastAsia="Times New Roman" w:hAnsi="Times New Roman" w:cs="Times New Roman"/>
@@ -687,6 +4522,7 @@
           </wp:inline>
         </w:drawing>
       </w:r>
+      <w:bookmarkEnd w:id="4"/>
     </w:p>
     <w:p>
       <w:pPr>
@@ -699,20 +4535,52 @@
           <w:szCs w:val="27"/>
         </w:rPr>
       </w:pPr>
-      <w:r>
+      <w:bookmarkStart w:id="5" w:name="_Toc231556152"/>
+      <w:r>
+        <w:rPr>
+          <w:rFonts w:ascii="Times New Roman" w:hAnsi="Times New Roman" w:cs="Times New Roman"/>
+        </w:rPr>
         <w:t xml:space="preserve">Figure </w:t>
       </w:r>
-      <w:fldSimple w:instr=" SEQ Figure \* ARABIC ">
-        <w:r>
-          <w:rPr>
-            <w:noProof/>
-          </w:rPr>
-          <w:t>2</w:t>
-        </w:r>
-      </w:fldSimple>
-      <w:r>
+      <w:r>
+        <w:rPr>
+          <w:rFonts w:ascii="Times New Roman" w:hAnsi="Times New Roman" w:cs="Times New Roman"/>
+        </w:rPr>
+        <w:fldChar w:fldCharType="begin"/>
+      </w:r>
+      <w:r>
+        <w:rPr>
+          <w:rFonts w:ascii="Times New Roman" w:hAnsi="Times New Roman" w:cs="Times New Roman"/>
+        </w:rPr>
+        <w:instrText xml:space="preserve"> SEQ Figure \* ARABIC </w:instrText>
+      </w:r>
+      <w:r>
+        <w:rPr>
+          <w:rFonts w:ascii="Times New Roman" w:hAnsi="Times New Roman" w:cs="Times New Roman"/>
+        </w:rPr>
+        <w:fldChar w:fldCharType="separate"/>
+      </w:r>
+      <w:r>
+        <w:rPr>
+          <w:rFonts w:ascii="Times New Roman" w:hAnsi="Times New Roman" w:cs="Times New Roman"/>
+          <w:noProof/>
+        </w:rPr>
+        <w:t>2</w:t>
+      </w:r>
+      <w:r>
+        <w:rPr>
+          <w:rFonts w:ascii="Times New Roman" w:hAnsi="Times New Roman" w:cs="Times New Roman"/>
+          <w:noProof/>
+        </w:rPr>
+        <w:fldChar w:fldCharType="end"/>
+      </w:r>
+      <w:r>
+        <w:rPr>
+          <w:rFonts w:ascii="Times New Roman" w:hAnsi="Times New Roman" w:cs="Times New Roman"/>
+        </w:rPr>
         <w:t>: Apache and MySQL Running</w:t>
       </w:r>
+      <w:bookmarkEnd w:id="5"/>
     </w:p>
     <w:p>
       <w:pPr>
@@ -739,6 +4607,7 @@
           <w:szCs w:val="27"/>
         </w:rPr>
       </w:pPr>
+      <w:bookmarkStart w:id="6" w:name="_Toc231556131"/>
       <w:r>
         <w:rPr>
           <w:rFonts w:ascii="Times New Roman" w:eastAsia="Times New Roman" w:hAnsi="Times New Roman" w:cs="Times New Roman"/>
@@ -791,27 +4660,69 @@
           </wp:inline>
         </w:drawing>
       </w:r>
+      <w:bookmarkEnd w:id="6"/>
     </w:p>
     <w:p>
       <w:pPr>
         <w:pStyle w:val="Caption"/>
-      </w:pPr>
-      <w:r>
+        <w:rPr>
+          <w:rFonts w:ascii="Times New Roman" w:hAnsi="Times New Roman" w:cs="Times New Roman"/>
+        </w:rPr>
+      </w:pPr>
+      <w:bookmarkStart w:id="7" w:name="_Toc231556153"/>
+      <w:r>
+        <w:rPr>
+          <w:rFonts w:ascii="Times New Roman" w:hAnsi="Times New Roman" w:cs="Times New Roman"/>
+        </w:rPr>
         <w:t xml:space="preserve">Figure </w:t>
       </w:r>
-      <w:fldSimple w:instr=" SEQ Figure \* ARABIC ">
-        <w:r>
-          <w:rPr>
-            <w:noProof/>
-          </w:rPr>
-          <w:t>3</w:t>
-        </w:r>
-      </w:fldSimple>
-      <w:r>
+      <w:r>
+        <w:rPr>
+          <w:rFonts w:ascii="Times New Roman" w:hAnsi="Times New Roman" w:cs="Times New Roman"/>
+        </w:rPr>
+        <w:fldChar w:fldCharType="begin"/>
+      </w:r>
+      <w:r>
+        <w:rPr>
+          <w:rFonts w:ascii="Times New Roman" w:hAnsi="Times New Roman" w:cs="Times New Roman"/>
+        </w:rPr>
+        <w:instrText xml:space="preserve"> SEQ Figure \* ARABIC </w:instrText>
+      </w:r>
+      <w:r>
+        <w:rPr>
+          <w:rFonts w:ascii="Times New Roman" w:hAnsi="Times New Roman" w:cs="Times New Roman"/>
+        </w:rPr>
+        <w:fldChar w:fldCharType="separate"/>
+      </w:r>
+      <w:r>
+        <w:rPr>
+          <w:rFonts w:ascii="Times New Roman" w:hAnsi="Times New Roman" w:cs="Times New Roman"/>
+          <w:noProof/>
+        </w:rPr>
+        <w:t>3</w:t>
+      </w:r>
+      <w:r>
+        <w:rPr>
+          <w:rFonts w:ascii="Times New Roman" w:hAnsi="Times New Roman" w:cs="Times New Roman"/>
+          <w:noProof/>
+        </w:rPr>
+        <w:fldChar w:fldCharType="end"/>
+      </w:r>
+      <w:r>
+        <w:rPr>
+          <w:rFonts w:ascii="Times New Roman" w:hAnsi="Times New Roman" w:cs="Times New Roman"/>
+        </w:rPr>
         <w:t>: Localhost Test Page</w:t>
       </w:r>
-    </w:p>
-    <w:p/>
+      <w:bookmarkEnd w:id="7"/>
+    </w:p>
+    <w:p>
+      <w:pPr>
+        <w:rPr>
+          <w:rFonts w:ascii="Times New Roman" w:hAnsi="Times New Roman" w:cs="Times New Roman"/>
+        </w:rPr>
+      </w:pPr>
+    </w:p>
     <w:p>
       <w:pPr>
         <w:spacing w:before="100" w:beforeAutospacing="1" w:after="100" w:afterAutospacing="1" w:line="240" w:lineRule="auto"/>
@@ -824,6 +4735,7 @@
           <w:szCs w:val="27"/>
         </w:rPr>
       </w:pPr>
+      <w:bookmarkStart w:id="8" w:name="_Toc231556132"/>
       <w:r>
         <w:rPr>
           <w:rFonts w:ascii="Times New Roman" w:eastAsia="Times New Roman" w:hAnsi="Times New Roman" w:cs="Times New Roman"/>
@@ -881,26 +4793,61 @@
           </wp:inline>
         </w:drawing>
       </w:r>
+      <w:bookmarkEnd w:id="8"/>
     </w:p>
     <w:p>
       <w:pPr>
         <w:pStyle w:val="Caption"/>
-      </w:pPr>
-      <w:r>
-        <w:lastRenderedPageBreak/>
+        <w:rPr>
+          <w:rFonts w:ascii="Times New Roman" w:hAnsi="Times New Roman" w:cs="Times New Roman"/>
+        </w:rPr>
+      </w:pPr>
+      <w:bookmarkStart w:id="9" w:name="_Toc231556154"/>
+      <w:r>
+        <w:rPr>
+          <w:rFonts w:ascii="Times New Roman" w:hAnsi="Times New Roman" w:cs="Times New Roman"/>
+        </w:rPr>
         <w:t xml:space="preserve">Figure </w:t>
       </w:r>
-      <w:fldSimple w:instr=" SEQ Figure \* ARABIC ">
-        <w:r>
-          <w:rPr>
-            <w:noProof/>
-          </w:rPr>
-          <w:t>4</w:t>
-        </w:r>
-      </w:fldSimple>
-      <w:r>
+      <w:r>
+        <w:rPr>
+          <w:rFonts w:ascii="Times New Roman" w:hAnsi="Times New Roman" w:cs="Times New Roman"/>
+        </w:rPr>
+        <w:fldChar w:fldCharType="begin"/>
+      </w:r>
+      <w:r>
+        <w:rPr>
+          <w:rFonts w:ascii="Times New Roman" w:hAnsi="Times New Roman" w:cs="Times New Roman"/>
+        </w:rPr>
+        <w:instrText xml:space="preserve"> SEQ Figure \* ARABIC </w:instrText>
+      </w:r>
+      <w:r>
+        <w:rPr>
+          <w:rFonts w:ascii="Times New Roman" w:hAnsi="Times New Roman" w:cs="Times New Roman"/>
+        </w:rPr>
+        <w:fldChar w:fldCharType="separate"/>
+      </w:r>
+      <w:r>
+        <w:rPr>
+          <w:rFonts w:ascii="Times New Roman" w:hAnsi="Times New Roman" w:cs="Times New Roman"/>
+          <w:noProof/>
+        </w:rPr>
+        <w:t>4</w:t>
+      </w:r>
+      <w:r>
+        <w:rPr>
+          <w:rFonts w:ascii="Times New Roman" w:hAnsi="Times New Roman" w:cs="Times New Roman"/>
+          <w:noProof/>
+        </w:rPr>
+        <w:fldChar w:fldCharType="end"/>
+      </w:r>
+      <w:r>
+        <w:rPr>
+          <w:rFonts w:ascii="Times New Roman" w:hAnsi="Times New Roman" w:cs="Times New Roman"/>
+        </w:rPr>
         <w:t>: Hello World Test</w:t>
       </w:r>
+      <w:bookmarkEnd w:id="9"/>
     </w:p>
     <w:p>
       <w:pPr>
@@ -914,6 +4861,7 @@
           <w:szCs w:val="27"/>
         </w:rPr>
       </w:pPr>
+      <w:bookmarkStart w:id="10" w:name="_Toc231556133"/>
       <w:r>
         <w:rPr>
           <w:rFonts w:ascii="Times New Roman" w:eastAsia="Times New Roman" w:hAnsi="Times New Roman" w:cs="Times New Roman"/>
@@ -924,8 +4872,9 @@
           <w:szCs w:val="27"/>
           <w14:ligatures w14:val="standardContextual"/>
         </w:rPr>
+        <w:lastRenderedPageBreak/>
         <w:drawing>
-          <wp:inline distT="0" distB="0" distL="0" distR="0" wp14:anchorId="61A0D292" wp14:editId="73C47199">
+          <wp:inline distT="0" distB="0" distL="0" distR="0" wp14:anchorId="61A0D292" wp14:editId="27ECD3C5">
             <wp:extent cx="2819400" cy="888292"/>
             <wp:effectExtent l="19050" t="19050" r="19050" b="26670"/>
             <wp:docPr id="1784515342" name="Picture 5"/>
@@ -971,25 +4920,61 @@
           </wp:inline>
         </w:drawing>
       </w:r>
+      <w:bookmarkEnd w:id="10"/>
     </w:p>
     <w:p>
       <w:pPr>
         <w:pStyle w:val="Caption"/>
-      </w:pPr>
-      <w:r>
+        <w:rPr>
+          <w:rFonts w:ascii="Times New Roman" w:hAnsi="Times New Roman" w:cs="Times New Roman"/>
+        </w:rPr>
+      </w:pPr>
+      <w:bookmarkStart w:id="11" w:name="_Toc231556155"/>
+      <w:r>
+        <w:rPr>
+          <w:rFonts w:ascii="Times New Roman" w:hAnsi="Times New Roman" w:cs="Times New Roman"/>
+        </w:rPr>
         <w:t xml:space="preserve">Figure </w:t>
       </w:r>
-      <w:fldSimple w:instr=" SEQ Figure \* ARABIC ">
-        <w:r>
-          <w:rPr>
-            <w:noProof/>
-          </w:rPr>
-          <w:t>5</w:t>
-        </w:r>
-      </w:fldSimple>
-      <w:r>
+      <w:r>
+        <w:rPr>
+          <w:rFonts w:ascii="Times New Roman" w:hAnsi="Times New Roman" w:cs="Times New Roman"/>
+        </w:rPr>
+        <w:fldChar w:fldCharType="begin"/>
+      </w:r>
+      <w:r>
+        <w:rPr>
+          <w:rFonts w:ascii="Times New Roman" w:hAnsi="Times New Roman" w:cs="Times New Roman"/>
+        </w:rPr>
+        <w:instrText xml:space="preserve"> SEQ Figure \* ARABIC </w:instrText>
+      </w:r>
+      <w:r>
+        <w:rPr>
+          <w:rFonts w:ascii="Times New Roman" w:hAnsi="Times New Roman" w:cs="Times New Roman"/>
+        </w:rPr>
+        <w:fldChar w:fldCharType="separate"/>
+      </w:r>
+      <w:r>
+        <w:rPr>
+          <w:rFonts w:ascii="Times New Roman" w:hAnsi="Times New Roman" w:cs="Times New Roman"/>
+          <w:noProof/>
+        </w:rPr>
+        <w:t>5</w:t>
+      </w:r>
+      <w:r>
+        <w:rPr>
+          <w:rFonts w:ascii="Times New Roman" w:hAnsi="Times New Roman" w:cs="Times New Roman"/>
+          <w:noProof/>
+        </w:rPr>
+        <w:fldChar w:fldCharType="end"/>
+      </w:r>
+      <w:r>
+        <w:rPr>
+          <w:rFonts w:ascii="Times New Roman" w:hAnsi="Times New Roman" w:cs="Times New Roman"/>
+        </w:rPr>
         <w:t>: Database Connection Test</w:t>
       </w:r>
+      <w:bookmarkEnd w:id="11"/>
     </w:p>
     <w:p>
       <w:pPr>
@@ -1000,6 +4985,7 @@
           <w:szCs w:val="24"/>
         </w:rPr>
       </w:pPr>
+      <w:bookmarkStart w:id="12" w:name="_Toc231556134"/>
       <w:r>
         <w:rPr>
           <w:rFonts w:ascii="Times New Roman" w:hAnsi="Times New Roman" w:cs="Times New Roman"/>
@@ -1008,6 +4994,7 @@
         </w:rPr>
         <w:t>1.2 Reflection</w:t>
       </w:r>
+      <w:bookmarkEnd w:id="12"/>
     </w:p>
     <w:p>
       <w:pPr>
@@ -1052,6 +5039,7 @@
           <w:szCs w:val="28"/>
         </w:rPr>
       </w:pPr>
+      <w:bookmarkStart w:id="13" w:name="_Toc231556135"/>
       <w:r>
         <w:rPr>
           <w:rFonts w:ascii="Times New Roman" w:hAnsi="Times New Roman" w:cs="Times New Roman"/>
@@ -1068,6 +5056,7 @@
         </w:rPr>
         <w:t>Wireframes and GUI Design</w:t>
       </w:r>
+      <w:bookmarkEnd w:id="13"/>
     </w:p>
     <w:p>
       <w:pPr>
@@ -1078,6 +5067,7 @@
           <w:szCs w:val="24"/>
         </w:rPr>
       </w:pPr>
+      <w:bookmarkStart w:id="14" w:name="_Toc231556136"/>
       <w:r>
         <w:rPr>
           <w:rFonts w:ascii="Times New Roman" w:hAnsi="Times New Roman" w:cs="Times New Roman"/>
@@ -1100,16 +5090,9 @@
           <w:sz w:val="24"/>
           <w:szCs w:val="24"/>
         </w:rPr>
-        <w:t xml:space="preserve"> </w:t>
-      </w:r>
-      <w:r>
-        <w:rPr>
-          <w:rFonts w:ascii="Times New Roman" w:hAnsi="Times New Roman" w:cs="Times New Roman"/>
-          <w:sz w:val="24"/>
-          <w:szCs w:val="24"/>
-        </w:rPr>
-        <w:t>User Interface Planning and System Design</w:t>
-      </w:r>
+        <w:t xml:space="preserve"> User Interface Planning and System Design</w:t>
+      </w:r>
+      <w:bookmarkEnd w:id="14"/>
     </w:p>
     <w:p>
       <w:pPr>
@@ -1123,8 +5106,10 @@
           <w:szCs w:val="27"/>
         </w:rPr>
       </w:pPr>
-      <w:r>
-        <w:rPr>
+      <w:bookmarkStart w:id="15" w:name="_Toc231556137"/>
+      <w:r>
+        <w:rPr>
+          <w:rFonts w:ascii="Times New Roman" w:hAnsi="Times New Roman" w:cs="Times New Roman"/>
           <w:noProof/>
           <w14:ligatures w14:val="standardContextual"/>
         </w:rPr>
@@ -1170,6 +5155,7 @@
           </wp:inline>
         </w:drawing>
       </w:r>
+      <w:bookmarkEnd w:id="15"/>
     </w:p>
     <w:p>
       <w:pPr>
@@ -1182,20 +5168,52 @@
           <w:szCs w:val="27"/>
         </w:rPr>
       </w:pPr>
-      <w:r>
+      <w:bookmarkStart w:id="16" w:name="_Toc231556156"/>
+      <w:r>
+        <w:rPr>
+          <w:rFonts w:ascii="Times New Roman" w:hAnsi="Times New Roman" w:cs="Times New Roman"/>
+        </w:rPr>
         <w:t xml:space="preserve">Figure </w:t>
       </w:r>
-      <w:fldSimple w:instr=" SEQ Figure \* ARABIC ">
-        <w:r>
-          <w:rPr>
-            <w:noProof/>
-          </w:rPr>
-          <w:t>6</w:t>
-        </w:r>
-      </w:fldSimple>
-      <w:r>
+      <w:r>
+        <w:rPr>
+          <w:rFonts w:ascii="Times New Roman" w:hAnsi="Times New Roman" w:cs="Times New Roman"/>
+        </w:rPr>
+        <w:fldChar w:fldCharType="begin"/>
+      </w:r>
+      <w:r>
+        <w:rPr>
+          <w:rFonts w:ascii="Times New Roman" w:hAnsi="Times New Roman" w:cs="Times New Roman"/>
+        </w:rPr>
+        <w:instrText xml:space="preserve"> SEQ Figure \* ARABIC </w:instrText>
+      </w:r>
+      <w:r>
+        <w:rPr>
+          <w:rFonts w:ascii="Times New Roman" w:hAnsi="Times New Roman" w:cs="Times New Roman"/>
+        </w:rPr>
+        <w:fldChar w:fldCharType="separate"/>
+      </w:r>
+      <w:r>
+        <w:rPr>
+          <w:rFonts w:ascii="Times New Roman" w:hAnsi="Times New Roman" w:cs="Times New Roman"/>
+          <w:noProof/>
+        </w:rPr>
+        <w:t>6</w:t>
+      </w:r>
+      <w:r>
+        <w:rPr>
+          <w:rFonts w:ascii="Times New Roman" w:hAnsi="Times New Roman" w:cs="Times New Roman"/>
+          <w:noProof/>
+        </w:rPr>
+        <w:fldChar w:fldCharType="end"/>
+      </w:r>
+      <w:r>
+        <w:rPr>
+          <w:rFonts w:ascii="Times New Roman" w:hAnsi="Times New Roman" w:cs="Times New Roman"/>
+        </w:rPr>
         <w:t>: Login/Homepage Wireframe</w:t>
       </w:r>
+      <w:bookmarkEnd w:id="16"/>
     </w:p>
     <w:p>
       <w:pPr>
@@ -1211,8 +5229,14 @@
       </w:pPr>
     </w:p>
     <w:p>
-      <w:r>
-        <w:rPr>
+      <w:pPr>
+        <w:rPr>
+          <w:rFonts w:ascii="Times New Roman" w:hAnsi="Times New Roman" w:cs="Times New Roman"/>
+        </w:rPr>
+      </w:pPr>
+      <w:r>
+        <w:rPr>
+          <w:rFonts w:ascii="Times New Roman" w:hAnsi="Times New Roman" w:cs="Times New Roman"/>
           <w:noProof/>
           <w14:ligatures w14:val="standardContextual"/>
         </w:rPr>
@@ -1263,27 +5287,80 @@
     <w:p>
       <w:pPr>
         <w:pStyle w:val="Caption"/>
-      </w:pPr>
-      <w:r>
+        <w:rPr>
+          <w:rFonts w:ascii="Times New Roman" w:hAnsi="Times New Roman" w:cs="Times New Roman"/>
+        </w:rPr>
+      </w:pPr>
+      <w:bookmarkStart w:id="17" w:name="_Toc231556157"/>
+      <w:r>
+        <w:rPr>
+          <w:rFonts w:ascii="Times New Roman" w:hAnsi="Times New Roman" w:cs="Times New Roman"/>
+        </w:rPr>
         <w:t xml:space="preserve">Figure </w:t>
       </w:r>
-      <w:fldSimple w:instr=" SEQ Figure \* ARABIC ">
-        <w:r>
-          <w:rPr>
-            <w:noProof/>
-          </w:rPr>
-          <w:t>7</w:t>
-        </w:r>
-      </w:fldSimple>
-      <w:r>
+      <w:r>
+        <w:rPr>
+          <w:rFonts w:ascii="Times New Roman" w:hAnsi="Times New Roman" w:cs="Times New Roman"/>
+        </w:rPr>
+        <w:fldChar w:fldCharType="begin"/>
+      </w:r>
+      <w:r>
+        <w:rPr>
+          <w:rFonts w:ascii="Times New Roman" w:hAnsi="Times New Roman" w:cs="Times New Roman"/>
+        </w:rPr>
+        <w:instrText xml:space="preserve"> SEQ Figure \* ARABIC </w:instrText>
+      </w:r>
+      <w:r>
+        <w:rPr>
+          <w:rFonts w:ascii="Times New Roman" w:hAnsi="Times New Roman" w:cs="Times New Roman"/>
+        </w:rPr>
+        <w:fldChar w:fldCharType="separate"/>
+      </w:r>
+      <w:r>
+        <w:rPr>
+          <w:rFonts w:ascii="Times New Roman" w:hAnsi="Times New Roman" w:cs="Times New Roman"/>
+          <w:noProof/>
+        </w:rPr>
+        <w:t>7</w:t>
+      </w:r>
+      <w:r>
+        <w:rPr>
+          <w:rFonts w:ascii="Times New Roman" w:hAnsi="Times New Roman" w:cs="Times New Roman"/>
+          <w:noProof/>
+        </w:rPr>
+        <w:fldChar w:fldCharType="end"/>
+      </w:r>
+      <w:r>
+        <w:rPr>
+          <w:rFonts w:ascii="Times New Roman" w:hAnsi="Times New Roman" w:cs="Times New Roman"/>
+        </w:rPr>
         <w:t>: Dashboard Layout Design</w:t>
       </w:r>
-    </w:p>
-    <w:p/>
-    <w:p/>
-    <w:p>
-      <w:r>
-        <w:rPr>
+      <w:bookmarkEnd w:id="17"/>
+    </w:p>
+    <w:p>
+      <w:pPr>
+        <w:rPr>
+          <w:rFonts w:ascii="Times New Roman" w:hAnsi="Times New Roman" w:cs="Times New Roman"/>
+        </w:rPr>
+      </w:pPr>
+    </w:p>
+    <w:p>
+      <w:pPr>
+        <w:rPr>
+          <w:rFonts w:ascii="Times New Roman" w:hAnsi="Times New Roman" w:cs="Times New Roman"/>
+        </w:rPr>
+      </w:pPr>
+    </w:p>
+    <w:p>
+      <w:pPr>
+        <w:rPr>
+          <w:rFonts w:ascii="Times New Roman" w:hAnsi="Times New Roman" w:cs="Times New Roman"/>
+        </w:rPr>
+      </w:pPr>
+      <w:r>
+        <w:rPr>
+          <w:rFonts w:ascii="Times New Roman" w:hAnsi="Times New Roman" w:cs="Times New Roman"/>
           <w:noProof/>
           <w14:ligatures w14:val="standardContextual"/>
         </w:rPr>
@@ -1338,26 +5415,73 @@
     <w:p>
       <w:pPr>
         <w:pStyle w:val="Caption"/>
-      </w:pPr>
-      <w:r>
+        <w:rPr>
+          <w:rFonts w:ascii="Times New Roman" w:hAnsi="Times New Roman" w:cs="Times New Roman"/>
+        </w:rPr>
+      </w:pPr>
+      <w:bookmarkStart w:id="18" w:name="_Toc231556158"/>
+      <w:r>
+        <w:rPr>
+          <w:rFonts w:ascii="Times New Roman" w:hAnsi="Times New Roman" w:cs="Times New Roman"/>
+        </w:rPr>
         <w:t xml:space="preserve">Figure </w:t>
       </w:r>
-      <w:fldSimple w:instr=" SEQ Figure \* ARABIC ">
-        <w:r>
-          <w:rPr>
-            <w:noProof/>
-          </w:rPr>
-          <w:t>8</w:t>
-        </w:r>
-      </w:fldSimple>
-      <w:r>
+      <w:r>
+        <w:rPr>
+          <w:rFonts w:ascii="Times New Roman" w:hAnsi="Times New Roman" w:cs="Times New Roman"/>
+        </w:rPr>
+        <w:fldChar w:fldCharType="begin"/>
+      </w:r>
+      <w:r>
+        <w:rPr>
+          <w:rFonts w:ascii="Times New Roman" w:hAnsi="Times New Roman" w:cs="Times New Roman"/>
+        </w:rPr>
+        <w:instrText xml:space="preserve"> SEQ Figure \* ARABIC </w:instrText>
+      </w:r>
+      <w:r>
+        <w:rPr>
+          <w:rFonts w:ascii="Times New Roman" w:hAnsi="Times New Roman" w:cs="Times New Roman"/>
+        </w:rPr>
+        <w:fldChar w:fldCharType="separate"/>
+      </w:r>
+      <w:r>
+        <w:rPr>
+          <w:rFonts w:ascii="Times New Roman" w:hAnsi="Times New Roman" w:cs="Times New Roman"/>
+          <w:noProof/>
+        </w:rPr>
+        <w:t>8</w:t>
+      </w:r>
+      <w:r>
+        <w:rPr>
+          <w:rFonts w:ascii="Times New Roman" w:hAnsi="Times New Roman" w:cs="Times New Roman"/>
+          <w:noProof/>
+        </w:rPr>
+        <w:fldChar w:fldCharType="end"/>
+      </w:r>
+      <w:r>
+        <w:rPr>
+          <w:rFonts w:ascii="Times New Roman" w:hAnsi="Times New Roman" w:cs="Times New Roman"/>
+        </w:rPr>
         <w:t>: Mobile View Mockup</w:t>
       </w:r>
-    </w:p>
-    <w:p/>
-    <w:p>
-      <w:r>
-        <w:rPr>
+      <w:bookmarkEnd w:id="18"/>
+    </w:p>
+    <w:p>
+      <w:pPr>
+        <w:rPr>
+          <w:rFonts w:ascii="Times New Roman" w:hAnsi="Times New Roman" w:cs="Times New Roman"/>
+        </w:rPr>
+      </w:pPr>
+    </w:p>
+    <w:p>
+      <w:pPr>
+        <w:rPr>
+          <w:rFonts w:ascii="Times New Roman" w:hAnsi="Times New Roman" w:cs="Times New Roman"/>
+        </w:rPr>
+      </w:pPr>
+      <w:r>
+        <w:rPr>
+          <w:rFonts w:ascii="Times New Roman" w:hAnsi="Times New Roman" w:cs="Times New Roman"/>
           <w:noProof/>
           <w14:ligatures w14:val="standardContextual"/>
         </w:rPr>
@@ -1412,27 +5536,73 @@
     <w:p>
       <w:pPr>
         <w:pStyle w:val="Caption"/>
-      </w:pPr>
-      <w:r>
-        <w:lastRenderedPageBreak/>
+        <w:rPr>
+          <w:rFonts w:ascii="Times New Roman" w:hAnsi="Times New Roman" w:cs="Times New Roman"/>
+        </w:rPr>
+      </w:pPr>
+      <w:bookmarkStart w:id="19" w:name="_Toc231556159"/>
+      <w:r>
+        <w:rPr>
+          <w:rFonts w:ascii="Times New Roman" w:hAnsi="Times New Roman" w:cs="Times New Roman"/>
+        </w:rPr>
         <w:t xml:space="preserve">Figure </w:t>
       </w:r>
-      <w:fldSimple w:instr=" SEQ Figure \* ARABIC ">
-        <w:r>
-          <w:rPr>
-            <w:noProof/>
-          </w:rPr>
-          <w:t>9</w:t>
-        </w:r>
-      </w:fldSimple>
-      <w:r>
+      <w:r>
+        <w:rPr>
+          <w:rFonts w:ascii="Times New Roman" w:hAnsi="Times New Roman" w:cs="Times New Roman"/>
+        </w:rPr>
+        <w:fldChar w:fldCharType="begin"/>
+      </w:r>
+      <w:r>
+        <w:rPr>
+          <w:rFonts w:ascii="Times New Roman" w:hAnsi="Times New Roman" w:cs="Times New Roman"/>
+        </w:rPr>
+        <w:instrText xml:space="preserve"> SEQ Figure \* ARABIC </w:instrText>
+      </w:r>
+      <w:r>
+        <w:rPr>
+          <w:rFonts w:ascii="Times New Roman" w:hAnsi="Times New Roman" w:cs="Times New Roman"/>
+        </w:rPr>
+        <w:fldChar w:fldCharType="separate"/>
+      </w:r>
+      <w:r>
+        <w:rPr>
+          <w:rFonts w:ascii="Times New Roman" w:hAnsi="Times New Roman" w:cs="Times New Roman"/>
+          <w:noProof/>
+        </w:rPr>
+        <w:t>9</w:t>
+      </w:r>
+      <w:r>
+        <w:rPr>
+          <w:rFonts w:ascii="Times New Roman" w:hAnsi="Times New Roman" w:cs="Times New Roman"/>
+          <w:noProof/>
+        </w:rPr>
+        <w:fldChar w:fldCharType="end"/>
+      </w:r>
+      <w:r>
+        <w:rPr>
+          <w:rFonts w:ascii="Times New Roman" w:hAnsi="Times New Roman" w:cs="Times New Roman"/>
+        </w:rPr>
         <w:t>: Color Theme and Navigation Structure</w:t>
       </w:r>
-    </w:p>
-    <w:p/>
-    <w:p>
-      <w:r>
-        <w:rPr>
+      <w:bookmarkEnd w:id="19"/>
+    </w:p>
+    <w:p>
+      <w:pPr>
+        <w:rPr>
+          <w:rFonts w:ascii="Times New Roman" w:hAnsi="Times New Roman" w:cs="Times New Roman"/>
+        </w:rPr>
+      </w:pPr>
+    </w:p>
+    <w:p>
+      <w:pPr>
+        <w:rPr>
+          <w:rFonts w:ascii="Times New Roman" w:hAnsi="Times New Roman" w:cs="Times New Roman"/>
+        </w:rPr>
+      </w:pPr>
+      <w:r>
+        <w:rPr>
+          <w:rFonts w:ascii="Times New Roman" w:hAnsi="Times New Roman" w:cs="Times New Roman"/>
           <w:noProof/>
           <w14:ligatures w14:val="standardContextual"/>
         </w:rPr>
@@ -1482,21 +5652,56 @@
     <w:p>
       <w:pPr>
         <w:pStyle w:val="Caption"/>
-      </w:pPr>
-      <w:r>
+        <w:rPr>
+          <w:rFonts w:ascii="Times New Roman" w:hAnsi="Times New Roman" w:cs="Times New Roman"/>
+        </w:rPr>
+      </w:pPr>
+      <w:bookmarkStart w:id="20" w:name="_Toc231556160"/>
+      <w:r>
+        <w:rPr>
+          <w:rFonts w:ascii="Times New Roman" w:hAnsi="Times New Roman" w:cs="Times New Roman"/>
+        </w:rPr>
         <w:t xml:space="preserve">Figure </w:t>
       </w:r>
-      <w:fldSimple w:instr=" SEQ Figure \* ARABIC ">
-        <w:r>
-          <w:rPr>
-            <w:noProof/>
-          </w:rPr>
-          <w:t>10</w:t>
-        </w:r>
-      </w:fldSimple>
-      <w:r>
+      <w:r>
+        <w:rPr>
+          <w:rFonts w:ascii="Times New Roman" w:hAnsi="Times New Roman" w:cs="Times New Roman"/>
+        </w:rPr>
+        <w:fldChar w:fldCharType="begin"/>
+      </w:r>
+      <w:r>
+        <w:rPr>
+          <w:rFonts w:ascii="Times New Roman" w:hAnsi="Times New Roman" w:cs="Times New Roman"/>
+        </w:rPr>
+        <w:instrText xml:space="preserve"> SEQ Figure \* ARABIC </w:instrText>
+      </w:r>
+      <w:r>
+        <w:rPr>
+          <w:rFonts w:ascii="Times New Roman" w:hAnsi="Times New Roman" w:cs="Times New Roman"/>
+        </w:rPr>
+        <w:fldChar w:fldCharType="separate"/>
+      </w:r>
+      <w:r>
+        <w:rPr>
+          <w:rFonts w:ascii="Times New Roman" w:hAnsi="Times New Roman" w:cs="Times New Roman"/>
+          <w:noProof/>
+        </w:rPr>
+        <w:t>10</w:t>
+      </w:r>
+      <w:r>
+        <w:rPr>
+          <w:rFonts w:ascii="Times New Roman" w:hAnsi="Times New Roman" w:cs="Times New Roman"/>
+          <w:noProof/>
+        </w:rPr>
+        <w:fldChar w:fldCharType="end"/>
+      </w:r>
+      <w:r>
+        <w:rPr>
+          <w:rFonts w:ascii="Times New Roman" w:hAnsi="Times New Roman" w:cs="Times New Roman"/>
+        </w:rPr>
         <w:t>: GUI Prototype in Canva</w:t>
       </w:r>
+      <w:bookmarkEnd w:id="20"/>
     </w:p>
     <w:p>
       <w:pPr>
@@ -1507,6 +5712,7 @@
           <w:szCs w:val="24"/>
         </w:rPr>
       </w:pPr>
+      <w:bookmarkStart w:id="21" w:name="_Toc231556138"/>
       <w:r>
         <w:rPr>
           <w:rFonts w:ascii="Times New Roman" w:hAnsi="Times New Roman" w:cs="Times New Roman"/>
@@ -1539,6 +5745,7 @@
         </w:rPr>
         <w:t>Project theme</w:t>
       </w:r>
+      <w:bookmarkEnd w:id="21"/>
     </w:p>
     <w:p>
       <w:pPr>
@@ -1575,6 +5782,7 @@
           <w:szCs w:val="24"/>
         </w:rPr>
       </w:pPr>
+      <w:bookmarkStart w:id="22" w:name="_Toc231556139"/>
       <w:r>
         <w:rPr>
           <w:rFonts w:ascii="Times New Roman" w:hAnsi="Times New Roman" w:cs="Times New Roman"/>
@@ -1599,6 +5807,7 @@
         </w:rPr>
         <w:t>Choosen technologies</w:t>
       </w:r>
+      <w:bookmarkEnd w:id="22"/>
     </w:p>
     <w:p>
       <w:pPr>
@@ -1745,6 +5954,7 @@
           <w:szCs w:val="24"/>
         </w:rPr>
       </w:pPr>
+      <w:bookmarkStart w:id="23" w:name="_Toc231556140"/>
       <w:r>
         <w:rPr>
           <w:rFonts w:ascii="Times New Roman" w:hAnsi="Times New Roman" w:cs="Times New Roman"/>
@@ -1777,6 +5987,7 @@
         </w:rPr>
         <w:t>Project Proposal Summary</w:t>
       </w:r>
+      <w:bookmarkEnd w:id="23"/>
     </w:p>
     <w:p>
       <w:pPr>
@@ -1844,6 +6055,7 @@
           <w:szCs w:val="24"/>
         </w:rPr>
       </w:pPr>
+      <w:bookmarkStart w:id="24" w:name="_Toc231556141"/>
       <w:r>
         <w:rPr>
           <w:rFonts w:ascii="Times New Roman" w:hAnsi="Times New Roman" w:cs="Times New Roman"/>
@@ -1868,22 +6080,23 @@
         </w:rPr>
         <w:t xml:space="preserve"> Reflection</w:t>
       </w:r>
-    </w:p>
-    <w:p>
-      <w:pPr>
-        <w:rPr>
-          <w:rFonts w:ascii="Times New Roman" w:hAnsi="Times New Roman" w:cs="Times New Roman"/>
-          <w:sz w:val="24"/>
-          <w:szCs w:val="24"/>
-        </w:rPr>
-      </w:pPr>
-      <w:r>
-        <w:rPr>
-          <w:rFonts w:ascii="Times New Roman" w:hAnsi="Times New Roman" w:cs="Times New Roman"/>
-          <w:sz w:val="24"/>
-          <w:szCs w:val="24"/>
-        </w:rPr>
-        <w:t xml:space="preserve">The system design was selected to provide a clean and user-friendly interface for voter management. Green and white colors were used to create a professional government-style </w:t>
+      <w:bookmarkEnd w:id="24"/>
+    </w:p>
+    <w:p>
+      <w:pPr>
+        <w:rPr>
+          <w:rFonts w:ascii="Times New Roman" w:hAnsi="Times New Roman" w:cs="Times New Roman"/>
+          <w:sz w:val="24"/>
+          <w:szCs w:val="24"/>
+        </w:rPr>
+      </w:pPr>
+      <w:r>
+        <w:rPr>
+          <w:rFonts w:ascii="Times New Roman" w:hAnsi="Times New Roman" w:cs="Times New Roman"/>
+          <w:sz w:val="24"/>
+          <w:szCs w:val="24"/>
+        </w:rPr>
+        <w:t xml:space="preserve">The system design was selected to provide a clean and user-friendly interface for voter management. Green and white colors were used to create a professional government-style appearance similar to official registration systems. The navigation structure was planned to reduce user clicks and improve accessibility by placing important modules within easy reach. </w:t>
       </w:r>
       <w:r>
         <w:rPr>
@@ -1892,11 +6105,23 @@
           <w:szCs w:val="24"/>
         </w:rPr>
         <w:lastRenderedPageBreak/>
-        <w:t>appearance similar to official registration systems. The navigation structure was planned to reduce user clicks and improve accessibility by placing important modules within easy reach. Mobile responsiveness was also considered to ensure usability on smaller devices. The intended users of the system include election administrators and registration officers who require an organized and efficient platform for managing voter information and reports.</w:t>
-      </w:r>
-    </w:p>
-    <w:p/>
-    <w:p/>
+        <w:t>Mobile responsiveness was also considered to ensure usability on smaller devices. The intended users of the system include election administrators and registration officers who require an organized and efficient platform for managing voter information and reports.</w:t>
+      </w:r>
+    </w:p>
+    <w:p>
+      <w:pPr>
+        <w:rPr>
+          <w:rFonts w:ascii="Times New Roman" w:hAnsi="Times New Roman" w:cs="Times New Roman"/>
+        </w:rPr>
+      </w:pPr>
+    </w:p>
+    <w:p>
+      <w:pPr>
+        <w:rPr>
+          <w:rFonts w:ascii="Times New Roman" w:hAnsi="Times New Roman" w:cs="Times New Roman"/>
+        </w:rPr>
+      </w:pPr>
+    </w:p>
     <w:p>
       <w:pPr>
         <w:pStyle w:val="Heading1"/>
@@ -1906,6 +6131,7 @@
           <w:szCs w:val="28"/>
         </w:rPr>
       </w:pPr>
+      <w:bookmarkStart w:id="25" w:name="_Toc231556142"/>
       <w:r>
         <w:rPr>
           <w:rFonts w:ascii="Times New Roman" w:hAnsi="Times New Roman" w:cs="Times New Roman"/>
@@ -1922,6 +6148,7 @@
         </w:rPr>
         <w:t>: Javascripts and PHP basics</w:t>
       </w:r>
+      <w:bookmarkEnd w:id="25"/>
     </w:p>
     <w:p>
       <w:pPr>
@@ -1932,6 +6159,7 @@
           <w:szCs w:val="24"/>
         </w:rPr>
       </w:pPr>
+      <w:bookmarkStart w:id="26" w:name="_Toc231556143"/>
       <w:r>
         <w:rPr>
           <w:rFonts w:ascii="Times New Roman" w:hAnsi="Times New Roman" w:cs="Times New Roman"/>
@@ -1948,6 +6176,7 @@
         </w:rPr>
         <w:t>Frontend Interection and Backend Foundations</w:t>
       </w:r>
+      <w:bookmarkEnd w:id="26"/>
     </w:p>
     <w:p>
       <w:pPr>
@@ -2022,24 +6251,56 @@
     <w:p>
       <w:pPr>
         <w:pStyle w:val="Caption"/>
-      </w:pPr>
-      <w:r>
+        <w:rPr>
+          <w:rFonts w:ascii="Times New Roman" w:hAnsi="Times New Roman" w:cs="Times New Roman"/>
+        </w:rPr>
+      </w:pPr>
+      <w:bookmarkStart w:id="27" w:name="_Toc231556161"/>
+      <w:r>
+        <w:rPr>
+          <w:rFonts w:ascii="Times New Roman" w:hAnsi="Times New Roman" w:cs="Times New Roman"/>
+        </w:rPr>
         <w:t xml:space="preserve">Figure </w:t>
       </w:r>
-      <w:fldSimple w:instr=" SEQ Figure \* ARABIC ">
-        <w:r>
-          <w:rPr>
-            <w:noProof/>
-          </w:rPr>
-          <w:t>11</w:t>
-        </w:r>
-      </w:fldSimple>
-      <w:r>
-        <w:t xml:space="preserve">: </w:t>
-      </w:r>
-      <w:r>
-        <w:t>JavaScript Form Validation</w:t>
-      </w:r>
+      <w:r>
+        <w:rPr>
+          <w:rFonts w:ascii="Times New Roman" w:hAnsi="Times New Roman" w:cs="Times New Roman"/>
+        </w:rPr>
+        <w:fldChar w:fldCharType="begin"/>
+      </w:r>
+      <w:r>
+        <w:rPr>
+          <w:rFonts w:ascii="Times New Roman" w:hAnsi="Times New Roman" w:cs="Times New Roman"/>
+        </w:rPr>
+        <w:instrText xml:space="preserve"> SEQ Figure \* ARABIC </w:instrText>
+      </w:r>
+      <w:r>
+        <w:rPr>
+          <w:rFonts w:ascii="Times New Roman" w:hAnsi="Times New Roman" w:cs="Times New Roman"/>
+        </w:rPr>
+        <w:fldChar w:fldCharType="separate"/>
+      </w:r>
+      <w:r>
+        <w:rPr>
+          <w:rFonts w:ascii="Times New Roman" w:hAnsi="Times New Roman" w:cs="Times New Roman"/>
+          <w:noProof/>
+        </w:rPr>
+        <w:t>11</w:t>
+      </w:r>
+      <w:r>
+        <w:rPr>
+          <w:rFonts w:ascii="Times New Roman" w:hAnsi="Times New Roman" w:cs="Times New Roman"/>
+          <w:noProof/>
+        </w:rPr>
+        <w:fldChar w:fldCharType="end"/>
+      </w:r>
+      <w:r>
+        <w:rPr>
+          <w:rFonts w:ascii="Times New Roman" w:hAnsi="Times New Roman" w:cs="Times New Roman"/>
+        </w:rPr>
+        <w:t>: JavaScript Form Validation</w:t>
+      </w:r>
+      <w:bookmarkEnd w:id="27"/>
     </w:p>
     <w:p>
       <w:pPr>
@@ -2073,7 +6334,7 @@
           <w14:ligatures w14:val="standardContextual"/>
         </w:rPr>
         <w:drawing>
-          <wp:inline distT="0" distB="0" distL="0" distR="0" wp14:anchorId="15373CC8" wp14:editId="1324994D">
+          <wp:inline distT="0" distB="0" distL="0" distR="0" wp14:anchorId="15373CC8" wp14:editId="2615A878">
             <wp:extent cx="3784044" cy="1695450"/>
             <wp:effectExtent l="0" t="0" r="6985" b="0"/>
             <wp:docPr id="1320728528" name="Picture 2"/>
@@ -2118,21 +6379,56 @@
     <w:p>
       <w:pPr>
         <w:pStyle w:val="Caption"/>
-      </w:pPr>
-      <w:r>
+        <w:rPr>
+          <w:rFonts w:ascii="Times New Roman" w:hAnsi="Times New Roman" w:cs="Times New Roman"/>
+        </w:rPr>
+      </w:pPr>
+      <w:bookmarkStart w:id="28" w:name="_Toc231556162"/>
+      <w:r>
+        <w:rPr>
+          <w:rFonts w:ascii="Times New Roman" w:hAnsi="Times New Roman" w:cs="Times New Roman"/>
+        </w:rPr>
         <w:t xml:space="preserve">Figure </w:t>
       </w:r>
-      <w:fldSimple w:instr=" SEQ Figure \* ARABIC ">
-        <w:r>
-          <w:rPr>
-            <w:noProof/>
-          </w:rPr>
-          <w:t>12</w:t>
-        </w:r>
-      </w:fldSimple>
-      <w:r>
+      <w:r>
+        <w:rPr>
+          <w:rFonts w:ascii="Times New Roman" w:hAnsi="Times New Roman" w:cs="Times New Roman"/>
+        </w:rPr>
+        <w:fldChar w:fldCharType="begin"/>
+      </w:r>
+      <w:r>
+        <w:rPr>
+          <w:rFonts w:ascii="Times New Roman" w:hAnsi="Times New Roman" w:cs="Times New Roman"/>
+        </w:rPr>
+        <w:instrText xml:space="preserve"> SEQ Figure \* ARABIC </w:instrText>
+      </w:r>
+      <w:r>
+        <w:rPr>
+          <w:rFonts w:ascii="Times New Roman" w:hAnsi="Times New Roman" w:cs="Times New Roman"/>
+        </w:rPr>
+        <w:fldChar w:fldCharType="separate"/>
+      </w:r>
+      <w:r>
+        <w:rPr>
+          <w:rFonts w:ascii="Times New Roman" w:hAnsi="Times New Roman" w:cs="Times New Roman"/>
+          <w:noProof/>
+        </w:rPr>
+        <w:t>12</w:t>
+      </w:r>
+      <w:r>
+        <w:rPr>
+          <w:rFonts w:ascii="Times New Roman" w:hAnsi="Times New Roman" w:cs="Times New Roman"/>
+          <w:noProof/>
+        </w:rPr>
+        <w:fldChar w:fldCharType="end"/>
+      </w:r>
+      <w:r>
+        <w:rPr>
+          <w:rFonts w:ascii="Times New Roman" w:hAnsi="Times New Roman" w:cs="Times New Roman"/>
+        </w:rPr>
         <w:t>: Password Strength Checker</w:t>
       </w:r>
+      <w:bookmarkEnd w:id="28"/>
     </w:p>
     <w:p>
       <w:pPr>
@@ -2226,20 +6522,52 @@
           <w:szCs w:val="24"/>
         </w:rPr>
       </w:pPr>
-      <w:r>
+      <w:bookmarkStart w:id="29" w:name="_Toc231556163"/>
+      <w:r>
+        <w:rPr>
+          <w:rFonts w:ascii="Times New Roman" w:hAnsi="Times New Roman" w:cs="Times New Roman"/>
+        </w:rPr>
         <w:t xml:space="preserve">Figure </w:t>
       </w:r>
-      <w:fldSimple w:instr=" SEQ Figure \* ARABIC ">
-        <w:r>
-          <w:rPr>
-            <w:noProof/>
-          </w:rPr>
-          <w:t>13</w:t>
-        </w:r>
-      </w:fldSimple>
-      <w:r>
+      <w:r>
+        <w:rPr>
+          <w:rFonts w:ascii="Times New Roman" w:hAnsi="Times New Roman" w:cs="Times New Roman"/>
+        </w:rPr>
+        <w:fldChar w:fldCharType="begin"/>
+      </w:r>
+      <w:r>
+        <w:rPr>
+          <w:rFonts w:ascii="Times New Roman" w:hAnsi="Times New Roman" w:cs="Times New Roman"/>
+        </w:rPr>
+        <w:instrText xml:space="preserve"> SEQ Figure \* ARABIC </w:instrText>
+      </w:r>
+      <w:r>
+        <w:rPr>
+          <w:rFonts w:ascii="Times New Roman" w:hAnsi="Times New Roman" w:cs="Times New Roman"/>
+        </w:rPr>
+        <w:fldChar w:fldCharType="separate"/>
+      </w:r>
+      <w:r>
+        <w:rPr>
+          <w:rFonts w:ascii="Times New Roman" w:hAnsi="Times New Roman" w:cs="Times New Roman"/>
+          <w:noProof/>
+        </w:rPr>
+        <w:t>13</w:t>
+      </w:r>
+      <w:r>
+        <w:rPr>
+          <w:rFonts w:ascii="Times New Roman" w:hAnsi="Times New Roman" w:cs="Times New Roman"/>
+          <w:noProof/>
+        </w:rPr>
+        <w:fldChar w:fldCharType="end"/>
+      </w:r>
+      <w:r>
+        <w:rPr>
+          <w:rFonts w:ascii="Times New Roman" w:hAnsi="Times New Roman" w:cs="Times New Roman"/>
+        </w:rPr>
         <w:t>: PHP Syntax Practice</w:t>
       </w:r>
+      <w:bookmarkEnd w:id="29"/>
     </w:p>
     <w:p>
       <w:pPr>
@@ -2307,21 +6635,56 @@
     <w:p>
       <w:pPr>
         <w:pStyle w:val="Caption"/>
-      </w:pPr>
-      <w:r>
+        <w:rPr>
+          <w:rFonts w:ascii="Times New Roman" w:hAnsi="Times New Roman" w:cs="Times New Roman"/>
+        </w:rPr>
+      </w:pPr>
+      <w:bookmarkStart w:id="30" w:name="_Toc231556164"/>
+      <w:r>
+        <w:rPr>
+          <w:rFonts w:ascii="Times New Roman" w:hAnsi="Times New Roman" w:cs="Times New Roman"/>
+        </w:rPr>
         <w:t xml:space="preserve">Figure </w:t>
       </w:r>
-      <w:fldSimple w:instr=" SEQ Figure \* ARABIC ">
-        <w:r>
-          <w:rPr>
-            <w:noProof/>
-          </w:rPr>
-          <w:t>14</w:t>
-        </w:r>
-      </w:fldSimple>
-      <w:r>
+      <w:r>
+        <w:rPr>
+          <w:rFonts w:ascii="Times New Roman" w:hAnsi="Times New Roman" w:cs="Times New Roman"/>
+        </w:rPr>
+        <w:fldChar w:fldCharType="begin"/>
+      </w:r>
+      <w:r>
+        <w:rPr>
+          <w:rFonts w:ascii="Times New Roman" w:hAnsi="Times New Roman" w:cs="Times New Roman"/>
+        </w:rPr>
+        <w:instrText xml:space="preserve"> SEQ Figure \* ARABIC </w:instrText>
+      </w:r>
+      <w:r>
+        <w:rPr>
+          <w:rFonts w:ascii="Times New Roman" w:hAnsi="Times New Roman" w:cs="Times New Roman"/>
+        </w:rPr>
+        <w:fldChar w:fldCharType="separate"/>
+      </w:r>
+      <w:r>
+        <w:rPr>
+          <w:rFonts w:ascii="Times New Roman" w:hAnsi="Times New Roman" w:cs="Times New Roman"/>
+          <w:noProof/>
+        </w:rPr>
+        <w:t>14</w:t>
+      </w:r>
+      <w:r>
+        <w:rPr>
+          <w:rFonts w:ascii="Times New Roman" w:hAnsi="Times New Roman" w:cs="Times New Roman"/>
+          <w:noProof/>
+        </w:rPr>
+        <w:fldChar w:fldCharType="end"/>
+      </w:r>
+      <w:r>
+        <w:rPr>
+          <w:rFonts w:ascii="Times New Roman" w:hAnsi="Times New Roman" w:cs="Times New Roman"/>
+        </w:rPr>
         <w:t>: Database Connection Script</w:t>
       </w:r>
+      <w:bookmarkEnd w:id="30"/>
     </w:p>
     <w:p>
       <w:pPr>
@@ -2400,23 +6763,64 @@
     <w:p>
       <w:pPr>
         <w:pStyle w:val="Caption"/>
-      </w:pPr>
-      <w:r>
+        <w:rPr>
+          <w:rFonts w:ascii="Times New Roman" w:hAnsi="Times New Roman" w:cs="Times New Roman"/>
+        </w:rPr>
+      </w:pPr>
+      <w:bookmarkStart w:id="31" w:name="_Toc231556165"/>
+      <w:r>
+        <w:rPr>
+          <w:rFonts w:ascii="Times New Roman" w:hAnsi="Times New Roman" w:cs="Times New Roman"/>
+        </w:rPr>
         <w:t xml:space="preserve">Figure </w:t>
       </w:r>
-      <w:fldSimple w:instr=" SEQ Figure \* ARABIC ">
-        <w:r>
-          <w:rPr>
-            <w:noProof/>
-          </w:rPr>
-          <w:t>15</w:t>
-        </w:r>
-      </w:fldSimple>
-      <w:r>
+      <w:r>
+        <w:rPr>
+          <w:rFonts w:ascii="Times New Roman" w:hAnsi="Times New Roman" w:cs="Times New Roman"/>
+        </w:rPr>
+        <w:fldChar w:fldCharType="begin"/>
+      </w:r>
+      <w:r>
+        <w:rPr>
+          <w:rFonts w:ascii="Times New Roman" w:hAnsi="Times New Roman" w:cs="Times New Roman"/>
+        </w:rPr>
+        <w:instrText xml:space="preserve"> SEQ Figure \* ARABIC </w:instrText>
+      </w:r>
+      <w:r>
+        <w:rPr>
+          <w:rFonts w:ascii="Times New Roman" w:hAnsi="Times New Roman" w:cs="Times New Roman"/>
+        </w:rPr>
+        <w:fldChar w:fldCharType="separate"/>
+      </w:r>
+      <w:r>
+        <w:rPr>
+          <w:rFonts w:ascii="Times New Roman" w:hAnsi="Times New Roman" w:cs="Times New Roman"/>
+          <w:noProof/>
+        </w:rPr>
+        <w:t>15</w:t>
+      </w:r>
+      <w:r>
+        <w:rPr>
+          <w:rFonts w:ascii="Times New Roman" w:hAnsi="Times New Roman" w:cs="Times New Roman"/>
+          <w:noProof/>
+        </w:rPr>
+        <w:fldChar w:fldCharType="end"/>
+      </w:r>
+      <w:r>
+        <w:rPr>
+          <w:rFonts w:ascii="Times New Roman" w:hAnsi="Times New Roman" w:cs="Times New Roman"/>
+        </w:rPr>
         <w:t>: Dynamic User Input Handling</w:t>
       </w:r>
-    </w:p>
-    <w:p/>
+      <w:bookmarkEnd w:id="31"/>
+    </w:p>
+    <w:p>
+      <w:pPr>
+        <w:rPr>
+          <w:rFonts w:ascii="Times New Roman" w:hAnsi="Times New Roman" w:cs="Times New Roman"/>
+        </w:rPr>
+      </w:pPr>
+    </w:p>
     <w:p>
       <w:pPr>
         <w:pStyle w:val="Heading2"/>
@@ -2426,6 +6830,7 @@
           <w:szCs w:val="24"/>
         </w:rPr>
       </w:pPr>
+      <w:bookmarkStart w:id="32" w:name="_Toc231556144"/>
       <w:r>
         <w:rPr>
           <w:rFonts w:ascii="Times New Roman" w:hAnsi="Times New Roman" w:cs="Times New Roman"/>
@@ -2435,6 +6840,7 @@
         <w:lastRenderedPageBreak/>
         <w:t>3.2 Reflection</w:t>
       </w:r>
+      <w:bookmarkEnd w:id="32"/>
     </w:p>
     <w:p>
       <w:pPr>
@@ -2480,6 +6886,7 @@
           <w:szCs w:val="28"/>
         </w:rPr>
       </w:pPr>
+      <w:bookmarkStart w:id="33" w:name="_Toc231556145"/>
       <w:r>
         <w:rPr>
           <w:rFonts w:ascii="Times New Roman" w:hAnsi="Times New Roman" w:cs="Times New Roman"/>
@@ -2488,6 +6895,7 @@
         </w:rPr>
         <w:t>Week 4: Backend Processing and User Authentication</w:t>
       </w:r>
+      <w:bookmarkEnd w:id="33"/>
     </w:p>
     <w:p>
       <w:pPr>
@@ -2498,6 +6906,7 @@
           <w:szCs w:val="24"/>
         </w:rPr>
       </w:pPr>
+      <w:bookmarkStart w:id="34" w:name="_Toc231556146"/>
       <w:r>
         <w:rPr>
           <w:rFonts w:ascii="Times New Roman" w:eastAsia="Times New Roman" w:hAnsi="Times New Roman" w:cs="Times New Roman"/>
@@ -2514,11 +6923,24 @@
         </w:rPr>
         <w:t>Server-Side Components and Backend Development Foundations</w:t>
       </w:r>
-    </w:p>
-    <w:p/>
-    <w:p>
-      <w:r>
-        <w:rPr>
+      <w:bookmarkEnd w:id="34"/>
+    </w:p>
+    <w:p>
+      <w:pPr>
+        <w:rPr>
+          <w:rFonts w:ascii="Times New Roman" w:hAnsi="Times New Roman" w:cs="Times New Roman"/>
+        </w:rPr>
+      </w:pPr>
+    </w:p>
+    <w:p>
+      <w:pPr>
+        <w:rPr>
+          <w:rFonts w:ascii="Times New Roman" w:hAnsi="Times New Roman" w:cs="Times New Roman"/>
+        </w:rPr>
+      </w:pPr>
+      <w:r>
+        <w:rPr>
+          <w:rFonts w:ascii="Times New Roman" w:hAnsi="Times New Roman" w:cs="Times New Roman"/>
           <w:noProof/>
           <w14:ligatures w14:val="standardContextual"/>
         </w:rPr>
@@ -2568,26 +6990,73 @@
     <w:p>
       <w:pPr>
         <w:pStyle w:val="Caption"/>
-      </w:pPr>
-      <w:r>
+        <w:rPr>
+          <w:rFonts w:ascii="Times New Roman" w:hAnsi="Times New Roman" w:cs="Times New Roman"/>
+        </w:rPr>
+      </w:pPr>
+      <w:bookmarkStart w:id="35" w:name="_Toc231556166"/>
+      <w:r>
+        <w:rPr>
+          <w:rFonts w:ascii="Times New Roman" w:hAnsi="Times New Roman" w:cs="Times New Roman"/>
+        </w:rPr>
         <w:t xml:space="preserve">Figure </w:t>
       </w:r>
-      <w:fldSimple w:instr=" SEQ Figure \* ARABIC ">
-        <w:r>
-          <w:rPr>
-            <w:noProof/>
-          </w:rPr>
-          <w:t>16</w:t>
-        </w:r>
-      </w:fldSimple>
-      <w:r>
+      <w:r>
+        <w:rPr>
+          <w:rFonts w:ascii="Times New Roman" w:hAnsi="Times New Roman" w:cs="Times New Roman"/>
+        </w:rPr>
+        <w:fldChar w:fldCharType="begin"/>
+      </w:r>
+      <w:r>
+        <w:rPr>
+          <w:rFonts w:ascii="Times New Roman" w:hAnsi="Times New Roman" w:cs="Times New Roman"/>
+        </w:rPr>
+        <w:instrText xml:space="preserve"> SEQ Figure \* ARABIC </w:instrText>
+      </w:r>
+      <w:r>
+        <w:rPr>
+          <w:rFonts w:ascii="Times New Roman" w:hAnsi="Times New Roman" w:cs="Times New Roman"/>
+        </w:rPr>
+        <w:fldChar w:fldCharType="separate"/>
+      </w:r>
+      <w:r>
+        <w:rPr>
+          <w:rFonts w:ascii="Times New Roman" w:hAnsi="Times New Roman" w:cs="Times New Roman"/>
+          <w:noProof/>
+        </w:rPr>
+        <w:t>16</w:t>
+      </w:r>
+      <w:r>
+        <w:rPr>
+          <w:rFonts w:ascii="Times New Roman" w:hAnsi="Times New Roman" w:cs="Times New Roman"/>
+          <w:noProof/>
+        </w:rPr>
+        <w:fldChar w:fldCharType="end"/>
+      </w:r>
+      <w:r>
+        <w:rPr>
+          <w:rFonts w:ascii="Times New Roman" w:hAnsi="Times New Roman" w:cs="Times New Roman"/>
+        </w:rPr>
         <w:t>: Admin Login Page</w:t>
       </w:r>
-    </w:p>
-    <w:p/>
-    <w:p>
-      <w:r>
-        <w:rPr>
+      <w:bookmarkEnd w:id="35"/>
+    </w:p>
+    <w:p>
+      <w:pPr>
+        <w:rPr>
+          <w:rFonts w:ascii="Times New Roman" w:hAnsi="Times New Roman" w:cs="Times New Roman"/>
+        </w:rPr>
+      </w:pPr>
+    </w:p>
+    <w:p>
+      <w:pPr>
+        <w:rPr>
+          <w:rFonts w:ascii="Times New Roman" w:hAnsi="Times New Roman" w:cs="Times New Roman"/>
+        </w:rPr>
+      </w:pPr>
+      <w:r>
+        <w:rPr>
+          <w:rFonts w:ascii="Times New Roman" w:hAnsi="Times New Roman" w:cs="Times New Roman"/>
           <w:noProof/>
           <w14:ligatures w14:val="standardContextual"/>
         </w:rPr>
@@ -2637,27 +7106,74 @@
     <w:p>
       <w:pPr>
         <w:pStyle w:val="Caption"/>
-      </w:pPr>
-      <w:r>
+        <w:rPr>
+          <w:rFonts w:ascii="Times New Roman" w:hAnsi="Times New Roman" w:cs="Times New Roman"/>
+        </w:rPr>
+      </w:pPr>
+      <w:bookmarkStart w:id="36" w:name="_Toc231556167"/>
+      <w:r>
+        <w:rPr>
+          <w:rFonts w:ascii="Times New Roman" w:hAnsi="Times New Roman" w:cs="Times New Roman"/>
+        </w:rPr>
         <w:lastRenderedPageBreak/>
         <w:t xml:space="preserve">Figure </w:t>
       </w:r>
-      <w:fldSimple w:instr=" SEQ Figure \* ARABIC ">
-        <w:r>
-          <w:rPr>
-            <w:noProof/>
-          </w:rPr>
-          <w:t>17</w:t>
-        </w:r>
-      </w:fldSimple>
-      <w:r>
+      <w:r>
+        <w:rPr>
+          <w:rFonts w:ascii="Times New Roman" w:hAnsi="Times New Roman" w:cs="Times New Roman"/>
+        </w:rPr>
+        <w:fldChar w:fldCharType="begin"/>
+      </w:r>
+      <w:r>
+        <w:rPr>
+          <w:rFonts w:ascii="Times New Roman" w:hAnsi="Times New Roman" w:cs="Times New Roman"/>
+        </w:rPr>
+        <w:instrText xml:space="preserve"> SEQ Figure \* ARABIC </w:instrText>
+      </w:r>
+      <w:r>
+        <w:rPr>
+          <w:rFonts w:ascii="Times New Roman" w:hAnsi="Times New Roman" w:cs="Times New Roman"/>
+        </w:rPr>
+        <w:fldChar w:fldCharType="separate"/>
+      </w:r>
+      <w:r>
+        <w:rPr>
+          <w:rFonts w:ascii="Times New Roman" w:hAnsi="Times New Roman" w:cs="Times New Roman"/>
+          <w:noProof/>
+        </w:rPr>
+        <w:t>17</w:t>
+      </w:r>
+      <w:r>
+        <w:rPr>
+          <w:rFonts w:ascii="Times New Roman" w:hAnsi="Times New Roman" w:cs="Times New Roman"/>
+          <w:noProof/>
+        </w:rPr>
+        <w:fldChar w:fldCharType="end"/>
+      </w:r>
+      <w:r>
+        <w:rPr>
+          <w:rFonts w:ascii="Times New Roman" w:hAnsi="Times New Roman" w:cs="Times New Roman"/>
+        </w:rPr>
         <w:t>: Form Validation System</w:t>
       </w:r>
-    </w:p>
-    <w:p/>
-    <w:p>
-      <w:r>
-        <w:rPr>
+      <w:bookmarkEnd w:id="36"/>
+    </w:p>
+    <w:p>
+      <w:pPr>
+        <w:rPr>
+          <w:rFonts w:ascii="Times New Roman" w:hAnsi="Times New Roman" w:cs="Times New Roman"/>
+        </w:rPr>
+      </w:pPr>
+    </w:p>
+    <w:p>
+      <w:pPr>
+        <w:rPr>
+          <w:rFonts w:ascii="Times New Roman" w:hAnsi="Times New Roman" w:cs="Times New Roman"/>
+        </w:rPr>
+      </w:pPr>
+      <w:r>
+        <w:rPr>
+          <w:rFonts w:ascii="Times New Roman" w:hAnsi="Times New Roman" w:cs="Times New Roman"/>
           <w:noProof/>
           <w14:ligatures w14:val="standardContextual"/>
         </w:rPr>
@@ -2707,26 +7223,73 @@
     <w:p>
       <w:pPr>
         <w:pStyle w:val="Caption"/>
-      </w:pPr>
-      <w:r>
+        <w:rPr>
+          <w:rFonts w:ascii="Times New Roman" w:hAnsi="Times New Roman" w:cs="Times New Roman"/>
+        </w:rPr>
+      </w:pPr>
+      <w:bookmarkStart w:id="37" w:name="_Toc231556168"/>
+      <w:r>
+        <w:rPr>
+          <w:rFonts w:ascii="Times New Roman" w:hAnsi="Times New Roman" w:cs="Times New Roman"/>
+        </w:rPr>
         <w:t xml:space="preserve">Figure </w:t>
       </w:r>
-      <w:fldSimple w:instr=" SEQ Figure \* ARABIC ">
-        <w:r>
-          <w:rPr>
-            <w:noProof/>
-          </w:rPr>
-          <w:t>18</w:t>
-        </w:r>
-      </w:fldSimple>
-      <w:r>
+      <w:r>
+        <w:rPr>
+          <w:rFonts w:ascii="Times New Roman" w:hAnsi="Times New Roman" w:cs="Times New Roman"/>
+        </w:rPr>
+        <w:fldChar w:fldCharType="begin"/>
+      </w:r>
+      <w:r>
+        <w:rPr>
+          <w:rFonts w:ascii="Times New Roman" w:hAnsi="Times New Roman" w:cs="Times New Roman"/>
+        </w:rPr>
+        <w:instrText xml:space="preserve"> SEQ Figure \* ARABIC </w:instrText>
+      </w:r>
+      <w:r>
+        <w:rPr>
+          <w:rFonts w:ascii="Times New Roman" w:hAnsi="Times New Roman" w:cs="Times New Roman"/>
+        </w:rPr>
+        <w:fldChar w:fldCharType="separate"/>
+      </w:r>
+      <w:r>
+        <w:rPr>
+          <w:rFonts w:ascii="Times New Roman" w:hAnsi="Times New Roman" w:cs="Times New Roman"/>
+          <w:noProof/>
+        </w:rPr>
+        <w:t>18</w:t>
+      </w:r>
+      <w:r>
+        <w:rPr>
+          <w:rFonts w:ascii="Times New Roman" w:hAnsi="Times New Roman" w:cs="Times New Roman"/>
+          <w:noProof/>
+        </w:rPr>
+        <w:fldChar w:fldCharType="end"/>
+      </w:r>
+      <w:r>
+        <w:rPr>
+          <w:rFonts w:ascii="Times New Roman" w:hAnsi="Times New Roman" w:cs="Times New Roman"/>
+        </w:rPr>
         <w:t>: PHP Processing Page</w:t>
       </w:r>
-    </w:p>
-    <w:p/>
-    <w:p>
-      <w:r>
-        <w:rPr>
+      <w:bookmarkEnd w:id="37"/>
+    </w:p>
+    <w:p>
+      <w:pPr>
+        <w:rPr>
+          <w:rFonts w:ascii="Times New Roman" w:hAnsi="Times New Roman" w:cs="Times New Roman"/>
+        </w:rPr>
+      </w:pPr>
+    </w:p>
+    <w:p>
+      <w:pPr>
+        <w:rPr>
+          <w:rFonts w:ascii="Times New Roman" w:hAnsi="Times New Roman" w:cs="Times New Roman"/>
+        </w:rPr>
+      </w:pPr>
+      <w:r>
+        <w:rPr>
+          <w:rFonts w:ascii="Times New Roman" w:hAnsi="Times New Roman" w:cs="Times New Roman"/>
           <w:noProof/>
           <w14:ligatures w14:val="standardContextual"/>
         </w:rPr>
@@ -2776,31 +7339,78 @@
     <w:p>
       <w:pPr>
         <w:pStyle w:val="Caption"/>
-      </w:pPr>
-      <w:r>
+        <w:rPr>
+          <w:rFonts w:ascii="Times New Roman" w:hAnsi="Times New Roman" w:cs="Times New Roman"/>
+        </w:rPr>
+      </w:pPr>
+      <w:bookmarkStart w:id="38" w:name="_Toc231556169"/>
+      <w:r>
+        <w:rPr>
+          <w:rFonts w:ascii="Times New Roman" w:hAnsi="Times New Roman" w:cs="Times New Roman"/>
+        </w:rPr>
         <w:t xml:space="preserve">Figure </w:t>
       </w:r>
-      <w:fldSimple w:instr=" SEQ Figure \* ARABIC ">
-        <w:r>
-          <w:rPr>
-            <w:noProof/>
-          </w:rPr>
-          <w:t>19</w:t>
-        </w:r>
-      </w:fldSimple>
-      <w:r>
+      <w:r>
+        <w:rPr>
+          <w:rFonts w:ascii="Times New Roman" w:hAnsi="Times New Roman" w:cs="Times New Roman"/>
+        </w:rPr>
+        <w:fldChar w:fldCharType="begin"/>
+      </w:r>
+      <w:r>
+        <w:rPr>
+          <w:rFonts w:ascii="Times New Roman" w:hAnsi="Times New Roman" w:cs="Times New Roman"/>
+        </w:rPr>
+        <w:instrText xml:space="preserve"> SEQ Figure \* ARABIC </w:instrText>
+      </w:r>
+      <w:r>
+        <w:rPr>
+          <w:rFonts w:ascii="Times New Roman" w:hAnsi="Times New Roman" w:cs="Times New Roman"/>
+        </w:rPr>
+        <w:fldChar w:fldCharType="separate"/>
+      </w:r>
+      <w:r>
+        <w:rPr>
+          <w:rFonts w:ascii="Times New Roman" w:hAnsi="Times New Roman" w:cs="Times New Roman"/>
+          <w:noProof/>
+        </w:rPr>
+        <w:t>19</w:t>
+      </w:r>
+      <w:r>
+        <w:rPr>
+          <w:rFonts w:ascii="Times New Roman" w:hAnsi="Times New Roman" w:cs="Times New Roman"/>
+          <w:noProof/>
+        </w:rPr>
+        <w:fldChar w:fldCharType="end"/>
+      </w:r>
+      <w:r>
+        <w:rPr>
+          <w:rFonts w:ascii="Times New Roman" w:hAnsi="Times New Roman" w:cs="Times New Roman"/>
+        </w:rPr>
         <w:t>: Backend Folder Structure</w:t>
       </w:r>
-    </w:p>
-    <w:p/>
-    <w:p>
-      <w:r>
-        <w:rPr>
+      <w:bookmarkEnd w:id="38"/>
+    </w:p>
+    <w:p>
+      <w:pPr>
+        <w:rPr>
+          <w:rFonts w:ascii="Times New Roman" w:hAnsi="Times New Roman" w:cs="Times New Roman"/>
+        </w:rPr>
+      </w:pPr>
+    </w:p>
+    <w:p>
+      <w:pPr>
+        <w:rPr>
+          <w:rFonts w:ascii="Times New Roman" w:hAnsi="Times New Roman" w:cs="Times New Roman"/>
+        </w:rPr>
+      </w:pPr>
+      <w:r>
+        <w:rPr>
+          <w:rFonts w:ascii="Times New Roman" w:hAnsi="Times New Roman" w:cs="Times New Roman"/>
           <w:noProof/>
           <w14:ligatures w14:val="standardContextual"/>
         </w:rPr>
         <w:drawing>
-          <wp:inline distT="0" distB="0" distL="0" distR="0" wp14:anchorId="205A466E" wp14:editId="0699E0F0">
+          <wp:inline distT="0" distB="0" distL="0" distR="0" wp14:anchorId="205A466E" wp14:editId="3908EA6A">
             <wp:extent cx="4425950" cy="2065495"/>
             <wp:effectExtent l="0" t="0" r="0" b="0"/>
             <wp:docPr id="160909079" name="Picture 8"/>
@@ -2845,23 +7455,64 @@
     <w:p>
       <w:pPr>
         <w:pStyle w:val="Caption"/>
-      </w:pPr>
-      <w:r>
+        <w:rPr>
+          <w:rFonts w:ascii="Times New Roman" w:hAnsi="Times New Roman" w:cs="Times New Roman"/>
+        </w:rPr>
+      </w:pPr>
+      <w:bookmarkStart w:id="39" w:name="_Toc231556170"/>
+      <w:r>
+        <w:rPr>
+          <w:rFonts w:ascii="Times New Roman" w:hAnsi="Times New Roman" w:cs="Times New Roman"/>
+        </w:rPr>
         <w:t xml:space="preserve">Figure </w:t>
       </w:r>
-      <w:fldSimple w:instr=" SEQ Figure \* ARABIC ">
-        <w:r>
-          <w:rPr>
-            <w:noProof/>
-          </w:rPr>
-          <w:t>20</w:t>
-        </w:r>
-      </w:fldSimple>
-      <w:r>
+      <w:r>
+        <w:rPr>
+          <w:rFonts w:ascii="Times New Roman" w:hAnsi="Times New Roman" w:cs="Times New Roman"/>
+        </w:rPr>
+        <w:fldChar w:fldCharType="begin"/>
+      </w:r>
+      <w:r>
+        <w:rPr>
+          <w:rFonts w:ascii="Times New Roman" w:hAnsi="Times New Roman" w:cs="Times New Roman"/>
+        </w:rPr>
+        <w:instrText xml:space="preserve"> SEQ Figure \* ARABIC </w:instrText>
+      </w:r>
+      <w:r>
+        <w:rPr>
+          <w:rFonts w:ascii="Times New Roman" w:hAnsi="Times New Roman" w:cs="Times New Roman"/>
+        </w:rPr>
+        <w:fldChar w:fldCharType="separate"/>
+      </w:r>
+      <w:r>
+        <w:rPr>
+          <w:rFonts w:ascii="Times New Roman" w:hAnsi="Times New Roman" w:cs="Times New Roman"/>
+          <w:noProof/>
+        </w:rPr>
+        <w:t>20</w:t>
+      </w:r>
+      <w:r>
+        <w:rPr>
+          <w:rFonts w:ascii="Times New Roman" w:hAnsi="Times New Roman" w:cs="Times New Roman"/>
+          <w:noProof/>
+        </w:rPr>
+        <w:fldChar w:fldCharType="end"/>
+      </w:r>
+      <w:r>
+        <w:rPr>
+          <w:rFonts w:ascii="Times New Roman" w:hAnsi="Times New Roman" w:cs="Times New Roman"/>
+        </w:rPr>
         <w:t>: Session Welcome Page</w:t>
       </w:r>
-    </w:p>
-    <w:p/>
+      <w:bookmarkEnd w:id="39"/>
+    </w:p>
+    <w:p>
+      <w:pPr>
+        <w:rPr>
+          <w:rFonts w:ascii="Times New Roman" w:hAnsi="Times New Roman" w:cs="Times New Roman"/>
+        </w:rPr>
+      </w:pPr>
+    </w:p>
     <w:p>
       <w:pPr>
         <w:pStyle w:val="Heading2"/>
@@ -2871,6 +7522,7 @@
           <w:szCs w:val="24"/>
         </w:rPr>
       </w:pPr>
+      <w:bookmarkStart w:id="40" w:name="_Toc231556147"/>
       <w:r>
         <w:rPr>
           <w:rFonts w:ascii="Times New Roman" w:hAnsi="Times New Roman" w:cs="Times New Roman"/>
@@ -2903,6 +7555,7 @@
         </w:rPr>
         <w:t>Reflection</w:t>
       </w:r>
+      <w:bookmarkEnd w:id="40"/>
     </w:p>
     <w:p>
       <w:pPr>
@@ -2948,6 +7601,7 @@
           <w:szCs w:val="28"/>
         </w:rPr>
       </w:pPr>
+      <w:bookmarkStart w:id="41" w:name="_Toc231556148"/>
       <w:r>
         <w:rPr>
           <w:rFonts w:ascii="Times New Roman" w:hAnsi="Times New Roman" w:cs="Times New Roman"/>
@@ -2972,6 +7626,7 @@
         </w:rPr>
         <w:t>Database Components and CRUD Operations</w:t>
       </w:r>
+      <w:bookmarkEnd w:id="41"/>
     </w:p>
     <w:p>
       <w:pPr>
@@ -2982,27 +7637,33 @@
           <w:szCs w:val="24"/>
         </w:rPr>
       </w:pPr>
-      <w:r>
-        <w:rPr>
-          <w:rFonts w:ascii="Times New Roman" w:hAnsi="Times New Roman" w:cs="Times New Roman"/>
-          <w:sz w:val="24"/>
-          <w:szCs w:val="24"/>
-        </w:rPr>
-        <w:t xml:space="preserve">5.1 </w:t>
-      </w:r>
-      <w:r>
-        <w:rPr>
-          <w:rFonts w:ascii="Times New Roman" w:hAnsi="Times New Roman" w:cs="Times New Roman"/>
-          <w:sz w:val="24"/>
-          <w:szCs w:val="24"/>
-        </w:rPr>
-        <w:t>Building Database-Driven Web Applications</w:t>
-      </w:r>
-    </w:p>
-    <w:p/>
-    <w:p>
-      <w:r>
-        <w:rPr>
+      <w:bookmarkStart w:id="42" w:name="_Toc231556149"/>
+      <w:r>
+        <w:rPr>
+          <w:rFonts w:ascii="Times New Roman" w:hAnsi="Times New Roman" w:cs="Times New Roman"/>
+          <w:sz w:val="24"/>
+          <w:szCs w:val="24"/>
+        </w:rPr>
+        <w:t>5.1 Building Database-Driven Web Applications</w:t>
+      </w:r>
+      <w:bookmarkEnd w:id="42"/>
+    </w:p>
+    <w:p>
+      <w:pPr>
+        <w:rPr>
+          <w:rFonts w:ascii="Times New Roman" w:hAnsi="Times New Roman" w:cs="Times New Roman"/>
+        </w:rPr>
+      </w:pPr>
+    </w:p>
+    <w:p>
+      <w:pPr>
+        <w:rPr>
+          <w:rFonts w:ascii="Times New Roman" w:hAnsi="Times New Roman" w:cs="Times New Roman"/>
+        </w:rPr>
+      </w:pPr>
+      <w:r>
+        <w:rPr>
+          <w:rFonts w:ascii="Times New Roman" w:hAnsi="Times New Roman" w:cs="Times New Roman"/>
           <w:noProof/>
           <w14:ligatures w14:val="standardContextual"/>
         </w:rPr>
@@ -3052,28 +7713,66 @@
     <w:p>
       <w:pPr>
         <w:pStyle w:val="Caption"/>
-      </w:pPr>
-      <w:r>
+        <w:rPr>
+          <w:rFonts w:ascii="Times New Roman" w:hAnsi="Times New Roman" w:cs="Times New Roman"/>
+        </w:rPr>
+      </w:pPr>
+      <w:bookmarkStart w:id="43" w:name="_Toc231556171"/>
+      <w:r>
+        <w:rPr>
+          <w:rFonts w:ascii="Times New Roman" w:hAnsi="Times New Roman" w:cs="Times New Roman"/>
+        </w:rPr>
         <w:t xml:space="preserve">Figure </w:t>
       </w:r>
-      <w:fldSimple w:instr=" SEQ Figure \* ARABIC ">
-        <w:r>
-          <w:rPr>
-            <w:noProof/>
-          </w:rPr>
-          <w:t>21</w:t>
-        </w:r>
-      </w:fldSimple>
-      <w:r>
-        <w:t>:</w:t>
-      </w:r>
-      <w:r>
-        <w:t xml:space="preserve"> Users Table Creation</w:t>
-      </w:r>
-    </w:p>
-    <w:p>
-      <w:r>
-        <w:rPr>
+      <w:r>
+        <w:rPr>
+          <w:rFonts w:ascii="Times New Roman" w:hAnsi="Times New Roman" w:cs="Times New Roman"/>
+        </w:rPr>
+        <w:fldChar w:fldCharType="begin"/>
+      </w:r>
+      <w:r>
+        <w:rPr>
+          <w:rFonts w:ascii="Times New Roman" w:hAnsi="Times New Roman" w:cs="Times New Roman"/>
+        </w:rPr>
+        <w:instrText xml:space="preserve"> SEQ Figure \* ARABIC </w:instrText>
+      </w:r>
+      <w:r>
+        <w:rPr>
+          <w:rFonts w:ascii="Times New Roman" w:hAnsi="Times New Roman" w:cs="Times New Roman"/>
+        </w:rPr>
+        <w:fldChar w:fldCharType="separate"/>
+      </w:r>
+      <w:r>
+        <w:rPr>
+          <w:rFonts w:ascii="Times New Roman" w:hAnsi="Times New Roman" w:cs="Times New Roman"/>
+          <w:noProof/>
+        </w:rPr>
+        <w:t>21</w:t>
+      </w:r>
+      <w:r>
+        <w:rPr>
+          <w:rFonts w:ascii="Times New Roman" w:hAnsi="Times New Roman" w:cs="Times New Roman"/>
+          <w:noProof/>
+        </w:rPr>
+        <w:fldChar w:fldCharType="end"/>
+      </w:r>
+      <w:r>
+        <w:rPr>
+          <w:rFonts w:ascii="Times New Roman" w:hAnsi="Times New Roman" w:cs="Times New Roman"/>
+        </w:rPr>
+        <w:t>: Users Table Creation</w:t>
+      </w:r>
+      <w:bookmarkEnd w:id="43"/>
+    </w:p>
+    <w:p>
+      <w:pPr>
+        <w:rPr>
+          <w:rFonts w:ascii="Times New Roman" w:hAnsi="Times New Roman" w:cs="Times New Roman"/>
+        </w:rPr>
+      </w:pPr>
+      <w:r>
+        <w:rPr>
+          <w:rFonts w:ascii="Times New Roman" w:hAnsi="Times New Roman" w:cs="Times New Roman"/>
           <w:noProof/>
           <w14:ligatures w14:val="standardContextual"/>
         </w:rPr>
@@ -3123,29 +7822,73 @@
     <w:p>
       <w:pPr>
         <w:pStyle w:val="Caption"/>
-      </w:pPr>
-      <w:r>
+        <w:rPr>
+          <w:rFonts w:ascii="Times New Roman" w:hAnsi="Times New Roman" w:cs="Times New Roman"/>
+        </w:rPr>
+      </w:pPr>
+      <w:bookmarkStart w:id="44" w:name="_Toc231556172"/>
+      <w:r>
+        <w:rPr>
+          <w:rFonts w:ascii="Times New Roman" w:hAnsi="Times New Roman" w:cs="Times New Roman"/>
+        </w:rPr>
         <w:lastRenderedPageBreak/>
         <w:t xml:space="preserve">Figure </w:t>
       </w:r>
-      <w:fldSimple w:instr=" SEQ Figure \* ARABIC ">
-        <w:r>
-          <w:rPr>
-            <w:noProof/>
-          </w:rPr>
-          <w:t>22</w:t>
-        </w:r>
-      </w:fldSimple>
-      <w:r>
+      <w:r>
+        <w:rPr>
+          <w:rFonts w:ascii="Times New Roman" w:hAnsi="Times New Roman" w:cs="Times New Roman"/>
+        </w:rPr>
+        <w:fldChar w:fldCharType="begin"/>
+      </w:r>
+      <w:r>
+        <w:rPr>
+          <w:rFonts w:ascii="Times New Roman" w:hAnsi="Times New Roman" w:cs="Times New Roman"/>
+        </w:rPr>
+        <w:instrText xml:space="preserve"> SEQ Figure \* ARABIC </w:instrText>
+      </w:r>
+      <w:r>
+        <w:rPr>
+          <w:rFonts w:ascii="Times New Roman" w:hAnsi="Times New Roman" w:cs="Times New Roman"/>
+        </w:rPr>
+        <w:fldChar w:fldCharType="separate"/>
+      </w:r>
+      <w:r>
+        <w:rPr>
+          <w:rFonts w:ascii="Times New Roman" w:hAnsi="Times New Roman" w:cs="Times New Roman"/>
+          <w:noProof/>
+        </w:rPr>
+        <w:t>22</w:t>
+      </w:r>
+      <w:r>
+        <w:rPr>
+          <w:rFonts w:ascii="Times New Roman" w:hAnsi="Times New Roman" w:cs="Times New Roman"/>
+          <w:noProof/>
+        </w:rPr>
+        <w:fldChar w:fldCharType="end"/>
+      </w:r>
+      <w:r>
+        <w:rPr>
+          <w:rFonts w:ascii="Times New Roman" w:hAnsi="Times New Roman" w:cs="Times New Roman"/>
+        </w:rPr>
         <w:t>: User Record Insertion</w:t>
       </w:r>
-      <w:r>
+      <w:bookmarkEnd w:id="44"/>
+      <w:r>
+        <w:rPr>
+          <w:rFonts w:ascii="Times New Roman" w:hAnsi="Times New Roman" w:cs="Times New Roman"/>
+        </w:rPr>
         <w:br/>
       </w:r>
     </w:p>
     <w:p>
-      <w:r>
-        <w:rPr>
+      <w:pPr>
+        <w:rPr>
+          <w:rFonts w:ascii="Times New Roman" w:hAnsi="Times New Roman" w:cs="Times New Roman"/>
+        </w:rPr>
+      </w:pPr>
+      <w:r>
+        <w:rPr>
+          <w:rFonts w:ascii="Times New Roman" w:hAnsi="Times New Roman" w:cs="Times New Roman"/>
           <w:noProof/>
           <w14:ligatures w14:val="standardContextual"/>
         </w:rPr>
@@ -3195,26 +7938,73 @@
     <w:p>
       <w:pPr>
         <w:pStyle w:val="Caption"/>
-      </w:pPr>
-      <w:r>
+        <w:rPr>
+          <w:rFonts w:ascii="Times New Roman" w:hAnsi="Times New Roman" w:cs="Times New Roman"/>
+        </w:rPr>
+      </w:pPr>
+      <w:bookmarkStart w:id="45" w:name="_Toc231556173"/>
+      <w:r>
+        <w:rPr>
+          <w:rFonts w:ascii="Times New Roman" w:hAnsi="Times New Roman" w:cs="Times New Roman"/>
+        </w:rPr>
         <w:t xml:space="preserve">Figure </w:t>
       </w:r>
-      <w:fldSimple w:instr=" SEQ Figure \* ARABIC ">
-        <w:r>
-          <w:rPr>
-            <w:noProof/>
-          </w:rPr>
-          <w:t>23</w:t>
-        </w:r>
-      </w:fldSimple>
-      <w:r>
+      <w:r>
+        <w:rPr>
+          <w:rFonts w:ascii="Times New Roman" w:hAnsi="Times New Roman" w:cs="Times New Roman"/>
+        </w:rPr>
+        <w:fldChar w:fldCharType="begin"/>
+      </w:r>
+      <w:r>
+        <w:rPr>
+          <w:rFonts w:ascii="Times New Roman" w:hAnsi="Times New Roman" w:cs="Times New Roman"/>
+        </w:rPr>
+        <w:instrText xml:space="preserve"> SEQ Figure \* ARABIC </w:instrText>
+      </w:r>
+      <w:r>
+        <w:rPr>
+          <w:rFonts w:ascii="Times New Roman" w:hAnsi="Times New Roman" w:cs="Times New Roman"/>
+        </w:rPr>
+        <w:fldChar w:fldCharType="separate"/>
+      </w:r>
+      <w:r>
+        <w:rPr>
+          <w:rFonts w:ascii="Times New Roman" w:hAnsi="Times New Roman" w:cs="Times New Roman"/>
+          <w:noProof/>
+        </w:rPr>
+        <w:t>23</w:t>
+      </w:r>
+      <w:r>
+        <w:rPr>
+          <w:rFonts w:ascii="Times New Roman" w:hAnsi="Times New Roman" w:cs="Times New Roman"/>
+          <w:noProof/>
+        </w:rPr>
+        <w:fldChar w:fldCharType="end"/>
+      </w:r>
+      <w:r>
+        <w:rPr>
+          <w:rFonts w:ascii="Times New Roman" w:hAnsi="Times New Roman" w:cs="Times New Roman"/>
+        </w:rPr>
         <w:t>: Displaying Database Records</w:t>
       </w:r>
-    </w:p>
-    <w:p/>
-    <w:p>
-      <w:r>
-        <w:rPr>
+      <w:bookmarkEnd w:id="45"/>
+    </w:p>
+    <w:p>
+      <w:pPr>
+        <w:rPr>
+          <w:rFonts w:ascii="Times New Roman" w:hAnsi="Times New Roman" w:cs="Times New Roman"/>
+        </w:rPr>
+      </w:pPr>
+    </w:p>
+    <w:p>
+      <w:pPr>
+        <w:rPr>
+          <w:rFonts w:ascii="Times New Roman" w:hAnsi="Times New Roman" w:cs="Times New Roman"/>
+        </w:rPr>
+      </w:pPr>
+      <w:r>
+        <w:rPr>
+          <w:rFonts w:ascii="Times New Roman" w:hAnsi="Times New Roman" w:cs="Times New Roman"/>
           <w:noProof/>
           <w14:ligatures w14:val="standardContextual"/>
         </w:rPr>
@@ -3264,33 +8054,122 @@
     <w:p>
       <w:pPr>
         <w:pStyle w:val="Caption"/>
-      </w:pPr>
-      <w:r>
+        <w:rPr>
+          <w:rFonts w:ascii="Times New Roman" w:hAnsi="Times New Roman" w:cs="Times New Roman"/>
+        </w:rPr>
+      </w:pPr>
+      <w:bookmarkStart w:id="46" w:name="_Toc231556174"/>
+      <w:r>
+        <w:rPr>
+          <w:rFonts w:ascii="Times New Roman" w:hAnsi="Times New Roman" w:cs="Times New Roman"/>
+        </w:rPr>
         <w:t xml:space="preserve">Figure </w:t>
       </w:r>
-      <w:fldSimple w:instr=" SEQ Figure \* ARABIC ">
-        <w:r>
-          <w:rPr>
-            <w:noProof/>
-          </w:rPr>
-          <w:t>24</w:t>
-        </w:r>
-      </w:fldSimple>
-      <w:r>
+      <w:r>
+        <w:rPr>
+          <w:rFonts w:ascii="Times New Roman" w:hAnsi="Times New Roman" w:cs="Times New Roman"/>
+        </w:rPr>
+        <w:fldChar w:fldCharType="begin"/>
+      </w:r>
+      <w:r>
+        <w:rPr>
+          <w:rFonts w:ascii="Times New Roman" w:hAnsi="Times New Roman" w:cs="Times New Roman"/>
+        </w:rPr>
+        <w:instrText xml:space="preserve"> SEQ Figure \* ARABIC </w:instrText>
+      </w:r>
+      <w:r>
+        <w:rPr>
+          <w:rFonts w:ascii="Times New Roman" w:hAnsi="Times New Roman" w:cs="Times New Roman"/>
+        </w:rPr>
+        <w:fldChar w:fldCharType="separate"/>
+      </w:r>
+      <w:r>
+        <w:rPr>
+          <w:rFonts w:ascii="Times New Roman" w:hAnsi="Times New Roman" w:cs="Times New Roman"/>
+          <w:noProof/>
+        </w:rPr>
+        <w:t>24</w:t>
+      </w:r>
+      <w:r>
+        <w:rPr>
+          <w:rFonts w:ascii="Times New Roman" w:hAnsi="Times New Roman" w:cs="Times New Roman"/>
+          <w:noProof/>
+        </w:rPr>
+        <w:fldChar w:fldCharType="end"/>
+      </w:r>
+      <w:r>
+        <w:rPr>
+          <w:rFonts w:ascii="Times New Roman" w:hAnsi="Times New Roman" w:cs="Times New Roman"/>
+        </w:rPr>
         <w:t>: Updating User Records</w:t>
       </w:r>
-    </w:p>
-    <w:p/>
-    <w:p/>
-    <w:p/>
-    <w:p/>
-    <w:p/>
-    <w:p/>
-    <w:p/>
-    <w:p/>
-    <w:p>
-      <w:r>
-        <w:rPr>
+      <w:bookmarkEnd w:id="46"/>
+    </w:p>
+    <w:p>
+      <w:pPr>
+        <w:rPr>
+          <w:rFonts w:ascii="Times New Roman" w:hAnsi="Times New Roman" w:cs="Times New Roman"/>
+        </w:rPr>
+      </w:pPr>
+    </w:p>
+    <w:p>
+      <w:pPr>
+        <w:rPr>
+          <w:rFonts w:ascii="Times New Roman" w:hAnsi="Times New Roman" w:cs="Times New Roman"/>
+        </w:rPr>
+      </w:pPr>
+    </w:p>
+    <w:p>
+      <w:pPr>
+        <w:rPr>
+          <w:rFonts w:ascii="Times New Roman" w:hAnsi="Times New Roman" w:cs="Times New Roman"/>
+        </w:rPr>
+      </w:pPr>
+    </w:p>
+    <w:p>
+      <w:pPr>
+        <w:rPr>
+          <w:rFonts w:ascii="Times New Roman" w:hAnsi="Times New Roman" w:cs="Times New Roman"/>
+        </w:rPr>
+      </w:pPr>
+    </w:p>
+    <w:p>
+      <w:pPr>
+        <w:rPr>
+          <w:rFonts w:ascii="Times New Roman" w:hAnsi="Times New Roman" w:cs="Times New Roman"/>
+        </w:rPr>
+      </w:pPr>
+    </w:p>
+    <w:p>
+      <w:pPr>
+        <w:rPr>
+          <w:rFonts w:ascii="Times New Roman" w:hAnsi="Times New Roman" w:cs="Times New Roman"/>
+        </w:rPr>
+      </w:pPr>
+    </w:p>
+    <w:p>
+      <w:pPr>
+        <w:rPr>
+          <w:rFonts w:ascii="Times New Roman" w:hAnsi="Times New Roman" w:cs="Times New Roman"/>
+        </w:rPr>
+      </w:pPr>
+    </w:p>
+    <w:p>
+      <w:pPr>
+        <w:rPr>
+          <w:rFonts w:ascii="Times New Roman" w:hAnsi="Times New Roman" w:cs="Times New Roman"/>
+        </w:rPr>
+      </w:pPr>
+    </w:p>
+    <w:p>
+      <w:pPr>
+        <w:rPr>
+          <w:rFonts w:ascii="Times New Roman" w:hAnsi="Times New Roman" w:cs="Times New Roman"/>
+        </w:rPr>
+      </w:pPr>
+      <w:r>
+        <w:rPr>
+          <w:rFonts w:ascii="Times New Roman" w:hAnsi="Times New Roman" w:cs="Times New Roman"/>
           <w:noProof/>
           <w14:ligatures w14:val="standardContextual"/>
         </w:rPr>
@@ -3340,21 +8219,56 @@
     <w:p>
       <w:pPr>
         <w:pStyle w:val="Caption"/>
-      </w:pPr>
-      <w:r>
+        <w:rPr>
+          <w:rFonts w:ascii="Times New Roman" w:hAnsi="Times New Roman" w:cs="Times New Roman"/>
+        </w:rPr>
+      </w:pPr>
+      <w:bookmarkStart w:id="47" w:name="_Toc231556175"/>
+      <w:r>
+        <w:rPr>
+          <w:rFonts w:ascii="Times New Roman" w:hAnsi="Times New Roman" w:cs="Times New Roman"/>
+        </w:rPr>
         <w:t xml:space="preserve">Figure </w:t>
       </w:r>
-      <w:fldSimple w:instr=" SEQ Figure \* ARABIC ">
-        <w:r>
-          <w:rPr>
-            <w:noProof/>
-          </w:rPr>
-          <w:t>25</w:t>
-        </w:r>
-      </w:fldSimple>
-      <w:r>
+      <w:r>
+        <w:rPr>
+          <w:rFonts w:ascii="Times New Roman" w:hAnsi="Times New Roman" w:cs="Times New Roman"/>
+        </w:rPr>
+        <w:fldChar w:fldCharType="begin"/>
+      </w:r>
+      <w:r>
+        <w:rPr>
+          <w:rFonts w:ascii="Times New Roman" w:hAnsi="Times New Roman" w:cs="Times New Roman"/>
+        </w:rPr>
+        <w:instrText xml:space="preserve"> SEQ Figure \* ARABIC </w:instrText>
+      </w:r>
+      <w:r>
+        <w:rPr>
+          <w:rFonts w:ascii="Times New Roman" w:hAnsi="Times New Roman" w:cs="Times New Roman"/>
+        </w:rPr>
+        <w:fldChar w:fldCharType="separate"/>
+      </w:r>
+      <w:r>
+        <w:rPr>
+          <w:rFonts w:ascii="Times New Roman" w:hAnsi="Times New Roman" w:cs="Times New Roman"/>
+          <w:noProof/>
+        </w:rPr>
+        <w:t>25</w:t>
+      </w:r>
+      <w:r>
+        <w:rPr>
+          <w:rFonts w:ascii="Times New Roman" w:hAnsi="Times New Roman" w:cs="Times New Roman"/>
+          <w:noProof/>
+        </w:rPr>
+        <w:fldChar w:fldCharType="end"/>
+      </w:r>
+      <w:r>
+        <w:rPr>
+          <w:rFonts w:ascii="Times New Roman" w:hAnsi="Times New Roman" w:cs="Times New Roman"/>
+        </w:rPr>
         <w:t>: Deleting User Records</w:t>
       </w:r>
+      <w:bookmarkEnd w:id="47"/>
     </w:p>
     <w:p>
       <w:pPr>
@@ -3366,8 +8280,12 @@
         </w:rPr>
       </w:pPr>
       <w:r>
+        <w:rPr>
+          <w:rFonts w:ascii="Times New Roman" w:hAnsi="Times New Roman" w:cs="Times New Roman"/>
+        </w:rPr>
         <w:t xml:space="preserve"> </w:t>
       </w:r>
+      <w:bookmarkStart w:id="48" w:name="_Toc231556150"/>
       <w:r>
         <w:rPr>
           <w:rFonts w:ascii="Times New Roman" w:hAnsi="Times New Roman" w:cs="Times New Roman"/>
@@ -3392,6 +8310,7 @@
         </w:rPr>
         <w:t xml:space="preserve"> Reflection</w:t>
       </w:r>
+      <w:bookmarkEnd w:id="48"/>
     </w:p>
     <w:p>
       <w:pPr>
@@ -3410,8 +8329,1620 @@
         <w:t>This week I learned the importance of databases in web development and how they store and manage information. I created a database and table, then practiced CRUD operations by adding, viewing, updating, and deleting records. I also connected PHP to MySQL to display dynamic data from the database. These practical activities helped me understand how backend systems interact with databases and how data-driven web applications are built.</w:t>
       </w:r>
     </w:p>
-    <w:p/>
-    <w:p/>
+    <w:p>
+      <w:pPr>
+        <w:rPr>
+          <w:rFonts w:ascii="Times New Roman" w:hAnsi="Times New Roman" w:cs="Times New Roman"/>
+        </w:rPr>
+      </w:pPr>
+    </w:p>
+    <w:p>
+      <w:pPr>
+        <w:pStyle w:val="Heading1"/>
+        <w:rPr>
+          <w:rFonts w:ascii="Times New Roman" w:hAnsi="Times New Roman" w:cs="Times New Roman"/>
+          <w:sz w:val="28"/>
+          <w:szCs w:val="28"/>
+        </w:rPr>
+      </w:pPr>
+      <w:r>
+        <w:rPr>
+          <w:rFonts w:ascii="Times New Roman" w:hAnsi="Times New Roman" w:cs="Times New Roman"/>
+          <w:sz w:val="28"/>
+          <w:szCs w:val="28"/>
+        </w:rPr>
+        <w:t>Week 6</w:t>
+      </w:r>
+      <w:r>
+        <w:rPr>
+          <w:rFonts w:ascii="Times New Roman" w:eastAsia="Times New Roman" w:hAnsi="Times New Roman" w:cs="Times New Roman"/>
+          <w:sz w:val="28"/>
+          <w:szCs w:val="28"/>
+        </w:rPr>
+        <w:t>: Database Integration and CRUD Operations</w:t>
+      </w:r>
+    </w:p>
+    <w:p>
+      <w:pPr>
+        <w:pStyle w:val="Heading2"/>
+        <w:rPr>
+          <w:rFonts w:ascii="Times New Roman" w:hAnsi="Times New Roman" w:cs="Times New Roman"/>
+          <w:sz w:val="24"/>
+          <w:szCs w:val="24"/>
+        </w:rPr>
+      </w:pPr>
+      <w:r>
+        <w:rPr>
+          <w:rFonts w:ascii="Times New Roman" w:hAnsi="Times New Roman" w:cs="Times New Roman"/>
+          <w:sz w:val="24"/>
+          <w:szCs w:val="24"/>
+        </w:rPr>
+        <w:t xml:space="preserve">6.1 </w:t>
+      </w:r>
+      <w:r>
+        <w:rPr>
+          <w:rFonts w:ascii="Times New Roman" w:hAnsi="Times New Roman" w:cs="Times New Roman"/>
+          <w:sz w:val="24"/>
+          <w:szCs w:val="24"/>
+        </w:rPr>
+        <w:t xml:space="preserve">Practical </w:t>
+      </w:r>
+      <w:r>
+        <w:rPr>
+          <w:rFonts w:ascii="Times New Roman" w:hAnsi="Times New Roman" w:cs="Times New Roman"/>
+          <w:sz w:val="24"/>
+          <w:szCs w:val="24"/>
+        </w:rPr>
+        <w:t>T</w:t>
+      </w:r>
+      <w:r>
+        <w:rPr>
+          <w:rFonts w:ascii="Times New Roman" w:hAnsi="Times New Roman" w:cs="Times New Roman"/>
+          <w:sz w:val="24"/>
+          <w:szCs w:val="24"/>
+        </w:rPr>
+        <w:t>ask</w:t>
+      </w:r>
+    </w:p>
+    <w:p>
+      <w:pPr>
+        <w:pStyle w:val="Heading2"/>
+        <w:rPr>
+          <w:rFonts w:ascii="Times New Roman" w:hAnsi="Times New Roman" w:cs="Times New Roman"/>
+          <w:sz w:val="24"/>
+          <w:szCs w:val="24"/>
+        </w:rPr>
+      </w:pPr>
+      <w:r>
+        <w:rPr>
+          <w:rFonts w:ascii="Times New Roman" w:hAnsi="Times New Roman" w:cs="Times New Roman"/>
+          <w:sz w:val="24"/>
+          <w:szCs w:val="24"/>
+        </w:rPr>
+        <w:t>Student Management System</w:t>
+      </w:r>
+    </w:p>
+    <w:p>
+      <w:pPr>
+        <w:rPr>
+          <w:rFonts w:ascii="Times New Roman" w:hAnsi="Times New Roman" w:cs="Times New Roman"/>
+        </w:rPr>
+      </w:pPr>
+    </w:p>
+    <w:p>
+      <w:pPr>
+        <w:rPr>
+          <w:rFonts w:ascii="Times New Roman" w:hAnsi="Times New Roman" w:cs="Times New Roman"/>
+        </w:rPr>
+      </w:pPr>
+      <w:r>
+        <w:rPr>
+          <w:rFonts w:ascii="Times New Roman" w:hAnsi="Times New Roman" w:cs="Times New Roman"/>
+          <w:noProof/>
+        </w:rPr>
+        <w:lastRenderedPageBreak/>
+        <w:drawing>
+          <wp:inline distT="0" distB="0" distL="0" distR="0" wp14:anchorId="4445DC37" wp14:editId="00E2991C">
+            <wp:extent cx="4793261" cy="2476500"/>
+            <wp:effectExtent l="0" t="0" r="7620" b="0"/>
+            <wp:docPr id="26543498" name="Picture 1"/>
+            <wp:cNvGraphicFramePr>
+              <a:graphicFrameLocks xmlns:a="http://schemas.openxmlformats.org/drawingml/2006/main" noChangeAspect="1"/>
+            </wp:cNvGraphicFramePr>
+            <a:graphic xmlns:a="http://schemas.openxmlformats.org/drawingml/2006/main">
+              <a:graphicData uri="http://schemas.openxmlformats.org/drawingml/2006/picture">
+                <pic:pic xmlns:pic="http://schemas.openxmlformats.org/drawingml/2006/picture">
+                  <pic:nvPicPr>
+                    <pic:cNvPr id="26543498" name=""/>
+                    <pic:cNvPicPr/>
+                  </pic:nvPicPr>
+                  <pic:blipFill>
+                    <a:blip r:embed="rId33"/>
+                    <a:stretch>
+                      <a:fillRect/>
+                    </a:stretch>
+                  </pic:blipFill>
+                  <pic:spPr>
+                    <a:xfrm>
+                      <a:off x="0" y="0"/>
+                      <a:ext cx="4832459" cy="2496752"/>
+                    </a:xfrm>
+                    <a:prstGeom prst="rect">
+                      <a:avLst/>
+                    </a:prstGeom>
+                  </pic:spPr>
+                </pic:pic>
+              </a:graphicData>
+            </a:graphic>
+          </wp:inline>
+        </w:drawing>
+      </w:r>
+    </w:p>
+    <w:p>
+      <w:pPr>
+        <w:pStyle w:val="Caption"/>
+        <w:rPr>
+          <w:rFonts w:ascii="Times New Roman" w:hAnsi="Times New Roman" w:cs="Times New Roman"/>
+        </w:rPr>
+      </w:pPr>
+      <w:r>
+        <w:rPr>
+          <w:rFonts w:ascii="Times New Roman" w:hAnsi="Times New Roman" w:cs="Times New Roman"/>
+        </w:rPr>
+        <w:t xml:space="preserve">Figure </w:t>
+      </w:r>
+      <w:r>
+        <w:rPr>
+          <w:rFonts w:ascii="Times New Roman" w:hAnsi="Times New Roman" w:cs="Times New Roman"/>
+        </w:rPr>
+        <w:fldChar w:fldCharType="begin"/>
+      </w:r>
+      <w:r>
+        <w:rPr>
+          <w:rFonts w:ascii="Times New Roman" w:hAnsi="Times New Roman" w:cs="Times New Roman"/>
+        </w:rPr>
+        <w:instrText xml:space="preserve"> SEQ Figure \* ARABIC </w:instrText>
+      </w:r>
+      <w:r>
+        <w:rPr>
+          <w:rFonts w:ascii="Times New Roman" w:hAnsi="Times New Roman" w:cs="Times New Roman"/>
+        </w:rPr>
+        <w:fldChar w:fldCharType="separate"/>
+      </w:r>
+      <w:r>
+        <w:rPr>
+          <w:rFonts w:ascii="Times New Roman" w:hAnsi="Times New Roman" w:cs="Times New Roman"/>
+          <w:noProof/>
+        </w:rPr>
+        <w:t>26</w:t>
+      </w:r>
+      <w:r>
+        <w:rPr>
+          <w:rFonts w:ascii="Times New Roman" w:hAnsi="Times New Roman" w:cs="Times New Roman"/>
+          <w:noProof/>
+        </w:rPr>
+        <w:fldChar w:fldCharType="end"/>
+      </w:r>
+      <w:r>
+        <w:rPr>
+          <w:rFonts w:ascii="Times New Roman" w:hAnsi="Times New Roman" w:cs="Times New Roman"/>
+        </w:rPr>
+        <w:t>: Students Table Creation.</w:t>
+      </w:r>
+    </w:p>
+    <w:p>
+      <w:pPr>
+        <w:rPr>
+          <w:rFonts w:ascii="Times New Roman" w:hAnsi="Times New Roman" w:cs="Times New Roman"/>
+        </w:rPr>
+      </w:pPr>
+    </w:p>
+    <w:p>
+      <w:pPr>
+        <w:rPr>
+          <w:rFonts w:ascii="Times New Roman" w:hAnsi="Times New Roman" w:cs="Times New Roman"/>
+        </w:rPr>
+      </w:pPr>
+      <w:r>
+        <w:rPr>
+          <w:rFonts w:ascii="Times New Roman" w:hAnsi="Times New Roman" w:cs="Times New Roman"/>
+          <w:noProof/>
+          <w14:ligatures w14:val="standardContextual"/>
+        </w:rPr>
+        <w:drawing>
+          <wp:inline distT="0" distB="0" distL="0" distR="0" wp14:anchorId="27F076BA" wp14:editId="345DC0D0">
+            <wp:extent cx="3865029" cy="3994150"/>
+            <wp:effectExtent l="0" t="0" r="2540" b="6350"/>
+            <wp:docPr id="238670470" name="Picture 2"/>
+            <wp:cNvGraphicFramePr>
+              <a:graphicFrameLocks xmlns:a="http://schemas.openxmlformats.org/drawingml/2006/main" noChangeAspect="1"/>
+            </wp:cNvGraphicFramePr>
+            <a:graphic xmlns:a="http://schemas.openxmlformats.org/drawingml/2006/main">
+              <a:graphicData uri="http://schemas.openxmlformats.org/drawingml/2006/picture">
+                <pic:pic xmlns:pic="http://schemas.openxmlformats.org/drawingml/2006/picture">
+                  <pic:nvPicPr>
+                    <pic:cNvPr id="238670470" name="Picture 238670470"/>
+                    <pic:cNvPicPr/>
+                  </pic:nvPicPr>
+                  <pic:blipFill>
+                    <a:blip r:embed="rId34">
+                      <a:extLst>
+                        <a:ext uri="{28A0092B-C50C-407E-A947-70E740481C1C}">
+                          <a14:useLocalDpi xmlns:a14="http://schemas.microsoft.com/office/drawing/2010/main" val="0"/>
+                        </a:ext>
+                      </a:extLst>
+                    </a:blip>
+                    <a:stretch>
+                      <a:fillRect/>
+                    </a:stretch>
+                  </pic:blipFill>
+                  <pic:spPr>
+                    <a:xfrm>
+                      <a:off x="0" y="0"/>
+                      <a:ext cx="3870904" cy="4000221"/>
+                    </a:xfrm>
+                    <a:prstGeom prst="rect">
+                      <a:avLst/>
+                    </a:prstGeom>
+                  </pic:spPr>
+                </pic:pic>
+              </a:graphicData>
+            </a:graphic>
+          </wp:inline>
+        </w:drawing>
+      </w:r>
+    </w:p>
+    <w:p>
+      <w:pPr>
+        <w:pStyle w:val="Caption"/>
+        <w:rPr>
+          <w:rFonts w:ascii="Times New Roman" w:hAnsi="Times New Roman" w:cs="Times New Roman"/>
+        </w:rPr>
+      </w:pPr>
+      <w:r>
+        <w:rPr>
+          <w:rFonts w:ascii="Times New Roman" w:hAnsi="Times New Roman" w:cs="Times New Roman"/>
+        </w:rPr>
+        <w:t xml:space="preserve">Figure </w:t>
+      </w:r>
+      <w:r>
+        <w:rPr>
+          <w:rFonts w:ascii="Times New Roman" w:hAnsi="Times New Roman" w:cs="Times New Roman"/>
+        </w:rPr>
+        <w:fldChar w:fldCharType="begin"/>
+      </w:r>
+      <w:r>
+        <w:rPr>
+          <w:rFonts w:ascii="Times New Roman" w:hAnsi="Times New Roman" w:cs="Times New Roman"/>
+        </w:rPr>
+        <w:instrText xml:space="preserve"> SEQ Figure \* ARABIC </w:instrText>
+      </w:r>
+      <w:r>
+        <w:rPr>
+          <w:rFonts w:ascii="Times New Roman" w:hAnsi="Times New Roman" w:cs="Times New Roman"/>
+        </w:rPr>
+        <w:fldChar w:fldCharType="separate"/>
+      </w:r>
+      <w:r>
+        <w:rPr>
+          <w:rFonts w:ascii="Times New Roman" w:hAnsi="Times New Roman" w:cs="Times New Roman"/>
+          <w:noProof/>
+        </w:rPr>
+        <w:t>27</w:t>
+      </w:r>
+      <w:r>
+        <w:rPr>
+          <w:rFonts w:ascii="Times New Roman" w:hAnsi="Times New Roman" w:cs="Times New Roman"/>
+          <w:noProof/>
+        </w:rPr>
+        <w:fldChar w:fldCharType="end"/>
+      </w:r>
+      <w:r>
+        <w:rPr>
+          <w:rFonts w:ascii="Times New Roman" w:hAnsi="Times New Roman" w:cs="Times New Roman"/>
+        </w:rPr>
+        <w:t>: Student Registration Form</w:t>
+      </w:r>
+    </w:p>
+    <w:p>
+      <w:pPr>
+        <w:rPr>
+          <w:rFonts w:ascii="Times New Roman" w:hAnsi="Times New Roman" w:cs="Times New Roman"/>
+        </w:rPr>
+      </w:pPr>
+      <w:r>
+        <w:rPr>
+          <w:rFonts w:ascii="Times New Roman" w:hAnsi="Times New Roman" w:cs="Times New Roman"/>
+          <w:noProof/>
+          <w14:ligatures w14:val="standardContextual"/>
+        </w:rPr>
+        <w:lastRenderedPageBreak/>
+        <w:drawing>
+          <wp:inline distT="0" distB="0" distL="0" distR="0" wp14:anchorId="58C71869" wp14:editId="63C288D9">
+            <wp:extent cx="5255172" cy="1905000"/>
+            <wp:effectExtent l="0" t="0" r="3175" b="0"/>
+            <wp:docPr id="1678385677" name="Picture 3"/>
+            <wp:cNvGraphicFramePr>
+              <a:graphicFrameLocks xmlns:a="http://schemas.openxmlformats.org/drawingml/2006/main" noChangeAspect="1"/>
+            </wp:cNvGraphicFramePr>
+            <a:graphic xmlns:a="http://schemas.openxmlformats.org/drawingml/2006/main">
+              <a:graphicData uri="http://schemas.openxmlformats.org/drawingml/2006/picture">
+                <pic:pic xmlns:pic="http://schemas.openxmlformats.org/drawingml/2006/picture">
+                  <pic:nvPicPr>
+                    <pic:cNvPr id="1678385677" name="Picture 1678385677"/>
+                    <pic:cNvPicPr/>
+                  </pic:nvPicPr>
+                  <pic:blipFill>
+                    <a:blip r:embed="rId35" cstate="print">
+                      <a:extLst>
+                        <a:ext uri="{28A0092B-C50C-407E-A947-70E740481C1C}">
+                          <a14:useLocalDpi xmlns:a14="http://schemas.microsoft.com/office/drawing/2010/main" val="0"/>
+                        </a:ext>
+                      </a:extLst>
+                    </a:blip>
+                    <a:stretch>
+                      <a:fillRect/>
+                    </a:stretch>
+                  </pic:blipFill>
+                  <pic:spPr>
+                    <a:xfrm>
+                      <a:off x="0" y="0"/>
+                      <a:ext cx="5264646" cy="1908434"/>
+                    </a:xfrm>
+                    <a:prstGeom prst="rect">
+                      <a:avLst/>
+                    </a:prstGeom>
+                  </pic:spPr>
+                </pic:pic>
+              </a:graphicData>
+            </a:graphic>
+          </wp:inline>
+        </w:drawing>
+      </w:r>
+    </w:p>
+    <w:p>
+      <w:pPr>
+        <w:pStyle w:val="Caption"/>
+        <w:rPr>
+          <w:rFonts w:ascii="Times New Roman" w:hAnsi="Times New Roman" w:cs="Times New Roman"/>
+        </w:rPr>
+      </w:pPr>
+      <w:r>
+        <w:rPr>
+          <w:rFonts w:ascii="Times New Roman" w:hAnsi="Times New Roman" w:cs="Times New Roman"/>
+        </w:rPr>
+        <w:t xml:space="preserve">Figure </w:t>
+      </w:r>
+      <w:r>
+        <w:rPr>
+          <w:rFonts w:ascii="Times New Roman" w:hAnsi="Times New Roman" w:cs="Times New Roman"/>
+        </w:rPr>
+        <w:fldChar w:fldCharType="begin"/>
+      </w:r>
+      <w:r>
+        <w:rPr>
+          <w:rFonts w:ascii="Times New Roman" w:hAnsi="Times New Roman" w:cs="Times New Roman"/>
+        </w:rPr>
+        <w:instrText xml:space="preserve"> SEQ Figure \* ARABIC </w:instrText>
+      </w:r>
+      <w:r>
+        <w:rPr>
+          <w:rFonts w:ascii="Times New Roman" w:hAnsi="Times New Roman" w:cs="Times New Roman"/>
+        </w:rPr>
+        <w:fldChar w:fldCharType="separate"/>
+      </w:r>
+      <w:r>
+        <w:rPr>
+          <w:rFonts w:ascii="Times New Roman" w:hAnsi="Times New Roman" w:cs="Times New Roman"/>
+          <w:noProof/>
+        </w:rPr>
+        <w:t>28</w:t>
+      </w:r>
+      <w:r>
+        <w:rPr>
+          <w:rFonts w:ascii="Times New Roman" w:hAnsi="Times New Roman" w:cs="Times New Roman"/>
+          <w:noProof/>
+        </w:rPr>
+        <w:fldChar w:fldCharType="end"/>
+      </w:r>
+      <w:r>
+        <w:rPr>
+          <w:rFonts w:ascii="Times New Roman" w:hAnsi="Times New Roman" w:cs="Times New Roman"/>
+        </w:rPr>
+        <w:t>: Display Student Records</w:t>
+      </w:r>
+    </w:p>
+    <w:p>
+      <w:pPr>
+        <w:rPr>
+          <w:rFonts w:ascii="Times New Roman" w:hAnsi="Times New Roman" w:cs="Times New Roman"/>
+        </w:rPr>
+      </w:pPr>
+    </w:p>
+    <w:p>
+      <w:pPr>
+        <w:rPr>
+          <w:rFonts w:ascii="Times New Roman" w:hAnsi="Times New Roman" w:cs="Times New Roman"/>
+        </w:rPr>
+      </w:pPr>
+      <w:r>
+        <w:rPr>
+          <w:rFonts w:ascii="Times New Roman" w:hAnsi="Times New Roman" w:cs="Times New Roman"/>
+          <w:noProof/>
+          <w14:ligatures w14:val="standardContextual"/>
+        </w:rPr>
+        <w:drawing>
+          <wp:inline distT="0" distB="0" distL="0" distR="0" wp14:anchorId="468B924E" wp14:editId="61EB6C95">
+            <wp:extent cx="5118100" cy="2001855"/>
+            <wp:effectExtent l="0" t="0" r="6350" b="0"/>
+            <wp:docPr id="2066838325" name="Picture 4"/>
+            <wp:cNvGraphicFramePr>
+              <a:graphicFrameLocks xmlns:a="http://schemas.openxmlformats.org/drawingml/2006/main" noChangeAspect="1"/>
+            </wp:cNvGraphicFramePr>
+            <a:graphic xmlns:a="http://schemas.openxmlformats.org/drawingml/2006/main">
+              <a:graphicData uri="http://schemas.openxmlformats.org/drawingml/2006/picture">
+                <pic:pic xmlns:pic="http://schemas.openxmlformats.org/drawingml/2006/picture">
+                  <pic:nvPicPr>
+                    <pic:cNvPr id="2066838325" name="Picture 2066838325"/>
+                    <pic:cNvPicPr/>
+                  </pic:nvPicPr>
+                  <pic:blipFill>
+                    <a:blip r:embed="rId36" cstate="print">
+                      <a:extLst>
+                        <a:ext uri="{28A0092B-C50C-407E-A947-70E740481C1C}">
+                          <a14:useLocalDpi xmlns:a14="http://schemas.microsoft.com/office/drawing/2010/main" val="0"/>
+                        </a:ext>
+                      </a:extLst>
+                    </a:blip>
+                    <a:stretch>
+                      <a:fillRect/>
+                    </a:stretch>
+                  </pic:blipFill>
+                  <pic:spPr>
+                    <a:xfrm>
+                      <a:off x="0" y="0"/>
+                      <a:ext cx="5118100" cy="2001855"/>
+                    </a:xfrm>
+                    <a:prstGeom prst="rect">
+                      <a:avLst/>
+                    </a:prstGeom>
+                  </pic:spPr>
+                </pic:pic>
+              </a:graphicData>
+            </a:graphic>
+          </wp:inline>
+        </w:drawing>
+      </w:r>
+    </w:p>
+    <w:p>
+      <w:pPr>
+        <w:pStyle w:val="Caption"/>
+        <w:rPr>
+          <w:rFonts w:ascii="Times New Roman" w:hAnsi="Times New Roman" w:cs="Times New Roman"/>
+        </w:rPr>
+      </w:pPr>
+      <w:r>
+        <w:rPr>
+          <w:rFonts w:ascii="Times New Roman" w:hAnsi="Times New Roman" w:cs="Times New Roman"/>
+        </w:rPr>
+        <w:t xml:space="preserve">Figure </w:t>
+      </w:r>
+      <w:r>
+        <w:rPr>
+          <w:rFonts w:ascii="Times New Roman" w:hAnsi="Times New Roman" w:cs="Times New Roman"/>
+        </w:rPr>
+        <w:fldChar w:fldCharType="begin"/>
+      </w:r>
+      <w:r>
+        <w:rPr>
+          <w:rFonts w:ascii="Times New Roman" w:hAnsi="Times New Roman" w:cs="Times New Roman"/>
+        </w:rPr>
+        <w:instrText xml:space="preserve"> SEQ Figure \* ARABIC </w:instrText>
+      </w:r>
+      <w:r>
+        <w:rPr>
+          <w:rFonts w:ascii="Times New Roman" w:hAnsi="Times New Roman" w:cs="Times New Roman"/>
+        </w:rPr>
+        <w:fldChar w:fldCharType="separate"/>
+      </w:r>
+      <w:r>
+        <w:rPr>
+          <w:rFonts w:ascii="Times New Roman" w:hAnsi="Times New Roman" w:cs="Times New Roman"/>
+          <w:noProof/>
+        </w:rPr>
+        <w:t>29</w:t>
+      </w:r>
+      <w:r>
+        <w:rPr>
+          <w:rFonts w:ascii="Times New Roman" w:hAnsi="Times New Roman" w:cs="Times New Roman"/>
+          <w:noProof/>
+        </w:rPr>
+        <w:fldChar w:fldCharType="end"/>
+      </w:r>
+      <w:r>
+        <w:rPr>
+          <w:rFonts w:ascii="Times New Roman" w:hAnsi="Times New Roman" w:cs="Times New Roman"/>
+        </w:rPr>
+        <w:t>: Updating Student Information</w:t>
+      </w:r>
+    </w:p>
+    <w:p>
+      <w:pPr>
+        <w:rPr>
+          <w:rFonts w:ascii="Times New Roman" w:hAnsi="Times New Roman" w:cs="Times New Roman"/>
+        </w:rPr>
+      </w:pPr>
+    </w:p>
+    <w:p>
+      <w:pPr>
+        <w:rPr>
+          <w:rFonts w:ascii="Times New Roman" w:hAnsi="Times New Roman" w:cs="Times New Roman"/>
+        </w:rPr>
+      </w:pPr>
+      <w:r>
+        <w:rPr>
+          <w:rFonts w:ascii="Times New Roman" w:hAnsi="Times New Roman" w:cs="Times New Roman"/>
+          <w:noProof/>
+          <w14:ligatures w14:val="standardContextual"/>
+        </w:rPr>
+        <w:drawing>
+          <wp:inline distT="0" distB="0" distL="0" distR="0" wp14:anchorId="67159C00" wp14:editId="787561D4">
+            <wp:extent cx="5040705" cy="1733550"/>
+            <wp:effectExtent l="0" t="0" r="7620" b="0"/>
+            <wp:docPr id="1043736755" name="Picture 5"/>
+            <wp:cNvGraphicFramePr>
+              <a:graphicFrameLocks xmlns:a="http://schemas.openxmlformats.org/drawingml/2006/main" noChangeAspect="1"/>
+            </wp:cNvGraphicFramePr>
+            <a:graphic xmlns:a="http://schemas.openxmlformats.org/drawingml/2006/main">
+              <a:graphicData uri="http://schemas.openxmlformats.org/drawingml/2006/picture">
+                <pic:pic xmlns:pic="http://schemas.openxmlformats.org/drawingml/2006/picture">
+                  <pic:nvPicPr>
+                    <pic:cNvPr id="1043736755" name="Picture 1043736755"/>
+                    <pic:cNvPicPr/>
+                  </pic:nvPicPr>
+                  <pic:blipFill>
+                    <a:blip r:embed="rId37" cstate="print">
+                      <a:extLst>
+                        <a:ext uri="{28A0092B-C50C-407E-A947-70E740481C1C}">
+                          <a14:useLocalDpi xmlns:a14="http://schemas.microsoft.com/office/drawing/2010/main" val="0"/>
+                        </a:ext>
+                      </a:extLst>
+                    </a:blip>
+                    <a:stretch>
+                      <a:fillRect/>
+                    </a:stretch>
+                  </pic:blipFill>
+                  <pic:spPr>
+                    <a:xfrm>
+                      <a:off x="0" y="0"/>
+                      <a:ext cx="5047354" cy="1735837"/>
+                    </a:xfrm>
+                    <a:prstGeom prst="rect">
+                      <a:avLst/>
+                    </a:prstGeom>
+                  </pic:spPr>
+                </pic:pic>
+              </a:graphicData>
+            </a:graphic>
+          </wp:inline>
+        </w:drawing>
+      </w:r>
+    </w:p>
+    <w:p>
+      <w:pPr>
+        <w:pStyle w:val="Caption"/>
+        <w:rPr>
+          <w:rFonts w:ascii="Times New Roman" w:hAnsi="Times New Roman" w:cs="Times New Roman"/>
+        </w:rPr>
+      </w:pPr>
+      <w:r>
+        <w:rPr>
+          <w:rFonts w:ascii="Times New Roman" w:hAnsi="Times New Roman" w:cs="Times New Roman"/>
+        </w:rPr>
+        <w:t xml:space="preserve">Figure </w:t>
+      </w:r>
+      <w:r>
+        <w:rPr>
+          <w:rFonts w:ascii="Times New Roman" w:hAnsi="Times New Roman" w:cs="Times New Roman"/>
+        </w:rPr>
+        <w:fldChar w:fldCharType="begin"/>
+      </w:r>
+      <w:r>
+        <w:rPr>
+          <w:rFonts w:ascii="Times New Roman" w:hAnsi="Times New Roman" w:cs="Times New Roman"/>
+        </w:rPr>
+        <w:instrText xml:space="preserve"> SEQ Figure \* ARABIC </w:instrText>
+      </w:r>
+      <w:r>
+        <w:rPr>
+          <w:rFonts w:ascii="Times New Roman" w:hAnsi="Times New Roman" w:cs="Times New Roman"/>
+        </w:rPr>
+        <w:fldChar w:fldCharType="separate"/>
+      </w:r>
+      <w:r>
+        <w:rPr>
+          <w:rFonts w:ascii="Times New Roman" w:hAnsi="Times New Roman" w:cs="Times New Roman"/>
+          <w:noProof/>
+        </w:rPr>
+        <w:t>30</w:t>
+      </w:r>
+      <w:r>
+        <w:rPr>
+          <w:rFonts w:ascii="Times New Roman" w:hAnsi="Times New Roman" w:cs="Times New Roman"/>
+          <w:noProof/>
+        </w:rPr>
+        <w:fldChar w:fldCharType="end"/>
+      </w:r>
+      <w:r>
+        <w:rPr>
+          <w:rFonts w:ascii="Times New Roman" w:hAnsi="Times New Roman" w:cs="Times New Roman"/>
+        </w:rPr>
+        <w:t>: Deleting Student Records</w:t>
+      </w:r>
+    </w:p>
+    <w:p>
+      <w:pPr>
+        <w:rPr>
+          <w:rFonts w:ascii="Times New Roman" w:hAnsi="Times New Roman" w:cs="Times New Roman"/>
+        </w:rPr>
+      </w:pPr>
+    </w:p>
+    <w:p>
+      <w:pPr>
+        <w:pStyle w:val="Heading2"/>
+        <w:rPr>
+          <w:rFonts w:ascii="Times New Roman" w:hAnsi="Times New Roman" w:cs="Times New Roman"/>
+          <w:sz w:val="24"/>
+          <w:szCs w:val="24"/>
+        </w:rPr>
+      </w:pPr>
+      <w:r>
+        <w:rPr>
+          <w:rFonts w:ascii="Times New Roman" w:hAnsi="Times New Roman" w:cs="Times New Roman"/>
+          <w:sz w:val="24"/>
+          <w:szCs w:val="24"/>
+        </w:rPr>
+        <w:lastRenderedPageBreak/>
+        <w:t xml:space="preserve">6.2 </w:t>
+      </w:r>
+      <w:r>
+        <w:rPr>
+          <w:rFonts w:ascii="Times New Roman" w:hAnsi="Times New Roman" w:cs="Times New Roman"/>
+          <w:sz w:val="24"/>
+          <w:szCs w:val="24"/>
+        </w:rPr>
+        <w:t>Practical Task 3 (Challenge</w:t>
+      </w:r>
+      <w:r>
+        <w:rPr>
+          <w:rFonts w:ascii="Times New Roman" w:hAnsi="Times New Roman" w:cs="Times New Roman"/>
+          <w:sz w:val="24"/>
+          <w:szCs w:val="24"/>
+        </w:rPr>
+        <w:t xml:space="preserve"> Task)</w:t>
+      </w:r>
+    </w:p>
+    <w:p>
+      <w:pPr>
+        <w:pStyle w:val="Heading2"/>
+        <w:rPr>
+          <w:rFonts w:ascii="Times New Roman" w:hAnsi="Times New Roman" w:cs="Times New Roman"/>
+          <w:sz w:val="24"/>
+          <w:szCs w:val="24"/>
+        </w:rPr>
+      </w:pPr>
+      <w:r>
+        <w:rPr>
+          <w:rFonts w:ascii="Times New Roman" w:hAnsi="Times New Roman" w:cs="Times New Roman"/>
+          <w:sz w:val="24"/>
+          <w:szCs w:val="24"/>
+        </w:rPr>
+        <w:t>Employee Records Management System</w:t>
+      </w:r>
+    </w:p>
+    <w:p>
+      <w:pPr>
+        <w:rPr>
+          <w:rFonts w:ascii="Times New Roman" w:hAnsi="Times New Roman" w:cs="Times New Roman"/>
+        </w:rPr>
+      </w:pPr>
+    </w:p>
+    <w:p>
+      <w:pPr>
+        <w:rPr>
+          <w:rFonts w:ascii="Times New Roman" w:hAnsi="Times New Roman" w:cs="Times New Roman"/>
+        </w:rPr>
+      </w:pPr>
+      <w:r>
+        <w:rPr>
+          <w:rFonts w:ascii="Times New Roman" w:hAnsi="Times New Roman" w:cs="Times New Roman"/>
+          <w:noProof/>
+        </w:rPr>
+        <w:drawing>
+          <wp:inline distT="0" distB="0" distL="0" distR="0" wp14:anchorId="5FB9FB85" wp14:editId="73DC1DBD">
+            <wp:extent cx="4910667" cy="2762250"/>
+            <wp:effectExtent l="0" t="0" r="4445" b="0"/>
+            <wp:docPr id="1621984872" name="Picture 1"/>
+            <wp:cNvGraphicFramePr>
+              <a:graphicFrameLocks xmlns:a="http://schemas.openxmlformats.org/drawingml/2006/main" noChangeAspect="1"/>
+            </wp:cNvGraphicFramePr>
+            <a:graphic xmlns:a="http://schemas.openxmlformats.org/drawingml/2006/main">
+              <a:graphicData uri="http://schemas.openxmlformats.org/drawingml/2006/picture">
+                <pic:pic xmlns:pic="http://schemas.openxmlformats.org/drawingml/2006/picture">
+                  <pic:nvPicPr>
+                    <pic:cNvPr id="1621984872" name=""/>
+                    <pic:cNvPicPr/>
+                  </pic:nvPicPr>
+                  <pic:blipFill>
+                    <a:blip r:embed="rId38"/>
+                    <a:stretch>
+                      <a:fillRect/>
+                    </a:stretch>
+                  </pic:blipFill>
+                  <pic:spPr>
+                    <a:xfrm>
+                      <a:off x="0" y="0"/>
+                      <a:ext cx="4910667" cy="2762250"/>
+                    </a:xfrm>
+                    <a:prstGeom prst="rect">
+                      <a:avLst/>
+                    </a:prstGeom>
+                  </pic:spPr>
+                </pic:pic>
+              </a:graphicData>
+            </a:graphic>
+          </wp:inline>
+        </w:drawing>
+      </w:r>
+    </w:p>
+    <w:p>
+      <w:pPr>
+        <w:pStyle w:val="Caption"/>
+        <w:rPr>
+          <w:rFonts w:ascii="Times New Roman" w:hAnsi="Times New Roman" w:cs="Times New Roman"/>
+        </w:rPr>
+      </w:pPr>
+      <w:r>
+        <w:rPr>
+          <w:rFonts w:ascii="Times New Roman" w:hAnsi="Times New Roman" w:cs="Times New Roman"/>
+        </w:rPr>
+        <w:t xml:space="preserve">Figure </w:t>
+      </w:r>
+      <w:r>
+        <w:rPr>
+          <w:rFonts w:ascii="Times New Roman" w:hAnsi="Times New Roman" w:cs="Times New Roman"/>
+        </w:rPr>
+        <w:fldChar w:fldCharType="begin"/>
+      </w:r>
+      <w:r>
+        <w:rPr>
+          <w:rFonts w:ascii="Times New Roman" w:hAnsi="Times New Roman" w:cs="Times New Roman"/>
+        </w:rPr>
+        <w:instrText xml:space="preserve"> SEQ Figure \* ARABIC </w:instrText>
+      </w:r>
+      <w:r>
+        <w:rPr>
+          <w:rFonts w:ascii="Times New Roman" w:hAnsi="Times New Roman" w:cs="Times New Roman"/>
+        </w:rPr>
+        <w:fldChar w:fldCharType="separate"/>
+      </w:r>
+      <w:r>
+        <w:rPr>
+          <w:rFonts w:ascii="Times New Roman" w:hAnsi="Times New Roman" w:cs="Times New Roman"/>
+          <w:noProof/>
+        </w:rPr>
+        <w:t>31</w:t>
+      </w:r>
+      <w:r>
+        <w:rPr>
+          <w:rFonts w:ascii="Times New Roman" w:hAnsi="Times New Roman" w:cs="Times New Roman"/>
+          <w:noProof/>
+        </w:rPr>
+        <w:fldChar w:fldCharType="end"/>
+      </w:r>
+      <w:r>
+        <w:rPr>
+          <w:rFonts w:ascii="Times New Roman" w:hAnsi="Times New Roman" w:cs="Times New Roman"/>
+        </w:rPr>
+        <w:t>: Structure of the Employees Database Table</w:t>
+      </w:r>
+    </w:p>
+    <w:p>
+      <w:pPr>
+        <w:rPr>
+          <w:rFonts w:ascii="Times New Roman" w:hAnsi="Times New Roman" w:cs="Times New Roman"/>
+        </w:rPr>
+      </w:pPr>
+    </w:p>
+    <w:p>
+      <w:pPr>
+        <w:rPr>
+          <w:rFonts w:ascii="Times New Roman" w:hAnsi="Times New Roman" w:cs="Times New Roman"/>
+        </w:rPr>
+      </w:pPr>
+      <w:r>
+        <w:rPr>
+          <w:rFonts w:ascii="Times New Roman" w:hAnsi="Times New Roman" w:cs="Times New Roman"/>
+          <w:noProof/>
+        </w:rPr>
+        <w:drawing>
+          <wp:inline distT="0" distB="0" distL="0" distR="0" wp14:anchorId="062BCAEC" wp14:editId="33CB47C3">
+            <wp:extent cx="3625850" cy="3448050"/>
+            <wp:effectExtent l="0" t="0" r="0" b="0"/>
+            <wp:docPr id="379238036" name="Picture 1"/>
+            <wp:cNvGraphicFramePr>
+              <a:graphicFrameLocks xmlns:a="http://schemas.openxmlformats.org/drawingml/2006/main" noChangeAspect="1"/>
+            </wp:cNvGraphicFramePr>
+            <a:graphic xmlns:a="http://schemas.openxmlformats.org/drawingml/2006/main">
+              <a:graphicData uri="http://schemas.openxmlformats.org/drawingml/2006/picture">
+                <pic:pic xmlns:pic="http://schemas.openxmlformats.org/drawingml/2006/picture">
+                  <pic:nvPicPr>
+                    <pic:cNvPr id="379238036" name=""/>
+                    <pic:cNvPicPr/>
+                  </pic:nvPicPr>
+                  <pic:blipFill>
+                    <a:blip r:embed="rId39"/>
+                    <a:stretch>
+                      <a:fillRect/>
+                    </a:stretch>
+                  </pic:blipFill>
+                  <pic:spPr>
+                    <a:xfrm>
+                      <a:off x="0" y="0"/>
+                      <a:ext cx="3641749" cy="3463169"/>
+                    </a:xfrm>
+                    <a:prstGeom prst="rect">
+                      <a:avLst/>
+                    </a:prstGeom>
+                  </pic:spPr>
+                </pic:pic>
+              </a:graphicData>
+            </a:graphic>
+          </wp:inline>
+        </w:drawing>
+      </w:r>
+    </w:p>
+    <w:p>
+      <w:pPr>
+        <w:pStyle w:val="Caption"/>
+        <w:rPr>
+          <w:rFonts w:ascii="Times New Roman" w:hAnsi="Times New Roman" w:cs="Times New Roman"/>
+        </w:rPr>
+      </w:pPr>
+      <w:r>
+        <w:rPr>
+          <w:rFonts w:ascii="Times New Roman" w:hAnsi="Times New Roman" w:cs="Times New Roman"/>
+        </w:rPr>
+        <w:t xml:space="preserve">Figure </w:t>
+      </w:r>
+      <w:r>
+        <w:rPr>
+          <w:rFonts w:ascii="Times New Roman" w:hAnsi="Times New Roman" w:cs="Times New Roman"/>
+        </w:rPr>
+        <w:fldChar w:fldCharType="begin"/>
+      </w:r>
+      <w:r>
+        <w:rPr>
+          <w:rFonts w:ascii="Times New Roman" w:hAnsi="Times New Roman" w:cs="Times New Roman"/>
+        </w:rPr>
+        <w:instrText xml:space="preserve"> SEQ Figure \* ARABIC </w:instrText>
+      </w:r>
+      <w:r>
+        <w:rPr>
+          <w:rFonts w:ascii="Times New Roman" w:hAnsi="Times New Roman" w:cs="Times New Roman"/>
+        </w:rPr>
+        <w:fldChar w:fldCharType="separate"/>
+      </w:r>
+      <w:r>
+        <w:rPr>
+          <w:rFonts w:ascii="Times New Roman" w:hAnsi="Times New Roman" w:cs="Times New Roman"/>
+          <w:noProof/>
+        </w:rPr>
+        <w:t>32</w:t>
+      </w:r>
+      <w:r>
+        <w:rPr>
+          <w:rFonts w:ascii="Times New Roman" w:hAnsi="Times New Roman" w:cs="Times New Roman"/>
+          <w:noProof/>
+        </w:rPr>
+        <w:fldChar w:fldCharType="end"/>
+      </w:r>
+      <w:r>
+        <w:rPr>
+          <w:rFonts w:ascii="Times New Roman" w:hAnsi="Times New Roman" w:cs="Times New Roman"/>
+        </w:rPr>
+        <w:t>: : Employee Registration Form</w:t>
+      </w:r>
+    </w:p>
+    <w:p>
+      <w:pPr>
+        <w:rPr>
+          <w:rFonts w:ascii="Times New Roman" w:hAnsi="Times New Roman" w:cs="Times New Roman"/>
+        </w:rPr>
+      </w:pPr>
+      <w:r>
+        <w:rPr>
+          <w:rFonts w:ascii="Times New Roman" w:hAnsi="Times New Roman" w:cs="Times New Roman"/>
+          <w:noProof/>
+        </w:rPr>
+        <w:lastRenderedPageBreak/>
+        <w:drawing>
+          <wp:inline distT="0" distB="0" distL="0" distR="0" wp14:anchorId="37BEC8B8" wp14:editId="6140ADF8">
+            <wp:extent cx="3448050" cy="3422650"/>
+            <wp:effectExtent l="0" t="0" r="0" b="6350"/>
+            <wp:docPr id="240523829" name="Picture 1"/>
+            <wp:cNvGraphicFramePr>
+              <a:graphicFrameLocks xmlns:a="http://schemas.openxmlformats.org/drawingml/2006/main" noChangeAspect="1"/>
+            </wp:cNvGraphicFramePr>
+            <a:graphic xmlns:a="http://schemas.openxmlformats.org/drawingml/2006/main">
+              <a:graphicData uri="http://schemas.openxmlformats.org/drawingml/2006/picture">
+                <pic:pic xmlns:pic="http://schemas.openxmlformats.org/drawingml/2006/picture">
+                  <pic:nvPicPr>
+                    <pic:cNvPr id="240523829" name=""/>
+                    <pic:cNvPicPr/>
+                  </pic:nvPicPr>
+                  <pic:blipFill>
+                    <a:blip r:embed="rId40"/>
+                    <a:stretch>
+                      <a:fillRect/>
+                    </a:stretch>
+                  </pic:blipFill>
+                  <pic:spPr>
+                    <a:xfrm>
+                      <a:off x="0" y="0"/>
+                      <a:ext cx="3454750" cy="3429301"/>
+                    </a:xfrm>
+                    <a:prstGeom prst="rect">
+                      <a:avLst/>
+                    </a:prstGeom>
+                  </pic:spPr>
+                </pic:pic>
+              </a:graphicData>
+            </a:graphic>
+          </wp:inline>
+        </w:drawing>
+      </w:r>
+    </w:p>
+    <w:p>
+      <w:pPr>
+        <w:pStyle w:val="Caption"/>
+        <w:rPr>
+          <w:rFonts w:ascii="Times New Roman" w:hAnsi="Times New Roman" w:cs="Times New Roman"/>
+        </w:rPr>
+      </w:pPr>
+      <w:r>
+        <w:rPr>
+          <w:rFonts w:ascii="Times New Roman" w:hAnsi="Times New Roman" w:cs="Times New Roman"/>
+        </w:rPr>
+        <w:t xml:space="preserve">Figure </w:t>
+      </w:r>
+      <w:r>
+        <w:rPr>
+          <w:rFonts w:ascii="Times New Roman" w:hAnsi="Times New Roman" w:cs="Times New Roman"/>
+        </w:rPr>
+        <w:fldChar w:fldCharType="begin"/>
+      </w:r>
+      <w:r>
+        <w:rPr>
+          <w:rFonts w:ascii="Times New Roman" w:hAnsi="Times New Roman" w:cs="Times New Roman"/>
+        </w:rPr>
+        <w:instrText xml:space="preserve"> SEQ Figure \* ARABIC </w:instrText>
+      </w:r>
+      <w:r>
+        <w:rPr>
+          <w:rFonts w:ascii="Times New Roman" w:hAnsi="Times New Roman" w:cs="Times New Roman"/>
+        </w:rPr>
+        <w:fldChar w:fldCharType="separate"/>
+      </w:r>
+      <w:r>
+        <w:rPr>
+          <w:rFonts w:ascii="Times New Roman" w:hAnsi="Times New Roman" w:cs="Times New Roman"/>
+          <w:noProof/>
+        </w:rPr>
+        <w:t>33</w:t>
+      </w:r>
+      <w:r>
+        <w:rPr>
+          <w:rFonts w:ascii="Times New Roman" w:hAnsi="Times New Roman" w:cs="Times New Roman"/>
+          <w:noProof/>
+        </w:rPr>
+        <w:fldChar w:fldCharType="end"/>
+      </w:r>
+      <w:r>
+        <w:rPr>
+          <w:rFonts w:ascii="Times New Roman" w:hAnsi="Times New Roman" w:cs="Times New Roman"/>
+        </w:rPr>
+        <w:t>: : Employee Login Page</w:t>
+      </w:r>
+    </w:p>
+    <w:p>
+      <w:pPr>
+        <w:rPr>
+          <w:rFonts w:ascii="Times New Roman" w:hAnsi="Times New Roman" w:cs="Times New Roman"/>
+        </w:rPr>
+      </w:pPr>
+    </w:p>
+    <w:p>
+      <w:pPr>
+        <w:rPr>
+          <w:rFonts w:ascii="Times New Roman" w:hAnsi="Times New Roman" w:cs="Times New Roman"/>
+        </w:rPr>
+      </w:pPr>
+      <w:r>
+        <w:rPr>
+          <w:rFonts w:ascii="Times New Roman" w:hAnsi="Times New Roman" w:cs="Times New Roman"/>
+          <w:noProof/>
+        </w:rPr>
+        <w:drawing>
+          <wp:inline distT="0" distB="0" distL="0" distR="0" wp14:anchorId="79FB37FF" wp14:editId="2C40F854">
+            <wp:extent cx="4446950" cy="2692400"/>
+            <wp:effectExtent l="0" t="0" r="0" b="0"/>
+            <wp:docPr id="1857957846" name="Picture 1"/>
+            <wp:cNvGraphicFramePr>
+              <a:graphicFrameLocks xmlns:a="http://schemas.openxmlformats.org/drawingml/2006/main" noChangeAspect="1"/>
+            </wp:cNvGraphicFramePr>
+            <a:graphic xmlns:a="http://schemas.openxmlformats.org/drawingml/2006/main">
+              <a:graphicData uri="http://schemas.openxmlformats.org/drawingml/2006/picture">
+                <pic:pic xmlns:pic="http://schemas.openxmlformats.org/drawingml/2006/picture">
+                  <pic:nvPicPr>
+                    <pic:cNvPr id="1857957846" name=""/>
+                    <pic:cNvPicPr/>
+                  </pic:nvPicPr>
+                  <pic:blipFill>
+                    <a:blip r:embed="rId41"/>
+                    <a:stretch>
+                      <a:fillRect/>
+                    </a:stretch>
+                  </pic:blipFill>
+                  <pic:spPr>
+                    <a:xfrm>
+                      <a:off x="0" y="0"/>
+                      <a:ext cx="4453866" cy="2696587"/>
+                    </a:xfrm>
+                    <a:prstGeom prst="rect">
+                      <a:avLst/>
+                    </a:prstGeom>
+                  </pic:spPr>
+                </pic:pic>
+              </a:graphicData>
+            </a:graphic>
+          </wp:inline>
+        </w:drawing>
+      </w:r>
+    </w:p>
+    <w:p>
+      <w:pPr>
+        <w:pStyle w:val="Caption"/>
+        <w:rPr>
+          <w:rFonts w:ascii="Times New Roman" w:hAnsi="Times New Roman" w:cs="Times New Roman"/>
+        </w:rPr>
+      </w:pPr>
+      <w:r>
+        <w:rPr>
+          <w:rFonts w:ascii="Times New Roman" w:hAnsi="Times New Roman" w:cs="Times New Roman"/>
+        </w:rPr>
+        <w:t xml:space="preserve">Figure </w:t>
+      </w:r>
+      <w:r>
+        <w:rPr>
+          <w:rFonts w:ascii="Times New Roman" w:hAnsi="Times New Roman" w:cs="Times New Roman"/>
+        </w:rPr>
+        <w:fldChar w:fldCharType="begin"/>
+      </w:r>
+      <w:r>
+        <w:rPr>
+          <w:rFonts w:ascii="Times New Roman" w:hAnsi="Times New Roman" w:cs="Times New Roman"/>
+        </w:rPr>
+        <w:instrText xml:space="preserve"> SEQ Figure \* ARABIC </w:instrText>
+      </w:r>
+      <w:r>
+        <w:rPr>
+          <w:rFonts w:ascii="Times New Roman" w:hAnsi="Times New Roman" w:cs="Times New Roman"/>
+        </w:rPr>
+        <w:fldChar w:fldCharType="separate"/>
+      </w:r>
+      <w:r>
+        <w:rPr>
+          <w:rFonts w:ascii="Times New Roman" w:hAnsi="Times New Roman" w:cs="Times New Roman"/>
+          <w:noProof/>
+        </w:rPr>
+        <w:t>34</w:t>
+      </w:r>
+      <w:r>
+        <w:rPr>
+          <w:rFonts w:ascii="Times New Roman" w:hAnsi="Times New Roman" w:cs="Times New Roman"/>
+          <w:noProof/>
+        </w:rPr>
+        <w:fldChar w:fldCharType="end"/>
+      </w:r>
+      <w:r>
+        <w:rPr>
+          <w:rFonts w:ascii="Times New Roman" w:hAnsi="Times New Roman" w:cs="Times New Roman"/>
+        </w:rPr>
+        <w:t>: Employee Dashboard after Successful Login</w:t>
+      </w:r>
+    </w:p>
+    <w:p>
+      <w:pPr>
+        <w:rPr>
+          <w:rFonts w:ascii="Times New Roman" w:hAnsi="Times New Roman" w:cs="Times New Roman"/>
+        </w:rPr>
+      </w:pPr>
+    </w:p>
+    <w:p>
+      <w:pPr>
+        <w:rPr>
+          <w:rFonts w:ascii="Times New Roman" w:hAnsi="Times New Roman" w:cs="Times New Roman"/>
+        </w:rPr>
+      </w:pPr>
+      <w:r>
+        <w:rPr>
+          <w:rFonts w:ascii="Times New Roman" w:hAnsi="Times New Roman" w:cs="Times New Roman"/>
+          <w:noProof/>
+        </w:rPr>
+        <w:lastRenderedPageBreak/>
+        <w:drawing>
+          <wp:inline distT="0" distB="0" distL="0" distR="0" wp14:anchorId="379603CC" wp14:editId="77F7675C">
+            <wp:extent cx="5101267" cy="2641600"/>
+            <wp:effectExtent l="0" t="0" r="4445" b="6350"/>
+            <wp:docPr id="1046484093" name="Picture 1"/>
+            <wp:cNvGraphicFramePr>
+              <a:graphicFrameLocks xmlns:a="http://schemas.openxmlformats.org/drawingml/2006/main" noChangeAspect="1"/>
+            </wp:cNvGraphicFramePr>
+            <a:graphic xmlns:a="http://schemas.openxmlformats.org/drawingml/2006/main">
+              <a:graphicData uri="http://schemas.openxmlformats.org/drawingml/2006/picture">
+                <pic:pic xmlns:pic="http://schemas.openxmlformats.org/drawingml/2006/picture">
+                  <pic:nvPicPr>
+                    <pic:cNvPr id="1046484093" name=""/>
+                    <pic:cNvPicPr/>
+                  </pic:nvPicPr>
+                  <pic:blipFill>
+                    <a:blip r:embed="rId42"/>
+                    <a:stretch>
+                      <a:fillRect/>
+                    </a:stretch>
+                  </pic:blipFill>
+                  <pic:spPr>
+                    <a:xfrm>
+                      <a:off x="0" y="0"/>
+                      <a:ext cx="5111200" cy="2646743"/>
+                    </a:xfrm>
+                    <a:prstGeom prst="rect">
+                      <a:avLst/>
+                    </a:prstGeom>
+                  </pic:spPr>
+                </pic:pic>
+              </a:graphicData>
+            </a:graphic>
+          </wp:inline>
+        </w:drawing>
+      </w:r>
+    </w:p>
+    <w:p>
+      <w:pPr>
+        <w:pStyle w:val="Caption"/>
+        <w:rPr>
+          <w:rFonts w:ascii="Times New Roman" w:hAnsi="Times New Roman" w:cs="Times New Roman"/>
+        </w:rPr>
+      </w:pPr>
+      <w:r>
+        <w:rPr>
+          <w:rFonts w:ascii="Times New Roman" w:hAnsi="Times New Roman" w:cs="Times New Roman"/>
+        </w:rPr>
+        <w:t xml:space="preserve">Figure </w:t>
+      </w:r>
+      <w:r>
+        <w:rPr>
+          <w:rFonts w:ascii="Times New Roman" w:hAnsi="Times New Roman" w:cs="Times New Roman"/>
+        </w:rPr>
+        <w:fldChar w:fldCharType="begin"/>
+      </w:r>
+      <w:r>
+        <w:rPr>
+          <w:rFonts w:ascii="Times New Roman" w:hAnsi="Times New Roman" w:cs="Times New Roman"/>
+        </w:rPr>
+        <w:instrText xml:space="preserve"> SEQ Figure \* ARABIC </w:instrText>
+      </w:r>
+      <w:r>
+        <w:rPr>
+          <w:rFonts w:ascii="Times New Roman" w:hAnsi="Times New Roman" w:cs="Times New Roman"/>
+        </w:rPr>
+        <w:fldChar w:fldCharType="separate"/>
+      </w:r>
+      <w:r>
+        <w:rPr>
+          <w:rFonts w:ascii="Times New Roman" w:hAnsi="Times New Roman" w:cs="Times New Roman"/>
+          <w:noProof/>
+        </w:rPr>
+        <w:t>35</w:t>
+      </w:r>
+      <w:r>
+        <w:rPr>
+          <w:rFonts w:ascii="Times New Roman" w:hAnsi="Times New Roman" w:cs="Times New Roman"/>
+          <w:noProof/>
+        </w:rPr>
+        <w:fldChar w:fldCharType="end"/>
+      </w:r>
+      <w:r>
+        <w:rPr>
+          <w:rFonts w:ascii="Times New Roman" w:hAnsi="Times New Roman" w:cs="Times New Roman"/>
+        </w:rPr>
+        <w:t>: Employee Records Display with CRUD Operations</w:t>
+      </w:r>
+    </w:p>
+    <w:p>
+      <w:pPr>
+        <w:rPr>
+          <w:rFonts w:ascii="Times New Roman" w:hAnsi="Times New Roman" w:cs="Times New Roman"/>
+        </w:rPr>
+      </w:pPr>
+    </w:p>
+    <w:p>
+      <w:pPr>
+        <w:pStyle w:val="Caption"/>
+        <w:rPr>
+          <w:rFonts w:ascii="Times New Roman" w:hAnsi="Times New Roman" w:cs="Times New Roman"/>
+        </w:rPr>
+      </w:pPr>
+      <w:r>
+        <w:rPr>
+          <w:rFonts w:ascii="Times New Roman" w:hAnsi="Times New Roman" w:cs="Times New Roman"/>
+          <w:noProof/>
+        </w:rPr>
+        <w:drawing>
+          <wp:inline distT="0" distB="0" distL="0" distR="0" wp14:anchorId="7595DE8E" wp14:editId="7F10D391">
+            <wp:extent cx="4025900" cy="3860800"/>
+            <wp:effectExtent l="0" t="0" r="0" b="6350"/>
+            <wp:docPr id="2126958291" name="Picture 1"/>
+            <wp:cNvGraphicFramePr>
+              <a:graphicFrameLocks xmlns:a="http://schemas.openxmlformats.org/drawingml/2006/main" noChangeAspect="1"/>
+            </wp:cNvGraphicFramePr>
+            <a:graphic xmlns:a="http://schemas.openxmlformats.org/drawingml/2006/main">
+              <a:graphicData uri="http://schemas.openxmlformats.org/drawingml/2006/picture">
+                <pic:pic xmlns:pic="http://schemas.openxmlformats.org/drawingml/2006/picture">
+                  <pic:nvPicPr>
+                    <pic:cNvPr id="2126958291" name=""/>
+                    <pic:cNvPicPr/>
+                  </pic:nvPicPr>
+                  <pic:blipFill>
+                    <a:blip r:embed="rId43"/>
+                    <a:stretch>
+                      <a:fillRect/>
+                    </a:stretch>
+                  </pic:blipFill>
+                  <pic:spPr>
+                    <a:xfrm>
+                      <a:off x="0" y="0"/>
+                      <a:ext cx="4032325" cy="3866962"/>
+                    </a:xfrm>
+                    <a:prstGeom prst="rect">
+                      <a:avLst/>
+                    </a:prstGeom>
+                  </pic:spPr>
+                </pic:pic>
+              </a:graphicData>
+            </a:graphic>
+          </wp:inline>
+        </w:drawing>
+      </w:r>
+    </w:p>
+    <w:p>
+      <w:pPr>
+        <w:pStyle w:val="Caption"/>
+        <w:rPr>
+          <w:rFonts w:ascii="Times New Roman" w:hAnsi="Times New Roman" w:cs="Times New Roman"/>
+        </w:rPr>
+      </w:pPr>
+      <w:r>
+        <w:rPr>
+          <w:rFonts w:ascii="Times New Roman" w:hAnsi="Times New Roman" w:cs="Times New Roman"/>
+        </w:rPr>
+        <w:t xml:space="preserve">Figure </w:t>
+      </w:r>
+      <w:r>
+        <w:rPr>
+          <w:rFonts w:ascii="Times New Roman" w:hAnsi="Times New Roman" w:cs="Times New Roman"/>
+        </w:rPr>
+        <w:fldChar w:fldCharType="begin"/>
+      </w:r>
+      <w:r>
+        <w:rPr>
+          <w:rFonts w:ascii="Times New Roman" w:hAnsi="Times New Roman" w:cs="Times New Roman"/>
+        </w:rPr>
+        <w:instrText xml:space="preserve"> SEQ Figure \* ARABIC </w:instrText>
+      </w:r>
+      <w:r>
+        <w:rPr>
+          <w:rFonts w:ascii="Times New Roman" w:hAnsi="Times New Roman" w:cs="Times New Roman"/>
+        </w:rPr>
+        <w:fldChar w:fldCharType="separate"/>
+      </w:r>
+      <w:r>
+        <w:rPr>
+          <w:rFonts w:ascii="Times New Roman" w:hAnsi="Times New Roman" w:cs="Times New Roman"/>
+          <w:noProof/>
+        </w:rPr>
+        <w:t>36</w:t>
+      </w:r>
+      <w:r>
+        <w:rPr>
+          <w:rFonts w:ascii="Times New Roman" w:hAnsi="Times New Roman" w:cs="Times New Roman"/>
+          <w:noProof/>
+        </w:rPr>
+        <w:fldChar w:fldCharType="end"/>
+      </w:r>
+      <w:r>
+        <w:rPr>
+          <w:rFonts w:ascii="Times New Roman" w:hAnsi="Times New Roman" w:cs="Times New Roman"/>
+        </w:rPr>
+        <w:t>: Employee Information Update Form</w:t>
+      </w:r>
+    </w:p>
+    <w:p>
+      <w:pPr>
+        <w:rPr>
+          <w:rFonts w:ascii="Times New Roman" w:hAnsi="Times New Roman" w:cs="Times New Roman"/>
+        </w:rPr>
+      </w:pPr>
+    </w:p>
+    <w:p>
+      <w:pPr>
+        <w:rPr>
+          <w:rFonts w:ascii="Times New Roman" w:hAnsi="Times New Roman" w:cs="Times New Roman"/>
+        </w:rPr>
+      </w:pPr>
+      <w:r>
+        <w:rPr>
+          <w:rFonts w:ascii="Times New Roman" w:hAnsi="Times New Roman" w:cs="Times New Roman"/>
+          <w:noProof/>
+        </w:rPr>
+        <w:lastRenderedPageBreak/>
+        <w:drawing>
+          <wp:inline distT="0" distB="0" distL="0" distR="0" wp14:anchorId="2E235915" wp14:editId="67C484B4">
+            <wp:extent cx="4483100" cy="1727143"/>
+            <wp:effectExtent l="0" t="0" r="0" b="6985"/>
+            <wp:docPr id="1191326421" name="Picture 1"/>
+            <wp:cNvGraphicFramePr>
+              <a:graphicFrameLocks xmlns:a="http://schemas.openxmlformats.org/drawingml/2006/main" noChangeAspect="1"/>
+            </wp:cNvGraphicFramePr>
+            <a:graphic xmlns:a="http://schemas.openxmlformats.org/drawingml/2006/main">
+              <a:graphicData uri="http://schemas.openxmlformats.org/drawingml/2006/picture">
+                <pic:pic xmlns:pic="http://schemas.openxmlformats.org/drawingml/2006/picture">
+                  <pic:nvPicPr>
+                    <pic:cNvPr id="1191326421" name=""/>
+                    <pic:cNvPicPr/>
+                  </pic:nvPicPr>
+                  <pic:blipFill>
+                    <a:blip r:embed="rId44"/>
+                    <a:stretch>
+                      <a:fillRect/>
+                    </a:stretch>
+                  </pic:blipFill>
+                  <pic:spPr>
+                    <a:xfrm>
+                      <a:off x="0" y="0"/>
+                      <a:ext cx="4502878" cy="1734763"/>
+                    </a:xfrm>
+                    <a:prstGeom prst="rect">
+                      <a:avLst/>
+                    </a:prstGeom>
+                  </pic:spPr>
+                </pic:pic>
+              </a:graphicData>
+            </a:graphic>
+          </wp:inline>
+        </w:drawing>
+      </w:r>
+    </w:p>
+    <w:p>
+      <w:pPr>
+        <w:pStyle w:val="Caption"/>
+        <w:rPr>
+          <w:rFonts w:ascii="Times New Roman" w:hAnsi="Times New Roman" w:cs="Times New Roman"/>
+        </w:rPr>
+      </w:pPr>
+      <w:r>
+        <w:rPr>
+          <w:rFonts w:ascii="Times New Roman" w:hAnsi="Times New Roman" w:cs="Times New Roman"/>
+        </w:rPr>
+        <w:t xml:space="preserve">Figure </w:t>
+      </w:r>
+      <w:r>
+        <w:rPr>
+          <w:rFonts w:ascii="Times New Roman" w:hAnsi="Times New Roman" w:cs="Times New Roman"/>
+        </w:rPr>
+        <w:fldChar w:fldCharType="begin"/>
+      </w:r>
+      <w:r>
+        <w:rPr>
+          <w:rFonts w:ascii="Times New Roman" w:hAnsi="Times New Roman" w:cs="Times New Roman"/>
+        </w:rPr>
+        <w:instrText xml:space="preserve"> SEQ Figure \* ARABIC </w:instrText>
+      </w:r>
+      <w:r>
+        <w:rPr>
+          <w:rFonts w:ascii="Times New Roman" w:hAnsi="Times New Roman" w:cs="Times New Roman"/>
+        </w:rPr>
+        <w:fldChar w:fldCharType="separate"/>
+      </w:r>
+      <w:r>
+        <w:rPr>
+          <w:rFonts w:ascii="Times New Roman" w:hAnsi="Times New Roman" w:cs="Times New Roman"/>
+          <w:noProof/>
+        </w:rPr>
+        <w:t>37</w:t>
+      </w:r>
+      <w:r>
+        <w:rPr>
+          <w:rFonts w:ascii="Times New Roman" w:hAnsi="Times New Roman" w:cs="Times New Roman"/>
+          <w:noProof/>
+        </w:rPr>
+        <w:fldChar w:fldCharType="end"/>
+      </w:r>
+      <w:r>
+        <w:rPr>
+          <w:rFonts w:ascii="Times New Roman" w:hAnsi="Times New Roman" w:cs="Times New Roman"/>
+        </w:rPr>
+        <w:t>: Employee Search Functionality</w:t>
+      </w:r>
+    </w:p>
+    <w:p>
+      <w:pPr>
+        <w:rPr>
+          <w:rFonts w:ascii="Times New Roman" w:hAnsi="Times New Roman" w:cs="Times New Roman"/>
+        </w:rPr>
+      </w:pPr>
+    </w:p>
+    <w:p>
+      <w:pPr>
+        <w:rPr>
+          <w:rFonts w:ascii="Times New Roman" w:hAnsi="Times New Roman" w:cs="Times New Roman"/>
+        </w:rPr>
+      </w:pPr>
+      <w:r>
+        <w:rPr>
+          <w:rFonts w:ascii="Times New Roman" w:hAnsi="Times New Roman" w:cs="Times New Roman"/>
+          <w:noProof/>
+        </w:rPr>
+        <w:drawing>
+          <wp:inline distT="0" distB="0" distL="0" distR="0" wp14:anchorId="34156795" wp14:editId="4D6895C4">
+            <wp:extent cx="4212244" cy="2590800"/>
+            <wp:effectExtent l="0" t="0" r="0" b="0"/>
+            <wp:docPr id="1683307436" name="Picture 1"/>
+            <wp:cNvGraphicFramePr>
+              <a:graphicFrameLocks xmlns:a="http://schemas.openxmlformats.org/drawingml/2006/main" noChangeAspect="1"/>
+            </wp:cNvGraphicFramePr>
+            <a:graphic xmlns:a="http://schemas.openxmlformats.org/drawingml/2006/main">
+              <a:graphicData uri="http://schemas.openxmlformats.org/drawingml/2006/picture">
+                <pic:pic xmlns:pic="http://schemas.openxmlformats.org/drawingml/2006/picture">
+                  <pic:nvPicPr>
+                    <pic:cNvPr id="1683307436" name=""/>
+                    <pic:cNvPicPr/>
+                  </pic:nvPicPr>
+                  <pic:blipFill>
+                    <a:blip r:embed="rId45"/>
+                    <a:stretch>
+                      <a:fillRect/>
+                    </a:stretch>
+                  </pic:blipFill>
+                  <pic:spPr>
+                    <a:xfrm>
+                      <a:off x="0" y="0"/>
+                      <a:ext cx="4222019" cy="2596812"/>
+                    </a:xfrm>
+                    <a:prstGeom prst="rect">
+                      <a:avLst/>
+                    </a:prstGeom>
+                  </pic:spPr>
+                </pic:pic>
+              </a:graphicData>
+            </a:graphic>
+          </wp:inline>
+        </w:drawing>
+      </w:r>
+    </w:p>
+    <w:p>
+      <w:pPr>
+        <w:pStyle w:val="Caption"/>
+        <w:rPr>
+          <w:rFonts w:ascii="Times New Roman" w:hAnsi="Times New Roman" w:cs="Times New Roman"/>
+        </w:rPr>
+      </w:pPr>
+      <w:r>
+        <w:rPr>
+          <w:rFonts w:ascii="Times New Roman" w:hAnsi="Times New Roman" w:cs="Times New Roman"/>
+        </w:rPr>
+        <w:t xml:space="preserve">Figure </w:t>
+      </w:r>
+      <w:r>
+        <w:rPr>
+          <w:rFonts w:ascii="Times New Roman" w:hAnsi="Times New Roman" w:cs="Times New Roman"/>
+        </w:rPr>
+        <w:fldChar w:fldCharType="begin"/>
+      </w:r>
+      <w:r>
+        <w:rPr>
+          <w:rFonts w:ascii="Times New Roman" w:hAnsi="Times New Roman" w:cs="Times New Roman"/>
+        </w:rPr>
+        <w:instrText xml:space="preserve"> SEQ Figure \* ARABIC </w:instrText>
+      </w:r>
+      <w:r>
+        <w:rPr>
+          <w:rFonts w:ascii="Times New Roman" w:hAnsi="Times New Roman" w:cs="Times New Roman"/>
+        </w:rPr>
+        <w:fldChar w:fldCharType="separate"/>
+      </w:r>
+      <w:r>
+        <w:rPr>
+          <w:rFonts w:ascii="Times New Roman" w:hAnsi="Times New Roman" w:cs="Times New Roman"/>
+          <w:noProof/>
+        </w:rPr>
+        <w:t>38</w:t>
+      </w:r>
+      <w:r>
+        <w:rPr>
+          <w:rFonts w:ascii="Times New Roman" w:hAnsi="Times New Roman" w:cs="Times New Roman"/>
+          <w:noProof/>
+        </w:rPr>
+        <w:fldChar w:fldCharType="end"/>
+      </w:r>
+      <w:r>
+        <w:rPr>
+          <w:rFonts w:ascii="Times New Roman" w:hAnsi="Times New Roman" w:cs="Times New Roman"/>
+        </w:rPr>
+        <w:t>: Employee Logout and Session Termination</w:t>
+      </w:r>
+    </w:p>
+    <w:p>
+      <w:pPr>
+        <w:rPr>
+          <w:rFonts w:ascii="Times New Roman" w:hAnsi="Times New Roman" w:cs="Times New Roman"/>
+        </w:rPr>
+      </w:pPr>
+    </w:p>
+    <w:p>
+      <w:pPr>
+        <w:pStyle w:val="Heading2"/>
+        <w:rPr>
+          <w:rFonts w:ascii="Times New Roman" w:hAnsi="Times New Roman" w:cs="Times New Roman"/>
+          <w:sz w:val="24"/>
+          <w:szCs w:val="24"/>
+        </w:rPr>
+      </w:pPr>
+      <w:r>
+        <w:rPr>
+          <w:rFonts w:ascii="Times New Roman" w:hAnsi="Times New Roman" w:cs="Times New Roman"/>
+          <w:sz w:val="24"/>
+          <w:szCs w:val="24"/>
+        </w:rPr>
+        <w:t xml:space="preserve">6.3 </w:t>
+      </w:r>
+      <w:r>
+        <w:rPr>
+          <w:rFonts w:ascii="Times New Roman" w:hAnsi="Times New Roman" w:cs="Times New Roman"/>
+          <w:sz w:val="24"/>
+          <w:szCs w:val="24"/>
+        </w:rPr>
+        <w:t xml:space="preserve">Reflection </w:t>
+      </w:r>
+    </w:p>
+    <w:p>
+      <w:pPr>
+        <w:rPr>
+          <w:rFonts w:ascii="Times New Roman" w:hAnsi="Times New Roman" w:cs="Times New Roman"/>
+          <w:sz w:val="24"/>
+          <w:szCs w:val="24"/>
+        </w:rPr>
+      </w:pPr>
+      <w:r>
+        <w:rPr>
+          <w:rFonts w:ascii="Times New Roman" w:hAnsi="Times New Roman" w:cs="Times New Roman"/>
+          <w:sz w:val="24"/>
+          <w:szCs w:val="24"/>
+        </w:rPr>
+        <w:t>This week, I connected PHP to a MySQL database and built an employee management system with CRUD features. I also implemented login, search, and session management, which improved my understanding of developing secure and dynamic web applications.</w:t>
+      </w:r>
+    </w:p>
     <w:sectPr>
       <w:pgSz w:w="12240" w:h="15840"/>
       <w:pgMar w:top="1440" w:right="1440" w:bottom="1440" w:left="1440" w:header="720" w:footer="720" w:gutter="0"/>
@@ -4343,6 +10874,7 @@
   <w:style w:type="character" w:default="1" w:styleId="DefaultParagraphFont">
     <w:name w:val="Default Paragraph Font"/>
     <w:uiPriority w:val="1"/>
+    <w:semiHidden/>
     <w:unhideWhenUsed/>
   </w:style>
   <w:style w:type="table" w:default="1" w:styleId="TableNormal">
